--- a/document-merge-service/kt_so/templatefiles/briefvorlage-an-gesuchstellerin.docx
+++ b/document-merge-service/kt_so/templatefiles/briefvorlage-an-gesuchstellerin.docx
@@ -40,12 +40,21 @@
                 <w:bCs/>
               </w:rPr>
             </w:pPr>
+            <w:proofErr w:type="gramStart"/>
             <w:r>
               <w:rPr>
                 <w:b/>
                 <w:bCs/>
               </w:rPr>
-              <w:t>{{ LEITBEHOERDE_NAME }}</w:t>
+              <w:t>{{ LEITBEHOERDE</w:t>
+            </w:r>
+            <w:proofErr w:type="gramEnd"/>
+            <w:r>
+              <w:rPr>
+                <w:b/>
+                <w:bCs/>
+              </w:rPr>
+              <w:t>_NAME }}</w:t>
             </w:r>
           </w:p>
           <w:sdt>
@@ -91,12 +100,21 @@
                 <w:szCs w:val="18"/>
               </w:rPr>
             </w:pPr>
-            <w:r>
-              <w:rPr>
-                <w:sz w:val="18"/>
-                <w:szCs w:val="18"/>
-              </w:rPr>
-              <w:t>{{ LEITBEHOERDE_ADRESSE_1 }}</w:t>
+            <w:proofErr w:type="gramStart"/>
+            <w:r>
+              <w:rPr>
+                <w:sz w:val="18"/>
+                <w:szCs w:val="18"/>
+              </w:rPr>
+              <w:t>{{ LEITBEHOERDE</w:t>
+            </w:r>
+            <w:proofErr w:type="gramEnd"/>
+            <w:r>
+              <w:rPr>
+                <w:sz w:val="18"/>
+                <w:szCs w:val="18"/>
+              </w:rPr>
+              <w:t>_ADRESSE_1 }}</w:t>
             </w:r>
           </w:p>
           <w:p>
@@ -107,12 +125,21 @@
                 <w:szCs w:val="18"/>
               </w:rPr>
             </w:pPr>
-            <w:r>
-              <w:rPr>
-                <w:sz w:val="18"/>
-                <w:szCs w:val="18"/>
-              </w:rPr>
-              <w:t>{{ LEITBEHOERDE_ADRESSE_2 }}</w:t>
+            <w:proofErr w:type="gramStart"/>
+            <w:r>
+              <w:rPr>
+                <w:sz w:val="18"/>
+                <w:szCs w:val="18"/>
+              </w:rPr>
+              <w:t>{{ LEITBEHOERDE</w:t>
+            </w:r>
+            <w:proofErr w:type="gramEnd"/>
+            <w:r>
+              <w:rPr>
+                <w:sz w:val="18"/>
+                <w:szCs w:val="18"/>
+              </w:rPr>
+              <w:t>_ADRESSE_2 }}</w:t>
             </w:r>
           </w:p>
         </w:tc>
@@ -155,7 +182,27 @@
                 <w:sz w:val="18"/>
                 <w:szCs w:val="18"/>
               </w:rPr>
-              <w:t>{%p for G in ALLE_GESUCHSTELLER_LISTE %}</w:t>
+              <w:t xml:space="preserve">{%p </w:t>
+            </w:r>
+            <w:proofErr w:type="spellStart"/>
+            <w:r>
+              <w:rPr>
+                <w:rFonts w:ascii="Consolas" w:hAnsi="Consolas" w:cs="Arial"/>
+                <w:color w:val="00B050"/>
+                <w:sz w:val="18"/>
+                <w:szCs w:val="18"/>
+              </w:rPr>
+              <w:t>for</w:t>
+            </w:r>
+            <w:proofErr w:type="spellEnd"/>
+            <w:r>
+              <w:rPr>
+                <w:rFonts w:ascii="Consolas" w:hAnsi="Consolas" w:cs="Arial"/>
+                <w:color w:val="00B050"/>
+                <w:sz w:val="18"/>
+                <w:szCs w:val="18"/>
+              </w:rPr>
+              <w:t xml:space="preserve"> G in ALLE_GESUCHSTELLER_LISTE %}</w:t>
             </w:r>
           </w:p>
           <w:p>
@@ -174,7 +221,49 @@
                 <w:sz w:val="18"/>
                 <w:szCs w:val="18"/>
               </w:rPr>
-              <w:t>{%p if loop.first %}</w:t>
+              <w:t xml:space="preserve">{%p </w:t>
+            </w:r>
+            <w:proofErr w:type="spellStart"/>
+            <w:r>
+              <w:rPr>
+                <w:rFonts w:ascii="Consolas" w:hAnsi="Consolas" w:cs="Arial"/>
+                <w:color w:val="00B050"/>
+                <w:sz w:val="18"/>
+                <w:szCs w:val="18"/>
+              </w:rPr>
+              <w:t>if</w:t>
+            </w:r>
+            <w:proofErr w:type="spellEnd"/>
+            <w:r>
+              <w:rPr>
+                <w:rFonts w:ascii="Consolas" w:hAnsi="Consolas" w:cs="Arial"/>
+                <w:color w:val="00B050"/>
+                <w:sz w:val="18"/>
+                <w:szCs w:val="18"/>
+              </w:rPr>
+              <w:t xml:space="preserve"> </w:t>
+            </w:r>
+            <w:proofErr w:type="spellStart"/>
+            <w:proofErr w:type="gramStart"/>
+            <w:r>
+              <w:rPr>
+                <w:rFonts w:ascii="Consolas" w:hAnsi="Consolas" w:cs="Arial"/>
+                <w:color w:val="00B050"/>
+                <w:sz w:val="18"/>
+                <w:szCs w:val="18"/>
+              </w:rPr>
+              <w:t>loop.first</w:t>
+            </w:r>
+            <w:proofErr w:type="spellEnd"/>
+            <w:proofErr w:type="gramEnd"/>
+            <w:r>
+              <w:rPr>
+                <w:rFonts w:ascii="Consolas" w:hAnsi="Consolas" w:cs="Arial"/>
+                <w:color w:val="00B050"/>
+                <w:sz w:val="18"/>
+                <w:szCs w:val="18"/>
+              </w:rPr>
+              <w:t xml:space="preserve"> %}</w:t>
             </w:r>
           </w:p>
           <w:p>
@@ -211,18 +300,43 @@
                 <w:sz w:val="18"/>
                 <w:szCs w:val="18"/>
               </w:rPr>
-              <w:t xml:space="preserve"> if G.NAME_JURISTISCHE_PERSON %}</w:t>
+              <w:t xml:space="preserve"> </w:t>
+            </w:r>
+            <w:proofErr w:type="spellStart"/>
+            <w:r>
+              <w:rPr>
+                <w:rFonts w:ascii="Consolas" w:hAnsi="Consolas"/>
+                <w:color w:val="00B050"/>
+                <w:sz w:val="18"/>
+                <w:szCs w:val="18"/>
+              </w:rPr>
+              <w:t>if</w:t>
+            </w:r>
+            <w:proofErr w:type="spellEnd"/>
+            <w:r>
+              <w:rPr>
+                <w:rFonts w:ascii="Consolas" w:hAnsi="Consolas"/>
+                <w:color w:val="00B050"/>
+                <w:sz w:val="18"/>
+                <w:szCs w:val="18"/>
+              </w:rPr>
+              <w:t xml:space="preserve"> G.NAME_JURISTISCHE_PERSON %}</w:t>
             </w:r>
           </w:p>
           <w:p>
             <w:pPr>
               <w:pStyle w:val="Platzhalter"/>
             </w:pPr>
+            <w:proofErr w:type="gramStart"/>
             <w:r>
               <w:t>{{ G.</w:t>
             </w:r>
             <w:r>
-              <w:t>NAME_JURISTISCHE_PERSON</w:t>
+              <w:t>NAME</w:t>
+            </w:r>
+            <w:proofErr w:type="gramEnd"/>
+            <w:r>
+              <w:t>_JURISTISCHE_PERSON</w:t>
             </w:r>
             <w:r>
               <w:t xml:space="preserve"> }}</w:t>
@@ -260,7 +374,17 @@
                 <w:sz w:val="18"/>
                 <w:szCs w:val="18"/>
               </w:rPr>
-              <w:t xml:space="preserve"> end</w:t>
+              <w:t xml:space="preserve"> </w:t>
+            </w:r>
+            <w:proofErr w:type="spellStart"/>
+            <w:r>
+              <w:rPr>
+                <w:rFonts w:ascii="Consolas" w:hAnsi="Consolas" w:cs="Arial"/>
+                <w:color w:val="00B050"/>
+                <w:sz w:val="18"/>
+                <w:szCs w:val="18"/>
+              </w:rPr>
+              <w:t>end</w:t>
             </w:r>
             <w:r>
               <w:rPr>
@@ -271,6 +395,7 @@
               </w:rPr>
               <w:t>if</w:t>
             </w:r>
+            <w:proofErr w:type="spellEnd"/>
             <w:r>
               <w:rPr>
                 <w:rFonts w:ascii="Consolas" w:hAnsi="Consolas" w:cs="Arial"/>
@@ -282,11 +407,19 @@
             </w:r>
           </w:p>
           <w:p>
+            <w:proofErr w:type="gramStart"/>
             <w:r>
               <w:rPr>
                 <w:rStyle w:val="PlatzhalterZchn"/>
               </w:rPr>
-              <w:t>{{ G.VORNAME }}</w:t>
+              <w:t>{{ G.VORNAME</w:t>
+            </w:r>
+            <w:proofErr w:type="gramEnd"/>
+            <w:r>
+              <w:rPr>
+                <w:rStyle w:val="PlatzhalterZchn"/>
+              </w:rPr>
+              <w:t xml:space="preserve"> }}</w:t>
             </w:r>
             <w:r>
               <w:rPr>
@@ -302,11 +435,19 @@
             </w:r>
           </w:p>
           <w:p>
+            <w:proofErr w:type="gramStart"/>
             <w:r>
               <w:rPr>
                 <w:rStyle w:val="PlatzhalterZchn"/>
               </w:rPr>
-              <w:t>{{ G.STRASSE }}</w:t>
+              <w:t>{{ G.STRASSE</w:t>
+            </w:r>
+            <w:proofErr w:type="gramEnd"/>
+            <w:r>
+              <w:rPr>
+                <w:rStyle w:val="PlatzhalterZchn"/>
+              </w:rPr>
+              <w:t xml:space="preserve"> }}</w:t>
             </w:r>
             <w:r>
               <w:rPr>
@@ -322,11 +463,19 @@
             </w:r>
           </w:p>
           <w:p>
+            <w:proofErr w:type="gramStart"/>
             <w:r>
               <w:rPr>
                 <w:rStyle w:val="PlatzhalterZchn"/>
               </w:rPr>
-              <w:t>{{ G.PLZ }}</w:t>
+              <w:t>{{ G.PLZ</w:t>
+            </w:r>
+            <w:proofErr w:type="gramEnd"/>
+            <w:r>
+              <w:rPr>
+                <w:rStyle w:val="PlatzhalterZchn"/>
+              </w:rPr>
+              <w:t xml:space="preserve"> }}</w:t>
             </w:r>
             <w:r>
               <w:rPr>
@@ -357,7 +506,17 @@
                 <w:sz w:val="18"/>
                 <w:szCs w:val="18"/>
               </w:rPr>
-              <w:t>{%p end</w:t>
+              <w:t xml:space="preserve">{%p </w:t>
+            </w:r>
+            <w:proofErr w:type="spellStart"/>
+            <w:r>
+              <w:rPr>
+                <w:rFonts w:ascii="Consolas" w:hAnsi="Consolas" w:cs="Arial"/>
+                <w:color w:val="00B050"/>
+                <w:sz w:val="18"/>
+                <w:szCs w:val="18"/>
+              </w:rPr>
+              <w:t>end</w:t>
             </w:r>
             <w:r>
               <w:rPr>
@@ -368,6 +527,7 @@
               </w:rPr>
               <w:t>if</w:t>
             </w:r>
+            <w:proofErr w:type="spellEnd"/>
             <w:r>
               <w:rPr>
                 <w:rFonts w:ascii="Consolas" w:hAnsi="Consolas" w:cs="Arial"/>
@@ -386,7 +546,27 @@
                 <w:sz w:val="18"/>
                 <w:szCs w:val="18"/>
               </w:rPr>
-              <w:t>{%p endfor %}</w:t>
+              <w:t xml:space="preserve">{%p </w:t>
+            </w:r>
+            <w:proofErr w:type="spellStart"/>
+            <w:r>
+              <w:rPr>
+                <w:rFonts w:ascii="Consolas" w:hAnsi="Consolas" w:cs="Arial"/>
+                <w:color w:val="00B050"/>
+                <w:sz w:val="18"/>
+                <w:szCs w:val="18"/>
+              </w:rPr>
+              <w:t>endfor</w:t>
+            </w:r>
+            <w:proofErr w:type="spellEnd"/>
+            <w:r>
+              <w:rPr>
+                <w:rFonts w:ascii="Consolas" w:hAnsi="Consolas" w:cs="Arial"/>
+                <w:color w:val="00B050"/>
+                <w:sz w:val="18"/>
+                <w:szCs w:val="18"/>
+              </w:rPr>
+              <w:t xml:space="preserve"> %}</w:t>
             </w:r>
           </w:p>
         </w:tc>
@@ -425,13 +605,23 @@
               </w:rPr>
               <w:tab/>
             </w:r>
+            <w:proofErr w:type="gramStart"/>
             <w:r>
               <w:rPr>
                 <w:rStyle w:val="PlatzhalterZchn"/>
                 <w:sz w:val="18"/>
                 <w:szCs w:val="18"/>
               </w:rPr>
-              <w:t>{{ ZUSTAENDIG_NAME }}</w:t>
+              <w:t>{{ ZUSTAENDIG</w:t>
+            </w:r>
+            <w:proofErr w:type="gramEnd"/>
+            <w:r>
+              <w:rPr>
+                <w:rStyle w:val="PlatzhalterZchn"/>
+                <w:sz w:val="18"/>
+                <w:szCs w:val="18"/>
+              </w:rPr>
+              <w:t>_NAME }}</w:t>
             </w:r>
           </w:p>
           <w:p>
@@ -461,13 +651,23 @@
               </w:rPr>
               <w:tab/>
             </w:r>
+            <w:proofErr w:type="gramStart"/>
             <w:r>
               <w:rPr>
                 <w:rStyle w:val="PlatzhalterZchn"/>
                 <w:sz w:val="18"/>
                 <w:szCs w:val="18"/>
               </w:rPr>
-              <w:t>{{ LEITBEHOERDE_EMAIL }}</w:t>
+              <w:t>{{ LEITBEHOERDE</w:t>
+            </w:r>
+            <w:proofErr w:type="gramEnd"/>
+            <w:r>
+              <w:rPr>
+                <w:rStyle w:val="PlatzhalterZchn"/>
+                <w:sz w:val="18"/>
+                <w:szCs w:val="18"/>
+              </w:rPr>
+              <w:t>_EMAIL }}</w:t>
             </w:r>
           </w:p>
           <w:p>
@@ -494,13 +694,23 @@
               </w:rPr>
               <w:tab/>
             </w:r>
+            <w:proofErr w:type="gramStart"/>
             <w:r>
               <w:rPr>
                 <w:rStyle w:val="PlatzhalterZchn"/>
                 <w:sz w:val="18"/>
                 <w:szCs w:val="18"/>
               </w:rPr>
-              <w:t>{{ LEITBEHOERDE_TELEFON }}</w:t>
+              <w:t>{{ LEITBEHOERDE</w:t>
+            </w:r>
+            <w:proofErr w:type="gramEnd"/>
+            <w:r>
+              <w:rPr>
+                <w:rStyle w:val="PlatzhalterZchn"/>
+                <w:sz w:val="18"/>
+                <w:szCs w:val="18"/>
+              </w:rPr>
+              <w:t>_TELEFON }}</w:t>
             </w:r>
           </w:p>
           <w:p>
@@ -527,13 +737,23 @@
               </w:rPr>
               <w:tab/>
             </w:r>
+            <w:proofErr w:type="gramStart"/>
             <w:r>
               <w:rPr>
                 <w:rStyle w:val="PlatzhalterZchn"/>
                 <w:sz w:val="18"/>
                 <w:szCs w:val="18"/>
               </w:rPr>
-              <w:t>{{ LEITBEHOERDE_WEBSEITE }}</w:t>
+              <w:t>{{ LEITBEHOERDE</w:t>
+            </w:r>
+            <w:proofErr w:type="gramEnd"/>
+            <w:r>
+              <w:rPr>
+                <w:rStyle w:val="PlatzhalterZchn"/>
+                <w:sz w:val="18"/>
+                <w:szCs w:val="18"/>
+              </w:rPr>
+              <w:t>_WEBSEITE }}</w:t>
             </w:r>
           </w:p>
         </w:tc>
@@ -583,6 +803,7 @@
                 <w:szCs w:val="22"/>
               </w:rPr>
             </w:pPr>
+            <w:proofErr w:type="gramStart"/>
             <w:r>
               <w:rPr>
                 <w:rStyle w:val="PlatzhalterZchn"/>
@@ -595,6 +816,7 @@
               </w:rPr>
               <w:t>GEMEINDE</w:t>
             </w:r>
+            <w:proofErr w:type="gramEnd"/>
             <w:r>
               <w:rPr>
                 <w:rStyle w:val="PlatzhalterZchn"/>
@@ -687,8 +909,13 @@
             <w:pPr>
               <w:pStyle w:val="Platzhalter"/>
             </w:pPr>
-            <w:r>
-              <w:t>{{ DOSSIER_NUMMER }}</w:t>
+            <w:proofErr w:type="gramStart"/>
+            <w:r>
+              <w:t>{{ DOSSIER</w:t>
+            </w:r>
+            <w:proofErr w:type="gramEnd"/>
+            <w:r>
+              <w:t>_NUMMER }}</w:t>
             </w:r>
           </w:p>
         </w:tc>
@@ -750,7 +977,27 @@
                 <w:sz w:val="18"/>
                 <w:szCs w:val="18"/>
               </w:rPr>
-              <w:t>{%p for G in ALLE_GESUCHSTELLER_LISTE %}</w:t>
+              <w:t xml:space="preserve">{%p </w:t>
+            </w:r>
+            <w:proofErr w:type="spellStart"/>
+            <w:r>
+              <w:rPr>
+                <w:rFonts w:ascii="Consolas" w:hAnsi="Consolas" w:cs="Arial"/>
+                <w:color w:val="00B050"/>
+                <w:sz w:val="18"/>
+                <w:szCs w:val="18"/>
+              </w:rPr>
+              <w:t>for</w:t>
+            </w:r>
+            <w:proofErr w:type="spellEnd"/>
+            <w:r>
+              <w:rPr>
+                <w:rFonts w:ascii="Consolas" w:hAnsi="Consolas" w:cs="Arial"/>
+                <w:color w:val="00B050"/>
+                <w:sz w:val="18"/>
+                <w:szCs w:val="18"/>
+              </w:rPr>
+              <w:t xml:space="preserve"> G in ALLE_GESUCHSTELLER_LISTE %}</w:t>
             </w:r>
           </w:p>
           <w:p>
@@ -788,7 +1035,47 @@
                 <w:sz w:val="18"/>
                 <w:szCs w:val="18"/>
               </w:rPr>
-              <w:t xml:space="preserve"> if ALLE_GESUCHSTELLER_LISTE|length &gt; 1 %}</w:t>
+              <w:t xml:space="preserve"> </w:t>
+            </w:r>
+            <w:proofErr w:type="spellStart"/>
+            <w:r>
+              <w:rPr>
+                <w:rFonts w:ascii="Consolas" w:hAnsi="Consolas" w:cs="Arial"/>
+                <w:color w:val="00B050"/>
+                <w:sz w:val="18"/>
+                <w:szCs w:val="18"/>
+              </w:rPr>
+              <w:t>if</w:t>
+            </w:r>
+            <w:proofErr w:type="spellEnd"/>
+            <w:r>
+              <w:rPr>
+                <w:rFonts w:ascii="Consolas" w:hAnsi="Consolas" w:cs="Arial"/>
+                <w:color w:val="00B050"/>
+                <w:sz w:val="18"/>
+                <w:szCs w:val="18"/>
+              </w:rPr>
+              <w:t xml:space="preserve"> </w:t>
+            </w:r>
+            <w:proofErr w:type="spellStart"/>
+            <w:r>
+              <w:rPr>
+                <w:rFonts w:ascii="Consolas" w:hAnsi="Consolas" w:cs="Arial"/>
+                <w:color w:val="00B050"/>
+                <w:sz w:val="18"/>
+                <w:szCs w:val="18"/>
+              </w:rPr>
+              <w:t>ALLE_GESUCHSTELLER_LISTE|length</w:t>
+            </w:r>
+            <w:proofErr w:type="spellEnd"/>
+            <w:r>
+              <w:rPr>
+                <w:rFonts w:ascii="Consolas" w:hAnsi="Consolas" w:cs="Arial"/>
+                <w:color w:val="00B050"/>
+                <w:sz w:val="18"/>
+                <w:szCs w:val="18"/>
+              </w:rPr>
+              <w:t xml:space="preserve"> &gt; 1 %}</w:t>
             </w:r>
           </w:p>
           <w:p>
@@ -811,11 +1098,19 @@
               </w:rPr>
               <w:tab/>
             </w:r>
+            <w:proofErr w:type="gramStart"/>
             <w:r>
               <w:rPr>
                 <w:rStyle w:val="PlatzhalterZchn"/>
               </w:rPr>
-              <w:t>{{ G.NAME }}</w:t>
+              <w:t>{{ G.NAME</w:t>
+            </w:r>
+            <w:proofErr w:type="gramEnd"/>
+            <w:r>
+              <w:rPr>
+                <w:rStyle w:val="PlatzhalterZchn"/>
+              </w:rPr>
+              <w:t xml:space="preserve"> }}</w:t>
             </w:r>
             <w:r>
               <w:t xml:space="preserve">, </w:t>
@@ -844,7 +1139,27 @@
                 <w:sz w:val="18"/>
                 <w:szCs w:val="18"/>
               </w:rPr>
-              <w:t>{%p if G.VERTRETER_NAME %}</w:t>
+              <w:t xml:space="preserve">{%p </w:t>
+            </w:r>
+            <w:proofErr w:type="spellStart"/>
+            <w:r>
+              <w:rPr>
+                <w:rFonts w:ascii="Consolas" w:hAnsi="Consolas" w:cs="Arial"/>
+                <w:color w:val="00B050"/>
+                <w:sz w:val="18"/>
+                <w:szCs w:val="18"/>
+              </w:rPr>
+              <w:t>if</w:t>
+            </w:r>
+            <w:proofErr w:type="spellEnd"/>
+            <w:r>
+              <w:rPr>
+                <w:rFonts w:ascii="Consolas" w:hAnsi="Consolas" w:cs="Arial"/>
+                <w:color w:val="00B050"/>
+                <w:sz w:val="18"/>
+                <w:szCs w:val="18"/>
+              </w:rPr>
+              <w:t xml:space="preserve"> G.VERTRETER_NAME %}</w:t>
             </w:r>
           </w:p>
           <w:p>
@@ -859,11 +1174,19 @@
             <w:pPr>
               <w:ind w:left="357"/>
             </w:pPr>
+            <w:proofErr w:type="gramStart"/>
             <w:r>
               <w:rPr>
                 <w:rStyle w:val="PlatzhalterZchn"/>
               </w:rPr>
-              <w:t>{{ G.VERTRETER_NAME }}</w:t>
+              <w:t>{{ G.VERTRETER</w:t>
+            </w:r>
+            <w:proofErr w:type="gramEnd"/>
+            <w:r>
+              <w:rPr>
+                <w:rStyle w:val="PlatzhalterZchn"/>
+              </w:rPr>
+              <w:t>_NAME }}</w:t>
             </w:r>
             <w:r>
               <w:t xml:space="preserve">, </w:t>
@@ -892,7 +1215,27 @@
                 <w:sz w:val="18"/>
                 <w:szCs w:val="18"/>
               </w:rPr>
-              <w:t>{%p endif %}</w:t>
+              <w:t xml:space="preserve">{%p </w:t>
+            </w:r>
+            <w:proofErr w:type="spellStart"/>
+            <w:r>
+              <w:rPr>
+                <w:rFonts w:ascii="Consolas" w:hAnsi="Consolas" w:cs="Arial"/>
+                <w:color w:val="00B050"/>
+                <w:sz w:val="18"/>
+                <w:szCs w:val="18"/>
+              </w:rPr>
+              <w:t>endif</w:t>
+            </w:r>
+            <w:proofErr w:type="spellEnd"/>
+            <w:r>
+              <w:rPr>
+                <w:rFonts w:ascii="Consolas" w:hAnsi="Consolas" w:cs="Arial"/>
+                <w:color w:val="00B050"/>
+                <w:sz w:val="18"/>
+                <w:szCs w:val="18"/>
+              </w:rPr>
+              <w:t xml:space="preserve"> %}</w:t>
             </w:r>
           </w:p>
           <w:p>
@@ -931,6 +1274,7 @@
               </w:rPr>
               <w:t xml:space="preserve"> </w:t>
             </w:r>
+            <w:proofErr w:type="spellStart"/>
             <w:r>
               <w:rPr>
                 <w:rFonts w:ascii="Consolas" w:hAnsi="Consolas" w:cs="Arial"/>
@@ -940,6 +1284,7 @@
               </w:rPr>
               <w:t>else</w:t>
             </w:r>
+            <w:proofErr w:type="spellEnd"/>
             <w:r>
               <w:rPr>
                 <w:rFonts w:ascii="Consolas" w:hAnsi="Consolas" w:cs="Arial"/>
@@ -951,11 +1296,19 @@
             </w:r>
           </w:p>
           <w:p>
+            <w:proofErr w:type="gramStart"/>
             <w:r>
               <w:rPr>
                 <w:rStyle w:val="PlatzhalterZchn"/>
               </w:rPr>
-              <w:t>{{ G.NAME }}</w:t>
+              <w:t>{{ G.NAME</w:t>
+            </w:r>
+            <w:proofErr w:type="gramEnd"/>
+            <w:r>
+              <w:rPr>
+                <w:rStyle w:val="PlatzhalterZchn"/>
+              </w:rPr>
+              <w:t xml:space="preserve"> }}</w:t>
             </w:r>
             <w:r>
               <w:t xml:space="preserve">, </w:t>
@@ -983,7 +1336,27 @@
                 <w:sz w:val="18"/>
                 <w:szCs w:val="18"/>
               </w:rPr>
-              <w:t>{%p if G.VERTRETER_NAME %}</w:t>
+              <w:t xml:space="preserve">{%p </w:t>
+            </w:r>
+            <w:proofErr w:type="spellStart"/>
+            <w:r>
+              <w:rPr>
+                <w:rFonts w:ascii="Consolas" w:hAnsi="Consolas" w:cs="Arial"/>
+                <w:color w:val="00B050"/>
+                <w:sz w:val="18"/>
+                <w:szCs w:val="18"/>
+              </w:rPr>
+              <w:t>if</w:t>
+            </w:r>
+            <w:proofErr w:type="spellEnd"/>
+            <w:r>
+              <w:rPr>
+                <w:rFonts w:ascii="Consolas" w:hAnsi="Consolas" w:cs="Arial"/>
+                <w:color w:val="00B050"/>
+                <w:sz w:val="18"/>
+                <w:szCs w:val="18"/>
+              </w:rPr>
+              <w:t xml:space="preserve"> G.VERTRETER_NAME %}</w:t>
             </w:r>
           </w:p>
           <w:p>
@@ -992,11 +1365,19 @@
             </w:r>
           </w:p>
           <w:p>
+            <w:proofErr w:type="gramStart"/>
             <w:r>
               <w:rPr>
                 <w:rStyle w:val="PlatzhalterZchn"/>
               </w:rPr>
-              <w:t>{{ G.VERTRETER_NAME }}</w:t>
+              <w:t>{{ G.VERTRETER</w:t>
+            </w:r>
+            <w:proofErr w:type="gramEnd"/>
+            <w:r>
+              <w:rPr>
+                <w:rStyle w:val="PlatzhalterZchn"/>
+              </w:rPr>
+              <w:t>_NAME }}</w:t>
             </w:r>
             <w:r>
               <w:t xml:space="preserve">, </w:t>
@@ -1024,7 +1405,27 @@
                 <w:sz w:val="18"/>
                 <w:szCs w:val="18"/>
               </w:rPr>
-              <w:t>{%p endif %}</w:t>
+              <w:t xml:space="preserve">{%p </w:t>
+            </w:r>
+            <w:proofErr w:type="spellStart"/>
+            <w:r>
+              <w:rPr>
+                <w:rFonts w:ascii="Consolas" w:hAnsi="Consolas"/>
+                <w:color w:val="00B050"/>
+                <w:sz w:val="18"/>
+                <w:szCs w:val="18"/>
+              </w:rPr>
+              <w:t>endif</w:t>
+            </w:r>
+            <w:proofErr w:type="spellEnd"/>
+            <w:r>
+              <w:rPr>
+                <w:rFonts w:ascii="Consolas" w:hAnsi="Consolas"/>
+                <w:color w:val="00B050"/>
+                <w:sz w:val="18"/>
+                <w:szCs w:val="18"/>
+              </w:rPr>
+              <w:t xml:space="preserve"> %}</w:t>
             </w:r>
           </w:p>
           <w:p>
@@ -1061,7 +1462,27 @@
                 <w:sz w:val="18"/>
                 <w:szCs w:val="18"/>
               </w:rPr>
-              <w:t xml:space="preserve"> endif %}</w:t>
+              <w:t xml:space="preserve"> </w:t>
+            </w:r>
+            <w:proofErr w:type="spellStart"/>
+            <w:r>
+              <w:rPr>
+                <w:rFonts w:ascii="Consolas" w:hAnsi="Consolas"/>
+                <w:color w:val="00B050"/>
+                <w:sz w:val="18"/>
+                <w:szCs w:val="18"/>
+              </w:rPr>
+              <w:t>endif</w:t>
+            </w:r>
+            <w:proofErr w:type="spellEnd"/>
+            <w:r>
+              <w:rPr>
+                <w:rFonts w:ascii="Consolas" w:hAnsi="Consolas"/>
+                <w:color w:val="00B050"/>
+                <w:sz w:val="18"/>
+                <w:szCs w:val="18"/>
+              </w:rPr>
+              <w:t xml:space="preserve"> %}</w:t>
             </w:r>
           </w:p>
           <w:p>
@@ -1079,7 +1500,27 @@
                 <w:sz w:val="18"/>
                 <w:szCs w:val="18"/>
               </w:rPr>
-              <w:t>{%p endfor %}</w:t>
+              <w:t xml:space="preserve">{%p </w:t>
+            </w:r>
+            <w:proofErr w:type="spellStart"/>
+            <w:r>
+              <w:rPr>
+                <w:rFonts w:ascii="Consolas" w:hAnsi="Consolas" w:cs="Arial"/>
+                <w:color w:val="00B050"/>
+                <w:sz w:val="18"/>
+                <w:szCs w:val="18"/>
+              </w:rPr>
+              <w:t>endfor</w:t>
+            </w:r>
+            <w:proofErr w:type="spellEnd"/>
+            <w:r>
+              <w:rPr>
+                <w:rFonts w:ascii="Consolas" w:hAnsi="Consolas" w:cs="Arial"/>
+                <w:color w:val="00B050"/>
+                <w:sz w:val="18"/>
+                <w:szCs w:val="18"/>
+              </w:rPr>
+              <w:t xml:space="preserve"> %}</w:t>
             </w:r>
           </w:p>
         </w:tc>
@@ -1133,7 +1574,27 @@
                 <w:sz w:val="18"/>
                 <w:szCs w:val="18"/>
               </w:rPr>
-              <w:t xml:space="preserve">{%p if </w:t>
+              <w:t xml:space="preserve">{%p </w:t>
+            </w:r>
+            <w:proofErr w:type="spellStart"/>
+            <w:r>
+              <w:rPr>
+                <w:rFonts w:ascii="Consolas" w:hAnsi="Consolas" w:cs="Arial"/>
+                <w:color w:val="00B050"/>
+                <w:sz w:val="18"/>
+                <w:szCs w:val="18"/>
+              </w:rPr>
+              <w:t>if</w:t>
+            </w:r>
+            <w:proofErr w:type="spellEnd"/>
+            <w:r>
+              <w:rPr>
+                <w:rFonts w:ascii="Consolas" w:hAnsi="Consolas" w:cs="Arial"/>
+                <w:color w:val="00B050"/>
+                <w:sz w:val="18"/>
+                <w:szCs w:val="18"/>
+              </w:rPr>
+              <w:t xml:space="preserve"> </w:t>
             </w:r>
             <w:r>
               <w:rPr>
@@ -1170,7 +1631,27 @@
                 <w:sz w:val="18"/>
                 <w:szCs w:val="18"/>
               </w:rPr>
-              <w:t>{%p for G in ALLE_</w:t>
+              <w:t xml:space="preserve">{%p </w:t>
+            </w:r>
+            <w:proofErr w:type="spellStart"/>
+            <w:r>
+              <w:rPr>
+                <w:rFonts w:ascii="Consolas" w:hAnsi="Consolas" w:cs="Arial"/>
+                <w:color w:val="00B050"/>
+                <w:sz w:val="18"/>
+                <w:szCs w:val="18"/>
+              </w:rPr>
+              <w:t>for</w:t>
+            </w:r>
+            <w:proofErr w:type="spellEnd"/>
+            <w:r>
+              <w:rPr>
+                <w:rFonts w:ascii="Consolas" w:hAnsi="Consolas" w:cs="Arial"/>
+                <w:color w:val="00B050"/>
+                <w:sz w:val="18"/>
+                <w:szCs w:val="18"/>
+              </w:rPr>
+              <w:t xml:space="preserve"> G in ALLE_</w:t>
             </w:r>
             <w:r>
               <w:rPr>
@@ -1226,7 +1707,37 @@
                 <w:sz w:val="18"/>
                 <w:szCs w:val="18"/>
               </w:rPr>
-              <w:t xml:space="preserve"> if ALLE_</w:t>
+              <w:t xml:space="preserve"> </w:t>
+            </w:r>
+            <w:proofErr w:type="spellStart"/>
+            <w:r>
+              <w:rPr>
+                <w:rFonts w:ascii="Consolas" w:hAnsi="Consolas" w:cs="Arial"/>
+                <w:color w:val="00B050"/>
+                <w:sz w:val="18"/>
+                <w:szCs w:val="18"/>
+              </w:rPr>
+              <w:t>if</w:t>
+            </w:r>
+            <w:proofErr w:type="spellEnd"/>
+            <w:r>
+              <w:rPr>
+                <w:rFonts w:ascii="Consolas" w:hAnsi="Consolas" w:cs="Arial"/>
+                <w:color w:val="00B050"/>
+                <w:sz w:val="18"/>
+                <w:szCs w:val="18"/>
+              </w:rPr>
+              <w:t xml:space="preserve"> </w:t>
+            </w:r>
+            <w:proofErr w:type="spellStart"/>
+            <w:r>
+              <w:rPr>
+                <w:rFonts w:ascii="Consolas" w:hAnsi="Consolas" w:cs="Arial"/>
+                <w:color w:val="00B050"/>
+                <w:sz w:val="18"/>
+                <w:szCs w:val="18"/>
+              </w:rPr>
+              <w:t>ALLE_</w:t>
             </w:r>
             <w:r>
               <w:rPr>
@@ -1244,7 +1755,17 @@
                 <w:sz w:val="18"/>
                 <w:szCs w:val="18"/>
               </w:rPr>
-              <w:t>_LISTE|length &gt; 1 %}</w:t>
+              <w:t>_LISTE|length</w:t>
+            </w:r>
+            <w:proofErr w:type="spellEnd"/>
+            <w:r>
+              <w:rPr>
+                <w:rFonts w:ascii="Consolas" w:hAnsi="Consolas" w:cs="Arial"/>
+                <w:color w:val="00B050"/>
+                <w:sz w:val="18"/>
+                <w:szCs w:val="18"/>
+              </w:rPr>
+              <w:t xml:space="preserve"> &gt; 1 %}</w:t>
             </w:r>
           </w:p>
           <w:p>
@@ -1261,11 +1782,19 @@
                 <w:szCs w:val="22"/>
               </w:rPr>
             </w:pPr>
+            <w:proofErr w:type="gramStart"/>
             <w:r>
               <w:rPr>
                 <w:rStyle w:val="PlatzhalterZchn"/>
               </w:rPr>
-              <w:t>{{ G.NAME }}</w:t>
+              <w:t>{{ G.NAME</w:t>
+            </w:r>
+            <w:proofErr w:type="gramEnd"/>
+            <w:r>
+              <w:rPr>
+                <w:rStyle w:val="PlatzhalterZchn"/>
+              </w:rPr>
+              <w:t xml:space="preserve"> }}</w:t>
             </w:r>
             <w:r>
               <w:t xml:space="preserve">, </w:t>
@@ -1294,7 +1823,27 @@
                 <w:sz w:val="18"/>
                 <w:szCs w:val="18"/>
               </w:rPr>
-              <w:t>{%p if G.VERTRETER_NAME %}</w:t>
+              <w:t xml:space="preserve">{%p </w:t>
+            </w:r>
+            <w:proofErr w:type="spellStart"/>
+            <w:r>
+              <w:rPr>
+                <w:rFonts w:ascii="Consolas" w:hAnsi="Consolas" w:cs="Arial"/>
+                <w:color w:val="00B050"/>
+                <w:sz w:val="18"/>
+                <w:szCs w:val="18"/>
+              </w:rPr>
+              <w:t>if</w:t>
+            </w:r>
+            <w:proofErr w:type="spellEnd"/>
+            <w:r>
+              <w:rPr>
+                <w:rFonts w:ascii="Consolas" w:hAnsi="Consolas" w:cs="Arial"/>
+                <w:color w:val="00B050"/>
+                <w:sz w:val="18"/>
+                <w:szCs w:val="18"/>
+              </w:rPr>
+              <w:t xml:space="preserve"> G.VERTRETER_NAME %}</w:t>
             </w:r>
           </w:p>
           <w:p>
@@ -1312,11 +1861,19 @@
                 <w:color w:val="00B050"/>
               </w:rPr>
             </w:pPr>
+            <w:proofErr w:type="gramStart"/>
             <w:r>
               <w:rPr>
                 <w:rStyle w:val="PlatzhalterZchn"/>
               </w:rPr>
-              <w:t>{{ G.VERTRETER_NAME }}</w:t>
+              <w:t>{{ G.VERTRETER</w:t>
+            </w:r>
+            <w:proofErr w:type="gramEnd"/>
+            <w:r>
+              <w:rPr>
+                <w:rStyle w:val="PlatzhalterZchn"/>
+              </w:rPr>
+              <w:t>_NAME }}</w:t>
             </w:r>
             <w:r>
               <w:t xml:space="preserve">, </w:t>
@@ -1345,7 +1902,27 @@
                 <w:sz w:val="18"/>
                 <w:szCs w:val="18"/>
               </w:rPr>
-              <w:t>{%p endif %}</w:t>
+              <w:t xml:space="preserve">{%p </w:t>
+            </w:r>
+            <w:proofErr w:type="spellStart"/>
+            <w:r>
+              <w:rPr>
+                <w:rFonts w:ascii="Consolas" w:hAnsi="Consolas" w:cs="Arial"/>
+                <w:color w:val="00B050"/>
+                <w:sz w:val="18"/>
+                <w:szCs w:val="18"/>
+              </w:rPr>
+              <w:t>endif</w:t>
+            </w:r>
+            <w:proofErr w:type="spellEnd"/>
+            <w:r>
+              <w:rPr>
+                <w:rFonts w:ascii="Consolas" w:hAnsi="Consolas" w:cs="Arial"/>
+                <w:color w:val="00B050"/>
+                <w:sz w:val="18"/>
+                <w:szCs w:val="18"/>
+              </w:rPr>
+              <w:t xml:space="preserve"> %}</w:t>
             </w:r>
           </w:p>
           <w:p>
@@ -1382,15 +1959,43 @@
                 <w:sz w:val="18"/>
                 <w:szCs w:val="18"/>
               </w:rPr>
-              <w:t xml:space="preserve"> else %}</w:t>
+              <w:t xml:space="preserve"> </w:t>
+            </w:r>
+            <w:proofErr w:type="spellStart"/>
+            <w:r>
+              <w:rPr>
+                <w:rFonts w:ascii="Consolas" w:hAnsi="Consolas" w:cs="Arial"/>
+                <w:color w:val="00B050"/>
+                <w:sz w:val="18"/>
+                <w:szCs w:val="18"/>
+              </w:rPr>
+              <w:t>else</w:t>
+            </w:r>
+            <w:proofErr w:type="spellEnd"/>
+            <w:r>
+              <w:rPr>
+                <w:rFonts w:ascii="Consolas" w:hAnsi="Consolas" w:cs="Arial"/>
+                <w:color w:val="00B050"/>
+                <w:sz w:val="18"/>
+                <w:szCs w:val="18"/>
+              </w:rPr>
+              <w:t xml:space="preserve"> %}</w:t>
             </w:r>
           </w:p>
           <w:p>
+            <w:proofErr w:type="gramStart"/>
             <w:r>
               <w:rPr>
                 <w:rStyle w:val="PlatzhalterZchn"/>
               </w:rPr>
-              <w:t>{{ G.NAME }}</w:t>
+              <w:t>{{ G.NAME</w:t>
+            </w:r>
+            <w:proofErr w:type="gramEnd"/>
+            <w:r>
+              <w:rPr>
+                <w:rStyle w:val="PlatzhalterZchn"/>
+              </w:rPr>
+              <w:t xml:space="preserve"> }}</w:t>
             </w:r>
             <w:r>
               <w:t xml:space="preserve">, </w:t>
@@ -1418,7 +2023,27 @@
                 <w:sz w:val="18"/>
                 <w:szCs w:val="18"/>
               </w:rPr>
-              <w:t>{%p if G.VERTRETER_NAME %}</w:t>
+              <w:t xml:space="preserve">{%p </w:t>
+            </w:r>
+            <w:proofErr w:type="spellStart"/>
+            <w:r>
+              <w:rPr>
+                <w:rFonts w:ascii="Consolas" w:hAnsi="Consolas" w:cs="Arial"/>
+                <w:color w:val="00B050"/>
+                <w:sz w:val="18"/>
+                <w:szCs w:val="18"/>
+              </w:rPr>
+              <w:t>if</w:t>
+            </w:r>
+            <w:proofErr w:type="spellEnd"/>
+            <w:r>
+              <w:rPr>
+                <w:rFonts w:ascii="Consolas" w:hAnsi="Consolas" w:cs="Arial"/>
+                <w:color w:val="00B050"/>
+                <w:sz w:val="18"/>
+                <w:szCs w:val="18"/>
+              </w:rPr>
+              <w:t xml:space="preserve"> G.VERTRETER_NAME %}</w:t>
             </w:r>
           </w:p>
           <w:p>
@@ -1433,11 +2058,19 @@
             <w:pPr>
               <w:ind w:left="37"/>
             </w:pPr>
+            <w:proofErr w:type="gramStart"/>
             <w:r>
               <w:rPr>
                 <w:rStyle w:val="PlatzhalterZchn"/>
               </w:rPr>
-              <w:t>{{ G.VERTRETER_NAME }}</w:t>
+              <w:t>{{ G.VERTRETER</w:t>
+            </w:r>
+            <w:proofErr w:type="gramEnd"/>
+            <w:r>
+              <w:rPr>
+                <w:rStyle w:val="PlatzhalterZchn"/>
+              </w:rPr>
+              <w:t>_NAME }}</w:t>
             </w:r>
             <w:r>
               <w:t xml:space="preserve">, </w:t>
@@ -1465,7 +2098,27 @@
                 <w:sz w:val="18"/>
                 <w:szCs w:val="18"/>
               </w:rPr>
-              <w:t>{%p endif %}</w:t>
+              <w:t xml:space="preserve">{%p </w:t>
+            </w:r>
+            <w:proofErr w:type="spellStart"/>
+            <w:r>
+              <w:rPr>
+                <w:rFonts w:ascii="Consolas" w:hAnsi="Consolas" w:cs="Arial"/>
+                <w:color w:val="00B050"/>
+                <w:sz w:val="18"/>
+                <w:szCs w:val="18"/>
+              </w:rPr>
+              <w:t>endif</w:t>
+            </w:r>
+            <w:proofErr w:type="spellEnd"/>
+            <w:r>
+              <w:rPr>
+                <w:rFonts w:ascii="Consolas" w:hAnsi="Consolas" w:cs="Arial"/>
+                <w:color w:val="00B050"/>
+                <w:sz w:val="18"/>
+                <w:szCs w:val="18"/>
+              </w:rPr>
+              <w:t xml:space="preserve"> %}</w:t>
             </w:r>
           </w:p>
           <w:p>
@@ -1484,7 +2137,27 @@
                 <w:sz w:val="18"/>
                 <w:szCs w:val="18"/>
               </w:rPr>
-              <w:t>{%p endif %}</w:t>
+              <w:t xml:space="preserve">{%p </w:t>
+            </w:r>
+            <w:proofErr w:type="spellStart"/>
+            <w:r>
+              <w:rPr>
+                <w:rFonts w:ascii="Consolas" w:hAnsi="Consolas" w:cs="Arial"/>
+                <w:color w:val="00B050"/>
+                <w:sz w:val="18"/>
+                <w:szCs w:val="18"/>
+              </w:rPr>
+              <w:t>endif</w:t>
+            </w:r>
+            <w:proofErr w:type="spellEnd"/>
+            <w:r>
+              <w:rPr>
+                <w:rFonts w:ascii="Consolas" w:hAnsi="Consolas" w:cs="Arial"/>
+                <w:color w:val="00B050"/>
+                <w:sz w:val="18"/>
+                <w:szCs w:val="18"/>
+              </w:rPr>
+              <w:t xml:space="preserve"> %}</w:t>
             </w:r>
           </w:p>
           <w:p>
@@ -1503,7 +2176,27 @@
                 <w:sz w:val="18"/>
                 <w:szCs w:val="18"/>
               </w:rPr>
-              <w:t>{%p endfor %}</w:t>
+              <w:t xml:space="preserve">{%p </w:t>
+            </w:r>
+            <w:proofErr w:type="spellStart"/>
+            <w:r>
+              <w:rPr>
+                <w:rFonts w:ascii="Consolas" w:hAnsi="Consolas" w:cs="Arial"/>
+                <w:color w:val="00B050"/>
+                <w:sz w:val="18"/>
+                <w:szCs w:val="18"/>
+              </w:rPr>
+              <w:t>endfor</w:t>
+            </w:r>
+            <w:proofErr w:type="spellEnd"/>
+            <w:r>
+              <w:rPr>
+                <w:rFonts w:ascii="Consolas" w:hAnsi="Consolas" w:cs="Arial"/>
+                <w:color w:val="00B050"/>
+                <w:sz w:val="18"/>
+                <w:szCs w:val="18"/>
+              </w:rPr>
+              <w:t xml:space="preserve"> %}</w:t>
             </w:r>
           </w:p>
           <w:p>
@@ -1522,7 +2215,17 @@
                 <w:sz w:val="18"/>
                 <w:szCs w:val="18"/>
               </w:rPr>
-              <w:t>{%p el</w:t>
+              <w:t xml:space="preserve">{%p </w:t>
+            </w:r>
+            <w:proofErr w:type="spellStart"/>
+            <w:r>
+              <w:rPr>
+                <w:rFonts w:ascii="Consolas" w:hAnsi="Consolas" w:cs="Arial"/>
+                <w:color w:val="00B050"/>
+                <w:sz w:val="18"/>
+                <w:szCs w:val="18"/>
+              </w:rPr>
+              <w:t>el</w:t>
             </w:r>
             <w:r>
               <w:rPr>
@@ -1531,7 +2234,17 @@
                 <w:sz w:val="18"/>
                 <w:szCs w:val="18"/>
               </w:rPr>
-              <w:t xml:space="preserve">if </w:t>
+              <w:t>if</w:t>
+            </w:r>
+            <w:proofErr w:type="spellEnd"/>
+            <w:r>
+              <w:rPr>
+                <w:rFonts w:ascii="Consolas" w:hAnsi="Consolas"/>
+                <w:color w:val="00B050"/>
+                <w:sz w:val="18"/>
+                <w:szCs w:val="18"/>
+              </w:rPr>
+              <w:t xml:space="preserve"> </w:t>
             </w:r>
             <w:r>
               <w:rPr>
@@ -1592,7 +2305,27 @@
                 <w:sz w:val="18"/>
                 <w:szCs w:val="18"/>
               </w:rPr>
-              <w:t xml:space="preserve"> elif </w:t>
+              <w:t xml:space="preserve"> </w:t>
+            </w:r>
+            <w:proofErr w:type="spellStart"/>
+            <w:r>
+              <w:rPr>
+                <w:rFonts w:ascii="Consolas" w:hAnsi="Consolas"/>
+                <w:color w:val="00B050"/>
+                <w:sz w:val="18"/>
+                <w:szCs w:val="18"/>
+              </w:rPr>
+              <w:t>elif</w:t>
+            </w:r>
+            <w:proofErr w:type="spellEnd"/>
+            <w:r>
+              <w:rPr>
+                <w:rFonts w:ascii="Consolas" w:hAnsi="Consolas"/>
+                <w:color w:val="00B050"/>
+                <w:sz w:val="18"/>
+                <w:szCs w:val="18"/>
+              </w:rPr>
+              <w:t xml:space="preserve"> </w:t>
             </w:r>
             <w:r>
               <w:rPr>
@@ -1652,7 +2385,27 @@
                 <w:sz w:val="18"/>
                 <w:szCs w:val="18"/>
               </w:rPr>
-              <w:t xml:space="preserve"> else %}</w:t>
+              <w:t xml:space="preserve"> </w:t>
+            </w:r>
+            <w:proofErr w:type="spellStart"/>
+            <w:r>
+              <w:rPr>
+                <w:rFonts w:ascii="Consolas" w:hAnsi="Consolas"/>
+                <w:color w:val="00B050"/>
+                <w:sz w:val="18"/>
+                <w:szCs w:val="18"/>
+              </w:rPr>
+              <w:t>else</w:t>
+            </w:r>
+            <w:proofErr w:type="spellEnd"/>
+            <w:r>
+              <w:rPr>
+                <w:rFonts w:ascii="Consolas" w:hAnsi="Consolas"/>
+                <w:color w:val="00B050"/>
+                <w:sz w:val="18"/>
+                <w:szCs w:val="18"/>
+              </w:rPr>
+              <w:t xml:space="preserve"> %}</w:t>
             </w:r>
           </w:p>
           <w:p>
@@ -1668,7 +2421,27 @@
                 <w:sz w:val="18"/>
                 <w:szCs w:val="18"/>
               </w:rPr>
-              <w:t>{%p endif %}</w:t>
+              <w:t xml:space="preserve">{%p </w:t>
+            </w:r>
+            <w:proofErr w:type="spellStart"/>
+            <w:r>
+              <w:rPr>
+                <w:rFonts w:ascii="Consolas" w:hAnsi="Consolas" w:cs="Arial"/>
+                <w:color w:val="00B050"/>
+                <w:sz w:val="18"/>
+                <w:szCs w:val="18"/>
+              </w:rPr>
+              <w:t>endif</w:t>
+            </w:r>
+            <w:proofErr w:type="spellEnd"/>
+            <w:r>
+              <w:rPr>
+                <w:rFonts w:ascii="Consolas" w:hAnsi="Consolas" w:cs="Arial"/>
+                <w:color w:val="00B050"/>
+                <w:sz w:val="18"/>
+                <w:szCs w:val="18"/>
+              </w:rPr>
+              <w:t xml:space="preserve"> %}</w:t>
             </w:r>
             <w:bookmarkEnd w:id="0"/>
           </w:p>
@@ -1723,7 +2496,27 @@
                 <w:sz w:val="18"/>
                 <w:szCs w:val="18"/>
               </w:rPr>
-              <w:t xml:space="preserve">{%p if </w:t>
+              <w:t xml:space="preserve">{%p </w:t>
+            </w:r>
+            <w:proofErr w:type="spellStart"/>
+            <w:r>
+              <w:rPr>
+                <w:rFonts w:ascii="Consolas" w:hAnsi="Consolas" w:cs="Arial"/>
+                <w:color w:val="00B050"/>
+                <w:sz w:val="18"/>
+                <w:szCs w:val="18"/>
+              </w:rPr>
+              <w:t>if</w:t>
+            </w:r>
+            <w:proofErr w:type="spellEnd"/>
+            <w:r>
+              <w:rPr>
+                <w:rFonts w:ascii="Consolas" w:hAnsi="Consolas" w:cs="Arial"/>
+                <w:color w:val="00B050"/>
+                <w:sz w:val="18"/>
+                <w:szCs w:val="18"/>
+              </w:rPr>
+              <w:t xml:space="preserve"> </w:t>
             </w:r>
             <w:r>
               <w:rPr>
@@ -1778,7 +2571,27 @@
                 <w:sz w:val="18"/>
                 <w:szCs w:val="18"/>
               </w:rPr>
-              <w:t>{%p for G in ALLE_</w:t>
+              <w:t xml:space="preserve">{%p </w:t>
+            </w:r>
+            <w:proofErr w:type="spellStart"/>
+            <w:r>
+              <w:rPr>
+                <w:rFonts w:ascii="Consolas" w:hAnsi="Consolas" w:cs="Arial"/>
+                <w:color w:val="00B050"/>
+                <w:sz w:val="18"/>
+                <w:szCs w:val="18"/>
+              </w:rPr>
+              <w:t>for</w:t>
+            </w:r>
+            <w:proofErr w:type="spellEnd"/>
+            <w:r>
+              <w:rPr>
+                <w:rFonts w:ascii="Consolas" w:hAnsi="Consolas" w:cs="Arial"/>
+                <w:color w:val="00B050"/>
+                <w:sz w:val="18"/>
+                <w:szCs w:val="18"/>
+              </w:rPr>
+              <w:t xml:space="preserve"> G in ALLE_</w:t>
             </w:r>
             <w:r>
               <w:rPr>
@@ -1834,7 +2647,37 @@
                 <w:sz w:val="18"/>
                 <w:szCs w:val="18"/>
               </w:rPr>
-              <w:t xml:space="preserve"> if ALLE_</w:t>
+              <w:t xml:space="preserve"> </w:t>
+            </w:r>
+            <w:proofErr w:type="spellStart"/>
+            <w:r>
+              <w:rPr>
+                <w:rFonts w:ascii="Consolas" w:hAnsi="Consolas" w:cs="Arial"/>
+                <w:color w:val="00B050"/>
+                <w:sz w:val="18"/>
+                <w:szCs w:val="18"/>
+              </w:rPr>
+              <w:t>if</w:t>
+            </w:r>
+            <w:proofErr w:type="spellEnd"/>
+            <w:r>
+              <w:rPr>
+                <w:rFonts w:ascii="Consolas" w:hAnsi="Consolas" w:cs="Arial"/>
+                <w:color w:val="00B050"/>
+                <w:sz w:val="18"/>
+                <w:szCs w:val="18"/>
+              </w:rPr>
+              <w:t xml:space="preserve"> </w:t>
+            </w:r>
+            <w:proofErr w:type="spellStart"/>
+            <w:r>
+              <w:rPr>
+                <w:rFonts w:ascii="Consolas" w:hAnsi="Consolas" w:cs="Arial"/>
+                <w:color w:val="00B050"/>
+                <w:sz w:val="18"/>
+                <w:szCs w:val="18"/>
+              </w:rPr>
+              <w:t>ALLE_</w:t>
             </w:r>
             <w:r>
               <w:rPr>
@@ -1852,7 +2695,17 @@
                 <w:sz w:val="18"/>
                 <w:szCs w:val="18"/>
               </w:rPr>
-              <w:t>_LISTE|length &gt; 1 %}</w:t>
+              <w:t>_LISTE|length</w:t>
+            </w:r>
+            <w:proofErr w:type="spellEnd"/>
+            <w:r>
+              <w:rPr>
+                <w:rFonts w:ascii="Consolas" w:hAnsi="Consolas" w:cs="Arial"/>
+                <w:color w:val="00B050"/>
+                <w:sz w:val="18"/>
+                <w:szCs w:val="18"/>
+              </w:rPr>
+              <w:t xml:space="preserve"> &gt; 1 %}</w:t>
             </w:r>
           </w:p>
           <w:p>
@@ -1869,11 +2722,19 @@
                 <w:szCs w:val="22"/>
               </w:rPr>
             </w:pPr>
+            <w:proofErr w:type="gramStart"/>
             <w:r>
               <w:rPr>
                 <w:rStyle w:val="PlatzhalterZchn"/>
               </w:rPr>
-              <w:t>{{ G.NAME }}</w:t>
+              <w:t>{{ G.NAME</w:t>
+            </w:r>
+            <w:proofErr w:type="gramEnd"/>
+            <w:r>
+              <w:rPr>
+                <w:rStyle w:val="PlatzhalterZchn"/>
+              </w:rPr>
+              <w:t xml:space="preserve"> }}</w:t>
             </w:r>
             <w:r>
               <w:t xml:space="preserve">, </w:t>
@@ -1902,7 +2763,27 @@
                 <w:sz w:val="18"/>
                 <w:szCs w:val="18"/>
               </w:rPr>
-              <w:t>{%p if G.VERTRETER_NAME %}</w:t>
+              <w:t xml:space="preserve">{%p </w:t>
+            </w:r>
+            <w:proofErr w:type="spellStart"/>
+            <w:r>
+              <w:rPr>
+                <w:rFonts w:ascii="Consolas" w:hAnsi="Consolas" w:cs="Arial"/>
+                <w:color w:val="00B050"/>
+                <w:sz w:val="18"/>
+                <w:szCs w:val="18"/>
+              </w:rPr>
+              <w:t>if</w:t>
+            </w:r>
+            <w:proofErr w:type="spellEnd"/>
+            <w:r>
+              <w:rPr>
+                <w:rFonts w:ascii="Consolas" w:hAnsi="Consolas" w:cs="Arial"/>
+                <w:color w:val="00B050"/>
+                <w:sz w:val="18"/>
+                <w:szCs w:val="18"/>
+              </w:rPr>
+              <w:t xml:space="preserve"> G.VERTRETER_NAME %}</w:t>
             </w:r>
           </w:p>
           <w:p>
@@ -1917,11 +2798,19 @@
             <w:pPr>
               <w:ind w:left="357"/>
             </w:pPr>
+            <w:proofErr w:type="gramStart"/>
             <w:r>
               <w:rPr>
                 <w:rStyle w:val="PlatzhalterZchn"/>
               </w:rPr>
-              <w:t>{{ G.VERTRETER_NAME }}</w:t>
+              <w:t>{{ G.VERTRETER</w:t>
+            </w:r>
+            <w:proofErr w:type="gramEnd"/>
+            <w:r>
+              <w:rPr>
+                <w:rStyle w:val="PlatzhalterZchn"/>
+              </w:rPr>
+              <w:t>_NAME }}</w:t>
             </w:r>
             <w:r>
               <w:t xml:space="preserve">, </w:t>
@@ -1950,7 +2839,27 @@
                 <w:sz w:val="18"/>
                 <w:szCs w:val="18"/>
               </w:rPr>
-              <w:t>{%p endif %}</w:t>
+              <w:t xml:space="preserve">{%p </w:t>
+            </w:r>
+            <w:proofErr w:type="spellStart"/>
+            <w:r>
+              <w:rPr>
+                <w:rFonts w:ascii="Consolas" w:hAnsi="Consolas" w:cs="Arial"/>
+                <w:color w:val="00B050"/>
+                <w:sz w:val="18"/>
+                <w:szCs w:val="18"/>
+              </w:rPr>
+              <w:t>endif</w:t>
+            </w:r>
+            <w:proofErr w:type="spellEnd"/>
+            <w:r>
+              <w:rPr>
+                <w:rFonts w:ascii="Consolas" w:hAnsi="Consolas" w:cs="Arial"/>
+                <w:color w:val="00B050"/>
+                <w:sz w:val="18"/>
+                <w:szCs w:val="18"/>
+              </w:rPr>
+              <w:t xml:space="preserve"> %}</w:t>
             </w:r>
           </w:p>
           <w:p>
@@ -1987,15 +2896,43 @@
                 <w:sz w:val="18"/>
                 <w:szCs w:val="18"/>
               </w:rPr>
-              <w:t xml:space="preserve"> else %}</w:t>
+              <w:t xml:space="preserve"> </w:t>
+            </w:r>
+            <w:proofErr w:type="spellStart"/>
+            <w:r>
+              <w:rPr>
+                <w:rFonts w:ascii="Consolas" w:hAnsi="Consolas" w:cs="Arial"/>
+                <w:color w:val="00B050"/>
+                <w:sz w:val="18"/>
+                <w:szCs w:val="18"/>
+              </w:rPr>
+              <w:t>else</w:t>
+            </w:r>
+            <w:proofErr w:type="spellEnd"/>
+            <w:r>
+              <w:rPr>
+                <w:rFonts w:ascii="Consolas" w:hAnsi="Consolas" w:cs="Arial"/>
+                <w:color w:val="00B050"/>
+                <w:sz w:val="18"/>
+                <w:szCs w:val="18"/>
+              </w:rPr>
+              <w:t xml:space="preserve"> %}</w:t>
             </w:r>
           </w:p>
           <w:p>
+            <w:proofErr w:type="gramStart"/>
             <w:r>
               <w:rPr>
                 <w:rStyle w:val="PlatzhalterZchn"/>
               </w:rPr>
-              <w:t>{{ G.NAME }}</w:t>
+              <w:t>{{ G.NAME</w:t>
+            </w:r>
+            <w:proofErr w:type="gramEnd"/>
+            <w:r>
+              <w:rPr>
+                <w:rStyle w:val="PlatzhalterZchn"/>
+              </w:rPr>
+              <w:t xml:space="preserve"> }}</w:t>
             </w:r>
             <w:r>
               <w:t xml:space="preserve">, </w:t>
@@ -2023,7 +2960,27 @@
                 <w:sz w:val="18"/>
                 <w:szCs w:val="18"/>
               </w:rPr>
-              <w:t>{%p if G.VERTRETER_NAME %}</w:t>
+              <w:t xml:space="preserve">{%p </w:t>
+            </w:r>
+            <w:proofErr w:type="spellStart"/>
+            <w:r>
+              <w:rPr>
+                <w:rFonts w:ascii="Consolas" w:hAnsi="Consolas" w:cs="Arial"/>
+                <w:color w:val="00B050"/>
+                <w:sz w:val="18"/>
+                <w:szCs w:val="18"/>
+              </w:rPr>
+              <w:t>if</w:t>
+            </w:r>
+            <w:proofErr w:type="spellEnd"/>
+            <w:r>
+              <w:rPr>
+                <w:rFonts w:ascii="Consolas" w:hAnsi="Consolas" w:cs="Arial"/>
+                <w:color w:val="00B050"/>
+                <w:sz w:val="18"/>
+                <w:szCs w:val="18"/>
+              </w:rPr>
+              <w:t xml:space="preserve"> G.VERTRETER_NAME %}</w:t>
             </w:r>
           </w:p>
           <w:p>
@@ -2038,11 +2995,19 @@
             <w:pPr>
               <w:ind w:left="37"/>
             </w:pPr>
+            <w:proofErr w:type="gramStart"/>
             <w:r>
               <w:rPr>
                 <w:rStyle w:val="PlatzhalterZchn"/>
               </w:rPr>
-              <w:t>{{ G.VERTRETER_NAME }}</w:t>
+              <w:t>{{ G.VERTRETER</w:t>
+            </w:r>
+            <w:proofErr w:type="gramEnd"/>
+            <w:r>
+              <w:rPr>
+                <w:rStyle w:val="PlatzhalterZchn"/>
+              </w:rPr>
+              <w:t>_NAME }}</w:t>
             </w:r>
             <w:r>
               <w:t xml:space="preserve">, </w:t>
@@ -2070,7 +3035,27 @@
                 <w:sz w:val="18"/>
                 <w:szCs w:val="18"/>
               </w:rPr>
-              <w:t>{%p endif %}</w:t>
+              <w:t xml:space="preserve">{%p </w:t>
+            </w:r>
+            <w:proofErr w:type="spellStart"/>
+            <w:r>
+              <w:rPr>
+                <w:rFonts w:ascii="Consolas" w:hAnsi="Consolas" w:cs="Arial"/>
+                <w:color w:val="00B050"/>
+                <w:sz w:val="18"/>
+                <w:szCs w:val="18"/>
+              </w:rPr>
+              <w:t>endif</w:t>
+            </w:r>
+            <w:proofErr w:type="spellEnd"/>
+            <w:r>
+              <w:rPr>
+                <w:rFonts w:ascii="Consolas" w:hAnsi="Consolas" w:cs="Arial"/>
+                <w:color w:val="00B050"/>
+                <w:sz w:val="18"/>
+                <w:szCs w:val="18"/>
+              </w:rPr>
+              <w:t xml:space="preserve"> %}</w:t>
             </w:r>
           </w:p>
           <w:p>
@@ -2089,7 +3074,27 @@
                 <w:sz w:val="18"/>
                 <w:szCs w:val="18"/>
               </w:rPr>
-              <w:t>{%p endif %}</w:t>
+              <w:t xml:space="preserve">{%p </w:t>
+            </w:r>
+            <w:proofErr w:type="spellStart"/>
+            <w:r>
+              <w:rPr>
+                <w:rFonts w:ascii="Consolas" w:hAnsi="Consolas" w:cs="Arial"/>
+                <w:color w:val="00B050"/>
+                <w:sz w:val="18"/>
+                <w:szCs w:val="18"/>
+              </w:rPr>
+              <w:t>endif</w:t>
+            </w:r>
+            <w:proofErr w:type="spellEnd"/>
+            <w:r>
+              <w:rPr>
+                <w:rFonts w:ascii="Consolas" w:hAnsi="Consolas" w:cs="Arial"/>
+                <w:color w:val="00B050"/>
+                <w:sz w:val="18"/>
+                <w:szCs w:val="18"/>
+              </w:rPr>
+              <w:t xml:space="preserve"> %}</w:t>
             </w:r>
           </w:p>
           <w:p>
@@ -2108,7 +3113,27 @@
                 <w:sz w:val="18"/>
                 <w:szCs w:val="18"/>
               </w:rPr>
-              <w:t>{%p endfor %}</w:t>
+              <w:t xml:space="preserve">{%p </w:t>
+            </w:r>
+            <w:proofErr w:type="spellStart"/>
+            <w:r>
+              <w:rPr>
+                <w:rFonts w:ascii="Consolas" w:hAnsi="Consolas" w:cs="Arial"/>
+                <w:color w:val="00B050"/>
+                <w:sz w:val="18"/>
+                <w:szCs w:val="18"/>
+              </w:rPr>
+              <w:t>endfor</w:t>
+            </w:r>
+            <w:proofErr w:type="spellEnd"/>
+            <w:r>
+              <w:rPr>
+                <w:rFonts w:ascii="Consolas" w:hAnsi="Consolas" w:cs="Arial"/>
+                <w:color w:val="00B050"/>
+                <w:sz w:val="18"/>
+                <w:szCs w:val="18"/>
+              </w:rPr>
+              <w:t xml:space="preserve"> %}</w:t>
             </w:r>
           </w:p>
           <w:p>
@@ -2127,7 +3152,17 @@
                 <w:sz w:val="18"/>
                 <w:szCs w:val="18"/>
               </w:rPr>
-              <w:t>{%p el</w:t>
+              <w:t xml:space="preserve">{%p </w:t>
+            </w:r>
+            <w:proofErr w:type="spellStart"/>
+            <w:r>
+              <w:rPr>
+                <w:rFonts w:ascii="Consolas" w:hAnsi="Consolas" w:cs="Arial"/>
+                <w:color w:val="00B050"/>
+                <w:sz w:val="18"/>
+                <w:szCs w:val="18"/>
+              </w:rPr>
+              <w:t>el</w:t>
             </w:r>
             <w:r>
               <w:rPr>
@@ -2136,7 +3171,17 @@
                 <w:sz w:val="18"/>
                 <w:szCs w:val="18"/>
               </w:rPr>
-              <w:t xml:space="preserve">if </w:t>
+              <w:t>if</w:t>
+            </w:r>
+            <w:proofErr w:type="spellEnd"/>
+            <w:r>
+              <w:rPr>
+                <w:rFonts w:ascii="Consolas" w:hAnsi="Consolas"/>
+                <w:color w:val="00B050"/>
+                <w:sz w:val="18"/>
+                <w:szCs w:val="18"/>
+              </w:rPr>
+              <w:t xml:space="preserve"> </w:t>
             </w:r>
             <w:r>
               <w:rPr>
@@ -2196,7 +3241,27 @@
                 <w:sz w:val="18"/>
                 <w:szCs w:val="18"/>
               </w:rPr>
-              <w:t xml:space="preserve"> elif </w:t>
+              <w:t xml:space="preserve"> </w:t>
+            </w:r>
+            <w:proofErr w:type="spellStart"/>
+            <w:r>
+              <w:rPr>
+                <w:rFonts w:ascii="Consolas" w:hAnsi="Consolas"/>
+                <w:color w:val="00B050"/>
+                <w:sz w:val="18"/>
+                <w:szCs w:val="18"/>
+              </w:rPr>
+              <w:t>elif</w:t>
+            </w:r>
+            <w:proofErr w:type="spellEnd"/>
+            <w:r>
+              <w:rPr>
+                <w:rFonts w:ascii="Consolas" w:hAnsi="Consolas"/>
+                <w:color w:val="00B050"/>
+                <w:sz w:val="18"/>
+                <w:szCs w:val="18"/>
+              </w:rPr>
+              <w:t xml:space="preserve"> </w:t>
             </w:r>
             <w:r>
               <w:rPr>
@@ -2256,7 +3321,27 @@
                 <w:sz w:val="18"/>
                 <w:szCs w:val="18"/>
               </w:rPr>
-              <w:t xml:space="preserve"> else %}</w:t>
+              <w:t xml:space="preserve"> </w:t>
+            </w:r>
+            <w:proofErr w:type="spellStart"/>
+            <w:r>
+              <w:rPr>
+                <w:rFonts w:ascii="Consolas" w:hAnsi="Consolas"/>
+                <w:color w:val="00B050"/>
+                <w:sz w:val="18"/>
+                <w:szCs w:val="18"/>
+              </w:rPr>
+              <w:t>else</w:t>
+            </w:r>
+            <w:proofErr w:type="spellEnd"/>
+            <w:r>
+              <w:rPr>
+                <w:rFonts w:ascii="Consolas" w:hAnsi="Consolas"/>
+                <w:color w:val="00B050"/>
+                <w:sz w:val="18"/>
+                <w:szCs w:val="18"/>
+              </w:rPr>
+              <w:t xml:space="preserve"> %}</w:t>
             </w:r>
           </w:p>
           <w:p>
@@ -2272,7 +3357,27 @@
                 <w:sz w:val="18"/>
                 <w:szCs w:val="18"/>
               </w:rPr>
-              <w:t>{%p endif %}</w:t>
+              <w:t xml:space="preserve">{%p </w:t>
+            </w:r>
+            <w:proofErr w:type="spellStart"/>
+            <w:r>
+              <w:rPr>
+                <w:rFonts w:ascii="Consolas" w:hAnsi="Consolas" w:cs="Arial"/>
+                <w:color w:val="00B050"/>
+                <w:sz w:val="18"/>
+                <w:szCs w:val="18"/>
+              </w:rPr>
+              <w:t>endif</w:t>
+            </w:r>
+            <w:proofErr w:type="spellEnd"/>
+            <w:r>
+              <w:rPr>
+                <w:rFonts w:ascii="Consolas" w:hAnsi="Consolas" w:cs="Arial"/>
+                <w:color w:val="00B050"/>
+                <w:sz w:val="18"/>
+                <w:szCs w:val="18"/>
+              </w:rPr>
+              <w:t xml:space="preserve"> %}</w:t>
             </w:r>
           </w:p>
         </w:tc>
@@ -2322,8 +3427,13 @@
             <w:pPr>
               <w:pStyle w:val="Platzhalter"/>
             </w:pPr>
-            <w:r>
-              <w:t>{{ BESCHREIBUNG_BAUVORHABEN }}</w:t>
+            <w:proofErr w:type="gramStart"/>
+            <w:r>
+              <w:t>{{ BESCHREIBUNG</w:t>
+            </w:r>
+            <w:proofErr w:type="gramEnd"/>
+            <w:r>
+              <w:t>_BAUVORHABEN }}</w:t>
             </w:r>
           </w:p>
         </w:tc>
@@ -2368,8 +3478,13 @@
               </w:rPr>
             </w:pPr>
             <w:bookmarkStart w:id="1" w:name="_Hlk176878812"/>
-            <w:r>
-              <w:t>{{ ADRESSE }}</w:t>
+            <w:proofErr w:type="gramStart"/>
+            <w:r>
+              <w:t>{{ ADRESSE</w:t>
+            </w:r>
+            <w:proofErr w:type="gramEnd"/>
+            <w:r>
+              <w:t xml:space="preserve"> }}</w:t>
             </w:r>
             <w:bookmarkEnd w:id="1"/>
           </w:p>
@@ -2420,12 +3535,14 @@
             <w:pPr>
               <w:pStyle w:val="Platzhalter"/>
             </w:pPr>
+            <w:proofErr w:type="gramStart"/>
             <w:r>
               <w:t xml:space="preserve">{{ </w:t>
             </w:r>
             <w:r>
               <w:t>GRUNDSTUECK</w:t>
             </w:r>
+            <w:proofErr w:type="gramEnd"/>
             <w:r>
               <w:t xml:space="preserve"> }}</w:t>
             </w:r>
@@ -2477,8 +3594,13 @@
             <w:pPr>
               <w:pStyle w:val="Platzhalter"/>
             </w:pPr>
-            <w:r>
-              <w:t>{{ BAUEINGABE_DATUM }}</w:t>
+            <w:proofErr w:type="gramStart"/>
+            <w:r>
+              <w:t>{{ BAUEINGABE</w:t>
+            </w:r>
+            <w:proofErr w:type="gramEnd"/>
+            <w:r>
+              <w:t>_DATUM }}</w:t>
             </w:r>
           </w:p>
         </w:tc>
@@ -2502,7 +3624,27 @@
           <w:sz w:val="18"/>
           <w:szCs w:val="18"/>
         </w:rPr>
-        <w:t xml:space="preserve">{%p for </w:t>
+        <w:t xml:space="preserve">{%p </w:t>
+      </w:r>
+      <w:proofErr w:type="spellStart"/>
+      <w:r>
+        <w:rPr>
+          <w:rFonts w:ascii="Consolas" w:hAnsi="Consolas" w:cs="Arial"/>
+          <w:color w:val="00B050"/>
+          <w:sz w:val="18"/>
+          <w:szCs w:val="18"/>
+        </w:rPr>
+        <w:t>for</w:t>
+      </w:r>
+      <w:proofErr w:type="spellEnd"/>
+      <w:r>
+        <w:rPr>
+          <w:rFonts w:ascii="Consolas" w:hAnsi="Consolas" w:cs="Arial"/>
+          <w:color w:val="00B050"/>
+          <w:sz w:val="18"/>
+          <w:szCs w:val="18"/>
+        </w:rPr>
+        <w:t xml:space="preserve"> </w:t>
       </w:r>
       <w:r>
         <w:rPr>
@@ -2557,7 +3699,49 @@
           <w:sz w:val="18"/>
           <w:szCs w:val="18"/>
         </w:rPr>
-        <w:t>{%p if loop.first %}</w:t>
+        <w:t xml:space="preserve">{%p </w:t>
+      </w:r>
+      <w:proofErr w:type="spellStart"/>
+      <w:r>
+        <w:rPr>
+          <w:rFonts w:ascii="Consolas" w:hAnsi="Consolas" w:cs="Arial"/>
+          <w:color w:val="00B050"/>
+          <w:sz w:val="18"/>
+          <w:szCs w:val="18"/>
+        </w:rPr>
+        <w:t>if</w:t>
+      </w:r>
+      <w:proofErr w:type="spellEnd"/>
+      <w:r>
+        <w:rPr>
+          <w:rFonts w:ascii="Consolas" w:hAnsi="Consolas" w:cs="Arial"/>
+          <w:color w:val="00B050"/>
+          <w:sz w:val="18"/>
+          <w:szCs w:val="18"/>
+        </w:rPr>
+        <w:t xml:space="preserve"> </w:t>
+      </w:r>
+      <w:proofErr w:type="spellStart"/>
+      <w:proofErr w:type="gramStart"/>
+      <w:r>
+        <w:rPr>
+          <w:rFonts w:ascii="Consolas" w:hAnsi="Consolas" w:cs="Arial"/>
+          <w:color w:val="00B050"/>
+          <w:sz w:val="18"/>
+          <w:szCs w:val="18"/>
+        </w:rPr>
+        <w:t>loop.first</w:t>
+      </w:r>
+      <w:proofErr w:type="spellEnd"/>
+      <w:proofErr w:type="gramEnd"/>
+      <w:r>
+        <w:rPr>
+          <w:rFonts w:ascii="Consolas" w:hAnsi="Consolas" w:cs="Arial"/>
+          <w:color w:val="00B050"/>
+          <w:sz w:val="18"/>
+          <w:szCs w:val="18"/>
+        </w:rPr>
+        <w:t xml:space="preserve"> %}</w:t>
       </w:r>
     </w:p>
     <w:p>
@@ -2578,6 +3762,7 @@
         </w:rPr>
         <w:t xml:space="preserve">{%p </w:t>
       </w:r>
+      <w:proofErr w:type="spellStart"/>
       <w:r>
         <w:rPr>
           <w:rFonts w:ascii="Consolas" w:hAnsi="Consolas" w:cs="Arial"/>
@@ -2587,6 +3772,7 @@
         </w:rPr>
         <w:t>if</w:t>
       </w:r>
+      <w:proofErr w:type="spellEnd"/>
       <w:r>
         <w:rPr>
           <w:rFonts w:ascii="Consolas" w:hAnsi="Consolas" w:cs="Arial"/>
@@ -2619,11 +3805,19 @@
       <w:r>
         <w:t xml:space="preserve">Sehr geehrter </w:t>
       </w:r>
+      <w:proofErr w:type="gramStart"/>
       <w:r>
         <w:rPr>
           <w:rStyle w:val="PlatzhalterZchn"/>
         </w:rPr>
-        <w:t>{{ G.ANREDE }}</w:t>
+        <w:t>{{ G.ANREDE</w:t>
+      </w:r>
+      <w:proofErr w:type="gramEnd"/>
+      <w:r>
+        <w:rPr>
+          <w:rStyle w:val="PlatzhalterZchn"/>
+        </w:rPr>
+        <w:t xml:space="preserve"> }}</w:t>
       </w:r>
       <w:r>
         <w:t xml:space="preserve"> </w:t>
@@ -2653,6 +3847,7 @@
         </w:rPr>
         <w:t xml:space="preserve">{%p </w:t>
       </w:r>
+      <w:proofErr w:type="spellStart"/>
       <w:r>
         <w:rPr>
           <w:rFonts w:ascii="Consolas" w:hAnsi="Consolas" w:cs="Arial"/>
@@ -2660,7 +3855,17 @@
           <w:sz w:val="18"/>
           <w:szCs w:val="18"/>
         </w:rPr>
-        <w:t>elif G.ANREDE ==</w:t>
+        <w:t>elif</w:t>
+      </w:r>
+      <w:proofErr w:type="spellEnd"/>
+      <w:r>
+        <w:rPr>
+          <w:rFonts w:ascii="Consolas" w:hAnsi="Consolas" w:cs="Arial"/>
+          <w:color w:val="00B050"/>
+          <w:sz w:val="18"/>
+          <w:szCs w:val="18"/>
+        </w:rPr>
+        <w:t xml:space="preserve"> G.ANREDE ==</w:t>
       </w:r>
       <w:r>
         <w:rPr>
@@ -2685,11 +3890,19 @@
       <w:r>
         <w:t xml:space="preserve">Sehr geehrte </w:t>
       </w:r>
+      <w:proofErr w:type="gramStart"/>
       <w:r>
         <w:rPr>
           <w:rStyle w:val="PlatzhalterZchn"/>
         </w:rPr>
-        <w:t>{{ G.ANREDE }}</w:t>
+        <w:t>{{ G.ANREDE</w:t>
+      </w:r>
+      <w:proofErr w:type="gramEnd"/>
+      <w:r>
+        <w:rPr>
+          <w:rStyle w:val="PlatzhalterZchn"/>
+        </w:rPr>
+        <w:t xml:space="preserve"> }}</w:t>
       </w:r>
       <w:r>
         <w:t xml:space="preserve"> </w:t>
@@ -2717,7 +3930,27 @@
           <w:sz w:val="18"/>
           <w:szCs w:val="18"/>
         </w:rPr>
-        <w:t>{%p else %}</w:t>
+        <w:t xml:space="preserve">{%p </w:t>
+      </w:r>
+      <w:proofErr w:type="spellStart"/>
+      <w:r>
+        <w:rPr>
+          <w:rFonts w:ascii="Consolas" w:hAnsi="Consolas" w:cs="Arial"/>
+          <w:color w:val="00B050"/>
+          <w:sz w:val="18"/>
+          <w:szCs w:val="18"/>
+        </w:rPr>
+        <w:t>else</w:t>
+      </w:r>
+      <w:proofErr w:type="spellEnd"/>
+      <w:r>
+        <w:rPr>
+          <w:rFonts w:ascii="Consolas" w:hAnsi="Consolas" w:cs="Arial"/>
+          <w:color w:val="00B050"/>
+          <w:sz w:val="18"/>
+          <w:szCs w:val="18"/>
+        </w:rPr>
+        <w:t xml:space="preserve"> %}</w:t>
       </w:r>
     </w:p>
     <w:p>
@@ -2741,18 +3974,9 @@
           <w:sz w:val="18"/>
           <w:szCs w:val="18"/>
         </w:rPr>
-        <w:t>{%p endif %}</w:t>
+        <w:t xml:space="preserve">{%p </w:t>
       </w:r>
-    </w:p>
-    <w:p>
-      <w:pPr>
-        <w:rPr>
-          <w:rFonts w:ascii="Consolas" w:hAnsi="Consolas"/>
-          <w:color w:val="00B050"/>
-          <w:sz w:val="18"/>
-          <w:szCs w:val="18"/>
-        </w:rPr>
-      </w:pPr>
+      <w:proofErr w:type="spellStart"/>
       <w:r>
         <w:rPr>
           <w:rFonts w:ascii="Consolas" w:hAnsi="Consolas"/>
@@ -2760,7 +3984,56 @@
           <w:sz w:val="18"/>
           <w:szCs w:val="18"/>
         </w:rPr>
-        <w:t>{%p endif %}</w:t>
+        <w:t>endif</w:t>
+      </w:r>
+      <w:proofErr w:type="spellEnd"/>
+      <w:r>
+        <w:rPr>
+          <w:rFonts w:ascii="Consolas" w:hAnsi="Consolas"/>
+          <w:color w:val="00B050"/>
+          <w:sz w:val="18"/>
+          <w:szCs w:val="18"/>
+        </w:rPr>
+        <w:t xml:space="preserve"> %}</w:t>
+      </w:r>
+    </w:p>
+    <w:p>
+      <w:pPr>
+        <w:rPr>
+          <w:rFonts w:ascii="Consolas" w:hAnsi="Consolas"/>
+          <w:color w:val="00B050"/>
+          <w:sz w:val="18"/>
+          <w:szCs w:val="18"/>
+        </w:rPr>
+      </w:pPr>
+      <w:r>
+        <w:rPr>
+          <w:rFonts w:ascii="Consolas" w:hAnsi="Consolas"/>
+          <w:color w:val="00B050"/>
+          <w:sz w:val="18"/>
+          <w:szCs w:val="18"/>
+        </w:rPr>
+        <w:t xml:space="preserve">{%p </w:t>
+      </w:r>
+      <w:proofErr w:type="spellStart"/>
+      <w:r>
+        <w:rPr>
+          <w:rFonts w:ascii="Consolas" w:hAnsi="Consolas"/>
+          <w:color w:val="00B050"/>
+          <w:sz w:val="18"/>
+          <w:szCs w:val="18"/>
+        </w:rPr>
+        <w:t>endif</w:t>
+      </w:r>
+      <w:proofErr w:type="spellEnd"/>
+      <w:r>
+        <w:rPr>
+          <w:rFonts w:ascii="Consolas" w:hAnsi="Consolas"/>
+          <w:color w:val="00B050"/>
+          <w:sz w:val="18"/>
+          <w:szCs w:val="18"/>
+        </w:rPr>
+        <w:t xml:space="preserve"> %}</w:t>
       </w:r>
     </w:p>
     <w:p>
@@ -2779,7 +4052,27 @@
           <w:sz w:val="18"/>
           <w:szCs w:val="18"/>
         </w:rPr>
-        <w:t>{%p endfor %}</w:t>
+        <w:t xml:space="preserve">{%p </w:t>
+      </w:r>
+      <w:proofErr w:type="spellStart"/>
+      <w:r>
+        <w:rPr>
+          <w:rFonts w:ascii="Consolas" w:hAnsi="Consolas" w:cs="Arial"/>
+          <w:color w:val="00B050"/>
+          <w:sz w:val="18"/>
+          <w:szCs w:val="18"/>
+        </w:rPr>
+        <w:t>endfor</w:t>
+      </w:r>
+      <w:proofErr w:type="spellEnd"/>
+      <w:r>
+        <w:rPr>
+          <w:rFonts w:ascii="Consolas" w:hAnsi="Consolas" w:cs="Arial"/>
+          <w:color w:val="00B050"/>
+          <w:sz w:val="18"/>
+          <w:szCs w:val="18"/>
+        </w:rPr>
+        <w:t xml:space="preserve"> %}</w:t>
       </w:r>
     </w:p>
     <w:p/>
@@ -2798,13 +4091,50 @@
           <w:sz w:val="18"/>
           <w:szCs w:val="18"/>
         </w:rPr>
-        <w:t>{% if ZUSTAENDIG_NAME %}</w:t>
+        <w:t xml:space="preserve">{% </w:t>
+      </w:r>
+      <w:proofErr w:type="spellStart"/>
+      <w:r>
+        <w:rPr>
+          <w:rFonts w:ascii="Consolas" w:hAnsi="Consolas"/>
+          <w:color w:val="00B050"/>
+          <w:sz w:val="18"/>
+          <w:szCs w:val="18"/>
+        </w:rPr>
+        <w:t>if</w:t>
+      </w:r>
+      <w:proofErr w:type="spellEnd"/>
+      <w:r>
+        <w:rPr>
+          <w:rFonts w:ascii="Consolas" w:hAnsi="Consolas"/>
+          <w:color w:val="00B050"/>
+          <w:sz w:val="18"/>
+          <w:szCs w:val="18"/>
+        </w:rPr>
+        <w:t xml:space="preserve"> ZUSTAENDIG_NAME </w:t>
+      </w:r>
+      <w:proofErr w:type="gramStart"/>
+      <w:r>
+        <w:rPr>
+          <w:rFonts w:ascii="Consolas" w:hAnsi="Consolas"/>
+          <w:color w:val="00B050"/>
+          <w:sz w:val="18"/>
+          <w:szCs w:val="18"/>
+        </w:rPr>
+        <w:t>%}</w:t>
       </w:r>
       <w:r>
         <w:rPr>
           <w:rStyle w:val="PlatzhalterZchn"/>
         </w:rPr>
-        <w:t>{{ ZUSTAENDIG_NAME }}</w:t>
+        <w:t>{</w:t>
+      </w:r>
+      <w:proofErr w:type="gramEnd"/>
+      <w:r>
+        <w:rPr>
+          <w:rStyle w:val="PlatzhalterZchn"/>
+        </w:rPr>
+        <w:t>{ ZUSTAENDIG_NAME }}</w:t>
       </w:r>
       <w:r>
         <w:rPr>
@@ -2815,6 +4145,7 @@
         </w:rPr>
         <w:t xml:space="preserve">{% </w:t>
       </w:r>
+      <w:proofErr w:type="spellStart"/>
       <w:r>
         <w:rPr>
           <w:rFonts w:ascii="Consolas" w:hAnsi="Consolas"/>
@@ -2824,6 +4155,7 @@
         </w:rPr>
         <w:t>else</w:t>
       </w:r>
+      <w:proofErr w:type="spellEnd"/>
       <w:r>
         <w:rPr>
           <w:rFonts w:ascii="Consolas" w:hAnsi="Consolas"/>
@@ -2873,7 +4205,27 @@
           <w:sz w:val="18"/>
           <w:szCs w:val="18"/>
         </w:rPr>
-        <w:t>{% endif %}</w:t>
+        <w:t xml:space="preserve">{% </w:t>
+      </w:r>
+      <w:proofErr w:type="spellStart"/>
+      <w:r>
+        <w:rPr>
+          <w:rFonts w:ascii="Consolas" w:hAnsi="Consolas"/>
+          <w:color w:val="00B050"/>
+          <w:sz w:val="18"/>
+          <w:szCs w:val="18"/>
+        </w:rPr>
+        <w:t>endif</w:t>
+      </w:r>
+      <w:proofErr w:type="spellEnd"/>
+      <w:r>
+        <w:rPr>
+          <w:rFonts w:ascii="Consolas" w:hAnsi="Consolas"/>
+          <w:color w:val="00B050"/>
+          <w:sz w:val="18"/>
+          <w:szCs w:val="18"/>
+        </w:rPr>
+        <w:t xml:space="preserve"> %}</w:t>
       </w:r>
     </w:p>
     <w:p/>
@@ -2992,13 +4344,23 @@
         <w:szCs w:val="16"/>
       </w:rPr>
     </w:pPr>
+    <w:proofErr w:type="gramStart"/>
     <w:r>
       <w:rPr>
         <w:rStyle w:val="PlatzhalterZchn"/>
         <w:sz w:val="16"/>
         <w:szCs w:val="16"/>
       </w:rPr>
-      <w:t>{{ LEITBEHOERDE_NAME }}</w:t>
+      <w:t>{{ LEITBEHOERDE</w:t>
+    </w:r>
+    <w:proofErr w:type="gramEnd"/>
+    <w:r>
+      <w:rPr>
+        <w:rStyle w:val="PlatzhalterZchn"/>
+        <w:sz w:val="16"/>
+        <w:szCs w:val="16"/>
+      </w:rPr>
+      <w:t>_NAME }}</w:t>
     </w:r>
     <w:r>
       <w:rPr>
@@ -3225,13 +4587,23 @@
         <w:szCs w:val="16"/>
       </w:rPr>
     </w:pPr>
+    <w:proofErr w:type="gramStart"/>
     <w:r>
       <w:rPr>
         <w:rStyle w:val="PlatzhalterZchn"/>
         <w:sz w:val="16"/>
         <w:szCs w:val="16"/>
       </w:rPr>
-      <w:t>{{ LEITBEHOERDE_NAME }}</w:t>
+      <w:t>{{ LEITBEHOERDE</w:t>
+    </w:r>
+    <w:proofErr w:type="gramEnd"/>
+    <w:r>
+      <w:rPr>
+        <w:rStyle w:val="PlatzhalterZchn"/>
+        <w:sz w:val="16"/>
+        <w:szCs w:val="16"/>
+      </w:rPr>
+      <w:t>_NAME }}</w:t>
     </w:r>
     <w:r>
       <w:rPr>
@@ -3442,8 +4814,21 @@
       <w:spacing w:before="360" w:after="120"/>
       <w:jc w:val="right"/>
     </w:pPr>
+    <w:proofErr w:type="gramStart"/>
     <w:r>
-      <w:t xml:space="preserve">{{ "GEMEINDE_WAPPEN" |image(None, </w:t>
+      <w:t>{{ "</w:t>
+    </w:r>
+    <w:proofErr w:type="gramEnd"/>
+    <w:r>
+      <w:t>GEMEINDE_WAPPEN" |</w:t>
+    </w:r>
+    <w:proofErr w:type="spellStart"/>
+    <w:r>
+      <w:t>image</w:t>
+    </w:r>
+    <w:proofErr w:type="spellEnd"/>
+    <w:r>
+      <w:t xml:space="preserve">(None, </w:t>
     </w:r>
     <w:r>
       <w:t>None</w:t>
@@ -3463,8 +4848,21 @@
       <w:spacing w:before="360" w:after="120"/>
       <w:jc w:val="right"/>
     </w:pPr>
+    <w:proofErr w:type="gramStart"/>
     <w:r>
-      <w:t xml:space="preserve">{{ "GEMEINDE_WAPPEN" |image(None, </w:t>
+      <w:t>{{ "</w:t>
+    </w:r>
+    <w:proofErr w:type="gramEnd"/>
+    <w:r>
+      <w:t>GEMEINDE_WAPPEN" |</w:t>
+    </w:r>
+    <w:proofErr w:type="spellStart"/>
+    <w:r>
+      <w:t>image</w:t>
+    </w:r>
+    <w:proofErr w:type="spellEnd"/>
+    <w:r>
+      <w:t xml:space="preserve">(None, </w:t>
     </w:r>
     <w:r>
       <w:t>7</w:t>
@@ -6921,19 +8319,15 @@
     <w:basedOn w:val="Standard"/>
     <w:link w:val="PlatzhalterZchn"/>
     <w:qFormat/>
-    <w:rsid w:val="002C6732"/>
-    <w:rPr>
-      <w:color w:val="00B050"/>
-    </w:rPr>
+    <w:rsid w:val="00CB7DB2"/>
   </w:style>
   <w:style w:type="character" w:customStyle="1" w:styleId="PlatzhalterZchn">
     <w:name w:val="Platzhalter Zchn"/>
     <w:basedOn w:val="Absatz-Standardschriftart"/>
     <w:link w:val="Platzhalter"/>
-    <w:rsid w:val="002C6732"/>
+    <w:rsid w:val="00CB7DB2"/>
     <w:rPr>
       <w:rFonts w:ascii="Arial" w:eastAsia="Times New Roman" w:hAnsi="Arial" w:cs="Times New Roman"/>
-      <w:color w:val="00B050"/>
       <w:sz w:val="22"/>
       <w:szCs w:val="20"/>
       <w:lang w:val="de-CH" w:eastAsia="de-DE"/>
@@ -7184,6 +8578,7 @@
     <w:rsid w:val="00EF0D8F"/>
     <w:rsid w:val="00F22F0C"/>
     <w:rsid w:val="00F73624"/>
+    <w:rsid w:val="00F91FDD"/>
   </w:rsids>
   <m:mathPr>
     <m:mathFont m:val="Cambria Math"/>

--- a/document-merge-service/kt_so/templatefiles/briefvorlage-an-gesuchstellerin.docx
+++ b/document-merge-service/kt_so/templatefiles/briefvorlage-an-gesuchstellerin.docx
@@ -1,6 +1,6 @@
 
 <file path=word/document.xml><?xml version="1.0" encoding="utf-8"?>
-<w:document xmlns:wpc="http://schemas.microsoft.com/office/word/2010/wordprocessingCanvas" xmlns:cx="http://schemas.microsoft.com/office/drawing/2014/chartex" xmlns:cx1="http://schemas.microsoft.com/office/drawing/2015/9/8/chartex" xmlns:cx2="http://schemas.microsoft.com/office/drawing/2015/10/21/chartex" xmlns:cx3="http://schemas.microsoft.com/office/drawing/2016/5/9/chartex" xmlns:cx4="http://schemas.microsoft.com/office/drawing/2016/5/10/chartex" xmlns:cx5="http://schemas.microsoft.com/office/drawing/2016/5/11/chartex" xmlns:cx6="http://schemas.microsoft.com/office/drawing/2016/5/12/chartex" xmlns:cx7="http://schemas.microsoft.com/office/drawing/2016/5/13/chartex" xmlns:cx8="http://schemas.microsoft.com/office/drawing/2016/5/14/chartex" xmlns:mc="http://schemas.openxmlformats.org/markup-compatibility/2006" xmlns:aink="http://schemas.microsoft.com/office/drawing/2016/ink" xmlns:am3d="http://schemas.microsoft.com/office/drawing/2017/model3d" xmlns:o="urn:schemas-microsoft-com:office:office" xmlns:oel="http://schemas.microsoft.com/office/2019/extlst" xmlns:r="http://schemas.openxmlformats.org/officeDocument/2006/relationships" xmlns:m="http://schemas.openxmlformats.org/officeDocument/2006/math" xmlns:v="urn:schemas-microsoft-com:vml" xmlns:wp14="http://schemas.microsoft.com/office/word/2010/wordprocessingDrawing" xmlns:wp="http://schemas.openxmlformats.org/drawingml/2006/wordprocessingDrawing" xmlns:w10="urn:schemas-microsoft-com:office:word" xmlns:w="http://schemas.openxmlformats.org/wordprocessingml/2006/main" xmlns:w14="http://schemas.microsoft.com/office/word/2010/wordml" xmlns:w15="http://schemas.microsoft.com/office/word/2012/wordml" xmlns:w16cex="http://schemas.microsoft.com/office/word/2018/wordml/cex" xmlns:w16cid="http://schemas.microsoft.com/office/word/2016/wordml/cid" xmlns:w16="http://schemas.microsoft.com/office/word/2018/wordml" xmlns:w16du="http://schemas.microsoft.com/office/word/2023/wordml/word16du" xmlns:w16sdtdh="http://schemas.microsoft.com/office/word/2020/wordml/sdtdatahash" xmlns:w16se="http://schemas.microsoft.com/office/word/2015/wordml/symex" xmlns:wpg="http://schemas.microsoft.com/office/word/2010/wordprocessingGroup" xmlns:wpi="http://schemas.microsoft.com/office/word/2010/wordprocessingInk" xmlns:wne="http://schemas.microsoft.com/office/word/2006/wordml" xmlns:wps="http://schemas.microsoft.com/office/word/2010/wordprocessingShape" mc:Ignorable="w14 w15 w16se w16cid w16 w16cex w16sdtdh w16du wp14">
+<w:document xmlns:wpc="http://schemas.microsoft.com/office/word/2010/wordprocessingCanvas" xmlns:cx="http://schemas.microsoft.com/office/drawing/2014/chartex" xmlns:cx1="http://schemas.microsoft.com/office/drawing/2015/9/8/chartex" xmlns:cx2="http://schemas.microsoft.com/office/drawing/2015/10/21/chartex" xmlns:cx3="http://schemas.microsoft.com/office/drawing/2016/5/9/chartex" xmlns:cx4="http://schemas.microsoft.com/office/drawing/2016/5/10/chartex" xmlns:cx5="http://schemas.microsoft.com/office/drawing/2016/5/11/chartex" xmlns:cx6="http://schemas.microsoft.com/office/drawing/2016/5/12/chartex" xmlns:cx7="http://schemas.microsoft.com/office/drawing/2016/5/13/chartex" xmlns:cx8="http://schemas.microsoft.com/office/drawing/2016/5/14/chartex" xmlns:mc="http://schemas.openxmlformats.org/markup-compatibility/2006" xmlns:aink="http://schemas.microsoft.com/office/drawing/2016/ink" xmlns:am3d="http://schemas.microsoft.com/office/drawing/2017/model3d" xmlns:o="urn:schemas-microsoft-com:office:office" xmlns:oel="http://schemas.microsoft.com/office/2019/extlst" xmlns:r="http://schemas.openxmlformats.org/officeDocument/2006/relationships" xmlns:m="http://schemas.openxmlformats.org/officeDocument/2006/math" xmlns:v="urn:schemas-microsoft-com:vml" xmlns:wp14="http://schemas.microsoft.com/office/word/2010/wordprocessingDrawing" xmlns:wp="http://schemas.openxmlformats.org/drawingml/2006/wordprocessingDrawing" xmlns:w10="urn:schemas-microsoft-com:office:word" xmlns:w="http://schemas.openxmlformats.org/wordprocessingml/2006/main" xmlns:w14="http://schemas.microsoft.com/office/word/2010/wordml" xmlns:w15="http://schemas.microsoft.com/office/word/2012/wordml" xmlns:w16cex="http://schemas.microsoft.com/office/word/2018/wordml/cex" xmlns:w16cid="http://schemas.microsoft.com/office/word/2016/wordml/cid" xmlns:w16="http://schemas.microsoft.com/office/word/2018/wordml" xmlns:w16du="http://schemas.microsoft.com/office/word/2023/wordml/word16du" xmlns:w16sdtdh="http://schemas.microsoft.com/office/word/2020/wordml/sdtdatahash" xmlns:w16sdtfl="http://schemas.microsoft.com/office/word/2024/wordml/sdtformatlock" xmlns:w16se="http://schemas.microsoft.com/office/word/2015/wordml/symex" xmlns:wpg="http://schemas.microsoft.com/office/word/2010/wordprocessingGroup" xmlns:wpi="http://schemas.microsoft.com/office/word/2010/wordprocessingInk" xmlns:wne="http://schemas.microsoft.com/office/word/2006/wordml" xmlns:wps="http://schemas.microsoft.com/office/word/2010/wordprocessingShape" mc:Ignorable="w14 w15 w16se w16cid w16 w16cex w16sdtdh w16sdtfl w16du wp14">
   <w:body>
     <w:tbl>
       <w:tblPr>
@@ -54,7 +54,23 @@
                 <w:b/>
                 <w:bCs/>
               </w:rPr>
-              <w:t>_NAME }}</w:t>
+              <w:t>_</w:t>
+            </w:r>
+            <w:proofErr w:type="gramStart"/>
+            <w:r>
+              <w:rPr>
+                <w:b/>
+                <w:bCs/>
+              </w:rPr>
+              <w:t>NAME }</w:t>
+            </w:r>
+            <w:proofErr w:type="gramEnd"/>
+            <w:r>
+              <w:rPr>
+                <w:b/>
+                <w:bCs/>
+              </w:rPr>
+              <w:t>}</w:t>
             </w:r>
           </w:p>
           <w:sdt>
@@ -114,7 +130,23 @@
                 <w:sz w:val="18"/>
                 <w:szCs w:val="18"/>
               </w:rPr>
-              <w:t>_ADRESSE_1 }}</w:t>
+              <w:t>_ADRESSE_</w:t>
+            </w:r>
+            <w:proofErr w:type="gramStart"/>
+            <w:r>
+              <w:rPr>
+                <w:sz w:val="18"/>
+                <w:szCs w:val="18"/>
+              </w:rPr>
+              <w:t>1 }</w:t>
+            </w:r>
+            <w:proofErr w:type="gramEnd"/>
+            <w:r>
+              <w:rPr>
+                <w:sz w:val="18"/>
+                <w:szCs w:val="18"/>
+              </w:rPr>
+              <w:t>}</w:t>
             </w:r>
           </w:p>
           <w:p>
@@ -336,10 +368,18 @@
             </w:r>
             <w:proofErr w:type="gramEnd"/>
             <w:r>
-              <w:t>_JURISTISCHE_PERSON</w:t>
-            </w:r>
-            <w:r>
-              <w:t xml:space="preserve"> }}</w:t>
+              <w:t>_JURISTISCHE_</w:t>
+            </w:r>
+            <w:proofErr w:type="gramStart"/>
+            <w:r>
+              <w:t>PERSON</w:t>
+            </w:r>
+            <w:r>
+              <w:t xml:space="preserve"> }</w:t>
+            </w:r>
+            <w:proofErr w:type="gramEnd"/>
+            <w:r>
+              <w:t>}</w:t>
             </w:r>
           </w:p>
           <w:p>
@@ -427,11 +467,19 @@
               </w:rPr>
               <w:t xml:space="preserve"> </w:t>
             </w:r>
-            <w:r>
-              <w:rPr>
-                <w:rStyle w:val="PlatzhalterZchn"/>
-              </w:rPr>
-              <w:t>{{ G.NACHNAME }}</w:t>
+            <w:proofErr w:type="gramStart"/>
+            <w:r>
+              <w:rPr>
+                <w:rStyle w:val="PlatzhalterZchn"/>
+              </w:rPr>
+              <w:t>{{ G.NACHNAME</w:t>
+            </w:r>
+            <w:proofErr w:type="gramEnd"/>
+            <w:r>
+              <w:rPr>
+                <w:rStyle w:val="PlatzhalterZchn"/>
+              </w:rPr>
+              <w:t xml:space="preserve"> }}</w:t>
             </w:r>
           </w:p>
           <w:p>
@@ -455,11 +503,19 @@
               </w:rPr>
               <w:t xml:space="preserve"> </w:t>
             </w:r>
-            <w:r>
-              <w:rPr>
-                <w:rStyle w:val="PlatzhalterZchn"/>
-              </w:rPr>
-              <w:t>{{ G.HAUSNUMMER }}</w:t>
+            <w:proofErr w:type="gramStart"/>
+            <w:r>
+              <w:rPr>
+                <w:rStyle w:val="PlatzhalterZchn"/>
+              </w:rPr>
+              <w:t>{{ G.HAUSNUMMER</w:t>
+            </w:r>
+            <w:proofErr w:type="gramEnd"/>
+            <w:r>
+              <w:rPr>
+                <w:rStyle w:val="PlatzhalterZchn"/>
+              </w:rPr>
+              <w:t xml:space="preserve"> }}</w:t>
             </w:r>
           </w:p>
           <w:p>
@@ -483,11 +539,19 @@
               </w:rPr>
               <w:t xml:space="preserve"> </w:t>
             </w:r>
-            <w:r>
-              <w:rPr>
-                <w:rStyle w:val="PlatzhalterZchn"/>
-              </w:rPr>
-              <w:t>{{ G.ORTSCHAFT }}</w:t>
+            <w:proofErr w:type="gramStart"/>
+            <w:r>
+              <w:rPr>
+                <w:rStyle w:val="PlatzhalterZchn"/>
+              </w:rPr>
+              <w:t>{{ G.ORTSCHAFT</w:t>
+            </w:r>
+            <w:proofErr w:type="gramEnd"/>
+            <w:r>
+              <w:rPr>
+                <w:rStyle w:val="PlatzhalterZchn"/>
+              </w:rPr>
+              <w:t xml:space="preserve"> }}</w:t>
             </w:r>
           </w:p>
           <w:p>
@@ -621,7 +685,25 @@
                 <w:sz w:val="18"/>
                 <w:szCs w:val="18"/>
               </w:rPr>
-              <w:t>_NAME }}</w:t>
+              <w:t>_</w:t>
+            </w:r>
+            <w:proofErr w:type="gramStart"/>
+            <w:r>
+              <w:rPr>
+                <w:rStyle w:val="PlatzhalterZchn"/>
+                <w:sz w:val="18"/>
+                <w:szCs w:val="18"/>
+              </w:rPr>
+              <w:t>NAME }</w:t>
+            </w:r>
+            <w:proofErr w:type="gramEnd"/>
+            <w:r>
+              <w:rPr>
+                <w:rStyle w:val="PlatzhalterZchn"/>
+                <w:sz w:val="18"/>
+                <w:szCs w:val="18"/>
+              </w:rPr>
+              <w:t>}</w:t>
             </w:r>
           </w:p>
           <w:p>
@@ -667,7 +749,25 @@
                 <w:sz w:val="18"/>
                 <w:szCs w:val="18"/>
               </w:rPr>
-              <w:t>_EMAIL }}</w:t>
+              <w:t>_</w:t>
+            </w:r>
+            <w:proofErr w:type="gramStart"/>
+            <w:r>
+              <w:rPr>
+                <w:rStyle w:val="PlatzhalterZchn"/>
+                <w:sz w:val="18"/>
+                <w:szCs w:val="18"/>
+              </w:rPr>
+              <w:t>EMAIL }</w:t>
+            </w:r>
+            <w:proofErr w:type="gramEnd"/>
+            <w:r>
+              <w:rPr>
+                <w:rStyle w:val="PlatzhalterZchn"/>
+                <w:sz w:val="18"/>
+                <w:szCs w:val="18"/>
+              </w:rPr>
+              <w:t>}</w:t>
             </w:r>
           </w:p>
           <w:p>
@@ -710,7 +810,25 @@
                 <w:sz w:val="18"/>
                 <w:szCs w:val="18"/>
               </w:rPr>
-              <w:t>_TELEFON }}</w:t>
+              <w:t>_</w:t>
+            </w:r>
+            <w:proofErr w:type="gramStart"/>
+            <w:r>
+              <w:rPr>
+                <w:rStyle w:val="PlatzhalterZchn"/>
+                <w:sz w:val="18"/>
+                <w:szCs w:val="18"/>
+              </w:rPr>
+              <w:t>TELEFON }</w:t>
+            </w:r>
+            <w:proofErr w:type="gramEnd"/>
+            <w:r>
+              <w:rPr>
+                <w:rStyle w:val="PlatzhalterZchn"/>
+                <w:sz w:val="18"/>
+                <w:szCs w:val="18"/>
+              </w:rPr>
+              <w:t>}</w:t>
             </w:r>
           </w:p>
           <w:p>
@@ -826,11 +944,19 @@
             <w:r>
               <w:t xml:space="preserve">, </w:t>
             </w:r>
-            <w:r>
-              <w:rPr>
-                <w:rStyle w:val="PlatzhalterZchn"/>
-              </w:rPr>
-              <w:t>{{ HEUTE }}</w:t>
+            <w:proofErr w:type="gramStart"/>
+            <w:r>
+              <w:rPr>
+                <w:rStyle w:val="PlatzhalterZchn"/>
+              </w:rPr>
+              <w:t>{{ HEUTE</w:t>
+            </w:r>
+            <w:proofErr w:type="gramEnd"/>
+            <w:r>
+              <w:rPr>
+                <w:rStyle w:val="PlatzhalterZchn"/>
+              </w:rPr>
+              <w:t xml:space="preserve"> }}</w:t>
             </w:r>
           </w:p>
         </w:tc>
@@ -1115,11 +1241,19 @@
             <w:r>
               <w:t xml:space="preserve">, </w:t>
             </w:r>
-            <w:r>
-              <w:rPr>
-                <w:rStyle w:val="PlatzhalterZchn"/>
-              </w:rPr>
-              <w:t>{{ G.ADRESSE }}</w:t>
+            <w:proofErr w:type="gramStart"/>
+            <w:r>
+              <w:rPr>
+                <w:rStyle w:val="PlatzhalterZchn"/>
+              </w:rPr>
+              <w:t>{{ G.ADRESSE</w:t>
+            </w:r>
+            <w:proofErr w:type="gramEnd"/>
+            <w:r>
+              <w:rPr>
+                <w:rStyle w:val="PlatzhalterZchn"/>
+              </w:rPr>
+              <w:t xml:space="preserve"> }}</w:t>
             </w:r>
           </w:p>
           <w:p>
@@ -1186,16 +1320,52 @@
               <w:rPr>
                 <w:rStyle w:val="PlatzhalterZchn"/>
               </w:rPr>
-              <w:t>_NAME }}</w:t>
+              <w:t>_</w:t>
+            </w:r>
+            <w:proofErr w:type="gramStart"/>
+            <w:r>
+              <w:rPr>
+                <w:rStyle w:val="PlatzhalterZchn"/>
+              </w:rPr>
+              <w:t>NAME }</w:t>
+            </w:r>
+            <w:proofErr w:type="gramEnd"/>
+            <w:r>
+              <w:rPr>
+                <w:rStyle w:val="PlatzhalterZchn"/>
+              </w:rPr>
+              <w:t>}</w:t>
             </w:r>
             <w:r>
               <w:t xml:space="preserve">, </w:t>
             </w:r>
-            <w:r>
-              <w:rPr>
-                <w:rStyle w:val="PlatzhalterZchn"/>
-              </w:rPr>
-              <w:t>{{ G.VERTRETER_ADRESSE }}</w:t>
+            <w:proofErr w:type="gramStart"/>
+            <w:r>
+              <w:rPr>
+                <w:rStyle w:val="PlatzhalterZchn"/>
+              </w:rPr>
+              <w:t>{{ G.VERTRETER</w:t>
+            </w:r>
+            <w:proofErr w:type="gramEnd"/>
+            <w:r>
+              <w:rPr>
+                <w:rStyle w:val="PlatzhalterZchn"/>
+              </w:rPr>
+              <w:t>_</w:t>
+            </w:r>
+            <w:proofErr w:type="gramStart"/>
+            <w:r>
+              <w:rPr>
+                <w:rStyle w:val="PlatzhalterZchn"/>
+              </w:rPr>
+              <w:t>ADRESSE }</w:t>
+            </w:r>
+            <w:proofErr w:type="gramEnd"/>
+            <w:r>
+              <w:rPr>
+                <w:rStyle w:val="PlatzhalterZchn"/>
+              </w:rPr>
+              <w:t>}</w:t>
             </w:r>
           </w:p>
           <w:p>
@@ -1313,11 +1483,19 @@
             <w:r>
               <w:t xml:space="preserve">, </w:t>
             </w:r>
-            <w:r>
-              <w:rPr>
-                <w:rStyle w:val="PlatzhalterZchn"/>
-              </w:rPr>
-              <w:t>{{ G.ADRESSE }}</w:t>
+            <w:proofErr w:type="gramStart"/>
+            <w:r>
+              <w:rPr>
+                <w:rStyle w:val="PlatzhalterZchn"/>
+              </w:rPr>
+              <w:t>{{ G.ADRESSE</w:t>
+            </w:r>
+            <w:proofErr w:type="gramEnd"/>
+            <w:r>
+              <w:rPr>
+                <w:rStyle w:val="PlatzhalterZchn"/>
+              </w:rPr>
+              <w:t xml:space="preserve"> }}</w:t>
             </w:r>
           </w:p>
           <w:p>
@@ -1377,16 +1555,52 @@
               <w:rPr>
                 <w:rStyle w:val="PlatzhalterZchn"/>
               </w:rPr>
-              <w:t>_NAME }}</w:t>
+              <w:t>_</w:t>
+            </w:r>
+            <w:proofErr w:type="gramStart"/>
+            <w:r>
+              <w:rPr>
+                <w:rStyle w:val="PlatzhalterZchn"/>
+              </w:rPr>
+              <w:t>NAME }</w:t>
+            </w:r>
+            <w:proofErr w:type="gramEnd"/>
+            <w:r>
+              <w:rPr>
+                <w:rStyle w:val="PlatzhalterZchn"/>
+              </w:rPr>
+              <w:t>}</w:t>
             </w:r>
             <w:r>
               <w:t xml:space="preserve">, </w:t>
             </w:r>
-            <w:r>
-              <w:rPr>
-                <w:rStyle w:val="PlatzhalterZchn"/>
-              </w:rPr>
-              <w:t>{{ G.VERTRETER_ADRESSE }}</w:t>
+            <w:proofErr w:type="gramStart"/>
+            <w:r>
+              <w:rPr>
+                <w:rStyle w:val="PlatzhalterZchn"/>
+              </w:rPr>
+              <w:t>{{ G.VERTRETER</w:t>
+            </w:r>
+            <w:proofErr w:type="gramEnd"/>
+            <w:r>
+              <w:rPr>
+                <w:rStyle w:val="PlatzhalterZchn"/>
+              </w:rPr>
+              <w:t>_</w:t>
+            </w:r>
+            <w:proofErr w:type="gramStart"/>
+            <w:r>
+              <w:rPr>
+                <w:rStyle w:val="PlatzhalterZchn"/>
+              </w:rPr>
+              <w:t>ADRESSE }</w:t>
+            </w:r>
+            <w:proofErr w:type="gramEnd"/>
+            <w:r>
+              <w:rPr>
+                <w:rStyle w:val="PlatzhalterZchn"/>
+              </w:rPr>
+              <w:t>}</w:t>
             </w:r>
           </w:p>
           <w:p>
@@ -1799,11 +2013,19 @@
             <w:r>
               <w:t xml:space="preserve">, </w:t>
             </w:r>
-            <w:r>
-              <w:rPr>
-                <w:rStyle w:val="PlatzhalterZchn"/>
-              </w:rPr>
-              <w:t>{{ G.ADRESSE }}</w:t>
+            <w:proofErr w:type="gramStart"/>
+            <w:r>
+              <w:rPr>
+                <w:rStyle w:val="PlatzhalterZchn"/>
+              </w:rPr>
+              <w:t>{{ G.ADRESSE</w:t>
+            </w:r>
+            <w:proofErr w:type="gramEnd"/>
+            <w:r>
+              <w:rPr>
+                <w:rStyle w:val="PlatzhalterZchn"/>
+              </w:rPr>
+              <w:t xml:space="preserve"> }}</w:t>
             </w:r>
           </w:p>
           <w:p>
@@ -1873,16 +2095,52 @@
               <w:rPr>
                 <w:rStyle w:val="PlatzhalterZchn"/>
               </w:rPr>
-              <w:t>_NAME }}</w:t>
+              <w:t>_</w:t>
+            </w:r>
+            <w:proofErr w:type="gramStart"/>
+            <w:r>
+              <w:rPr>
+                <w:rStyle w:val="PlatzhalterZchn"/>
+              </w:rPr>
+              <w:t>NAME }</w:t>
+            </w:r>
+            <w:proofErr w:type="gramEnd"/>
+            <w:r>
+              <w:rPr>
+                <w:rStyle w:val="PlatzhalterZchn"/>
+              </w:rPr>
+              <w:t>}</w:t>
             </w:r>
             <w:r>
               <w:t xml:space="preserve">, </w:t>
             </w:r>
-            <w:r>
-              <w:rPr>
-                <w:rStyle w:val="PlatzhalterZchn"/>
-              </w:rPr>
-              <w:t>{{ G.VERTRETER_ADRESSE }}</w:t>
+            <w:proofErr w:type="gramStart"/>
+            <w:r>
+              <w:rPr>
+                <w:rStyle w:val="PlatzhalterZchn"/>
+              </w:rPr>
+              <w:t>{{ G.VERTRETER</w:t>
+            </w:r>
+            <w:proofErr w:type="gramEnd"/>
+            <w:r>
+              <w:rPr>
+                <w:rStyle w:val="PlatzhalterZchn"/>
+              </w:rPr>
+              <w:t>_</w:t>
+            </w:r>
+            <w:proofErr w:type="gramStart"/>
+            <w:r>
+              <w:rPr>
+                <w:rStyle w:val="PlatzhalterZchn"/>
+              </w:rPr>
+              <w:t>ADRESSE }</w:t>
+            </w:r>
+            <w:proofErr w:type="gramEnd"/>
+            <w:r>
+              <w:rPr>
+                <w:rStyle w:val="PlatzhalterZchn"/>
+              </w:rPr>
+              <w:t>}</w:t>
             </w:r>
           </w:p>
           <w:p>
@@ -2000,11 +2258,19 @@
             <w:r>
               <w:t xml:space="preserve">, </w:t>
             </w:r>
-            <w:r>
-              <w:rPr>
-                <w:rStyle w:val="PlatzhalterZchn"/>
-              </w:rPr>
-              <w:t>{{ G.ADRESSE }}</w:t>
+            <w:proofErr w:type="gramStart"/>
+            <w:r>
+              <w:rPr>
+                <w:rStyle w:val="PlatzhalterZchn"/>
+              </w:rPr>
+              <w:t>{{ G.ADRESSE</w:t>
+            </w:r>
+            <w:proofErr w:type="gramEnd"/>
+            <w:r>
+              <w:rPr>
+                <w:rStyle w:val="PlatzhalterZchn"/>
+              </w:rPr>
+              <w:t xml:space="preserve"> }}</w:t>
             </w:r>
           </w:p>
           <w:p>
@@ -2070,16 +2336,52 @@
               <w:rPr>
                 <w:rStyle w:val="PlatzhalterZchn"/>
               </w:rPr>
-              <w:t>_NAME }}</w:t>
+              <w:t>_</w:t>
+            </w:r>
+            <w:proofErr w:type="gramStart"/>
+            <w:r>
+              <w:rPr>
+                <w:rStyle w:val="PlatzhalterZchn"/>
+              </w:rPr>
+              <w:t>NAME }</w:t>
+            </w:r>
+            <w:proofErr w:type="gramEnd"/>
+            <w:r>
+              <w:rPr>
+                <w:rStyle w:val="PlatzhalterZchn"/>
+              </w:rPr>
+              <w:t>}</w:t>
             </w:r>
             <w:r>
               <w:t xml:space="preserve">, </w:t>
             </w:r>
-            <w:r>
-              <w:rPr>
-                <w:rStyle w:val="PlatzhalterZchn"/>
-              </w:rPr>
-              <w:t>{{ G.VERTRETER_ADRESSE }}</w:t>
+            <w:proofErr w:type="gramStart"/>
+            <w:r>
+              <w:rPr>
+                <w:rStyle w:val="PlatzhalterZchn"/>
+              </w:rPr>
+              <w:t>{{ G.VERTRETER</w:t>
+            </w:r>
+            <w:proofErr w:type="gramEnd"/>
+            <w:r>
+              <w:rPr>
+                <w:rStyle w:val="PlatzhalterZchn"/>
+              </w:rPr>
+              <w:t>_</w:t>
+            </w:r>
+            <w:proofErr w:type="gramStart"/>
+            <w:r>
+              <w:rPr>
+                <w:rStyle w:val="PlatzhalterZchn"/>
+              </w:rPr>
+              <w:t>ADRESSE }</w:t>
+            </w:r>
+            <w:proofErr w:type="gramEnd"/>
+            <w:r>
+              <w:rPr>
+                <w:rStyle w:val="PlatzhalterZchn"/>
+              </w:rPr>
+              <w:t>}</w:t>
             </w:r>
           </w:p>
           <w:p>
@@ -2739,11 +3041,19 @@
             <w:r>
               <w:t xml:space="preserve">, </w:t>
             </w:r>
-            <w:r>
-              <w:rPr>
-                <w:rStyle w:val="PlatzhalterZchn"/>
-              </w:rPr>
-              <w:t>{{ G.ADRESSE }}</w:t>
+            <w:proofErr w:type="gramStart"/>
+            <w:r>
+              <w:rPr>
+                <w:rStyle w:val="PlatzhalterZchn"/>
+              </w:rPr>
+              <w:t>{{ G.ADRESSE</w:t>
+            </w:r>
+            <w:proofErr w:type="gramEnd"/>
+            <w:r>
+              <w:rPr>
+                <w:rStyle w:val="PlatzhalterZchn"/>
+              </w:rPr>
+              <w:t xml:space="preserve"> }}</w:t>
             </w:r>
           </w:p>
           <w:p>
@@ -2810,16 +3120,52 @@
               <w:rPr>
                 <w:rStyle w:val="PlatzhalterZchn"/>
               </w:rPr>
-              <w:t>_NAME }}</w:t>
+              <w:t>_</w:t>
+            </w:r>
+            <w:proofErr w:type="gramStart"/>
+            <w:r>
+              <w:rPr>
+                <w:rStyle w:val="PlatzhalterZchn"/>
+              </w:rPr>
+              <w:t>NAME }</w:t>
+            </w:r>
+            <w:proofErr w:type="gramEnd"/>
+            <w:r>
+              <w:rPr>
+                <w:rStyle w:val="PlatzhalterZchn"/>
+              </w:rPr>
+              <w:t>}</w:t>
             </w:r>
             <w:r>
               <w:t xml:space="preserve">, </w:t>
             </w:r>
-            <w:r>
-              <w:rPr>
-                <w:rStyle w:val="PlatzhalterZchn"/>
-              </w:rPr>
-              <w:t>{{ G.VERTRETER_ADRESSE }}</w:t>
+            <w:proofErr w:type="gramStart"/>
+            <w:r>
+              <w:rPr>
+                <w:rStyle w:val="PlatzhalterZchn"/>
+              </w:rPr>
+              <w:t>{{ G.VERTRETER</w:t>
+            </w:r>
+            <w:proofErr w:type="gramEnd"/>
+            <w:r>
+              <w:rPr>
+                <w:rStyle w:val="PlatzhalterZchn"/>
+              </w:rPr>
+              <w:t>_</w:t>
+            </w:r>
+            <w:proofErr w:type="gramStart"/>
+            <w:r>
+              <w:rPr>
+                <w:rStyle w:val="PlatzhalterZchn"/>
+              </w:rPr>
+              <w:t>ADRESSE }</w:t>
+            </w:r>
+            <w:proofErr w:type="gramEnd"/>
+            <w:r>
+              <w:rPr>
+                <w:rStyle w:val="PlatzhalterZchn"/>
+              </w:rPr>
+              <w:t>}</w:t>
             </w:r>
           </w:p>
           <w:p>
@@ -2937,11 +3283,19 @@
             <w:r>
               <w:t xml:space="preserve">, </w:t>
             </w:r>
-            <w:r>
-              <w:rPr>
-                <w:rStyle w:val="PlatzhalterZchn"/>
-              </w:rPr>
-              <w:t>{{ G.ADRESSE }}</w:t>
+            <w:proofErr w:type="gramStart"/>
+            <w:r>
+              <w:rPr>
+                <w:rStyle w:val="PlatzhalterZchn"/>
+              </w:rPr>
+              <w:t>{{ G.ADRESSE</w:t>
+            </w:r>
+            <w:proofErr w:type="gramEnd"/>
+            <w:r>
+              <w:rPr>
+                <w:rStyle w:val="PlatzhalterZchn"/>
+              </w:rPr>
+              <w:t xml:space="preserve"> }}</w:t>
             </w:r>
           </w:p>
           <w:p>
@@ -3007,16 +3361,52 @@
               <w:rPr>
                 <w:rStyle w:val="PlatzhalterZchn"/>
               </w:rPr>
-              <w:t>_NAME }}</w:t>
+              <w:t>_</w:t>
+            </w:r>
+            <w:proofErr w:type="gramStart"/>
+            <w:r>
+              <w:rPr>
+                <w:rStyle w:val="PlatzhalterZchn"/>
+              </w:rPr>
+              <w:t>NAME }</w:t>
+            </w:r>
+            <w:proofErr w:type="gramEnd"/>
+            <w:r>
+              <w:rPr>
+                <w:rStyle w:val="PlatzhalterZchn"/>
+              </w:rPr>
+              <w:t>}</w:t>
             </w:r>
             <w:r>
               <w:t xml:space="preserve">, </w:t>
             </w:r>
-            <w:r>
-              <w:rPr>
-                <w:rStyle w:val="PlatzhalterZchn"/>
-              </w:rPr>
-              <w:t>{{ G.VERTRETER_ADRESSE }}</w:t>
+            <w:proofErr w:type="gramStart"/>
+            <w:r>
+              <w:rPr>
+                <w:rStyle w:val="PlatzhalterZchn"/>
+              </w:rPr>
+              <w:t>{{ G.VERTRETER</w:t>
+            </w:r>
+            <w:proofErr w:type="gramEnd"/>
+            <w:r>
+              <w:rPr>
+                <w:rStyle w:val="PlatzhalterZchn"/>
+              </w:rPr>
+              <w:t>_</w:t>
+            </w:r>
+            <w:proofErr w:type="gramStart"/>
+            <w:r>
+              <w:rPr>
+                <w:rStyle w:val="PlatzhalterZchn"/>
+              </w:rPr>
+              <w:t>ADRESSE }</w:t>
+            </w:r>
+            <w:proofErr w:type="gramEnd"/>
+            <w:r>
+              <w:rPr>
+                <w:rStyle w:val="PlatzhalterZchn"/>
+              </w:rPr>
+              <w:t>}</w:t>
             </w:r>
           </w:p>
           <w:p>
@@ -3822,11 +4212,19 @@
       <w:r>
         <w:t xml:space="preserve"> </w:t>
       </w:r>
+      <w:proofErr w:type="gramStart"/>
       <w:r>
         <w:rPr>
           <w:rStyle w:val="PlatzhalterZchn"/>
         </w:rPr>
-        <w:t>{{ G.NACHNAME }}</w:t>
+        <w:t>{{ G.NACHNAME</w:t>
+      </w:r>
+      <w:proofErr w:type="gramEnd"/>
+      <w:r>
+        <w:rPr>
+          <w:rStyle w:val="PlatzhalterZchn"/>
+        </w:rPr>
+        <w:t xml:space="preserve"> }}</w:t>
       </w:r>
     </w:p>
     <w:p>
@@ -3907,11 +4305,19 @@
       <w:r>
         <w:t xml:space="preserve"> </w:t>
       </w:r>
+      <w:proofErr w:type="gramStart"/>
       <w:r>
         <w:rPr>
           <w:rStyle w:val="PlatzhalterZchn"/>
         </w:rPr>
-        <w:t>{{ G.NACHNAME }}</w:t>
+        <w:t>{{ G.NACHNAME</w:t>
+      </w:r>
+      <w:proofErr w:type="gramEnd"/>
+      <w:r>
+        <w:rPr>
+          <w:rStyle w:val="PlatzhalterZchn"/>
+        </w:rPr>
+        <w:t xml:space="preserve"> }}</w:t>
       </w:r>
     </w:p>
     <w:p>
@@ -4127,14 +4533,21 @@
         <w:rPr>
           <w:rStyle w:val="PlatzhalterZchn"/>
         </w:rPr>
-        <w:t>{</w:t>
+        <w:t>{{ ZUSTAENDIG</w:t>
       </w:r>
       <w:proofErr w:type="gramEnd"/>
       <w:r>
         <w:rPr>
           <w:rStyle w:val="PlatzhalterZchn"/>
         </w:rPr>
-        <w:t>{ ZUSTAENDIG_NAME }}</w:t>
+        <w:t>_</w:t>
+      </w:r>
+      <w:proofErr w:type="gramStart"/>
+      <w:r>
+        <w:rPr>
+          <w:rStyle w:val="PlatzhalterZchn"/>
+        </w:rPr>
+        <w:t>NAME }}</w:t>
       </w:r>
       <w:r>
         <w:rPr>
@@ -4143,7 +4556,17 @@
           <w:sz w:val="18"/>
           <w:szCs w:val="18"/>
         </w:rPr>
-        <w:t xml:space="preserve">{% </w:t>
+        <w:t>{</w:t>
+      </w:r>
+      <w:proofErr w:type="gramEnd"/>
+      <w:r>
+        <w:rPr>
+          <w:rFonts w:ascii="Consolas" w:hAnsi="Consolas"/>
+          <w:color w:val="00B050"/>
+          <w:sz w:val="18"/>
+          <w:szCs w:val="18"/>
+        </w:rPr>
+        <w:t xml:space="preserve">% </w:t>
       </w:r>
       <w:proofErr w:type="spellStart"/>
       <w:r>
@@ -4285,12 +4708,10 @@
       </w:pPr>
     </w:p>
     <w:sectPr>
-      <w:headerReference w:type="even" r:id="rId8"/>
-      <w:headerReference w:type="default" r:id="rId9"/>
-      <w:footerReference w:type="even" r:id="rId10"/>
-      <w:footerReference w:type="default" r:id="rId11"/>
-      <w:headerReference w:type="first" r:id="rId12"/>
-      <w:footerReference w:type="first" r:id="rId13"/>
+      <w:headerReference w:type="default" r:id="rId8"/>
+      <w:footerReference w:type="default" r:id="rId9"/>
+      <w:headerReference w:type="first" r:id="rId10"/>
+      <w:footerReference w:type="first" r:id="rId11"/>
       <w:pgSz w:w="11907" w:h="16840"/>
       <w:pgMar w:top="851" w:right="1134" w:bottom="1021" w:left="1418" w:header="284" w:footer="567" w:gutter="0"/>
       <w:pgNumType w:start="1"/>
@@ -4302,7 +4723,7 @@
 </file>
 
 <file path=word/endnotes.xml><?xml version="1.0" encoding="utf-8"?>
-<w:endnotes xmlns:wpc="http://schemas.microsoft.com/office/word/2010/wordprocessingCanvas" xmlns:cx="http://schemas.microsoft.com/office/drawing/2014/chartex" xmlns:cx1="http://schemas.microsoft.com/office/drawing/2015/9/8/chartex" xmlns:cx2="http://schemas.microsoft.com/office/drawing/2015/10/21/chartex" xmlns:cx3="http://schemas.microsoft.com/office/drawing/2016/5/9/chartex" xmlns:cx4="http://schemas.microsoft.com/office/drawing/2016/5/10/chartex" xmlns:cx5="http://schemas.microsoft.com/office/drawing/2016/5/11/chartex" xmlns:cx6="http://schemas.microsoft.com/office/drawing/2016/5/12/chartex" xmlns:cx7="http://schemas.microsoft.com/office/drawing/2016/5/13/chartex" xmlns:cx8="http://schemas.microsoft.com/office/drawing/2016/5/14/chartex" xmlns:mc="http://schemas.openxmlformats.org/markup-compatibility/2006" xmlns:aink="http://schemas.microsoft.com/office/drawing/2016/ink" xmlns:am3d="http://schemas.microsoft.com/office/drawing/2017/model3d" xmlns:o="urn:schemas-microsoft-com:office:office" xmlns:oel="http://schemas.microsoft.com/office/2019/extlst" xmlns:r="http://schemas.openxmlformats.org/officeDocument/2006/relationships" xmlns:m="http://schemas.openxmlformats.org/officeDocument/2006/math" xmlns:v="urn:schemas-microsoft-com:vml" xmlns:wp14="http://schemas.microsoft.com/office/word/2010/wordprocessingDrawing" xmlns:wp="http://schemas.openxmlformats.org/drawingml/2006/wordprocessingDrawing" xmlns:w10="urn:schemas-microsoft-com:office:word" xmlns:w="http://schemas.openxmlformats.org/wordprocessingml/2006/main" xmlns:w14="http://schemas.microsoft.com/office/word/2010/wordml" xmlns:w15="http://schemas.microsoft.com/office/word/2012/wordml" xmlns:w16cex="http://schemas.microsoft.com/office/word/2018/wordml/cex" xmlns:w16cid="http://schemas.microsoft.com/office/word/2016/wordml/cid" xmlns:w16="http://schemas.microsoft.com/office/word/2018/wordml" xmlns:w16du="http://schemas.microsoft.com/office/word/2023/wordml/word16du" xmlns:w16sdtdh="http://schemas.microsoft.com/office/word/2020/wordml/sdtdatahash" xmlns:w16se="http://schemas.microsoft.com/office/word/2015/wordml/symex" xmlns:wpg="http://schemas.microsoft.com/office/word/2010/wordprocessingGroup" xmlns:wpi="http://schemas.microsoft.com/office/word/2010/wordprocessingInk" xmlns:wne="http://schemas.microsoft.com/office/word/2006/wordml" xmlns:wps="http://schemas.microsoft.com/office/word/2010/wordprocessingShape" mc:Ignorable="w14 w15 w16se w16cid w16 w16cex w16sdtdh w16du wp14">
+<w:endnotes xmlns:wpc="http://schemas.microsoft.com/office/word/2010/wordprocessingCanvas" xmlns:cx="http://schemas.microsoft.com/office/drawing/2014/chartex" xmlns:cx1="http://schemas.microsoft.com/office/drawing/2015/9/8/chartex" xmlns:cx2="http://schemas.microsoft.com/office/drawing/2015/10/21/chartex" xmlns:cx3="http://schemas.microsoft.com/office/drawing/2016/5/9/chartex" xmlns:cx4="http://schemas.microsoft.com/office/drawing/2016/5/10/chartex" xmlns:cx5="http://schemas.microsoft.com/office/drawing/2016/5/11/chartex" xmlns:cx6="http://schemas.microsoft.com/office/drawing/2016/5/12/chartex" xmlns:cx7="http://schemas.microsoft.com/office/drawing/2016/5/13/chartex" xmlns:cx8="http://schemas.microsoft.com/office/drawing/2016/5/14/chartex" xmlns:mc="http://schemas.openxmlformats.org/markup-compatibility/2006" xmlns:aink="http://schemas.microsoft.com/office/drawing/2016/ink" xmlns:am3d="http://schemas.microsoft.com/office/drawing/2017/model3d" xmlns:o="urn:schemas-microsoft-com:office:office" xmlns:oel="http://schemas.microsoft.com/office/2019/extlst" xmlns:r="http://schemas.openxmlformats.org/officeDocument/2006/relationships" xmlns:m="http://schemas.openxmlformats.org/officeDocument/2006/math" xmlns:v="urn:schemas-microsoft-com:vml" xmlns:wp14="http://schemas.microsoft.com/office/word/2010/wordprocessingDrawing" xmlns:wp="http://schemas.openxmlformats.org/drawingml/2006/wordprocessingDrawing" xmlns:w10="urn:schemas-microsoft-com:office:word" xmlns:w="http://schemas.openxmlformats.org/wordprocessingml/2006/main" xmlns:w14="http://schemas.microsoft.com/office/word/2010/wordml" xmlns:w15="http://schemas.microsoft.com/office/word/2012/wordml" xmlns:w16cex="http://schemas.microsoft.com/office/word/2018/wordml/cex" xmlns:w16cid="http://schemas.microsoft.com/office/word/2016/wordml/cid" xmlns:w16="http://schemas.microsoft.com/office/word/2018/wordml" xmlns:w16du="http://schemas.microsoft.com/office/word/2023/wordml/word16du" xmlns:w16sdtdh="http://schemas.microsoft.com/office/word/2020/wordml/sdtdatahash" xmlns:w16sdtfl="http://schemas.microsoft.com/office/word/2024/wordml/sdtformatlock" xmlns:w16se="http://schemas.microsoft.com/office/word/2015/wordml/symex" xmlns:wpg="http://schemas.microsoft.com/office/word/2010/wordprocessingGroup" xmlns:wpi="http://schemas.microsoft.com/office/word/2010/wordprocessingInk" xmlns:wne="http://schemas.microsoft.com/office/word/2006/wordml" xmlns:wps="http://schemas.microsoft.com/office/word/2010/wordprocessingShape" mc:Ignorable="w14 w15 w16se w16cid w16 w16cex w16sdtdh w16sdtfl w16du wp14">
   <w:endnote w:type="separator" w:id="-1">
     <w:p>
       <w:r>
@@ -4321,17 +4742,7 @@
 </file>
 
 <file path=word/footer1.xml><?xml version="1.0" encoding="utf-8"?>
-<w:ftr xmlns:wpc="http://schemas.microsoft.com/office/word/2010/wordprocessingCanvas" xmlns:cx="http://schemas.microsoft.com/office/drawing/2014/chartex" xmlns:cx1="http://schemas.microsoft.com/office/drawing/2015/9/8/chartex" xmlns:cx2="http://schemas.microsoft.com/office/drawing/2015/10/21/chartex" xmlns:cx3="http://schemas.microsoft.com/office/drawing/2016/5/9/chartex" xmlns:cx4="http://schemas.microsoft.com/office/drawing/2016/5/10/chartex" xmlns:cx5="http://schemas.microsoft.com/office/drawing/2016/5/11/chartex" xmlns:cx6="http://schemas.microsoft.com/office/drawing/2016/5/12/chartex" xmlns:cx7="http://schemas.microsoft.com/office/drawing/2016/5/13/chartex" xmlns:cx8="http://schemas.microsoft.com/office/drawing/2016/5/14/chartex" xmlns:mc="http://schemas.openxmlformats.org/markup-compatibility/2006" xmlns:aink="http://schemas.microsoft.com/office/drawing/2016/ink" xmlns:am3d="http://schemas.microsoft.com/office/drawing/2017/model3d" xmlns:o="urn:schemas-microsoft-com:office:office" xmlns:oel="http://schemas.microsoft.com/office/2019/extlst" xmlns:r="http://schemas.openxmlformats.org/officeDocument/2006/relationships" xmlns:m="http://schemas.openxmlformats.org/officeDocument/2006/math" xmlns:v="urn:schemas-microsoft-com:vml" xmlns:wp14="http://schemas.microsoft.com/office/word/2010/wordprocessingDrawing" xmlns:wp="http://schemas.openxmlformats.org/drawingml/2006/wordprocessingDrawing" xmlns:w10="urn:schemas-microsoft-com:office:word" xmlns:w="http://schemas.openxmlformats.org/wordprocessingml/2006/main" xmlns:w14="http://schemas.microsoft.com/office/word/2010/wordml" xmlns:w15="http://schemas.microsoft.com/office/word/2012/wordml" xmlns:w16cex="http://schemas.microsoft.com/office/word/2018/wordml/cex" xmlns:w16cid="http://schemas.microsoft.com/office/word/2016/wordml/cid" xmlns:w16="http://schemas.microsoft.com/office/word/2018/wordml" xmlns:w16du="http://schemas.microsoft.com/office/word/2023/wordml/word16du" xmlns:w16sdtdh="http://schemas.microsoft.com/office/word/2020/wordml/sdtdatahash" xmlns:w16se="http://schemas.microsoft.com/office/word/2015/wordml/symex" xmlns:wpg="http://schemas.microsoft.com/office/word/2010/wordprocessingGroup" xmlns:wpi="http://schemas.microsoft.com/office/word/2010/wordprocessingInk" xmlns:wne="http://schemas.microsoft.com/office/word/2006/wordml" xmlns:wps="http://schemas.microsoft.com/office/word/2010/wordprocessingShape" mc:Ignorable="w14 w15 w16se w16cid w16 w16cex w16sdtdh w16du wp14">
-  <w:p>
-    <w:pPr>
-      <w:pStyle w:val="Fuzeile"/>
-    </w:pPr>
-  </w:p>
-</w:ftr>
-</file>
-
-<file path=word/footer2.xml><?xml version="1.0" encoding="utf-8"?>
-<w:ftr xmlns:wpc="http://schemas.microsoft.com/office/word/2010/wordprocessingCanvas" xmlns:cx="http://schemas.microsoft.com/office/drawing/2014/chartex" xmlns:cx1="http://schemas.microsoft.com/office/drawing/2015/9/8/chartex" xmlns:cx2="http://schemas.microsoft.com/office/drawing/2015/10/21/chartex" xmlns:cx3="http://schemas.microsoft.com/office/drawing/2016/5/9/chartex" xmlns:cx4="http://schemas.microsoft.com/office/drawing/2016/5/10/chartex" xmlns:cx5="http://schemas.microsoft.com/office/drawing/2016/5/11/chartex" xmlns:cx6="http://schemas.microsoft.com/office/drawing/2016/5/12/chartex" xmlns:cx7="http://schemas.microsoft.com/office/drawing/2016/5/13/chartex" xmlns:cx8="http://schemas.microsoft.com/office/drawing/2016/5/14/chartex" xmlns:mc="http://schemas.openxmlformats.org/markup-compatibility/2006" xmlns:aink="http://schemas.microsoft.com/office/drawing/2016/ink" xmlns:am3d="http://schemas.microsoft.com/office/drawing/2017/model3d" xmlns:o="urn:schemas-microsoft-com:office:office" xmlns:oel="http://schemas.microsoft.com/office/2019/extlst" xmlns:r="http://schemas.openxmlformats.org/officeDocument/2006/relationships" xmlns:m="http://schemas.openxmlformats.org/officeDocument/2006/math" xmlns:v="urn:schemas-microsoft-com:vml" xmlns:wp14="http://schemas.microsoft.com/office/word/2010/wordprocessingDrawing" xmlns:wp="http://schemas.openxmlformats.org/drawingml/2006/wordprocessingDrawing" xmlns:w10="urn:schemas-microsoft-com:office:word" xmlns:w="http://schemas.openxmlformats.org/wordprocessingml/2006/main" xmlns:w14="http://schemas.microsoft.com/office/word/2010/wordml" xmlns:w15="http://schemas.microsoft.com/office/word/2012/wordml" xmlns:w16cex="http://schemas.microsoft.com/office/word/2018/wordml/cex" xmlns:w16cid="http://schemas.microsoft.com/office/word/2016/wordml/cid" xmlns:w16="http://schemas.microsoft.com/office/word/2018/wordml" xmlns:w16du="http://schemas.microsoft.com/office/word/2023/wordml/word16du" xmlns:w16sdtdh="http://schemas.microsoft.com/office/word/2020/wordml/sdtdatahash" xmlns:w16se="http://schemas.microsoft.com/office/word/2015/wordml/symex" xmlns:wpg="http://schemas.microsoft.com/office/word/2010/wordprocessingGroup" xmlns:wpi="http://schemas.microsoft.com/office/word/2010/wordprocessingInk" xmlns:wne="http://schemas.microsoft.com/office/word/2006/wordml" xmlns:wps="http://schemas.microsoft.com/office/word/2010/wordprocessingShape" mc:Ignorable="w14 w15 w16se w16cid w16 w16cex w16sdtdh w16du wp14">
+<w:ftr xmlns:wpc="http://schemas.microsoft.com/office/word/2010/wordprocessingCanvas" xmlns:cx="http://schemas.microsoft.com/office/drawing/2014/chartex" xmlns:cx1="http://schemas.microsoft.com/office/drawing/2015/9/8/chartex" xmlns:cx2="http://schemas.microsoft.com/office/drawing/2015/10/21/chartex" xmlns:cx3="http://schemas.microsoft.com/office/drawing/2016/5/9/chartex" xmlns:cx4="http://schemas.microsoft.com/office/drawing/2016/5/10/chartex" xmlns:cx5="http://schemas.microsoft.com/office/drawing/2016/5/11/chartex" xmlns:cx6="http://schemas.microsoft.com/office/drawing/2016/5/12/chartex" xmlns:cx7="http://schemas.microsoft.com/office/drawing/2016/5/13/chartex" xmlns:cx8="http://schemas.microsoft.com/office/drawing/2016/5/14/chartex" xmlns:mc="http://schemas.openxmlformats.org/markup-compatibility/2006" xmlns:aink="http://schemas.microsoft.com/office/drawing/2016/ink" xmlns:am3d="http://schemas.microsoft.com/office/drawing/2017/model3d" xmlns:o="urn:schemas-microsoft-com:office:office" xmlns:oel="http://schemas.microsoft.com/office/2019/extlst" xmlns:r="http://schemas.openxmlformats.org/officeDocument/2006/relationships" xmlns:m="http://schemas.openxmlformats.org/officeDocument/2006/math" xmlns:v="urn:schemas-microsoft-com:vml" xmlns:wp14="http://schemas.microsoft.com/office/word/2010/wordprocessingDrawing" xmlns:wp="http://schemas.openxmlformats.org/drawingml/2006/wordprocessingDrawing" xmlns:w10="urn:schemas-microsoft-com:office:word" xmlns:w="http://schemas.openxmlformats.org/wordprocessingml/2006/main" xmlns:w14="http://schemas.microsoft.com/office/word/2010/wordml" xmlns:w15="http://schemas.microsoft.com/office/word/2012/wordml" xmlns:w16cex="http://schemas.microsoft.com/office/word/2018/wordml/cex" xmlns:w16cid="http://schemas.microsoft.com/office/word/2016/wordml/cid" xmlns:w16="http://schemas.microsoft.com/office/word/2018/wordml" xmlns:w16du="http://schemas.microsoft.com/office/word/2023/wordml/word16du" xmlns:w16sdtdh="http://schemas.microsoft.com/office/word/2020/wordml/sdtdatahash" xmlns:w16sdtfl="http://schemas.microsoft.com/office/word/2024/wordml/sdtformatlock" xmlns:w16se="http://schemas.microsoft.com/office/word/2015/wordml/symex" xmlns:wpg="http://schemas.microsoft.com/office/word/2010/wordprocessingGroup" xmlns:wpi="http://schemas.microsoft.com/office/word/2010/wordprocessingInk" xmlns:wne="http://schemas.microsoft.com/office/word/2006/wordml" xmlns:wps="http://schemas.microsoft.com/office/word/2010/wordprocessingShape" mc:Ignorable="w14 w15 w16se w16cid w16 w16cex w16sdtdh w16sdtfl w16du wp14">
   <w:p>
     <w:pPr>
       <w:tabs>
@@ -4360,7 +4771,25 @@
         <w:sz w:val="16"/>
         <w:szCs w:val="16"/>
       </w:rPr>
-      <w:t>_NAME }}</w:t>
+      <w:t>_</w:t>
+    </w:r>
+    <w:proofErr w:type="gramStart"/>
+    <w:r>
+      <w:rPr>
+        <w:rStyle w:val="PlatzhalterZchn"/>
+        <w:sz w:val="16"/>
+        <w:szCs w:val="16"/>
+      </w:rPr>
+      <w:t>NAME }</w:t>
+    </w:r>
+    <w:proofErr w:type="gramEnd"/>
+    <w:r>
+      <w:rPr>
+        <w:rStyle w:val="PlatzhalterZchn"/>
+        <w:sz w:val="16"/>
+        <w:szCs w:val="16"/>
+      </w:rPr>
+      <w:t>}</w:t>
     </w:r>
     <w:r>
       <w:rPr>
@@ -4410,58 +4839,170 @@
       </w:rPr>
       <w:t xml:space="preserve">| </w:t>
     </w:r>
+    <w:proofErr w:type="gramStart"/>
     <w:r>
       <w:rPr>
         <w:rStyle w:val="PlatzhalterZchn"/>
         <w:sz w:val="16"/>
         <w:szCs w:val="16"/>
       </w:rPr>
-      <w:t>{{ LEITBEHOERDE_ADRESSE_1 }}</w:t>
+      <w:t>{{ LEITBEHOERDE</w:t>
     </w:r>
-    <w:r>
-      <w:rPr>
-        <w:sz w:val="16"/>
-        <w:szCs w:val="16"/>
-      </w:rPr>
-      <w:t xml:space="preserve"> | </w:t>
-    </w:r>
+    <w:proofErr w:type="gramEnd"/>
     <w:r>
       <w:rPr>
         <w:rStyle w:val="PlatzhalterZchn"/>
         <w:sz w:val="16"/>
         <w:szCs w:val="16"/>
       </w:rPr>
-      <w:t>{{ LEITBEHOERDE_ADRESSE_2 }}</w:t>
+      <w:t>_ADRESSE_</w:t>
     </w:r>
-    <w:r>
-      <w:rPr>
-        <w:sz w:val="16"/>
-        <w:szCs w:val="16"/>
-      </w:rPr>
-      <w:t xml:space="preserve"> | </w:t>
-    </w:r>
+    <w:proofErr w:type="gramStart"/>
     <w:r>
       <w:rPr>
         <w:rStyle w:val="PlatzhalterZchn"/>
         <w:sz w:val="16"/>
         <w:szCs w:val="16"/>
       </w:rPr>
-      <w:t>{{ LEITBEHOERDE_TELEFON }}</w:t>
+      <w:t>1 }</w:t>
     </w:r>
-    <w:r>
-      <w:rPr>
-        <w:sz w:val="16"/>
-        <w:szCs w:val="16"/>
-      </w:rPr>
-      <w:t xml:space="preserve"> | </w:t>
-    </w:r>
+    <w:proofErr w:type="gramEnd"/>
     <w:r>
       <w:rPr>
         <w:rStyle w:val="PlatzhalterZchn"/>
         <w:sz w:val="16"/>
         <w:szCs w:val="16"/>
       </w:rPr>
-      <w:t>{{ LEITBEHOERDE_EMAIL }}</w:t>
+      <w:t>}</w:t>
+    </w:r>
+    <w:r>
+      <w:rPr>
+        <w:sz w:val="16"/>
+        <w:szCs w:val="16"/>
+      </w:rPr>
+      <w:t xml:space="preserve"> | </w:t>
+    </w:r>
+    <w:proofErr w:type="gramStart"/>
+    <w:r>
+      <w:rPr>
+        <w:rStyle w:val="PlatzhalterZchn"/>
+        <w:sz w:val="16"/>
+        <w:szCs w:val="16"/>
+      </w:rPr>
+      <w:t>{{ LEITBEHOERDE</w:t>
+    </w:r>
+    <w:proofErr w:type="gramEnd"/>
+    <w:r>
+      <w:rPr>
+        <w:rStyle w:val="PlatzhalterZchn"/>
+        <w:sz w:val="16"/>
+        <w:szCs w:val="16"/>
+      </w:rPr>
+      <w:t>_ADRESSE_</w:t>
+    </w:r>
+    <w:proofErr w:type="gramStart"/>
+    <w:r>
+      <w:rPr>
+        <w:rStyle w:val="PlatzhalterZchn"/>
+        <w:sz w:val="16"/>
+        <w:szCs w:val="16"/>
+      </w:rPr>
+      <w:t>2 }</w:t>
+    </w:r>
+    <w:proofErr w:type="gramEnd"/>
+    <w:r>
+      <w:rPr>
+        <w:rStyle w:val="PlatzhalterZchn"/>
+        <w:sz w:val="16"/>
+        <w:szCs w:val="16"/>
+      </w:rPr>
+      <w:t>}</w:t>
+    </w:r>
+    <w:r>
+      <w:rPr>
+        <w:sz w:val="16"/>
+        <w:szCs w:val="16"/>
+      </w:rPr>
+      <w:t xml:space="preserve"> | </w:t>
+    </w:r>
+    <w:proofErr w:type="gramStart"/>
+    <w:r>
+      <w:rPr>
+        <w:rStyle w:val="PlatzhalterZchn"/>
+        <w:sz w:val="16"/>
+        <w:szCs w:val="16"/>
+      </w:rPr>
+      <w:t>{{ LEITBEHOERDE</w:t>
+    </w:r>
+    <w:proofErr w:type="gramEnd"/>
+    <w:r>
+      <w:rPr>
+        <w:rStyle w:val="PlatzhalterZchn"/>
+        <w:sz w:val="16"/>
+        <w:szCs w:val="16"/>
+      </w:rPr>
+      <w:t>_</w:t>
+    </w:r>
+    <w:proofErr w:type="gramStart"/>
+    <w:r>
+      <w:rPr>
+        <w:rStyle w:val="PlatzhalterZchn"/>
+        <w:sz w:val="16"/>
+        <w:szCs w:val="16"/>
+      </w:rPr>
+      <w:t>TELEFON }</w:t>
+    </w:r>
+    <w:proofErr w:type="gramEnd"/>
+    <w:r>
+      <w:rPr>
+        <w:rStyle w:val="PlatzhalterZchn"/>
+        <w:sz w:val="16"/>
+        <w:szCs w:val="16"/>
+      </w:rPr>
+      <w:t>}</w:t>
+    </w:r>
+    <w:r>
+      <w:rPr>
+        <w:sz w:val="16"/>
+        <w:szCs w:val="16"/>
+      </w:rPr>
+      <w:t xml:space="preserve"> | </w:t>
+    </w:r>
+    <w:proofErr w:type="gramStart"/>
+    <w:r>
+      <w:rPr>
+        <w:rStyle w:val="PlatzhalterZchn"/>
+        <w:sz w:val="16"/>
+        <w:szCs w:val="16"/>
+      </w:rPr>
+      <w:t>{{ LEITBEHOERDE</w:t>
+    </w:r>
+    <w:proofErr w:type="gramEnd"/>
+    <w:r>
+      <w:rPr>
+        <w:rStyle w:val="PlatzhalterZchn"/>
+        <w:sz w:val="16"/>
+        <w:szCs w:val="16"/>
+      </w:rPr>
+      <w:t>_</w:t>
+    </w:r>
+    <w:proofErr w:type="gramStart"/>
+    <w:r>
+      <w:rPr>
+        <w:rStyle w:val="PlatzhalterZchn"/>
+        <w:sz w:val="16"/>
+        <w:szCs w:val="16"/>
+      </w:rPr>
+      <w:t>EMAIL }</w:t>
+    </w:r>
+    <w:proofErr w:type="gramEnd"/>
+    <w:r>
+      <w:rPr>
+        <w:rStyle w:val="PlatzhalterZchn"/>
+        <w:sz w:val="16"/>
+        <w:szCs w:val="16"/>
+      </w:rPr>
+      <w:t>}</w:t>
     </w:r>
   </w:p>
   <w:p>
@@ -4574,8 +5115,8 @@
 </w:ftr>
 </file>
 
-<file path=word/footer3.xml><?xml version="1.0" encoding="utf-8"?>
-<w:ftr xmlns:wpc="http://schemas.microsoft.com/office/word/2010/wordprocessingCanvas" xmlns:cx="http://schemas.microsoft.com/office/drawing/2014/chartex" xmlns:cx1="http://schemas.microsoft.com/office/drawing/2015/9/8/chartex" xmlns:cx2="http://schemas.microsoft.com/office/drawing/2015/10/21/chartex" xmlns:cx3="http://schemas.microsoft.com/office/drawing/2016/5/9/chartex" xmlns:cx4="http://schemas.microsoft.com/office/drawing/2016/5/10/chartex" xmlns:cx5="http://schemas.microsoft.com/office/drawing/2016/5/11/chartex" xmlns:cx6="http://schemas.microsoft.com/office/drawing/2016/5/12/chartex" xmlns:cx7="http://schemas.microsoft.com/office/drawing/2016/5/13/chartex" xmlns:cx8="http://schemas.microsoft.com/office/drawing/2016/5/14/chartex" xmlns:mc="http://schemas.openxmlformats.org/markup-compatibility/2006" xmlns:aink="http://schemas.microsoft.com/office/drawing/2016/ink" xmlns:am3d="http://schemas.microsoft.com/office/drawing/2017/model3d" xmlns:o="urn:schemas-microsoft-com:office:office" xmlns:oel="http://schemas.microsoft.com/office/2019/extlst" xmlns:r="http://schemas.openxmlformats.org/officeDocument/2006/relationships" xmlns:m="http://schemas.openxmlformats.org/officeDocument/2006/math" xmlns:v="urn:schemas-microsoft-com:vml" xmlns:wp14="http://schemas.microsoft.com/office/word/2010/wordprocessingDrawing" xmlns:wp="http://schemas.openxmlformats.org/drawingml/2006/wordprocessingDrawing" xmlns:w10="urn:schemas-microsoft-com:office:word" xmlns:w="http://schemas.openxmlformats.org/wordprocessingml/2006/main" xmlns:w14="http://schemas.microsoft.com/office/word/2010/wordml" xmlns:w15="http://schemas.microsoft.com/office/word/2012/wordml" xmlns:w16cex="http://schemas.microsoft.com/office/word/2018/wordml/cex" xmlns:w16cid="http://schemas.microsoft.com/office/word/2016/wordml/cid" xmlns:w16="http://schemas.microsoft.com/office/word/2018/wordml" xmlns:w16du="http://schemas.microsoft.com/office/word/2023/wordml/word16du" xmlns:w16sdtdh="http://schemas.microsoft.com/office/word/2020/wordml/sdtdatahash" xmlns:w16se="http://schemas.microsoft.com/office/word/2015/wordml/symex" xmlns:wpg="http://schemas.microsoft.com/office/word/2010/wordprocessingGroup" xmlns:wpi="http://schemas.microsoft.com/office/word/2010/wordprocessingInk" xmlns:wne="http://schemas.microsoft.com/office/word/2006/wordml" xmlns:wps="http://schemas.microsoft.com/office/word/2010/wordprocessingShape" mc:Ignorable="w14 w15 w16se w16cid w16 w16cex w16sdtdh w16du wp14">
+<file path=word/footer2.xml><?xml version="1.0" encoding="utf-8"?>
+<w:ftr xmlns:wpc="http://schemas.microsoft.com/office/word/2010/wordprocessingCanvas" xmlns:cx="http://schemas.microsoft.com/office/drawing/2014/chartex" xmlns:cx1="http://schemas.microsoft.com/office/drawing/2015/9/8/chartex" xmlns:cx2="http://schemas.microsoft.com/office/drawing/2015/10/21/chartex" xmlns:cx3="http://schemas.microsoft.com/office/drawing/2016/5/9/chartex" xmlns:cx4="http://schemas.microsoft.com/office/drawing/2016/5/10/chartex" xmlns:cx5="http://schemas.microsoft.com/office/drawing/2016/5/11/chartex" xmlns:cx6="http://schemas.microsoft.com/office/drawing/2016/5/12/chartex" xmlns:cx7="http://schemas.microsoft.com/office/drawing/2016/5/13/chartex" xmlns:cx8="http://schemas.microsoft.com/office/drawing/2016/5/14/chartex" xmlns:mc="http://schemas.openxmlformats.org/markup-compatibility/2006" xmlns:aink="http://schemas.microsoft.com/office/drawing/2016/ink" xmlns:am3d="http://schemas.microsoft.com/office/drawing/2017/model3d" xmlns:o="urn:schemas-microsoft-com:office:office" xmlns:oel="http://schemas.microsoft.com/office/2019/extlst" xmlns:r="http://schemas.openxmlformats.org/officeDocument/2006/relationships" xmlns:m="http://schemas.openxmlformats.org/officeDocument/2006/math" xmlns:v="urn:schemas-microsoft-com:vml" xmlns:wp14="http://schemas.microsoft.com/office/word/2010/wordprocessingDrawing" xmlns:wp="http://schemas.openxmlformats.org/drawingml/2006/wordprocessingDrawing" xmlns:w10="urn:schemas-microsoft-com:office:word" xmlns:w="http://schemas.openxmlformats.org/wordprocessingml/2006/main" xmlns:w14="http://schemas.microsoft.com/office/word/2010/wordml" xmlns:w15="http://schemas.microsoft.com/office/word/2012/wordml" xmlns:w16cex="http://schemas.microsoft.com/office/word/2018/wordml/cex" xmlns:w16cid="http://schemas.microsoft.com/office/word/2016/wordml/cid" xmlns:w16="http://schemas.microsoft.com/office/word/2018/wordml" xmlns:w16du="http://schemas.microsoft.com/office/word/2023/wordml/word16du" xmlns:w16sdtdh="http://schemas.microsoft.com/office/word/2020/wordml/sdtdatahash" xmlns:w16sdtfl="http://schemas.microsoft.com/office/word/2024/wordml/sdtformatlock" xmlns:w16se="http://schemas.microsoft.com/office/word/2015/wordml/symex" xmlns:wpg="http://schemas.microsoft.com/office/word/2010/wordprocessingGroup" xmlns:wpi="http://schemas.microsoft.com/office/word/2010/wordprocessingInk" xmlns:wne="http://schemas.microsoft.com/office/word/2006/wordml" xmlns:wps="http://schemas.microsoft.com/office/word/2010/wordprocessingShape" mc:Ignorable="w14 w15 w16se w16cid w16 w16cex w16sdtdh w16sdtfl w16du wp14">
   <w:p>
     <w:pPr>
       <w:tabs>
@@ -4603,67 +5144,197 @@
         <w:sz w:val="16"/>
         <w:szCs w:val="16"/>
       </w:rPr>
-      <w:t>_NAME }}</w:t>
+      <w:t>_</w:t>
     </w:r>
-    <w:r>
-      <w:rPr>
-        <w:sz w:val="16"/>
-        <w:szCs w:val="16"/>
-      </w:rPr>
-      <w:t xml:space="preserve"> | Direktion Bau | </w:t>
-    </w:r>
+    <w:proofErr w:type="gramStart"/>
     <w:r>
       <w:rPr>
         <w:rStyle w:val="PlatzhalterZchn"/>
         <w:sz w:val="16"/>
         <w:szCs w:val="16"/>
       </w:rPr>
-      <w:t>{{ LEITBEHOERDE_ADRESSE_1 }}</w:t>
+      <w:t>NAME }</w:t>
     </w:r>
-    <w:r>
-      <w:rPr>
-        <w:sz w:val="16"/>
-        <w:szCs w:val="16"/>
-      </w:rPr>
-      <w:t xml:space="preserve"> | </w:t>
-    </w:r>
+    <w:proofErr w:type="gramEnd"/>
     <w:r>
       <w:rPr>
         <w:rStyle w:val="PlatzhalterZchn"/>
         <w:sz w:val="16"/>
         <w:szCs w:val="16"/>
       </w:rPr>
-      <w:t>{{ LEITBEHOERDE_ADRESSE_2 }}</w:t>
+      <w:t>}</w:t>
     </w:r>
     <w:r>
       <w:rPr>
         <w:sz w:val="16"/>
         <w:szCs w:val="16"/>
       </w:rPr>
-      <w:t xml:space="preserve"> | </w:t>
+      <w:t xml:space="preserve"> | Direktion Bau | </w:t>
     </w:r>
+    <w:proofErr w:type="gramStart"/>
     <w:r>
       <w:rPr>
         <w:rStyle w:val="PlatzhalterZchn"/>
         <w:sz w:val="16"/>
         <w:szCs w:val="16"/>
       </w:rPr>
-      <w:t>{{ LEITBEHOERDE_TELEFON }}</w:t>
+      <w:t>{{ LEITBEHOERDE</w:t>
     </w:r>
-    <w:r>
-      <w:rPr>
-        <w:sz w:val="16"/>
-        <w:szCs w:val="16"/>
-      </w:rPr>
-      <w:t xml:space="preserve"> | </w:t>
-    </w:r>
+    <w:proofErr w:type="gramEnd"/>
     <w:r>
       <w:rPr>
         <w:rStyle w:val="PlatzhalterZchn"/>
         <w:sz w:val="16"/>
         <w:szCs w:val="16"/>
       </w:rPr>
-      <w:t>{{ LEITBEHOERDE_EMAIL }}</w:t>
+      <w:t>_ADRESSE_</w:t>
+    </w:r>
+    <w:proofErr w:type="gramStart"/>
+    <w:r>
+      <w:rPr>
+        <w:rStyle w:val="PlatzhalterZchn"/>
+        <w:sz w:val="16"/>
+        <w:szCs w:val="16"/>
+      </w:rPr>
+      <w:t>1 }</w:t>
+    </w:r>
+    <w:proofErr w:type="gramEnd"/>
+    <w:r>
+      <w:rPr>
+        <w:rStyle w:val="PlatzhalterZchn"/>
+        <w:sz w:val="16"/>
+        <w:szCs w:val="16"/>
+      </w:rPr>
+      <w:t>}</w:t>
+    </w:r>
+    <w:r>
+      <w:rPr>
+        <w:sz w:val="16"/>
+        <w:szCs w:val="16"/>
+      </w:rPr>
+      <w:t xml:space="preserve"> | </w:t>
+    </w:r>
+    <w:proofErr w:type="gramStart"/>
+    <w:r>
+      <w:rPr>
+        <w:rStyle w:val="PlatzhalterZchn"/>
+        <w:sz w:val="16"/>
+        <w:szCs w:val="16"/>
+      </w:rPr>
+      <w:t>{{ LEITBEHOERDE</w:t>
+    </w:r>
+    <w:proofErr w:type="gramEnd"/>
+    <w:r>
+      <w:rPr>
+        <w:rStyle w:val="PlatzhalterZchn"/>
+        <w:sz w:val="16"/>
+        <w:szCs w:val="16"/>
+      </w:rPr>
+      <w:t>_ADRESSE_</w:t>
+    </w:r>
+    <w:proofErr w:type="gramStart"/>
+    <w:r>
+      <w:rPr>
+        <w:rStyle w:val="PlatzhalterZchn"/>
+        <w:sz w:val="16"/>
+        <w:szCs w:val="16"/>
+      </w:rPr>
+      <w:t>2 }</w:t>
+    </w:r>
+    <w:proofErr w:type="gramEnd"/>
+    <w:r>
+      <w:rPr>
+        <w:rStyle w:val="PlatzhalterZchn"/>
+        <w:sz w:val="16"/>
+        <w:szCs w:val="16"/>
+      </w:rPr>
+      <w:t>}</w:t>
+    </w:r>
+    <w:r>
+      <w:rPr>
+        <w:sz w:val="16"/>
+        <w:szCs w:val="16"/>
+      </w:rPr>
+      <w:t xml:space="preserve"> | </w:t>
+    </w:r>
+    <w:proofErr w:type="gramStart"/>
+    <w:r>
+      <w:rPr>
+        <w:rStyle w:val="PlatzhalterZchn"/>
+        <w:sz w:val="16"/>
+        <w:szCs w:val="16"/>
+      </w:rPr>
+      <w:t>{{ LEITBEHOERDE</w:t>
+    </w:r>
+    <w:proofErr w:type="gramEnd"/>
+    <w:r>
+      <w:rPr>
+        <w:rStyle w:val="PlatzhalterZchn"/>
+        <w:sz w:val="16"/>
+        <w:szCs w:val="16"/>
+      </w:rPr>
+      <w:t>_</w:t>
+    </w:r>
+    <w:proofErr w:type="gramStart"/>
+    <w:r>
+      <w:rPr>
+        <w:rStyle w:val="PlatzhalterZchn"/>
+        <w:sz w:val="16"/>
+        <w:szCs w:val="16"/>
+      </w:rPr>
+      <w:t>TELEFON }</w:t>
+    </w:r>
+    <w:proofErr w:type="gramEnd"/>
+    <w:r>
+      <w:rPr>
+        <w:rStyle w:val="PlatzhalterZchn"/>
+        <w:sz w:val="16"/>
+        <w:szCs w:val="16"/>
+      </w:rPr>
+      <w:t>}</w:t>
+    </w:r>
+    <w:r>
+      <w:rPr>
+        <w:sz w:val="16"/>
+        <w:szCs w:val="16"/>
+      </w:rPr>
+      <w:t xml:space="preserve"> | </w:t>
+    </w:r>
+    <w:proofErr w:type="gramStart"/>
+    <w:r>
+      <w:rPr>
+        <w:rStyle w:val="PlatzhalterZchn"/>
+        <w:sz w:val="16"/>
+        <w:szCs w:val="16"/>
+      </w:rPr>
+      <w:t>{{ LEITBEHOERDE</w:t>
+    </w:r>
+    <w:proofErr w:type="gramEnd"/>
+    <w:r>
+      <w:rPr>
+        <w:rStyle w:val="PlatzhalterZchn"/>
+        <w:sz w:val="16"/>
+        <w:szCs w:val="16"/>
+      </w:rPr>
+      <w:t>_</w:t>
+    </w:r>
+    <w:proofErr w:type="gramStart"/>
+    <w:r>
+      <w:rPr>
+        <w:rStyle w:val="PlatzhalterZchn"/>
+        <w:sz w:val="16"/>
+        <w:szCs w:val="16"/>
+      </w:rPr>
+      <w:t>EMAIL }</w:t>
+    </w:r>
+    <w:proofErr w:type="gramEnd"/>
+    <w:r>
+      <w:rPr>
+        <w:rStyle w:val="PlatzhalterZchn"/>
+        <w:sz w:val="16"/>
+        <w:szCs w:val="16"/>
+      </w:rPr>
+      <w:t>}</w:t>
     </w:r>
   </w:p>
   <w:p>
@@ -4778,7 +5449,7 @@
 </file>
 
 <file path=word/footnotes.xml><?xml version="1.0" encoding="utf-8"?>
-<w:footnotes xmlns:wpc="http://schemas.microsoft.com/office/word/2010/wordprocessingCanvas" xmlns:cx="http://schemas.microsoft.com/office/drawing/2014/chartex" xmlns:cx1="http://schemas.microsoft.com/office/drawing/2015/9/8/chartex" xmlns:cx2="http://schemas.microsoft.com/office/drawing/2015/10/21/chartex" xmlns:cx3="http://schemas.microsoft.com/office/drawing/2016/5/9/chartex" xmlns:cx4="http://schemas.microsoft.com/office/drawing/2016/5/10/chartex" xmlns:cx5="http://schemas.microsoft.com/office/drawing/2016/5/11/chartex" xmlns:cx6="http://schemas.microsoft.com/office/drawing/2016/5/12/chartex" xmlns:cx7="http://schemas.microsoft.com/office/drawing/2016/5/13/chartex" xmlns:cx8="http://schemas.microsoft.com/office/drawing/2016/5/14/chartex" xmlns:mc="http://schemas.openxmlformats.org/markup-compatibility/2006" xmlns:aink="http://schemas.microsoft.com/office/drawing/2016/ink" xmlns:am3d="http://schemas.microsoft.com/office/drawing/2017/model3d" xmlns:o="urn:schemas-microsoft-com:office:office" xmlns:oel="http://schemas.microsoft.com/office/2019/extlst" xmlns:r="http://schemas.openxmlformats.org/officeDocument/2006/relationships" xmlns:m="http://schemas.openxmlformats.org/officeDocument/2006/math" xmlns:v="urn:schemas-microsoft-com:vml" xmlns:wp14="http://schemas.microsoft.com/office/word/2010/wordprocessingDrawing" xmlns:wp="http://schemas.openxmlformats.org/drawingml/2006/wordprocessingDrawing" xmlns:w10="urn:schemas-microsoft-com:office:word" xmlns:w="http://schemas.openxmlformats.org/wordprocessingml/2006/main" xmlns:w14="http://schemas.microsoft.com/office/word/2010/wordml" xmlns:w15="http://schemas.microsoft.com/office/word/2012/wordml" xmlns:w16cex="http://schemas.microsoft.com/office/word/2018/wordml/cex" xmlns:w16cid="http://schemas.microsoft.com/office/word/2016/wordml/cid" xmlns:w16="http://schemas.microsoft.com/office/word/2018/wordml" xmlns:w16du="http://schemas.microsoft.com/office/word/2023/wordml/word16du" xmlns:w16sdtdh="http://schemas.microsoft.com/office/word/2020/wordml/sdtdatahash" xmlns:w16se="http://schemas.microsoft.com/office/word/2015/wordml/symex" xmlns:wpg="http://schemas.microsoft.com/office/word/2010/wordprocessingGroup" xmlns:wpi="http://schemas.microsoft.com/office/word/2010/wordprocessingInk" xmlns:wne="http://schemas.microsoft.com/office/word/2006/wordml" xmlns:wps="http://schemas.microsoft.com/office/word/2010/wordprocessingShape" mc:Ignorable="w14 w15 w16se w16cid w16 w16cex w16sdtdh w16du wp14">
+<w:footnotes xmlns:wpc="http://schemas.microsoft.com/office/word/2010/wordprocessingCanvas" xmlns:cx="http://schemas.microsoft.com/office/drawing/2014/chartex" xmlns:cx1="http://schemas.microsoft.com/office/drawing/2015/9/8/chartex" xmlns:cx2="http://schemas.microsoft.com/office/drawing/2015/10/21/chartex" xmlns:cx3="http://schemas.microsoft.com/office/drawing/2016/5/9/chartex" xmlns:cx4="http://schemas.microsoft.com/office/drawing/2016/5/10/chartex" xmlns:cx5="http://schemas.microsoft.com/office/drawing/2016/5/11/chartex" xmlns:cx6="http://schemas.microsoft.com/office/drawing/2016/5/12/chartex" xmlns:cx7="http://schemas.microsoft.com/office/drawing/2016/5/13/chartex" xmlns:cx8="http://schemas.microsoft.com/office/drawing/2016/5/14/chartex" xmlns:mc="http://schemas.openxmlformats.org/markup-compatibility/2006" xmlns:aink="http://schemas.microsoft.com/office/drawing/2016/ink" xmlns:am3d="http://schemas.microsoft.com/office/drawing/2017/model3d" xmlns:o="urn:schemas-microsoft-com:office:office" xmlns:oel="http://schemas.microsoft.com/office/2019/extlst" xmlns:r="http://schemas.openxmlformats.org/officeDocument/2006/relationships" xmlns:m="http://schemas.openxmlformats.org/officeDocument/2006/math" xmlns:v="urn:schemas-microsoft-com:vml" xmlns:wp14="http://schemas.microsoft.com/office/word/2010/wordprocessingDrawing" xmlns:wp="http://schemas.openxmlformats.org/drawingml/2006/wordprocessingDrawing" xmlns:w10="urn:schemas-microsoft-com:office:word" xmlns:w="http://schemas.openxmlformats.org/wordprocessingml/2006/main" xmlns:w14="http://schemas.microsoft.com/office/word/2010/wordml" xmlns:w15="http://schemas.microsoft.com/office/word/2012/wordml" xmlns:w16cex="http://schemas.microsoft.com/office/word/2018/wordml/cex" xmlns:w16cid="http://schemas.microsoft.com/office/word/2016/wordml/cid" xmlns:w16="http://schemas.microsoft.com/office/word/2018/wordml" xmlns:w16du="http://schemas.microsoft.com/office/word/2023/wordml/word16du" xmlns:w16sdtdh="http://schemas.microsoft.com/office/word/2020/wordml/sdtdatahash" xmlns:w16sdtfl="http://schemas.microsoft.com/office/word/2024/wordml/sdtformatlock" xmlns:w16se="http://schemas.microsoft.com/office/word/2015/wordml/symex" xmlns:wpg="http://schemas.microsoft.com/office/word/2010/wordprocessingGroup" xmlns:wpi="http://schemas.microsoft.com/office/word/2010/wordprocessingInk" xmlns:wne="http://schemas.microsoft.com/office/word/2006/wordml" xmlns:wps="http://schemas.microsoft.com/office/word/2010/wordprocessingShape" mc:Ignorable="w14 w15 w16se w16cid w16 w16cex w16sdtdh w16sdtfl w16du wp14">
   <w:footnote w:type="separator" w:id="-1">
     <w:p>
       <w:r>
@@ -4797,17 +5468,7 @@
 </file>
 
 <file path=word/header1.xml><?xml version="1.0" encoding="utf-8"?>
-<w:hdr xmlns:wpc="http://schemas.microsoft.com/office/word/2010/wordprocessingCanvas" xmlns:cx="http://schemas.microsoft.com/office/drawing/2014/chartex" xmlns:cx1="http://schemas.microsoft.com/office/drawing/2015/9/8/chartex" xmlns:cx2="http://schemas.microsoft.com/office/drawing/2015/10/21/chartex" xmlns:cx3="http://schemas.microsoft.com/office/drawing/2016/5/9/chartex" xmlns:cx4="http://schemas.microsoft.com/office/drawing/2016/5/10/chartex" xmlns:cx5="http://schemas.microsoft.com/office/drawing/2016/5/11/chartex" xmlns:cx6="http://schemas.microsoft.com/office/drawing/2016/5/12/chartex" xmlns:cx7="http://schemas.microsoft.com/office/drawing/2016/5/13/chartex" xmlns:cx8="http://schemas.microsoft.com/office/drawing/2016/5/14/chartex" xmlns:mc="http://schemas.openxmlformats.org/markup-compatibility/2006" xmlns:aink="http://schemas.microsoft.com/office/drawing/2016/ink" xmlns:am3d="http://schemas.microsoft.com/office/drawing/2017/model3d" xmlns:o="urn:schemas-microsoft-com:office:office" xmlns:oel="http://schemas.microsoft.com/office/2019/extlst" xmlns:r="http://schemas.openxmlformats.org/officeDocument/2006/relationships" xmlns:m="http://schemas.openxmlformats.org/officeDocument/2006/math" xmlns:v="urn:schemas-microsoft-com:vml" xmlns:wp14="http://schemas.microsoft.com/office/word/2010/wordprocessingDrawing" xmlns:wp="http://schemas.openxmlformats.org/drawingml/2006/wordprocessingDrawing" xmlns:w10="urn:schemas-microsoft-com:office:word" xmlns:w="http://schemas.openxmlformats.org/wordprocessingml/2006/main" xmlns:w14="http://schemas.microsoft.com/office/word/2010/wordml" xmlns:w15="http://schemas.microsoft.com/office/word/2012/wordml" xmlns:w16cex="http://schemas.microsoft.com/office/word/2018/wordml/cex" xmlns:w16cid="http://schemas.microsoft.com/office/word/2016/wordml/cid" xmlns:w16="http://schemas.microsoft.com/office/word/2018/wordml" xmlns:w16du="http://schemas.microsoft.com/office/word/2023/wordml/word16du" xmlns:w16sdtdh="http://schemas.microsoft.com/office/word/2020/wordml/sdtdatahash" xmlns:w16se="http://schemas.microsoft.com/office/word/2015/wordml/symex" xmlns:wpg="http://schemas.microsoft.com/office/word/2010/wordprocessingGroup" xmlns:wpi="http://schemas.microsoft.com/office/word/2010/wordprocessingInk" xmlns:wne="http://schemas.microsoft.com/office/word/2006/wordml" xmlns:wps="http://schemas.microsoft.com/office/word/2010/wordprocessingShape" mc:Ignorable="w14 w15 w16se w16cid w16 w16cex w16sdtdh w16du wp14">
-  <w:p>
-    <w:pPr>
-      <w:pStyle w:val="Kopfzeile"/>
-    </w:pPr>
-  </w:p>
-</w:hdr>
-</file>
-
-<file path=word/header2.xml><?xml version="1.0" encoding="utf-8"?>
-<w:hdr xmlns:wpc="http://schemas.microsoft.com/office/word/2010/wordprocessingCanvas" xmlns:cx="http://schemas.microsoft.com/office/drawing/2014/chartex" xmlns:cx1="http://schemas.microsoft.com/office/drawing/2015/9/8/chartex" xmlns:cx2="http://schemas.microsoft.com/office/drawing/2015/10/21/chartex" xmlns:cx3="http://schemas.microsoft.com/office/drawing/2016/5/9/chartex" xmlns:cx4="http://schemas.microsoft.com/office/drawing/2016/5/10/chartex" xmlns:cx5="http://schemas.microsoft.com/office/drawing/2016/5/11/chartex" xmlns:cx6="http://schemas.microsoft.com/office/drawing/2016/5/12/chartex" xmlns:cx7="http://schemas.microsoft.com/office/drawing/2016/5/13/chartex" xmlns:cx8="http://schemas.microsoft.com/office/drawing/2016/5/14/chartex" xmlns:mc="http://schemas.openxmlformats.org/markup-compatibility/2006" xmlns:aink="http://schemas.microsoft.com/office/drawing/2016/ink" xmlns:am3d="http://schemas.microsoft.com/office/drawing/2017/model3d" xmlns:o="urn:schemas-microsoft-com:office:office" xmlns:oel="http://schemas.microsoft.com/office/2019/extlst" xmlns:r="http://schemas.openxmlformats.org/officeDocument/2006/relationships" xmlns:m="http://schemas.openxmlformats.org/officeDocument/2006/math" xmlns:v="urn:schemas-microsoft-com:vml" xmlns:wp14="http://schemas.microsoft.com/office/word/2010/wordprocessingDrawing" xmlns:wp="http://schemas.openxmlformats.org/drawingml/2006/wordprocessingDrawing" xmlns:w10="urn:schemas-microsoft-com:office:word" xmlns:w="http://schemas.openxmlformats.org/wordprocessingml/2006/main" xmlns:w14="http://schemas.microsoft.com/office/word/2010/wordml" xmlns:w15="http://schemas.microsoft.com/office/word/2012/wordml" xmlns:w16cex="http://schemas.microsoft.com/office/word/2018/wordml/cex" xmlns:w16cid="http://schemas.microsoft.com/office/word/2016/wordml/cid" xmlns:w16="http://schemas.microsoft.com/office/word/2018/wordml" xmlns:w16du="http://schemas.microsoft.com/office/word/2023/wordml/word16du" xmlns:w16sdtdh="http://schemas.microsoft.com/office/word/2020/wordml/sdtdatahash" xmlns:w16se="http://schemas.microsoft.com/office/word/2015/wordml/symex" xmlns:wpg="http://schemas.microsoft.com/office/word/2010/wordprocessingGroup" xmlns:wpi="http://schemas.microsoft.com/office/word/2010/wordprocessingInk" xmlns:wne="http://schemas.microsoft.com/office/word/2006/wordml" xmlns:wps="http://schemas.microsoft.com/office/word/2010/wordprocessingShape" mc:Ignorable="w14 w15 w16se w16cid w16 w16cex w16sdtdh w16du wp14">
+<w:hdr xmlns:wpc="http://schemas.microsoft.com/office/word/2010/wordprocessingCanvas" xmlns:cx="http://schemas.microsoft.com/office/drawing/2014/chartex" xmlns:cx1="http://schemas.microsoft.com/office/drawing/2015/9/8/chartex" xmlns:cx2="http://schemas.microsoft.com/office/drawing/2015/10/21/chartex" xmlns:cx3="http://schemas.microsoft.com/office/drawing/2016/5/9/chartex" xmlns:cx4="http://schemas.microsoft.com/office/drawing/2016/5/10/chartex" xmlns:cx5="http://schemas.microsoft.com/office/drawing/2016/5/11/chartex" xmlns:cx6="http://schemas.microsoft.com/office/drawing/2016/5/12/chartex" xmlns:cx7="http://schemas.microsoft.com/office/drawing/2016/5/13/chartex" xmlns:cx8="http://schemas.microsoft.com/office/drawing/2016/5/14/chartex" xmlns:mc="http://schemas.openxmlformats.org/markup-compatibility/2006" xmlns:aink="http://schemas.microsoft.com/office/drawing/2016/ink" xmlns:am3d="http://schemas.microsoft.com/office/drawing/2017/model3d" xmlns:o="urn:schemas-microsoft-com:office:office" xmlns:oel="http://schemas.microsoft.com/office/2019/extlst" xmlns:r="http://schemas.openxmlformats.org/officeDocument/2006/relationships" xmlns:m="http://schemas.openxmlformats.org/officeDocument/2006/math" xmlns:v="urn:schemas-microsoft-com:vml" xmlns:wp14="http://schemas.microsoft.com/office/word/2010/wordprocessingDrawing" xmlns:wp="http://schemas.openxmlformats.org/drawingml/2006/wordprocessingDrawing" xmlns:w10="urn:schemas-microsoft-com:office:word" xmlns:w="http://schemas.openxmlformats.org/wordprocessingml/2006/main" xmlns:w14="http://schemas.microsoft.com/office/word/2010/wordml" xmlns:w15="http://schemas.microsoft.com/office/word/2012/wordml" xmlns:w16cex="http://schemas.microsoft.com/office/word/2018/wordml/cex" xmlns:w16cid="http://schemas.microsoft.com/office/word/2016/wordml/cid" xmlns:w16="http://schemas.microsoft.com/office/word/2018/wordml" xmlns:w16du="http://schemas.microsoft.com/office/word/2023/wordml/word16du" xmlns:w16sdtdh="http://schemas.microsoft.com/office/word/2020/wordml/sdtdatahash" xmlns:w16sdtfl="http://schemas.microsoft.com/office/word/2024/wordml/sdtformatlock" xmlns:w16se="http://schemas.microsoft.com/office/word/2015/wordml/symex" xmlns:wpg="http://schemas.microsoft.com/office/word/2010/wordprocessingGroup" xmlns:wpi="http://schemas.microsoft.com/office/word/2010/wordprocessingInk" xmlns:wne="http://schemas.microsoft.com/office/word/2006/wordml" xmlns:wps="http://schemas.microsoft.com/office/word/2010/wordprocessingShape" mc:Ignorable="w14 w15 w16se w16cid w16 w16cex w16sdtdh w16sdtfl w16du wp14">
   <w:p>
     <w:pPr>
       <w:pStyle w:val="Platzhalter"/>
@@ -4823,25 +5484,32 @@
       <w:t>GEMEINDE_WAPPEN" |</w:t>
     </w:r>
     <w:proofErr w:type="spellStart"/>
+    <w:proofErr w:type="gramStart"/>
     <w:r>
       <w:t>image</w:t>
     </w:r>
     <w:proofErr w:type="spellEnd"/>
     <w:r>
-      <w:t xml:space="preserve">(None, </w:t>
+      <w:t>(</w:t>
     </w:r>
+    <w:proofErr w:type="gramEnd"/>
     <w:r>
-      <w:t>None</w:t>
+      <w:t>55, 25, True</w:t>
     </w:r>
+    <w:proofErr w:type="gramStart"/>
     <w:r>
-      <w:t>) }}</w:t>
+      <w:t>) }</w:t>
+    </w:r>
+    <w:proofErr w:type="gramEnd"/>
+    <w:r>
+      <w:t>}</w:t>
     </w:r>
   </w:p>
 </w:hdr>
 </file>
 
-<file path=word/header3.xml><?xml version="1.0" encoding="utf-8"?>
-<w:hdr xmlns:wpc="http://schemas.microsoft.com/office/word/2010/wordprocessingCanvas" xmlns:cx="http://schemas.microsoft.com/office/drawing/2014/chartex" xmlns:cx1="http://schemas.microsoft.com/office/drawing/2015/9/8/chartex" xmlns:cx2="http://schemas.microsoft.com/office/drawing/2015/10/21/chartex" xmlns:cx3="http://schemas.microsoft.com/office/drawing/2016/5/9/chartex" xmlns:cx4="http://schemas.microsoft.com/office/drawing/2016/5/10/chartex" xmlns:cx5="http://schemas.microsoft.com/office/drawing/2016/5/11/chartex" xmlns:cx6="http://schemas.microsoft.com/office/drawing/2016/5/12/chartex" xmlns:cx7="http://schemas.microsoft.com/office/drawing/2016/5/13/chartex" xmlns:cx8="http://schemas.microsoft.com/office/drawing/2016/5/14/chartex" xmlns:mc="http://schemas.openxmlformats.org/markup-compatibility/2006" xmlns:aink="http://schemas.microsoft.com/office/drawing/2016/ink" xmlns:am3d="http://schemas.microsoft.com/office/drawing/2017/model3d" xmlns:o="urn:schemas-microsoft-com:office:office" xmlns:oel="http://schemas.microsoft.com/office/2019/extlst" xmlns:r="http://schemas.openxmlformats.org/officeDocument/2006/relationships" xmlns:m="http://schemas.openxmlformats.org/officeDocument/2006/math" xmlns:v="urn:schemas-microsoft-com:vml" xmlns:wp14="http://schemas.microsoft.com/office/word/2010/wordprocessingDrawing" xmlns:wp="http://schemas.openxmlformats.org/drawingml/2006/wordprocessingDrawing" xmlns:w10="urn:schemas-microsoft-com:office:word" xmlns:w="http://schemas.openxmlformats.org/wordprocessingml/2006/main" xmlns:w14="http://schemas.microsoft.com/office/word/2010/wordml" xmlns:w15="http://schemas.microsoft.com/office/word/2012/wordml" xmlns:w16cex="http://schemas.microsoft.com/office/word/2018/wordml/cex" xmlns:w16cid="http://schemas.microsoft.com/office/word/2016/wordml/cid" xmlns:w16="http://schemas.microsoft.com/office/word/2018/wordml" xmlns:w16du="http://schemas.microsoft.com/office/word/2023/wordml/word16du" xmlns:w16sdtdh="http://schemas.microsoft.com/office/word/2020/wordml/sdtdatahash" xmlns:w16se="http://schemas.microsoft.com/office/word/2015/wordml/symex" xmlns:wpg="http://schemas.microsoft.com/office/word/2010/wordprocessingGroup" xmlns:wpi="http://schemas.microsoft.com/office/word/2010/wordprocessingInk" xmlns:wne="http://schemas.microsoft.com/office/word/2006/wordml" xmlns:wps="http://schemas.microsoft.com/office/word/2010/wordprocessingShape" mc:Ignorable="w14 w15 w16se w16cid w16 w16cex w16sdtdh w16du wp14">
+<file path=word/header2.xml><?xml version="1.0" encoding="utf-8"?>
+<w:hdr xmlns:wpc="http://schemas.microsoft.com/office/word/2010/wordprocessingCanvas" xmlns:cx="http://schemas.microsoft.com/office/drawing/2014/chartex" xmlns:cx1="http://schemas.microsoft.com/office/drawing/2015/9/8/chartex" xmlns:cx2="http://schemas.microsoft.com/office/drawing/2015/10/21/chartex" xmlns:cx3="http://schemas.microsoft.com/office/drawing/2016/5/9/chartex" xmlns:cx4="http://schemas.microsoft.com/office/drawing/2016/5/10/chartex" xmlns:cx5="http://schemas.microsoft.com/office/drawing/2016/5/11/chartex" xmlns:cx6="http://schemas.microsoft.com/office/drawing/2016/5/12/chartex" xmlns:cx7="http://schemas.microsoft.com/office/drawing/2016/5/13/chartex" xmlns:cx8="http://schemas.microsoft.com/office/drawing/2016/5/14/chartex" xmlns:mc="http://schemas.openxmlformats.org/markup-compatibility/2006" xmlns:aink="http://schemas.microsoft.com/office/drawing/2016/ink" xmlns:am3d="http://schemas.microsoft.com/office/drawing/2017/model3d" xmlns:o="urn:schemas-microsoft-com:office:office" xmlns:oel="http://schemas.microsoft.com/office/2019/extlst" xmlns:r="http://schemas.openxmlformats.org/officeDocument/2006/relationships" xmlns:m="http://schemas.openxmlformats.org/officeDocument/2006/math" xmlns:v="urn:schemas-microsoft-com:vml" xmlns:wp14="http://schemas.microsoft.com/office/word/2010/wordprocessingDrawing" xmlns:wp="http://schemas.openxmlformats.org/drawingml/2006/wordprocessingDrawing" xmlns:w10="urn:schemas-microsoft-com:office:word" xmlns:w="http://schemas.openxmlformats.org/wordprocessingml/2006/main" xmlns:w14="http://schemas.microsoft.com/office/word/2010/wordml" xmlns:w15="http://schemas.microsoft.com/office/word/2012/wordml" xmlns:w16cex="http://schemas.microsoft.com/office/word/2018/wordml/cex" xmlns:w16cid="http://schemas.microsoft.com/office/word/2016/wordml/cid" xmlns:w16="http://schemas.microsoft.com/office/word/2018/wordml" xmlns:w16du="http://schemas.microsoft.com/office/word/2023/wordml/word16du" xmlns:w16sdtdh="http://schemas.microsoft.com/office/word/2020/wordml/sdtdatahash" xmlns:w16sdtfl="http://schemas.microsoft.com/office/word/2024/wordml/sdtformatlock" xmlns:w16se="http://schemas.microsoft.com/office/word/2015/wordml/symex" xmlns:wpg="http://schemas.microsoft.com/office/word/2010/wordprocessingGroup" xmlns:wpi="http://schemas.microsoft.com/office/word/2010/wordprocessingInk" xmlns:wne="http://schemas.microsoft.com/office/word/2006/wordml" xmlns:wps="http://schemas.microsoft.com/office/word/2010/wordprocessingShape" mc:Ignorable="w14 w15 w16se w16cid w16 w16cex w16sdtdh w16sdtfl w16du wp14">
   <w:p>
     <w:pPr>
       <w:pStyle w:val="Platzhalter"/>
@@ -4857,25 +5525,35 @@
       <w:t>GEMEINDE_WAPPEN" |</w:t>
     </w:r>
     <w:proofErr w:type="spellStart"/>
+    <w:proofErr w:type="gramStart"/>
     <w:r>
       <w:t>image</w:t>
     </w:r>
     <w:proofErr w:type="spellEnd"/>
     <w:r>
-      <w:t xml:space="preserve">(None, </w:t>
+      <w:t>(</w:t>
+    </w:r>
+    <w:proofErr w:type="gramEnd"/>
+    <w:r>
+      <w:t xml:space="preserve">None, </w:t>
     </w:r>
     <w:r>
       <w:t>7</w:t>
     </w:r>
+    <w:proofErr w:type="gramStart"/>
     <w:r>
-      <w:t>) }}</w:t>
+      <w:t>) }</w:t>
+    </w:r>
+    <w:proofErr w:type="gramEnd"/>
+    <w:r>
+      <w:t>}</w:t>
     </w:r>
   </w:p>
 </w:hdr>
 </file>
 
 <file path=word/numbering.xml><?xml version="1.0" encoding="utf-8"?>
-<w:numbering xmlns:wpc="http://schemas.microsoft.com/office/word/2010/wordprocessingCanvas" xmlns:cx="http://schemas.microsoft.com/office/drawing/2014/chartex" xmlns:cx1="http://schemas.microsoft.com/office/drawing/2015/9/8/chartex" xmlns:cx2="http://schemas.microsoft.com/office/drawing/2015/10/21/chartex" xmlns:cx3="http://schemas.microsoft.com/office/drawing/2016/5/9/chartex" xmlns:cx4="http://schemas.microsoft.com/office/drawing/2016/5/10/chartex" xmlns:cx5="http://schemas.microsoft.com/office/drawing/2016/5/11/chartex" xmlns:cx6="http://schemas.microsoft.com/office/drawing/2016/5/12/chartex" xmlns:cx7="http://schemas.microsoft.com/office/drawing/2016/5/13/chartex" xmlns:cx8="http://schemas.microsoft.com/office/drawing/2016/5/14/chartex" xmlns:mc="http://schemas.openxmlformats.org/markup-compatibility/2006" xmlns:aink="http://schemas.microsoft.com/office/drawing/2016/ink" xmlns:am3d="http://schemas.microsoft.com/office/drawing/2017/model3d" xmlns:o="urn:schemas-microsoft-com:office:office" xmlns:oel="http://schemas.microsoft.com/office/2019/extlst" xmlns:r="http://schemas.openxmlformats.org/officeDocument/2006/relationships" xmlns:m="http://schemas.openxmlformats.org/officeDocument/2006/math" xmlns:v="urn:schemas-microsoft-com:vml" xmlns:wp14="http://schemas.microsoft.com/office/word/2010/wordprocessingDrawing" xmlns:wp="http://schemas.openxmlformats.org/drawingml/2006/wordprocessingDrawing" xmlns:w10="urn:schemas-microsoft-com:office:word" xmlns:w="http://schemas.openxmlformats.org/wordprocessingml/2006/main" xmlns:w14="http://schemas.microsoft.com/office/word/2010/wordml" xmlns:w15="http://schemas.microsoft.com/office/word/2012/wordml" xmlns:w16cex="http://schemas.microsoft.com/office/word/2018/wordml/cex" xmlns:w16cid="http://schemas.microsoft.com/office/word/2016/wordml/cid" xmlns:w16="http://schemas.microsoft.com/office/word/2018/wordml" xmlns:w16du="http://schemas.microsoft.com/office/word/2023/wordml/word16du" xmlns:w16sdtdh="http://schemas.microsoft.com/office/word/2020/wordml/sdtdatahash" xmlns:w16se="http://schemas.microsoft.com/office/word/2015/wordml/symex" xmlns:wpg="http://schemas.microsoft.com/office/word/2010/wordprocessingGroup" xmlns:wpi="http://schemas.microsoft.com/office/word/2010/wordprocessingInk" xmlns:wne="http://schemas.microsoft.com/office/word/2006/wordml" xmlns:wps="http://schemas.microsoft.com/office/word/2010/wordprocessingShape" mc:Ignorable="w14 w15 w16se w16cid w16 w16cex w16sdtdh w16du wp14">
+<w:numbering xmlns:wpc="http://schemas.microsoft.com/office/word/2010/wordprocessingCanvas" xmlns:cx="http://schemas.microsoft.com/office/drawing/2014/chartex" xmlns:cx1="http://schemas.microsoft.com/office/drawing/2015/9/8/chartex" xmlns:cx2="http://schemas.microsoft.com/office/drawing/2015/10/21/chartex" xmlns:cx3="http://schemas.microsoft.com/office/drawing/2016/5/9/chartex" xmlns:cx4="http://schemas.microsoft.com/office/drawing/2016/5/10/chartex" xmlns:cx5="http://schemas.microsoft.com/office/drawing/2016/5/11/chartex" xmlns:cx6="http://schemas.microsoft.com/office/drawing/2016/5/12/chartex" xmlns:cx7="http://schemas.microsoft.com/office/drawing/2016/5/13/chartex" xmlns:cx8="http://schemas.microsoft.com/office/drawing/2016/5/14/chartex" xmlns:mc="http://schemas.openxmlformats.org/markup-compatibility/2006" xmlns:aink="http://schemas.microsoft.com/office/drawing/2016/ink" xmlns:am3d="http://schemas.microsoft.com/office/drawing/2017/model3d" xmlns:o="urn:schemas-microsoft-com:office:office" xmlns:oel="http://schemas.microsoft.com/office/2019/extlst" xmlns:r="http://schemas.openxmlformats.org/officeDocument/2006/relationships" xmlns:m="http://schemas.openxmlformats.org/officeDocument/2006/math" xmlns:v="urn:schemas-microsoft-com:vml" xmlns:wp14="http://schemas.microsoft.com/office/word/2010/wordprocessingDrawing" xmlns:wp="http://schemas.openxmlformats.org/drawingml/2006/wordprocessingDrawing" xmlns:w10="urn:schemas-microsoft-com:office:word" xmlns:w="http://schemas.openxmlformats.org/wordprocessingml/2006/main" xmlns:w14="http://schemas.microsoft.com/office/word/2010/wordml" xmlns:w15="http://schemas.microsoft.com/office/word/2012/wordml" xmlns:w16cex="http://schemas.microsoft.com/office/word/2018/wordml/cex" xmlns:w16cid="http://schemas.microsoft.com/office/word/2016/wordml/cid" xmlns:w16="http://schemas.microsoft.com/office/word/2018/wordml" xmlns:w16du="http://schemas.microsoft.com/office/word/2023/wordml/word16du" xmlns:w16sdtdh="http://schemas.microsoft.com/office/word/2020/wordml/sdtdatahash" xmlns:w16sdtfl="http://schemas.microsoft.com/office/word/2024/wordml/sdtformatlock" xmlns:w16se="http://schemas.microsoft.com/office/word/2015/wordml/symex" xmlns:wpg="http://schemas.microsoft.com/office/word/2010/wordprocessingGroup" xmlns:wpi="http://schemas.microsoft.com/office/word/2010/wordprocessingInk" xmlns:wne="http://schemas.microsoft.com/office/word/2006/wordml" xmlns:wps="http://schemas.microsoft.com/office/word/2010/wordprocessingShape" mc:Ignorable="w14 w15 w16se w16cid w16 w16cex w16sdtdh w16sdtfl w16du wp14">
   <w:abstractNum w:abstractNumId="0" w15:restartNumberingAfterBreak="0">
     <w:nsid w:val="05455E45"/>
     <w:multiLevelType w:val="multilevel"/>
@@ -7222,7 +7900,7 @@
 </file>
 
 <file path=word/styles.xml><?xml version="1.0" encoding="utf-8"?>
-<w:styles xmlns:mc="http://schemas.openxmlformats.org/markup-compatibility/2006" xmlns:r="http://schemas.openxmlformats.org/officeDocument/2006/relationships" xmlns:w="http://schemas.openxmlformats.org/wordprocessingml/2006/main" xmlns:w14="http://schemas.microsoft.com/office/word/2010/wordml" xmlns:w15="http://schemas.microsoft.com/office/word/2012/wordml" xmlns:w16cex="http://schemas.microsoft.com/office/word/2018/wordml/cex" xmlns:w16cid="http://schemas.microsoft.com/office/word/2016/wordml/cid" xmlns:w16="http://schemas.microsoft.com/office/word/2018/wordml" xmlns:w16du="http://schemas.microsoft.com/office/word/2023/wordml/word16du" xmlns:w16sdtdh="http://schemas.microsoft.com/office/word/2020/wordml/sdtdatahash" xmlns:w16se="http://schemas.microsoft.com/office/word/2015/wordml/symex" mc:Ignorable="w14 w15 w16se w16cid w16 w16cex w16sdtdh w16du">
+<w:styles xmlns:mc="http://schemas.openxmlformats.org/markup-compatibility/2006" xmlns:r="http://schemas.openxmlformats.org/officeDocument/2006/relationships" xmlns:w="http://schemas.openxmlformats.org/wordprocessingml/2006/main" xmlns:w14="http://schemas.microsoft.com/office/word/2010/wordml" xmlns:w15="http://schemas.microsoft.com/office/word/2012/wordml" xmlns:w16cex="http://schemas.microsoft.com/office/word/2018/wordml/cex" xmlns:w16cid="http://schemas.microsoft.com/office/word/2016/wordml/cid" xmlns:w16="http://schemas.microsoft.com/office/word/2018/wordml" xmlns:w16du="http://schemas.microsoft.com/office/word/2023/wordml/word16du" xmlns:w16sdtdh="http://schemas.microsoft.com/office/word/2020/wordml/sdtdatahash" xmlns:w16sdtfl="http://schemas.microsoft.com/office/word/2024/wordml/sdtformatlock" xmlns:w16se="http://schemas.microsoft.com/office/word/2015/wordml/symex" mc:Ignorable="w14 w15 w16se w16cid w16 w16cex w16sdtdh w16sdtfl w16du">
   <w:docDefaults>
     <w:rPrDefault>
       <w:rPr>
@@ -8337,7 +9015,7 @@
 </file>
 
 <file path=word/glossary/document.xml><?xml version="1.0" encoding="utf-8"?>
-<w:glossaryDocument xmlns:wpc="http://schemas.microsoft.com/office/word/2010/wordprocessingCanvas" xmlns:cx="http://schemas.microsoft.com/office/drawing/2014/chartex" xmlns:cx1="http://schemas.microsoft.com/office/drawing/2015/9/8/chartex" xmlns:cx2="http://schemas.microsoft.com/office/drawing/2015/10/21/chartex" xmlns:cx3="http://schemas.microsoft.com/office/drawing/2016/5/9/chartex" xmlns:cx4="http://schemas.microsoft.com/office/drawing/2016/5/10/chartex" xmlns:cx5="http://schemas.microsoft.com/office/drawing/2016/5/11/chartex" xmlns:cx6="http://schemas.microsoft.com/office/drawing/2016/5/12/chartex" xmlns:cx7="http://schemas.microsoft.com/office/drawing/2016/5/13/chartex" xmlns:cx8="http://schemas.microsoft.com/office/drawing/2016/5/14/chartex" xmlns:mc="http://schemas.openxmlformats.org/markup-compatibility/2006" xmlns:aink="http://schemas.microsoft.com/office/drawing/2016/ink" xmlns:am3d="http://schemas.microsoft.com/office/drawing/2017/model3d" xmlns:o="urn:schemas-microsoft-com:office:office" xmlns:oel="http://schemas.microsoft.com/office/2019/extlst" xmlns:r="http://schemas.openxmlformats.org/officeDocument/2006/relationships" xmlns:m="http://schemas.openxmlformats.org/officeDocument/2006/math" xmlns:v="urn:schemas-microsoft-com:vml" xmlns:wp14="http://schemas.microsoft.com/office/word/2010/wordprocessingDrawing" xmlns:wp="http://schemas.openxmlformats.org/drawingml/2006/wordprocessingDrawing" xmlns:w10="urn:schemas-microsoft-com:office:word" xmlns:w="http://schemas.openxmlformats.org/wordprocessingml/2006/main" xmlns:w14="http://schemas.microsoft.com/office/word/2010/wordml" xmlns:w15="http://schemas.microsoft.com/office/word/2012/wordml" xmlns:w16cex="http://schemas.microsoft.com/office/word/2018/wordml/cex" xmlns:w16cid="http://schemas.microsoft.com/office/word/2016/wordml/cid" xmlns:w16="http://schemas.microsoft.com/office/word/2018/wordml" xmlns:w16du="http://schemas.microsoft.com/office/word/2023/wordml/word16du" xmlns:w16sdtdh="http://schemas.microsoft.com/office/word/2020/wordml/sdtdatahash" xmlns:w16se="http://schemas.microsoft.com/office/word/2015/wordml/symex" xmlns:wpg="http://schemas.microsoft.com/office/word/2010/wordprocessingGroup" xmlns:wpi="http://schemas.microsoft.com/office/word/2010/wordprocessingInk" xmlns:wne="http://schemas.microsoft.com/office/word/2006/wordml" xmlns:wps="http://schemas.microsoft.com/office/word/2010/wordprocessingShape" mc:Ignorable="w14 w15 w16se w16cid w16 w16cex w16sdtdh w16du wp14">
+<w:glossaryDocument xmlns:wpc="http://schemas.microsoft.com/office/word/2010/wordprocessingCanvas" xmlns:cx="http://schemas.microsoft.com/office/drawing/2014/chartex" xmlns:cx1="http://schemas.microsoft.com/office/drawing/2015/9/8/chartex" xmlns:cx2="http://schemas.microsoft.com/office/drawing/2015/10/21/chartex" xmlns:cx3="http://schemas.microsoft.com/office/drawing/2016/5/9/chartex" xmlns:cx4="http://schemas.microsoft.com/office/drawing/2016/5/10/chartex" xmlns:cx5="http://schemas.microsoft.com/office/drawing/2016/5/11/chartex" xmlns:cx6="http://schemas.microsoft.com/office/drawing/2016/5/12/chartex" xmlns:cx7="http://schemas.microsoft.com/office/drawing/2016/5/13/chartex" xmlns:cx8="http://schemas.microsoft.com/office/drawing/2016/5/14/chartex" xmlns:mc="http://schemas.openxmlformats.org/markup-compatibility/2006" xmlns:aink="http://schemas.microsoft.com/office/drawing/2016/ink" xmlns:am3d="http://schemas.microsoft.com/office/drawing/2017/model3d" xmlns:o="urn:schemas-microsoft-com:office:office" xmlns:oel="http://schemas.microsoft.com/office/2019/extlst" xmlns:r="http://schemas.openxmlformats.org/officeDocument/2006/relationships" xmlns:m="http://schemas.openxmlformats.org/officeDocument/2006/math" xmlns:v="urn:schemas-microsoft-com:vml" xmlns:wp14="http://schemas.microsoft.com/office/word/2010/wordprocessingDrawing" xmlns:wp="http://schemas.openxmlformats.org/drawingml/2006/wordprocessingDrawing" xmlns:w10="urn:schemas-microsoft-com:office:word" xmlns:w="http://schemas.openxmlformats.org/wordprocessingml/2006/main" xmlns:w14="http://schemas.microsoft.com/office/word/2010/wordml" xmlns:w15="http://schemas.microsoft.com/office/word/2012/wordml" xmlns:w16cex="http://schemas.microsoft.com/office/word/2018/wordml/cex" xmlns:w16cid="http://schemas.microsoft.com/office/word/2016/wordml/cid" xmlns:w16="http://schemas.microsoft.com/office/word/2018/wordml" xmlns:w16du="http://schemas.microsoft.com/office/word/2023/wordml/word16du" xmlns:w16sdtdh="http://schemas.microsoft.com/office/word/2020/wordml/sdtdatahash" xmlns:w16sdtfl="http://schemas.microsoft.com/office/word/2024/wordml/sdtformatlock" xmlns:w16se="http://schemas.microsoft.com/office/word/2015/wordml/symex" xmlns:wpg="http://schemas.microsoft.com/office/word/2010/wordprocessingGroup" xmlns:wpi="http://schemas.microsoft.com/office/word/2010/wordprocessingInk" xmlns:wne="http://schemas.microsoft.com/office/word/2006/wordml" xmlns:wps="http://schemas.microsoft.com/office/word/2010/wordprocessingShape" mc:Ignorable="w14 w15 w16se w16cid w16 w16cex w16sdtdh w16sdtfl w16du wp14">
   <w:docParts>
     <w:docPart>
       <w:docPartPr>
@@ -8454,7 +9132,7 @@
 </file>
 
 <file path=word/glossary/fontTable.xml><?xml version="1.0" encoding="utf-8"?>
-<w:fonts xmlns:mc="http://schemas.openxmlformats.org/markup-compatibility/2006" xmlns:r="http://schemas.openxmlformats.org/officeDocument/2006/relationships" xmlns:w="http://schemas.openxmlformats.org/wordprocessingml/2006/main" xmlns:w14="http://schemas.microsoft.com/office/word/2010/wordml" xmlns:w15="http://schemas.microsoft.com/office/word/2012/wordml" xmlns:w16cex="http://schemas.microsoft.com/office/word/2018/wordml/cex" xmlns:w16cid="http://schemas.microsoft.com/office/word/2016/wordml/cid" xmlns:w16="http://schemas.microsoft.com/office/word/2018/wordml" xmlns:w16du="http://schemas.microsoft.com/office/word/2023/wordml/word16du" xmlns:w16sdtdh="http://schemas.microsoft.com/office/word/2020/wordml/sdtdatahash" xmlns:w16se="http://schemas.microsoft.com/office/word/2015/wordml/symex" mc:Ignorable="w14 w15 w16se w16cid w16 w16cex w16sdtdh w16du">
+<w:fonts xmlns:mc="http://schemas.openxmlformats.org/markup-compatibility/2006" xmlns:r="http://schemas.openxmlformats.org/officeDocument/2006/relationships" xmlns:w="http://schemas.openxmlformats.org/wordprocessingml/2006/main" xmlns:w14="http://schemas.microsoft.com/office/word/2010/wordml" xmlns:w15="http://schemas.microsoft.com/office/word/2012/wordml" xmlns:w16cex="http://schemas.microsoft.com/office/word/2018/wordml/cex" xmlns:w16cid="http://schemas.microsoft.com/office/word/2016/wordml/cid" xmlns:w16="http://schemas.microsoft.com/office/word/2018/wordml" xmlns:w16du="http://schemas.microsoft.com/office/word/2023/wordml/word16du" xmlns:w16sdtdh="http://schemas.microsoft.com/office/word/2020/wordml/sdtdatahash" xmlns:w16sdtfl="http://schemas.microsoft.com/office/word/2024/wordml/sdtformatlock" xmlns:w16se="http://schemas.microsoft.com/office/word/2015/wordml/symex" mc:Ignorable="w14 w15 w16se w16cid w16 w16cex w16sdtdh w16sdtfl w16du">
   <w:font w:name="Arial">
     <w:panose1 w:val="020B0604020202020204"/>
     <w:charset w:val="00"/>
@@ -8527,7 +9205,7 @@
 </file>
 
 <file path=word/glossary/settings.xml><?xml version="1.0" encoding="utf-8"?>
-<w:settings xmlns:mc="http://schemas.openxmlformats.org/markup-compatibility/2006" xmlns:o="urn:schemas-microsoft-com:office:office" xmlns:r="http://schemas.openxmlformats.org/officeDocument/2006/relationships" xmlns:m="http://schemas.openxmlformats.org/officeDocument/2006/math" xmlns:v="urn:schemas-microsoft-com:vml" xmlns:w10="urn:schemas-microsoft-com:office:word" xmlns:w="http://schemas.openxmlformats.org/wordprocessingml/2006/main" xmlns:w14="http://schemas.microsoft.com/office/word/2010/wordml" xmlns:w15="http://schemas.microsoft.com/office/word/2012/wordml" xmlns:w16cex="http://schemas.microsoft.com/office/word/2018/wordml/cex" xmlns:w16cid="http://schemas.microsoft.com/office/word/2016/wordml/cid" xmlns:w16="http://schemas.microsoft.com/office/word/2018/wordml" xmlns:w16du="http://schemas.microsoft.com/office/word/2023/wordml/word16du" xmlns:w16sdtdh="http://schemas.microsoft.com/office/word/2020/wordml/sdtdatahash" xmlns:w16se="http://schemas.microsoft.com/office/word/2015/wordml/symex" xmlns:sl="http://schemas.openxmlformats.org/schemaLibrary/2006/main" mc:Ignorable="w14 w15 w16se w16cid w16 w16cex w16sdtdh w16du">
+<w:settings xmlns:mc="http://schemas.openxmlformats.org/markup-compatibility/2006" xmlns:o="urn:schemas-microsoft-com:office:office" xmlns:r="http://schemas.openxmlformats.org/officeDocument/2006/relationships" xmlns:m="http://schemas.openxmlformats.org/officeDocument/2006/math" xmlns:v="urn:schemas-microsoft-com:vml" xmlns:w10="urn:schemas-microsoft-com:office:word" xmlns:w="http://schemas.openxmlformats.org/wordprocessingml/2006/main" xmlns:w14="http://schemas.microsoft.com/office/word/2010/wordml" xmlns:w15="http://schemas.microsoft.com/office/word/2012/wordml" xmlns:w16cex="http://schemas.microsoft.com/office/word/2018/wordml/cex" xmlns:w16cid="http://schemas.microsoft.com/office/word/2016/wordml/cid" xmlns:w16="http://schemas.microsoft.com/office/word/2018/wordml" xmlns:w16du="http://schemas.microsoft.com/office/word/2023/wordml/word16du" xmlns:w16sdtdh="http://schemas.microsoft.com/office/word/2020/wordml/sdtdatahash" xmlns:w16sdtfl="http://schemas.microsoft.com/office/word/2024/wordml/sdtformatlock" xmlns:w16se="http://schemas.microsoft.com/office/word/2015/wordml/symex" xmlns:sl="http://schemas.openxmlformats.org/schemaLibrary/2006/main" mc:Ignorable="w14 w15 w16se w16cid w16 w16cex w16sdtdh w16sdtfl w16du">
   <w:view w:val="normal"/>
   <w:defaultTabStop w:val="708"/>
   <w:hyphenationZone w:val="425"/>
@@ -8559,6 +9237,7 @@
     <w:rsid w:val="00603AED"/>
     <w:rsid w:val="0061129B"/>
     <w:rsid w:val="0065395C"/>
+    <w:rsid w:val="006C7C58"/>
     <w:rsid w:val="00762E7F"/>
     <w:rsid w:val="008D029F"/>
     <w:rsid w:val="00942C36"/>
@@ -8602,7 +9281,7 @@
 </file>
 
 <file path=word/glossary/styles.xml><?xml version="1.0" encoding="utf-8"?>
-<w:styles xmlns:mc="http://schemas.openxmlformats.org/markup-compatibility/2006" xmlns:r="http://schemas.openxmlformats.org/officeDocument/2006/relationships" xmlns:w="http://schemas.openxmlformats.org/wordprocessingml/2006/main" xmlns:w14="http://schemas.microsoft.com/office/word/2010/wordml" xmlns:w15="http://schemas.microsoft.com/office/word/2012/wordml" xmlns:w16cex="http://schemas.microsoft.com/office/word/2018/wordml/cex" xmlns:w16cid="http://schemas.microsoft.com/office/word/2016/wordml/cid" xmlns:w16="http://schemas.microsoft.com/office/word/2018/wordml" xmlns:w16du="http://schemas.microsoft.com/office/word/2023/wordml/word16du" xmlns:w16sdtdh="http://schemas.microsoft.com/office/word/2020/wordml/sdtdatahash" xmlns:w16se="http://schemas.microsoft.com/office/word/2015/wordml/symex" mc:Ignorable="w14 w15 w16se w16cid w16 w16cex w16sdtdh w16du">
+<w:styles xmlns:mc="http://schemas.openxmlformats.org/markup-compatibility/2006" xmlns:r="http://schemas.openxmlformats.org/officeDocument/2006/relationships" xmlns:w="http://schemas.openxmlformats.org/wordprocessingml/2006/main" xmlns:w14="http://schemas.microsoft.com/office/word/2010/wordml" xmlns:w15="http://schemas.microsoft.com/office/word/2012/wordml" xmlns:w16cex="http://schemas.microsoft.com/office/word/2018/wordml/cex" xmlns:w16cid="http://schemas.microsoft.com/office/word/2016/wordml/cid" xmlns:w16="http://schemas.microsoft.com/office/word/2018/wordml" xmlns:w16du="http://schemas.microsoft.com/office/word/2023/wordml/word16du" xmlns:w16sdtdh="http://schemas.microsoft.com/office/word/2020/wordml/sdtdatahash" xmlns:w16sdtfl="http://schemas.microsoft.com/office/word/2024/wordml/sdtformatlock" xmlns:w16se="http://schemas.microsoft.com/office/word/2015/wordml/symex" mc:Ignorable="w14 w15 w16se w16cid w16 w16cex w16sdtdh w16sdtfl w16du">
   <w:docDefaults>
     <w:rPrDefault>
       <w:rPr>
@@ -9103,7 +9782,7 @@
 </file>
 
 <file path=word/glossary/webSettings.xml><?xml version="1.0" encoding="utf-8"?>
-<w:webSettings xmlns:mc="http://schemas.openxmlformats.org/markup-compatibility/2006" xmlns:r="http://schemas.openxmlformats.org/officeDocument/2006/relationships" xmlns:w="http://schemas.openxmlformats.org/wordprocessingml/2006/main" xmlns:w14="http://schemas.microsoft.com/office/word/2010/wordml" xmlns:w15="http://schemas.microsoft.com/office/word/2012/wordml" xmlns:w16cex="http://schemas.microsoft.com/office/word/2018/wordml/cex" xmlns:w16cid="http://schemas.microsoft.com/office/word/2016/wordml/cid" xmlns:w16="http://schemas.microsoft.com/office/word/2018/wordml" xmlns:w16du="http://schemas.microsoft.com/office/word/2023/wordml/word16du" xmlns:w16sdtdh="http://schemas.microsoft.com/office/word/2020/wordml/sdtdatahash" xmlns:w16se="http://schemas.microsoft.com/office/word/2015/wordml/symex" mc:Ignorable="w14 w15 w16se w16cid w16 w16cex w16sdtdh w16du">
+<w:webSettings xmlns:mc="http://schemas.openxmlformats.org/markup-compatibility/2006" xmlns:r="http://schemas.openxmlformats.org/officeDocument/2006/relationships" xmlns:w="http://schemas.openxmlformats.org/wordprocessingml/2006/main" xmlns:w14="http://schemas.microsoft.com/office/word/2010/wordml" xmlns:w15="http://schemas.microsoft.com/office/word/2012/wordml" xmlns:w16cex="http://schemas.microsoft.com/office/word/2018/wordml/cex" xmlns:w16cid="http://schemas.microsoft.com/office/word/2016/wordml/cid" xmlns:w16="http://schemas.microsoft.com/office/word/2018/wordml" xmlns:w16du="http://schemas.microsoft.com/office/word/2023/wordml/word16du" xmlns:w16sdtdh="http://schemas.microsoft.com/office/word/2020/wordml/sdtdatahash" xmlns:w16sdtfl="http://schemas.microsoft.com/office/word/2024/wordml/sdtformatlock" xmlns:w16se="http://schemas.microsoft.com/office/word/2015/wordml/symex" mc:Ignorable="w14 w15 w16se w16cid w16 w16cex w16sdtdh w16sdtfl w16du">
   <w:optimizeForBrowser/>
 </w:webSettings>
 </file>

--- a/document-merge-service/kt_so/templatefiles/briefvorlage-an-gesuchstellerin.docx
+++ b/document-merge-service/kt_so/templatefiles/briefvorlage-an-gesuchstellerin.docx
@@ -5,7 +5,7 @@
     <w:tbl>
       <w:tblPr>
         <w:tblStyle w:val="Tabellenraster"/>
-        <w:tblW w:w="0" w:type="auto"/>
+        <w:tblW w:w="9639" w:type="dxa"/>
         <w:tblBorders>
           <w:top w:val="none" w:sz="0" w:space="0" w:color="auto"/>
           <w:left w:val="none" w:sz="0" w:space="0" w:color="auto"/>
@@ -14,19 +14,80 @@
           <w:insideH w:val="none" w:sz="0" w:space="0" w:color="auto"/>
           <w:insideV w:val="none" w:sz="0" w:space="0" w:color="auto"/>
         </w:tblBorders>
+        <w:tblLayout w:type="fixed"/>
+        <w:tblCellMar>
+          <w:left w:w="0" w:type="dxa"/>
+          <w:right w:w="0" w:type="dxa"/>
+        </w:tblCellMar>
         <w:tblLook w:val="04A0" w:firstRow="1" w:lastRow="0" w:firstColumn="1" w:lastColumn="0" w:noHBand="0" w:noVBand="1"/>
       </w:tblPr>
       <w:tblGrid>
-        <w:gridCol w:w="5376"/>
-        <w:gridCol w:w="3969"/>
+        <w:gridCol w:w="4819"/>
+        <w:gridCol w:w="1021"/>
+        <w:gridCol w:w="3799"/>
       </w:tblGrid>
       <w:tr>
         <w:trPr>
-          <w:trHeight w:hRule="exact" w:val="1588"/>
+          <w:trHeight w:hRule="exact" w:val="964"/>
         </w:trPr>
         <w:tc>
           <w:tcPr>
-            <w:tcW w:w="5376" w:type="dxa"/>
+            <w:tcW w:w="4820" w:type="dxa"/>
+            <w:tcMar>
+              <w:top w:w="57" w:type="dxa"/>
+              <w:bottom w:w="57" w:type="dxa"/>
+            </w:tcMar>
+            <w:vAlign w:val="bottom"/>
+          </w:tcPr>
+          <w:p>
+            <w:pPr>
+              <w:pStyle w:val="Platzhalter"/>
+              <w:jc w:val="right"/>
+              <w:rPr>
+                <w:sz w:val="18"/>
+                <w:szCs w:val="18"/>
+              </w:rPr>
+            </w:pPr>
+          </w:p>
+        </w:tc>
+        <w:tc>
+          <w:tcPr>
+            <w:tcW w:w="1021" w:type="dxa"/>
+          </w:tcPr>
+          <w:p>
+            <w:pPr>
+              <w:rPr>
+                <w:sz w:val="18"/>
+                <w:szCs w:val="18"/>
+              </w:rPr>
+            </w:pPr>
+          </w:p>
+        </w:tc>
+        <w:tc>
+          <w:tcPr>
+            <w:tcW w:w="3799" w:type="dxa"/>
+            <w:tcMar>
+              <w:top w:w="57" w:type="dxa"/>
+              <w:bottom w:w="57" w:type="dxa"/>
+            </w:tcMar>
+          </w:tcPr>
+          <w:p>
+            <w:pPr>
+              <w:rPr>
+                <w:sz w:val="18"/>
+                <w:szCs w:val="18"/>
+              </w:rPr>
+            </w:pPr>
+          </w:p>
+        </w:tc>
+      </w:tr>
+      <w:tr>
+        <w:trPr>
+          <w:trHeight w:hRule="exact" w:val="170"/>
+        </w:trPr>
+        <w:tc>
+          <w:tcPr>
+            <w:tcW w:w="4820" w:type="dxa"/>
             <w:tcMar>
               <w:top w:w="57" w:type="dxa"/>
               <w:bottom w:w="57" w:type="dxa"/>
@@ -36,163 +97,28 @@
             <w:pPr>
               <w:pStyle w:val="Platzhalter"/>
               <w:rPr>
-                <w:b/>
-                <w:bCs/>
+                <w:sz w:val="18"/>
+                <w:szCs w:val="18"/>
               </w:rPr>
             </w:pPr>
-            <w:proofErr w:type="gramStart"/>
-            <w:r>
-              <w:rPr>
-                <w:b/>
-                <w:bCs/>
-              </w:rPr>
-              <w:t>{{ LEITBEHOERDE</w:t>
-            </w:r>
-            <w:proofErr w:type="gramEnd"/>
-            <w:r>
-              <w:rPr>
-                <w:b/>
-                <w:bCs/>
-              </w:rPr>
-              <w:t>_</w:t>
-            </w:r>
-            <w:proofErr w:type="gramStart"/>
-            <w:r>
-              <w:rPr>
-                <w:b/>
-                <w:bCs/>
-              </w:rPr>
-              <w:t>NAME }</w:t>
-            </w:r>
-            <w:proofErr w:type="gramEnd"/>
-            <w:r>
-              <w:rPr>
-                <w:b/>
-                <w:bCs/>
-              </w:rPr>
-              <w:t>}</w:t>
-            </w:r>
-          </w:p>
-          <w:sdt>
-            <w:sdtPr>
-              <w:rPr>
-                <w:sz w:val="18"/>
-                <w:szCs w:val="18"/>
-              </w:rPr>
-              <w:id w:val="9967708"/>
-              <w:placeholder>
-                <w:docPart w:val="450042231DB045B6B81A84A546D3040D"/>
-              </w:placeholder>
-              <w:showingPlcHdr/>
-            </w:sdtPr>
-            <w:sdtEndPr/>
-            <w:sdtContent>
-              <w:p>
-                <w:pPr>
-                  <w:rPr>
-                    <w:sz w:val="18"/>
-                    <w:szCs w:val="18"/>
-                  </w:rPr>
-                </w:pPr>
-                <w:r>
-                  <w:rPr>
-                    <w:rStyle w:val="Platzhaltertext"/>
-                    <w:rFonts w:eastAsiaTheme="minorHAnsi"/>
-                    <w:color w:val="auto"/>
-                    <w:sz w:val="18"/>
-                    <w:szCs w:val="18"/>
-                    <w:shd w:val="clear" w:color="auto" w:fill="FBE4D5" w:themeFill="accent2" w:themeFillTint="33"/>
-                  </w:rPr>
-                  <w:t>Baubehörde eingeben</w:t>
-                </w:r>
-              </w:p>
-            </w:sdtContent>
-          </w:sdt>
-          <w:p>
-            <w:pPr>
-              <w:pStyle w:val="Platzhalter"/>
-              <w:rPr>
-                <w:sz w:val="18"/>
-                <w:szCs w:val="18"/>
-              </w:rPr>
-            </w:pPr>
-            <w:proofErr w:type="gramStart"/>
-            <w:r>
-              <w:rPr>
-                <w:sz w:val="18"/>
-                <w:szCs w:val="18"/>
-              </w:rPr>
-              <w:t>{{ LEITBEHOERDE</w:t>
-            </w:r>
-            <w:proofErr w:type="gramEnd"/>
-            <w:r>
-              <w:rPr>
-                <w:sz w:val="18"/>
-                <w:szCs w:val="18"/>
-              </w:rPr>
-              <w:t>_ADRESSE_</w:t>
-            </w:r>
-            <w:proofErr w:type="gramStart"/>
-            <w:r>
-              <w:rPr>
-                <w:sz w:val="18"/>
-                <w:szCs w:val="18"/>
-              </w:rPr>
-              <w:t>1 }</w:t>
-            </w:r>
-            <w:proofErr w:type="gramEnd"/>
-            <w:r>
-              <w:rPr>
-                <w:sz w:val="18"/>
-                <w:szCs w:val="18"/>
-              </w:rPr>
-              <w:t>}</w:t>
-            </w:r>
-          </w:p>
-          <w:p>
-            <w:pPr>
-              <w:pStyle w:val="Platzhalter"/>
-              <w:rPr>
-                <w:sz w:val="18"/>
-                <w:szCs w:val="18"/>
-              </w:rPr>
-            </w:pPr>
-            <w:proofErr w:type="gramStart"/>
-            <w:r>
-              <w:rPr>
-                <w:sz w:val="18"/>
-                <w:szCs w:val="18"/>
-              </w:rPr>
-              <w:t>{{ LEITBEHOERDE</w:t>
-            </w:r>
-            <w:proofErr w:type="gramEnd"/>
-            <w:r>
-              <w:rPr>
-                <w:sz w:val="18"/>
-                <w:szCs w:val="18"/>
-              </w:rPr>
-              <w:t>_ADRESSE_2 }}</w:t>
-            </w:r>
           </w:p>
         </w:tc>
         <w:tc>
           <w:tcPr>
-            <w:tcW w:w="3969" w:type="dxa"/>
-            <w:tcMar>
-              <w:top w:w="57" w:type="dxa"/>
-              <w:bottom w:w="57" w:type="dxa"/>
-            </w:tcMar>
+            <w:tcW w:w="1021" w:type="dxa"/>
           </w:tcPr>
-          <w:p/>
+          <w:p>
+            <w:pPr>
+              <w:rPr>
+                <w:sz w:val="18"/>
+                <w:szCs w:val="18"/>
+              </w:rPr>
+            </w:pPr>
+          </w:p>
         </w:tc>
-      </w:tr>
-      <w:tr>
-        <w:trPr>
-          <w:trHeight w:hRule="exact" w:val="2268"/>
-        </w:trPr>
         <w:tc>
           <w:tcPr>
-            <w:tcW w:w="5376" w:type="dxa"/>
+            <w:tcW w:w="3799" w:type="dxa"/>
             <w:tcMar>
               <w:top w:w="57" w:type="dxa"/>
               <w:bottom w:w="57" w:type="dxa"/>
@@ -201,6 +127,28 @@
           <w:p>
             <w:pPr>
               <w:rPr>
+                <w:sz w:val="18"/>
+                <w:szCs w:val="18"/>
+              </w:rPr>
+            </w:pPr>
+          </w:p>
+        </w:tc>
+      </w:tr>
+      <w:tr>
+        <w:trPr>
+          <w:trHeight w:hRule="exact" w:val="1701"/>
+        </w:trPr>
+        <w:tc>
+          <w:tcPr>
+            <w:tcW w:w="4820" w:type="dxa"/>
+            <w:tcMar>
+              <w:top w:w="57" w:type="dxa"/>
+              <w:bottom w:w="57" w:type="dxa"/>
+            </w:tcMar>
+          </w:tcPr>
+          <w:p>
+            <w:pPr>
+              <w:rPr>
                 <w:rFonts w:ascii="Consolas" w:hAnsi="Consolas" w:cs="Arial"/>
                 <w:color w:val="00B050"/>
                 <w:sz w:val="18"/>
@@ -636,7 +584,26 @@
         </w:tc>
         <w:tc>
           <w:tcPr>
-            <w:tcW w:w="3969" w:type="dxa"/>
+            <w:tcW w:w="1021" w:type="dxa"/>
+          </w:tcPr>
+          <w:p>
+            <w:pPr>
+              <w:pStyle w:val="Kopfzeile"/>
+              <w:tabs>
+                <w:tab w:val="clear" w:pos="4536"/>
+                <w:tab w:val="clear" w:pos="9072"/>
+                <w:tab w:val="left" w:pos="738"/>
+              </w:tabs>
+              <w:rPr>
+                <w:sz w:val="18"/>
+                <w:szCs w:val="18"/>
+              </w:rPr>
+            </w:pPr>
+          </w:p>
+        </w:tc>
+        <w:tc>
+          <w:tcPr>
+            <w:tcW w:w="3799" w:type="dxa"/>
             <w:tcMar>
               <w:top w:w="57" w:type="dxa"/>
               <w:bottom w:w="57" w:type="dxa"/>
@@ -651,21 +618,21 @@
                 <w:tab w:val="left" w:pos="738"/>
               </w:tabs>
               <w:rPr>
-                <w:sz w:val="18"/>
-                <w:szCs w:val="18"/>
+                <w:sz w:val="16"/>
+                <w:szCs w:val="16"/>
               </w:rPr>
             </w:pPr>
             <w:r>
               <w:rPr>
-                <w:sz w:val="18"/>
-                <w:szCs w:val="18"/>
+                <w:sz w:val="16"/>
+                <w:szCs w:val="16"/>
               </w:rPr>
               <w:t>Kontakt:</w:t>
             </w:r>
             <w:r>
               <w:rPr>
-                <w:sz w:val="18"/>
-                <w:szCs w:val="18"/>
+                <w:sz w:val="16"/>
+                <w:szCs w:val="16"/>
               </w:rPr>
               <w:tab/>
             </w:r>
@@ -673,8 +640,8 @@
             <w:r>
               <w:rPr>
                 <w:rStyle w:val="PlatzhalterZchn"/>
-                <w:sz w:val="18"/>
-                <w:szCs w:val="18"/>
+                <w:sz w:val="16"/>
+                <w:szCs w:val="16"/>
               </w:rPr>
               <w:t>{{ ZUSTAENDIG</w:t>
             </w:r>
@@ -682,8 +649,8 @@
             <w:r>
               <w:rPr>
                 <w:rStyle w:val="PlatzhalterZchn"/>
-                <w:sz w:val="18"/>
-                <w:szCs w:val="18"/>
+                <w:sz w:val="16"/>
+                <w:szCs w:val="16"/>
               </w:rPr>
               <w:t>_</w:t>
             </w:r>
@@ -691,8 +658,8 @@
             <w:r>
               <w:rPr>
                 <w:rStyle w:val="PlatzhalterZchn"/>
-                <w:sz w:val="18"/>
-                <w:szCs w:val="18"/>
+                <w:sz w:val="16"/>
+                <w:szCs w:val="16"/>
               </w:rPr>
               <w:t>NAME }</w:t>
             </w:r>
@@ -700,8 +667,8 @@
             <w:r>
               <w:rPr>
                 <w:rStyle w:val="PlatzhalterZchn"/>
-                <w:sz w:val="18"/>
-                <w:szCs w:val="18"/>
+                <w:sz w:val="16"/>
+                <w:szCs w:val="16"/>
               </w:rPr>
               <w:t>}</w:t>
             </w:r>
@@ -715,21 +682,21 @@
                 <w:tab w:val="left" w:pos="738"/>
               </w:tabs>
               <w:rPr>
-                <w:sz w:val="18"/>
-                <w:szCs w:val="18"/>
+                <w:sz w:val="16"/>
+                <w:szCs w:val="16"/>
               </w:rPr>
             </w:pPr>
             <w:r>
               <w:rPr>
-                <w:sz w:val="18"/>
-                <w:szCs w:val="18"/>
+                <w:sz w:val="16"/>
+                <w:szCs w:val="16"/>
               </w:rPr>
               <w:t>E-Mail:</w:t>
             </w:r>
             <w:r>
               <w:rPr>
-                <w:sz w:val="18"/>
-                <w:szCs w:val="18"/>
+                <w:sz w:val="16"/>
+                <w:szCs w:val="16"/>
               </w:rPr>
               <w:tab/>
             </w:r>
@@ -737,8 +704,8 @@
             <w:r>
               <w:rPr>
                 <w:rStyle w:val="PlatzhalterZchn"/>
-                <w:sz w:val="18"/>
-                <w:szCs w:val="18"/>
+                <w:sz w:val="16"/>
+                <w:szCs w:val="16"/>
               </w:rPr>
               <w:t>{{ LEITBEHOERDE</w:t>
             </w:r>
@@ -746,8 +713,8 @@
             <w:r>
               <w:rPr>
                 <w:rStyle w:val="PlatzhalterZchn"/>
-                <w:sz w:val="18"/>
-                <w:szCs w:val="18"/>
+                <w:sz w:val="16"/>
+                <w:szCs w:val="16"/>
               </w:rPr>
               <w:t>_</w:t>
             </w:r>
@@ -755,8 +722,8 @@
             <w:r>
               <w:rPr>
                 <w:rStyle w:val="PlatzhalterZchn"/>
-                <w:sz w:val="18"/>
-                <w:szCs w:val="18"/>
+                <w:sz w:val="16"/>
+                <w:szCs w:val="16"/>
               </w:rPr>
               <w:t>EMAIL }</w:t>
             </w:r>
@@ -764,8 +731,8 @@
             <w:r>
               <w:rPr>
                 <w:rStyle w:val="PlatzhalterZchn"/>
-                <w:sz w:val="18"/>
-                <w:szCs w:val="18"/>
+                <w:sz w:val="16"/>
+                <w:szCs w:val="16"/>
               </w:rPr>
               <w:t>}</w:t>
             </w:r>
@@ -776,21 +743,21 @@
                 <w:tab w:val="left" w:pos="737"/>
               </w:tabs>
               <w:rPr>
-                <w:sz w:val="18"/>
-                <w:szCs w:val="18"/>
+                <w:sz w:val="16"/>
+                <w:szCs w:val="16"/>
               </w:rPr>
             </w:pPr>
             <w:r>
               <w:rPr>
-                <w:sz w:val="18"/>
-                <w:szCs w:val="18"/>
+                <w:sz w:val="16"/>
+                <w:szCs w:val="16"/>
               </w:rPr>
               <w:t>Telefon:</w:t>
             </w:r>
             <w:r>
               <w:rPr>
-                <w:sz w:val="18"/>
-                <w:szCs w:val="18"/>
+                <w:sz w:val="16"/>
+                <w:szCs w:val="16"/>
               </w:rPr>
               <w:tab/>
             </w:r>
@@ -798,8 +765,8 @@
             <w:r>
               <w:rPr>
                 <w:rStyle w:val="PlatzhalterZchn"/>
-                <w:sz w:val="18"/>
-                <w:szCs w:val="18"/>
+                <w:sz w:val="16"/>
+                <w:szCs w:val="16"/>
               </w:rPr>
               <w:t>{{ LEITBEHOERDE</w:t>
             </w:r>
@@ -807,8 +774,8 @@
             <w:r>
               <w:rPr>
                 <w:rStyle w:val="PlatzhalterZchn"/>
-                <w:sz w:val="18"/>
-                <w:szCs w:val="18"/>
+                <w:sz w:val="16"/>
+                <w:szCs w:val="16"/>
               </w:rPr>
               <w:t>_</w:t>
             </w:r>
@@ -816,8 +783,8 @@
             <w:r>
               <w:rPr>
                 <w:rStyle w:val="PlatzhalterZchn"/>
-                <w:sz w:val="18"/>
-                <w:szCs w:val="18"/>
+                <w:sz w:val="16"/>
+                <w:szCs w:val="16"/>
               </w:rPr>
               <w:t>TELEFON }</w:t>
             </w:r>
@@ -825,8 +792,8 @@
             <w:r>
               <w:rPr>
                 <w:rStyle w:val="PlatzhalterZchn"/>
-                <w:sz w:val="18"/>
-                <w:szCs w:val="18"/>
+                <w:sz w:val="16"/>
+                <w:szCs w:val="16"/>
               </w:rPr>
               <w:t>}</w:t>
             </w:r>
@@ -837,21 +804,21 @@
                 <w:tab w:val="left" w:pos="737"/>
               </w:tabs>
               <w:rPr>
-                <w:sz w:val="18"/>
-                <w:szCs w:val="18"/>
+                <w:sz w:val="16"/>
+                <w:szCs w:val="16"/>
               </w:rPr>
             </w:pPr>
             <w:r>
               <w:rPr>
-                <w:sz w:val="18"/>
-                <w:szCs w:val="18"/>
+                <w:sz w:val="16"/>
+                <w:szCs w:val="16"/>
               </w:rPr>
               <w:t>Web:</w:t>
             </w:r>
             <w:r>
               <w:rPr>
-                <w:sz w:val="18"/>
-                <w:szCs w:val="18"/>
+                <w:sz w:val="16"/>
+                <w:szCs w:val="16"/>
               </w:rPr>
               <w:tab/>
             </w:r>
@@ -859,8 +826,8 @@
             <w:r>
               <w:rPr>
                 <w:rStyle w:val="PlatzhalterZchn"/>
-                <w:sz w:val="18"/>
-                <w:szCs w:val="18"/>
+                <w:sz w:val="16"/>
+                <w:szCs w:val="16"/>
               </w:rPr>
               <w:t>{{ LEITBEHOERDE</w:t>
             </w:r>
@@ -868,8 +835,8 @@
             <w:r>
               <w:rPr>
                 <w:rStyle w:val="PlatzhalterZchn"/>
-                <w:sz w:val="18"/>
-                <w:szCs w:val="18"/>
+                <w:sz w:val="16"/>
+                <w:szCs w:val="16"/>
               </w:rPr>
               <w:t>_WEBSEITE }}</w:t>
             </w:r>
@@ -882,7 +849,7 @@
         </w:trPr>
         <w:tc>
           <w:tcPr>
-            <w:tcW w:w="5376" w:type="dxa"/>
+            <w:tcW w:w="4820" w:type="dxa"/>
             <w:tcMar>
               <w:top w:w="57" w:type="dxa"/>
               <w:bottom w:w="57" w:type="dxa"/>
@@ -903,7 +870,25 @@
         </w:tc>
         <w:tc>
           <w:tcPr>
-            <w:tcW w:w="3969" w:type="dxa"/>
+            <w:tcW w:w="1021" w:type="dxa"/>
+          </w:tcPr>
+          <w:p>
+            <w:pPr>
+              <w:pStyle w:val="Kopfzeile"/>
+              <w:tabs>
+                <w:tab w:val="clear" w:pos="4536"/>
+                <w:tab w:val="clear" w:pos="9072"/>
+                <w:tab w:val="left" w:pos="1432"/>
+              </w:tabs>
+              <w:rPr>
+                <w:rStyle w:val="PlatzhalterZchn"/>
+              </w:rPr>
+            </w:pPr>
+          </w:p>
+        </w:tc>
+        <w:tc>
+          <w:tcPr>
+            <w:tcW w:w="3799" w:type="dxa"/>
             <w:tcMar>
               <w:top w:w="57" w:type="dxa"/>
               <w:bottom w:w="57" w:type="dxa"/>
@@ -980,7 +965,7 @@
     <w:tbl>
       <w:tblPr>
         <w:tblStyle w:val="Tabellenraster"/>
-        <w:tblW w:w="0" w:type="auto"/>
+        <w:tblW w:w="9639" w:type="dxa"/>
         <w:tblBorders>
           <w:top w:val="none" w:sz="0" w:space="0" w:color="auto"/>
           <w:left w:val="none" w:sz="0" w:space="0" w:color="auto"/>
@@ -989,25 +974,26 @@
           <w:insideH w:val="none" w:sz="0" w:space="0" w:color="auto"/>
           <w:insideV w:val="none" w:sz="0" w:space="0" w:color="auto"/>
         </w:tblBorders>
+        <w:tblLayout w:type="fixed"/>
         <w:tblCellMar>
           <w:top w:w="57" w:type="dxa"/>
+          <w:left w:w="0" w:type="dxa"/>
           <w:bottom w:w="57" w:type="dxa"/>
+          <w:right w:w="0" w:type="dxa"/>
         </w:tblCellMar>
         <w:tblLook w:val="04A0" w:firstRow="1" w:lastRow="0" w:firstColumn="1" w:lastColumn="0" w:noHBand="0" w:noVBand="1"/>
       </w:tblPr>
       <w:tblGrid>
-        <w:gridCol w:w="2834"/>
-        <w:gridCol w:w="6511"/>
+        <w:gridCol w:w="2835"/>
+        <w:gridCol w:w="6804"/>
       </w:tblGrid>
       <w:tr>
         <w:tc>
           <w:tcPr>
-            <w:tcW w:w="2834" w:type="dxa"/>
-            <w:shd w:val="clear" w:color="auto" w:fill="auto"/>
+            <w:tcW w:w="2835" w:type="dxa"/>
           </w:tcPr>
           <w:p>
             <w:pPr>
-              <w:ind w:left="57"/>
               <w:rPr>
                 <w:rFonts w:cs="Arial"/>
                 <w:b/>
@@ -1022,14 +1008,13 @@
                 <w:bCs/>
                 <w:szCs w:val="22"/>
               </w:rPr>
-              <w:t>Dossier-Nummer:</w:t>
+              <w:t>Dossier-Nummer</w:t>
             </w:r>
           </w:p>
         </w:tc>
         <w:tc>
           <w:tcPr>
-            <w:tcW w:w="6511" w:type="dxa"/>
-            <w:shd w:val="clear" w:color="auto" w:fill="auto"/>
+            <w:tcW w:w="6804" w:type="dxa"/>
           </w:tcPr>
           <w:p>
             <w:pPr>
@@ -1049,12 +1034,10 @@
       <w:tr>
         <w:tc>
           <w:tcPr>
-            <w:tcW w:w="2834" w:type="dxa"/>
-            <w:shd w:val="clear" w:color="auto" w:fill="auto"/>
+            <w:tcW w:w="2835" w:type="dxa"/>
           </w:tcPr>
           <w:p>
             <w:pPr>
-              <w:ind w:left="57"/>
               <w:rPr>
                 <w:rFonts w:cs="Arial"/>
                 <w:b/>
@@ -1069,23 +1052,13 @@
                 <w:bCs/>
                 <w:szCs w:val="22"/>
               </w:rPr>
-              <w:t>Gesuchsteller/in</w:t>
-            </w:r>
-            <w:r>
-              <w:rPr>
-                <w:rFonts w:cs="Arial"/>
-                <w:b/>
-                <w:bCs/>
-                <w:szCs w:val="22"/>
-              </w:rPr>
-              <w:t>:</w:t>
+              <w:t>Gesuchsteller/in (Bauherrschaft)</w:t>
             </w:r>
           </w:p>
         </w:tc>
         <w:tc>
           <w:tcPr>
-            <w:tcW w:w="6511" w:type="dxa"/>
-            <w:shd w:val="clear" w:color="auto" w:fill="auto"/>
+            <w:tcW w:w="6804" w:type="dxa"/>
           </w:tcPr>
           <w:p>
             <w:pPr>
@@ -1207,6 +1180,9 @@
           <w:p>
             <w:pPr>
               <w:ind w:left="357" w:hanging="357"/>
+              <w:rPr>
+                <w:rStyle w:val="PlatzhalterZchn"/>
+              </w:rPr>
             </w:pPr>
             <w:r>
               <w:rPr>
@@ -1253,12 +1229,157 @@
               <w:rPr>
                 <w:rStyle w:val="PlatzhalterZchn"/>
               </w:rPr>
-              <w:t xml:space="preserve"> }}</w:t>
+              <w:t xml:space="preserve"> </w:t>
+            </w:r>
+            <w:proofErr w:type="gramStart"/>
+            <w:r>
+              <w:rPr>
+                <w:rStyle w:val="PlatzhalterZchn"/>
+              </w:rPr>
+              <w:t>}}</w:t>
+            </w:r>
+            <w:r>
+              <w:rPr>
+                <w:rFonts w:ascii="Consolas" w:hAnsi="Consolas" w:cs="Arial"/>
+                <w:color w:val="00B050"/>
+                <w:sz w:val="18"/>
+                <w:szCs w:val="18"/>
+              </w:rPr>
+              <w:t>{</w:t>
+            </w:r>
+            <w:proofErr w:type="gramEnd"/>
+            <w:r>
+              <w:rPr>
+                <w:rFonts w:ascii="Consolas" w:hAnsi="Consolas" w:cs="Arial"/>
+                <w:color w:val="00B050"/>
+                <w:sz w:val="18"/>
+                <w:szCs w:val="18"/>
+              </w:rPr>
+              <w:t xml:space="preserve">% </w:t>
+            </w:r>
+            <w:proofErr w:type="spellStart"/>
+            <w:r>
+              <w:rPr>
+                <w:rFonts w:ascii="Consolas" w:hAnsi="Consolas" w:cs="Arial"/>
+                <w:color w:val="00B050"/>
+                <w:sz w:val="18"/>
+                <w:szCs w:val="18"/>
+              </w:rPr>
+              <w:t>if</w:t>
+            </w:r>
+            <w:proofErr w:type="spellEnd"/>
+            <w:r>
+              <w:rPr>
+                <w:rFonts w:ascii="Consolas" w:hAnsi="Consolas" w:cs="Arial"/>
+                <w:color w:val="00B050"/>
+                <w:sz w:val="18"/>
+                <w:szCs w:val="18"/>
+              </w:rPr>
+              <w:t xml:space="preserve"> G.VERTRETER_NAME %}</w:t>
+            </w:r>
+            <w:r>
+              <w:t xml:space="preserve"> </w:t>
+            </w:r>
+            <w:r>
+              <w:t>vertreten durch</w:t>
+            </w:r>
+            <w:r>
+              <w:t xml:space="preserve"> </w:t>
+            </w:r>
+            <w:proofErr w:type="gramStart"/>
+            <w:r>
+              <w:rPr>
+                <w:rStyle w:val="PlatzhalterZchn"/>
+              </w:rPr>
+              <w:t>{{ G.VERTRETER</w:t>
+            </w:r>
+            <w:proofErr w:type="gramEnd"/>
+            <w:r>
+              <w:rPr>
+                <w:rStyle w:val="PlatzhalterZchn"/>
+              </w:rPr>
+              <w:t>_</w:t>
+            </w:r>
+            <w:proofErr w:type="gramStart"/>
+            <w:r>
+              <w:rPr>
+                <w:rStyle w:val="PlatzhalterZchn"/>
+              </w:rPr>
+              <w:t>NAME }</w:t>
+            </w:r>
+            <w:proofErr w:type="gramEnd"/>
+            <w:r>
+              <w:rPr>
+                <w:rStyle w:val="PlatzhalterZchn"/>
+              </w:rPr>
+              <w:t>}</w:t>
+            </w:r>
+            <w:r>
+              <w:t xml:space="preserve">, </w:t>
+            </w:r>
+            <w:proofErr w:type="gramStart"/>
+            <w:r>
+              <w:rPr>
+                <w:rStyle w:val="PlatzhalterZchn"/>
+              </w:rPr>
+              <w:t>{{ G.VERTRETER</w:t>
+            </w:r>
+            <w:proofErr w:type="gramEnd"/>
+            <w:r>
+              <w:rPr>
+                <w:rStyle w:val="PlatzhalterZchn"/>
+              </w:rPr>
+              <w:t>_</w:t>
+            </w:r>
+            <w:proofErr w:type="gramStart"/>
+            <w:r>
+              <w:rPr>
+                <w:rStyle w:val="PlatzhalterZchn"/>
+              </w:rPr>
+              <w:t>ADRESSE }}</w:t>
+            </w:r>
+            <w:r>
+              <w:rPr>
+                <w:rFonts w:ascii="Consolas" w:hAnsi="Consolas" w:cs="Arial"/>
+                <w:color w:val="00B050"/>
+                <w:sz w:val="18"/>
+                <w:szCs w:val="18"/>
+              </w:rPr>
+              <w:t>{</w:t>
+            </w:r>
+            <w:proofErr w:type="gramEnd"/>
+            <w:r>
+              <w:rPr>
+                <w:rFonts w:ascii="Consolas" w:hAnsi="Consolas" w:cs="Arial"/>
+                <w:color w:val="00B050"/>
+                <w:sz w:val="18"/>
+                <w:szCs w:val="18"/>
+              </w:rPr>
+              <w:t xml:space="preserve">% </w:t>
+            </w:r>
+            <w:proofErr w:type="spellStart"/>
+            <w:r>
+              <w:rPr>
+                <w:rFonts w:ascii="Consolas" w:hAnsi="Consolas" w:cs="Arial"/>
+                <w:color w:val="00B050"/>
+                <w:sz w:val="18"/>
+                <w:szCs w:val="18"/>
+              </w:rPr>
+              <w:t>endif</w:t>
+            </w:r>
+            <w:proofErr w:type="spellEnd"/>
+            <w:r>
+              <w:rPr>
+                <w:rFonts w:ascii="Consolas" w:hAnsi="Consolas" w:cs="Arial"/>
+                <w:color w:val="00B050"/>
+                <w:sz w:val="18"/>
+                <w:szCs w:val="18"/>
+              </w:rPr>
+              <w:t xml:space="preserve"> %}</w:t>
             </w:r>
           </w:p>
           <w:p>
             <w:pPr>
-              <w:ind w:left="357"/>
               <w:rPr>
                 <w:rFonts w:ascii="Consolas" w:hAnsi="Consolas" w:cs="Arial"/>
                 <w:color w:val="00B050"/>
@@ -1273,7 +1394,25 @@
                 <w:sz w:val="18"/>
                 <w:szCs w:val="18"/>
               </w:rPr>
-              <w:t xml:space="preserve">{%p </w:t>
+              <w:t>{%</w:t>
+            </w:r>
+            <w:r>
+              <w:rPr>
+                <w:rFonts w:ascii="Consolas" w:hAnsi="Consolas" w:cs="Arial"/>
+                <w:color w:val="00B050"/>
+                <w:sz w:val="18"/>
+                <w:szCs w:val="18"/>
+              </w:rPr>
+              <w:t>p</w:t>
+            </w:r>
+            <w:r>
+              <w:rPr>
+                <w:rFonts w:ascii="Consolas" w:hAnsi="Consolas" w:cs="Arial"/>
+                <w:color w:val="00B050"/>
+                <w:sz w:val="18"/>
+                <w:szCs w:val="18"/>
+              </w:rPr>
+              <w:t xml:space="preserve"> </w:t>
             </w:r>
             <w:proofErr w:type="spellStart"/>
             <w:r>
@@ -1283,7 +1422,7 @@
                 <w:sz w:val="18"/>
                 <w:szCs w:val="18"/>
               </w:rPr>
-              <w:t>if</w:t>
+              <w:t>else</w:t>
             </w:r>
             <w:proofErr w:type="spellEnd"/>
             <w:r>
@@ -1293,26 +1432,110 @@
                 <w:sz w:val="18"/>
                 <w:szCs w:val="18"/>
               </w:rPr>
-              <w:t xml:space="preserve"> G.VERTRETER_NAME %}</w:t>
+              <w:t xml:space="preserve"> %}</w:t>
             </w:r>
           </w:p>
           <w:p>
             <w:pPr>
-              <w:ind w:left="357"/>
-            </w:pPr>
-            <w:r>
-              <w:t>vertreten durch</w:t>
-            </w:r>
-          </w:p>
-          <w:p>
-            <w:pPr>
-              <w:ind w:left="357"/>
+              <w:rPr>
+                <w:rFonts w:ascii="Consolas" w:hAnsi="Consolas"/>
+                <w:color w:val="00B050"/>
+                <w:sz w:val="18"/>
+                <w:szCs w:val="18"/>
+              </w:rPr>
             </w:pPr>
             <w:proofErr w:type="gramStart"/>
             <w:r>
               <w:rPr>
                 <w:rStyle w:val="PlatzhalterZchn"/>
               </w:rPr>
+              <w:t>{{ G.NAME</w:t>
+            </w:r>
+            <w:proofErr w:type="gramEnd"/>
+            <w:r>
+              <w:rPr>
+                <w:rStyle w:val="PlatzhalterZchn"/>
+              </w:rPr>
+              <w:t xml:space="preserve"> }}</w:t>
+            </w:r>
+            <w:r>
+              <w:t xml:space="preserve">, </w:t>
+            </w:r>
+            <w:proofErr w:type="gramStart"/>
+            <w:r>
+              <w:rPr>
+                <w:rStyle w:val="PlatzhalterZchn"/>
+              </w:rPr>
+              <w:t>{{ G.ADRESSE</w:t>
+            </w:r>
+            <w:proofErr w:type="gramEnd"/>
+            <w:r>
+              <w:rPr>
+                <w:rStyle w:val="PlatzhalterZchn"/>
+              </w:rPr>
+              <w:t xml:space="preserve"> </w:t>
+            </w:r>
+            <w:proofErr w:type="gramStart"/>
+            <w:r>
+              <w:rPr>
+                <w:rStyle w:val="PlatzhalterZchn"/>
+              </w:rPr>
+              <w:t>}}</w:t>
+            </w:r>
+            <w:bookmarkStart w:id="0" w:name="_Hlk178144308"/>
+            <w:r>
+              <w:rPr>
+                <w:rFonts w:ascii="Consolas" w:hAnsi="Consolas" w:cs="Arial"/>
+                <w:color w:val="00B050"/>
+                <w:sz w:val="18"/>
+                <w:szCs w:val="18"/>
+              </w:rPr>
+              <w:t>{</w:t>
+            </w:r>
+            <w:proofErr w:type="gramEnd"/>
+            <w:r>
+              <w:rPr>
+                <w:rFonts w:ascii="Consolas" w:hAnsi="Consolas" w:cs="Arial"/>
+                <w:color w:val="00B050"/>
+                <w:sz w:val="18"/>
+                <w:szCs w:val="18"/>
+              </w:rPr>
+              <w:t xml:space="preserve">% </w:t>
+            </w:r>
+            <w:proofErr w:type="spellStart"/>
+            <w:r>
+              <w:rPr>
+                <w:rFonts w:ascii="Consolas" w:hAnsi="Consolas" w:cs="Arial"/>
+                <w:color w:val="00B050"/>
+                <w:sz w:val="18"/>
+                <w:szCs w:val="18"/>
+              </w:rPr>
+              <w:t>if</w:t>
+            </w:r>
+            <w:proofErr w:type="spellEnd"/>
+            <w:r>
+              <w:rPr>
+                <w:rFonts w:ascii="Consolas" w:hAnsi="Consolas" w:cs="Arial"/>
+                <w:color w:val="00B050"/>
+                <w:sz w:val="18"/>
+                <w:szCs w:val="18"/>
+              </w:rPr>
+              <w:t xml:space="preserve"> G.VERTRETER_NAME %}</w:t>
+            </w:r>
+            <w:r>
+              <w:t xml:space="preserve"> </w:t>
+            </w:r>
+            <w:r>
+              <w:t>vertreten durch</w:t>
+            </w:r>
+            <w:r>
+              <w:t xml:space="preserve"> </w:t>
+            </w:r>
+            <w:proofErr w:type="gramStart"/>
+            <w:r>
+              <w:rPr>
+                <w:rStyle w:val="PlatzhalterZchn"/>
+              </w:rPr>
               <w:t>{{ G.VERTRETER</w:t>
             </w:r>
             <w:proofErr w:type="gramEnd"/>
@@ -1358,290 +1581,49 @@
               <w:rPr>
                 <w:rStyle w:val="PlatzhalterZchn"/>
               </w:rPr>
-              <w:t>ADRESSE }</w:t>
+              <w:t>ADRESSE }}</w:t>
+            </w:r>
+            <w:r>
+              <w:rPr>
+                <w:rFonts w:ascii="Consolas" w:hAnsi="Consolas"/>
+                <w:color w:val="00B050"/>
+                <w:sz w:val="18"/>
+                <w:szCs w:val="18"/>
+              </w:rPr>
+              <w:t>{</w:t>
             </w:r>
             <w:proofErr w:type="gramEnd"/>
             <w:r>
               <w:rPr>
-                <w:rStyle w:val="PlatzhalterZchn"/>
-              </w:rPr>
-              <w:t>}</w:t>
+                <w:rFonts w:ascii="Consolas" w:hAnsi="Consolas"/>
+                <w:color w:val="00B050"/>
+                <w:sz w:val="18"/>
+                <w:szCs w:val="18"/>
+              </w:rPr>
+              <w:t xml:space="preserve">% </w:t>
+            </w:r>
+            <w:proofErr w:type="spellStart"/>
+            <w:r>
+              <w:rPr>
+                <w:rFonts w:ascii="Consolas" w:hAnsi="Consolas"/>
+                <w:color w:val="00B050"/>
+                <w:sz w:val="18"/>
+                <w:szCs w:val="18"/>
+              </w:rPr>
+              <w:t>endif</w:t>
+            </w:r>
+            <w:proofErr w:type="spellEnd"/>
+            <w:r>
+              <w:rPr>
+                <w:rFonts w:ascii="Consolas" w:hAnsi="Consolas"/>
+                <w:color w:val="00B050"/>
+                <w:sz w:val="18"/>
+                <w:szCs w:val="18"/>
+              </w:rPr>
+              <w:t xml:space="preserve"> %}</w:t>
             </w:r>
           </w:p>
-          <w:p>
-            <w:pPr>
-              <w:ind w:left="357"/>
-              <w:rPr>
-                <w:rFonts w:ascii="Consolas" w:hAnsi="Consolas" w:cs="Arial"/>
-                <w:color w:val="00B050"/>
-                <w:sz w:val="18"/>
-                <w:szCs w:val="18"/>
-              </w:rPr>
-            </w:pPr>
-            <w:r>
-              <w:rPr>
-                <w:rFonts w:ascii="Consolas" w:hAnsi="Consolas" w:cs="Arial"/>
-                <w:color w:val="00B050"/>
-                <w:sz w:val="18"/>
-                <w:szCs w:val="18"/>
-              </w:rPr>
-              <w:t xml:space="preserve">{%p </w:t>
-            </w:r>
-            <w:proofErr w:type="spellStart"/>
-            <w:r>
-              <w:rPr>
-                <w:rFonts w:ascii="Consolas" w:hAnsi="Consolas" w:cs="Arial"/>
-                <w:color w:val="00B050"/>
-                <w:sz w:val="18"/>
-                <w:szCs w:val="18"/>
-              </w:rPr>
-              <w:t>endif</w:t>
-            </w:r>
-            <w:proofErr w:type="spellEnd"/>
-            <w:r>
-              <w:rPr>
-                <w:rFonts w:ascii="Consolas" w:hAnsi="Consolas" w:cs="Arial"/>
-                <w:color w:val="00B050"/>
-                <w:sz w:val="18"/>
-                <w:szCs w:val="18"/>
-              </w:rPr>
-              <w:t xml:space="preserve"> %}</w:t>
-            </w:r>
-          </w:p>
-          <w:p>
-            <w:pPr>
-              <w:rPr>
-                <w:rFonts w:ascii="Consolas" w:hAnsi="Consolas" w:cs="Arial"/>
-                <w:color w:val="00B050"/>
-                <w:sz w:val="18"/>
-                <w:szCs w:val="18"/>
-              </w:rPr>
-            </w:pPr>
-            <w:r>
-              <w:rPr>
-                <w:rFonts w:ascii="Consolas" w:hAnsi="Consolas" w:cs="Arial"/>
-                <w:color w:val="00B050"/>
-                <w:sz w:val="18"/>
-                <w:szCs w:val="18"/>
-              </w:rPr>
-              <w:t>{%</w:t>
-            </w:r>
-            <w:r>
-              <w:rPr>
-                <w:rFonts w:ascii="Consolas" w:hAnsi="Consolas" w:cs="Arial"/>
-                <w:color w:val="00B050"/>
-                <w:sz w:val="18"/>
-                <w:szCs w:val="18"/>
-              </w:rPr>
-              <w:t>p</w:t>
-            </w:r>
-            <w:r>
-              <w:rPr>
-                <w:rFonts w:ascii="Consolas" w:hAnsi="Consolas" w:cs="Arial"/>
-                <w:color w:val="00B050"/>
-                <w:sz w:val="18"/>
-                <w:szCs w:val="18"/>
-              </w:rPr>
-              <w:t xml:space="preserve"> </w:t>
-            </w:r>
-            <w:proofErr w:type="spellStart"/>
-            <w:r>
-              <w:rPr>
-                <w:rFonts w:ascii="Consolas" w:hAnsi="Consolas" w:cs="Arial"/>
-                <w:color w:val="00B050"/>
-                <w:sz w:val="18"/>
-                <w:szCs w:val="18"/>
-              </w:rPr>
-              <w:t>else</w:t>
-            </w:r>
-            <w:proofErr w:type="spellEnd"/>
-            <w:r>
-              <w:rPr>
-                <w:rFonts w:ascii="Consolas" w:hAnsi="Consolas" w:cs="Arial"/>
-                <w:color w:val="00B050"/>
-                <w:sz w:val="18"/>
-                <w:szCs w:val="18"/>
-              </w:rPr>
-              <w:t xml:space="preserve"> %}</w:t>
-            </w:r>
-          </w:p>
-          <w:p>
-            <w:proofErr w:type="gramStart"/>
-            <w:r>
-              <w:rPr>
-                <w:rStyle w:val="PlatzhalterZchn"/>
-              </w:rPr>
-              <w:t>{{ G.NAME</w:t>
-            </w:r>
-            <w:proofErr w:type="gramEnd"/>
-            <w:r>
-              <w:rPr>
-                <w:rStyle w:val="PlatzhalterZchn"/>
-              </w:rPr>
-              <w:t xml:space="preserve"> }}</w:t>
-            </w:r>
-            <w:r>
-              <w:t xml:space="preserve">, </w:t>
-            </w:r>
-            <w:proofErr w:type="gramStart"/>
-            <w:r>
-              <w:rPr>
-                <w:rStyle w:val="PlatzhalterZchn"/>
-              </w:rPr>
-              <w:t>{{ G.ADRESSE</w:t>
-            </w:r>
-            <w:proofErr w:type="gramEnd"/>
-            <w:r>
-              <w:rPr>
-                <w:rStyle w:val="PlatzhalterZchn"/>
-              </w:rPr>
-              <w:t xml:space="preserve"> }}</w:t>
-            </w:r>
-          </w:p>
-          <w:p>
-            <w:pPr>
-              <w:rPr>
-                <w:rFonts w:ascii="Consolas" w:hAnsi="Consolas" w:cs="Arial"/>
-                <w:color w:val="00B050"/>
-                <w:sz w:val="18"/>
-                <w:szCs w:val="18"/>
-              </w:rPr>
-            </w:pPr>
-            <w:r>
-              <w:rPr>
-                <w:rFonts w:ascii="Consolas" w:hAnsi="Consolas" w:cs="Arial"/>
-                <w:color w:val="00B050"/>
-                <w:sz w:val="18"/>
-                <w:szCs w:val="18"/>
-              </w:rPr>
-              <w:t xml:space="preserve">{%p </w:t>
-            </w:r>
-            <w:proofErr w:type="spellStart"/>
-            <w:r>
-              <w:rPr>
-                <w:rFonts w:ascii="Consolas" w:hAnsi="Consolas" w:cs="Arial"/>
-                <w:color w:val="00B050"/>
-                <w:sz w:val="18"/>
-                <w:szCs w:val="18"/>
-              </w:rPr>
-              <w:t>if</w:t>
-            </w:r>
-            <w:proofErr w:type="spellEnd"/>
-            <w:r>
-              <w:rPr>
-                <w:rFonts w:ascii="Consolas" w:hAnsi="Consolas" w:cs="Arial"/>
-                <w:color w:val="00B050"/>
-                <w:sz w:val="18"/>
-                <w:szCs w:val="18"/>
-              </w:rPr>
-              <w:t xml:space="preserve"> G.VERTRETER_NAME %}</w:t>
-            </w:r>
-          </w:p>
-          <w:p>
-            <w:r>
-              <w:t>vertreten durch</w:t>
-            </w:r>
-          </w:p>
-          <w:p>
-            <w:proofErr w:type="gramStart"/>
-            <w:r>
-              <w:rPr>
-                <w:rStyle w:val="PlatzhalterZchn"/>
-              </w:rPr>
-              <w:t>{{ G.VERTRETER</w:t>
-            </w:r>
-            <w:proofErr w:type="gramEnd"/>
-            <w:r>
-              <w:rPr>
-                <w:rStyle w:val="PlatzhalterZchn"/>
-              </w:rPr>
-              <w:t>_</w:t>
-            </w:r>
-            <w:proofErr w:type="gramStart"/>
-            <w:r>
-              <w:rPr>
-                <w:rStyle w:val="PlatzhalterZchn"/>
-              </w:rPr>
-              <w:t>NAME }</w:t>
-            </w:r>
-            <w:proofErr w:type="gramEnd"/>
-            <w:r>
-              <w:rPr>
-                <w:rStyle w:val="PlatzhalterZchn"/>
-              </w:rPr>
-              <w:t>}</w:t>
-            </w:r>
-            <w:r>
-              <w:t xml:space="preserve">, </w:t>
-            </w:r>
-            <w:proofErr w:type="gramStart"/>
-            <w:r>
-              <w:rPr>
-                <w:rStyle w:val="PlatzhalterZchn"/>
-              </w:rPr>
-              <w:t>{{ G.VERTRETER</w:t>
-            </w:r>
-            <w:proofErr w:type="gramEnd"/>
-            <w:r>
-              <w:rPr>
-                <w:rStyle w:val="PlatzhalterZchn"/>
-              </w:rPr>
-              <w:t>_</w:t>
-            </w:r>
-            <w:proofErr w:type="gramStart"/>
-            <w:r>
-              <w:rPr>
-                <w:rStyle w:val="PlatzhalterZchn"/>
-              </w:rPr>
-              <w:t>ADRESSE }</w:t>
-            </w:r>
-            <w:proofErr w:type="gramEnd"/>
-            <w:r>
-              <w:rPr>
-                <w:rStyle w:val="PlatzhalterZchn"/>
-              </w:rPr>
-              <w:t>}</w:t>
-            </w:r>
-          </w:p>
-          <w:p>
-            <w:pPr>
-              <w:rPr>
-                <w:rFonts w:ascii="Consolas" w:hAnsi="Consolas"/>
-                <w:color w:val="00B050"/>
-                <w:sz w:val="18"/>
-                <w:szCs w:val="18"/>
-              </w:rPr>
-            </w:pPr>
-            <w:r>
-              <w:rPr>
-                <w:rFonts w:ascii="Consolas" w:hAnsi="Consolas"/>
-                <w:color w:val="00B050"/>
-                <w:sz w:val="18"/>
-                <w:szCs w:val="18"/>
-              </w:rPr>
-              <w:t xml:space="preserve">{%p </w:t>
-            </w:r>
-            <w:proofErr w:type="spellStart"/>
-            <w:r>
-              <w:rPr>
-                <w:rFonts w:ascii="Consolas" w:hAnsi="Consolas"/>
-                <w:color w:val="00B050"/>
-                <w:sz w:val="18"/>
-                <w:szCs w:val="18"/>
-              </w:rPr>
-              <w:t>endif</w:t>
-            </w:r>
-            <w:proofErr w:type="spellEnd"/>
-            <w:r>
-              <w:rPr>
-                <w:rFonts w:ascii="Consolas" w:hAnsi="Consolas"/>
-                <w:color w:val="00B050"/>
-                <w:sz w:val="18"/>
-                <w:szCs w:val="18"/>
-              </w:rPr>
-              <w:t xml:space="preserve"> %}</w:t>
-            </w:r>
-          </w:p>
+          <w:bookmarkEnd w:id="0"/>
           <w:p>
             <w:pPr>
               <w:rPr>
@@ -1742,12 +1724,10 @@
       <w:tr>
         <w:tc>
           <w:tcPr>
-            <w:tcW w:w="2834" w:type="dxa"/>
-            <w:shd w:val="clear" w:color="auto" w:fill="auto"/>
+            <w:tcW w:w="2835" w:type="dxa"/>
           </w:tcPr>
           <w:p>
             <w:pPr>
-              <w:ind w:left="57"/>
               <w:rPr>
                 <w:rFonts w:cs="Arial"/>
                 <w:b/>
@@ -1762,14 +1742,22 @@
                 <w:bCs/>
                 <w:szCs w:val="22"/>
               </w:rPr>
-              <w:t>Grundeigentümer/in</w:t>
+              <w:t>Grundeigentümer</w:t>
+            </w:r>
+            <w:r>
+              <w:rPr>
+                <w:rFonts w:cs="Arial"/>
+                <w:b/>
+                <w:bCs/>
+                <w:szCs w:val="22"/>
+              </w:rPr>
+              <w:t>/in</w:t>
             </w:r>
           </w:p>
         </w:tc>
         <w:tc>
           <w:tcPr>
-            <w:tcW w:w="6511" w:type="dxa"/>
-            <w:shd w:val="clear" w:color="auto" w:fill="auto"/>
+            <w:tcW w:w="6804" w:type="dxa"/>
           </w:tcPr>
           <w:p>
             <w:pPr>
@@ -1780,7 +1768,6 @@
                 <w:szCs w:val="18"/>
               </w:rPr>
             </w:pPr>
-            <w:bookmarkStart w:id="0" w:name="_Hlk177392079"/>
             <w:r>
               <w:rPr>
                 <w:rFonts w:ascii="Consolas" w:hAnsi="Consolas" w:cs="Arial"/>
@@ -1888,7 +1875,7 @@
           </w:p>
           <w:p>
             <w:pPr>
-              <w:ind w:left="357" w:hanging="357"/>
+              <w:ind w:hanging="357"/>
               <w:rPr>
                 <w:rFonts w:ascii="Consolas" w:hAnsi="Consolas" w:cs="Arial"/>
                 <w:color w:val="00B050"/>
@@ -1992,8 +1979,7 @@
               <w:spacing w:before="0"/>
               <w:ind w:left="357" w:hanging="357"/>
               <w:rPr>
-                <w:rFonts w:cs="Arial"/>
-                <w:szCs w:val="22"/>
+                <w:rStyle w:val="PlatzhalterZchn"/>
               </w:rPr>
             </w:pPr>
             <w:proofErr w:type="gramStart"/>
@@ -2025,12 +2011,157 @@
               <w:rPr>
                 <w:rStyle w:val="PlatzhalterZchn"/>
               </w:rPr>
-              <w:t xml:space="preserve"> }}</w:t>
+              <w:t xml:space="preserve"> </w:t>
+            </w:r>
+            <w:proofErr w:type="gramStart"/>
+            <w:r>
+              <w:rPr>
+                <w:rStyle w:val="PlatzhalterZchn"/>
+              </w:rPr>
+              <w:t>}}</w:t>
+            </w:r>
+            <w:r>
+              <w:rPr>
+                <w:rFonts w:ascii="Consolas" w:hAnsi="Consolas" w:cs="Arial"/>
+                <w:color w:val="00B050"/>
+                <w:sz w:val="18"/>
+                <w:szCs w:val="18"/>
+              </w:rPr>
+              <w:t>{</w:t>
+            </w:r>
+            <w:proofErr w:type="gramEnd"/>
+            <w:r>
+              <w:rPr>
+                <w:rFonts w:ascii="Consolas" w:hAnsi="Consolas" w:cs="Arial"/>
+                <w:color w:val="00B050"/>
+                <w:sz w:val="18"/>
+                <w:szCs w:val="18"/>
+              </w:rPr>
+              <w:t xml:space="preserve">% </w:t>
+            </w:r>
+            <w:proofErr w:type="spellStart"/>
+            <w:r>
+              <w:rPr>
+                <w:rFonts w:ascii="Consolas" w:hAnsi="Consolas" w:cs="Arial"/>
+                <w:color w:val="00B050"/>
+                <w:sz w:val="18"/>
+                <w:szCs w:val="18"/>
+              </w:rPr>
+              <w:t>if</w:t>
+            </w:r>
+            <w:proofErr w:type="spellEnd"/>
+            <w:r>
+              <w:rPr>
+                <w:rFonts w:ascii="Consolas" w:hAnsi="Consolas" w:cs="Arial"/>
+                <w:color w:val="00B050"/>
+                <w:sz w:val="18"/>
+                <w:szCs w:val="18"/>
+              </w:rPr>
+              <w:t xml:space="preserve"> G.VERTRETER_NAME %}</w:t>
+            </w:r>
+            <w:r>
+              <w:t xml:space="preserve"> </w:t>
+            </w:r>
+            <w:r>
+              <w:t>vertreten durch</w:t>
+            </w:r>
+            <w:r>
+              <w:t xml:space="preserve"> </w:t>
+            </w:r>
+            <w:proofErr w:type="gramStart"/>
+            <w:r>
+              <w:rPr>
+                <w:rStyle w:val="PlatzhalterZchn"/>
+              </w:rPr>
+              <w:t>{{ G.VERTRETER</w:t>
+            </w:r>
+            <w:proofErr w:type="gramEnd"/>
+            <w:r>
+              <w:rPr>
+                <w:rStyle w:val="PlatzhalterZchn"/>
+              </w:rPr>
+              <w:t>_</w:t>
+            </w:r>
+            <w:proofErr w:type="gramStart"/>
+            <w:r>
+              <w:rPr>
+                <w:rStyle w:val="PlatzhalterZchn"/>
+              </w:rPr>
+              <w:t>NAME }</w:t>
+            </w:r>
+            <w:proofErr w:type="gramEnd"/>
+            <w:r>
+              <w:rPr>
+                <w:rStyle w:val="PlatzhalterZchn"/>
+              </w:rPr>
+              <w:t>}</w:t>
+            </w:r>
+            <w:r>
+              <w:t xml:space="preserve">, </w:t>
+            </w:r>
+            <w:proofErr w:type="gramStart"/>
+            <w:r>
+              <w:rPr>
+                <w:rStyle w:val="PlatzhalterZchn"/>
+              </w:rPr>
+              <w:t>{{ G.VERTRETER</w:t>
+            </w:r>
+            <w:proofErr w:type="gramEnd"/>
+            <w:r>
+              <w:rPr>
+                <w:rStyle w:val="PlatzhalterZchn"/>
+              </w:rPr>
+              <w:t>_</w:t>
+            </w:r>
+            <w:proofErr w:type="gramStart"/>
+            <w:r>
+              <w:rPr>
+                <w:rStyle w:val="PlatzhalterZchn"/>
+              </w:rPr>
+              <w:t>ADRESSE }}</w:t>
+            </w:r>
+            <w:r>
+              <w:rPr>
+                <w:rFonts w:ascii="Consolas" w:hAnsi="Consolas" w:cs="Arial"/>
+                <w:color w:val="00B050"/>
+                <w:sz w:val="18"/>
+                <w:szCs w:val="18"/>
+              </w:rPr>
+              <w:t>{</w:t>
+            </w:r>
+            <w:proofErr w:type="gramEnd"/>
+            <w:r>
+              <w:rPr>
+                <w:rFonts w:ascii="Consolas" w:hAnsi="Consolas" w:cs="Arial"/>
+                <w:color w:val="00B050"/>
+                <w:sz w:val="18"/>
+                <w:szCs w:val="18"/>
+              </w:rPr>
+              <w:t xml:space="preserve">% </w:t>
+            </w:r>
+            <w:proofErr w:type="spellStart"/>
+            <w:r>
+              <w:rPr>
+                <w:rFonts w:ascii="Consolas" w:hAnsi="Consolas" w:cs="Arial"/>
+                <w:color w:val="00B050"/>
+                <w:sz w:val="18"/>
+                <w:szCs w:val="18"/>
+              </w:rPr>
+              <w:t>endif</w:t>
+            </w:r>
+            <w:proofErr w:type="spellEnd"/>
+            <w:r>
+              <w:rPr>
+                <w:rFonts w:ascii="Consolas" w:hAnsi="Consolas" w:cs="Arial"/>
+                <w:color w:val="00B050"/>
+                <w:sz w:val="18"/>
+                <w:szCs w:val="18"/>
+              </w:rPr>
+              <w:t xml:space="preserve"> %}</w:t>
             </w:r>
           </w:p>
           <w:p>
             <w:pPr>
-              <w:ind w:left="357"/>
               <w:rPr>
                 <w:rFonts w:ascii="Consolas" w:hAnsi="Consolas" w:cs="Arial"/>
                 <w:color w:val="00B050"/>
@@ -2045,7 +2176,25 @@
                 <w:sz w:val="18"/>
                 <w:szCs w:val="18"/>
               </w:rPr>
-              <w:t xml:space="preserve">{%p </w:t>
+              <w:t>{%</w:t>
+            </w:r>
+            <w:r>
+              <w:rPr>
+                <w:rFonts w:ascii="Consolas" w:hAnsi="Consolas" w:cs="Arial"/>
+                <w:color w:val="00B050"/>
+                <w:sz w:val="18"/>
+                <w:szCs w:val="18"/>
+              </w:rPr>
+              <w:t>p</w:t>
+            </w:r>
+            <w:r>
+              <w:rPr>
+                <w:rFonts w:ascii="Consolas" w:hAnsi="Consolas" w:cs="Arial"/>
+                <w:color w:val="00B050"/>
+                <w:sz w:val="18"/>
+                <w:szCs w:val="18"/>
+              </w:rPr>
+              <w:t xml:space="preserve"> </w:t>
             </w:r>
             <w:proofErr w:type="spellStart"/>
             <w:r>
@@ -2055,7 +2204,7 @@
                 <w:sz w:val="18"/>
                 <w:szCs w:val="18"/>
               </w:rPr>
-              <w:t>if</w:t>
+              <w:t>else</w:t>
             </w:r>
             <w:proofErr w:type="spellEnd"/>
             <w:r>
@@ -2065,87 +2214,237 @@
                 <w:sz w:val="18"/>
                 <w:szCs w:val="18"/>
               </w:rPr>
-              <w:t xml:space="preserve"> G.VERTRETER_NAME %}</w:t>
+              <w:t xml:space="preserve"> %}</w:t>
             </w:r>
           </w:p>
           <w:p>
             <w:pPr>
-              <w:ind w:left="357"/>
+              <w:rPr>
+                <w:rFonts w:ascii="Consolas" w:hAnsi="Consolas" w:cs="Arial"/>
+                <w:color w:val="00B050"/>
+                <w:sz w:val="18"/>
+                <w:szCs w:val="18"/>
+              </w:rPr>
             </w:pPr>
+            <w:proofErr w:type="gramStart"/>
+            <w:r>
+              <w:rPr>
+                <w:rStyle w:val="PlatzhalterZchn"/>
+              </w:rPr>
+              <w:t>{{ G.NAME</w:t>
+            </w:r>
+            <w:proofErr w:type="gramEnd"/>
+            <w:r>
+              <w:rPr>
+                <w:rStyle w:val="PlatzhalterZchn"/>
+              </w:rPr>
+              <w:t xml:space="preserve"> }}</w:t>
+            </w:r>
+            <w:r>
+              <w:t xml:space="preserve">, </w:t>
+            </w:r>
+            <w:proofErr w:type="gramStart"/>
+            <w:r>
+              <w:rPr>
+                <w:rStyle w:val="PlatzhalterZchn"/>
+              </w:rPr>
+              <w:t>{{ G.ADRESSE</w:t>
+            </w:r>
+            <w:proofErr w:type="gramEnd"/>
+            <w:r>
+              <w:rPr>
+                <w:rStyle w:val="PlatzhalterZchn"/>
+              </w:rPr>
+              <w:t xml:space="preserve"> </w:t>
+            </w:r>
+            <w:proofErr w:type="gramStart"/>
+            <w:r>
+              <w:rPr>
+                <w:rStyle w:val="PlatzhalterZchn"/>
+              </w:rPr>
+              <w:t>}}</w:t>
+            </w:r>
+            <w:r>
+              <w:rPr>
+                <w:rFonts w:ascii="Consolas" w:hAnsi="Consolas" w:cs="Arial"/>
+                <w:color w:val="00B050"/>
+                <w:sz w:val="18"/>
+                <w:szCs w:val="18"/>
+              </w:rPr>
+              <w:t>{</w:t>
+            </w:r>
+            <w:proofErr w:type="gramEnd"/>
+            <w:r>
+              <w:rPr>
+                <w:rFonts w:ascii="Consolas" w:hAnsi="Consolas" w:cs="Arial"/>
+                <w:color w:val="00B050"/>
+                <w:sz w:val="18"/>
+                <w:szCs w:val="18"/>
+              </w:rPr>
+              <w:t xml:space="preserve">% </w:t>
+            </w:r>
+            <w:proofErr w:type="spellStart"/>
+            <w:r>
+              <w:rPr>
+                <w:rFonts w:ascii="Consolas" w:hAnsi="Consolas" w:cs="Arial"/>
+                <w:color w:val="00B050"/>
+                <w:sz w:val="18"/>
+                <w:szCs w:val="18"/>
+              </w:rPr>
+              <w:t>if</w:t>
+            </w:r>
+            <w:proofErr w:type="spellEnd"/>
+            <w:r>
+              <w:rPr>
+                <w:rFonts w:ascii="Consolas" w:hAnsi="Consolas" w:cs="Arial"/>
+                <w:color w:val="00B050"/>
+                <w:sz w:val="18"/>
+                <w:szCs w:val="18"/>
+              </w:rPr>
+              <w:t xml:space="preserve"> G.VERTRETER_NAME %}</w:t>
+            </w:r>
+            <w:r>
+              <w:t xml:space="preserve"> </w:t>
+            </w:r>
             <w:r>
               <w:t>vertreten durch</w:t>
+            </w:r>
+            <w:r>
+              <w:t xml:space="preserve"> </w:t>
+            </w:r>
+            <w:proofErr w:type="gramStart"/>
+            <w:r>
+              <w:rPr>
+                <w:rStyle w:val="PlatzhalterZchn"/>
+              </w:rPr>
+              <w:t>{{ G.VERTRETER</w:t>
+            </w:r>
+            <w:proofErr w:type="gramEnd"/>
+            <w:r>
+              <w:rPr>
+                <w:rStyle w:val="PlatzhalterZchn"/>
+              </w:rPr>
+              <w:t>_</w:t>
+            </w:r>
+            <w:proofErr w:type="gramStart"/>
+            <w:r>
+              <w:rPr>
+                <w:rStyle w:val="PlatzhalterZchn"/>
+              </w:rPr>
+              <w:t>NAME }</w:t>
+            </w:r>
+            <w:proofErr w:type="gramEnd"/>
+            <w:r>
+              <w:rPr>
+                <w:rStyle w:val="PlatzhalterZchn"/>
+              </w:rPr>
+              <w:t>}</w:t>
+            </w:r>
+            <w:r>
+              <w:t xml:space="preserve">, </w:t>
+            </w:r>
+            <w:proofErr w:type="gramStart"/>
+            <w:r>
+              <w:rPr>
+                <w:rStyle w:val="PlatzhalterZchn"/>
+              </w:rPr>
+              <w:t>{{ G.VERTRETER</w:t>
+            </w:r>
+            <w:proofErr w:type="gramEnd"/>
+            <w:r>
+              <w:rPr>
+                <w:rStyle w:val="PlatzhalterZchn"/>
+              </w:rPr>
+              <w:t>_</w:t>
+            </w:r>
+            <w:proofErr w:type="gramStart"/>
+            <w:r>
+              <w:rPr>
+                <w:rStyle w:val="PlatzhalterZchn"/>
+              </w:rPr>
+              <w:t>ADRESSE }}</w:t>
+            </w:r>
+            <w:r>
+              <w:rPr>
+                <w:rFonts w:ascii="Consolas" w:hAnsi="Consolas" w:cs="Arial"/>
+                <w:color w:val="00B050"/>
+                <w:sz w:val="18"/>
+                <w:szCs w:val="18"/>
+              </w:rPr>
+              <w:t>{</w:t>
+            </w:r>
+            <w:proofErr w:type="gramEnd"/>
+            <w:r>
+              <w:rPr>
+                <w:rFonts w:ascii="Consolas" w:hAnsi="Consolas" w:cs="Arial"/>
+                <w:color w:val="00B050"/>
+                <w:sz w:val="18"/>
+                <w:szCs w:val="18"/>
+              </w:rPr>
+              <w:t xml:space="preserve">% </w:t>
+            </w:r>
+            <w:proofErr w:type="spellStart"/>
+            <w:r>
+              <w:rPr>
+                <w:rFonts w:ascii="Consolas" w:hAnsi="Consolas" w:cs="Arial"/>
+                <w:color w:val="00B050"/>
+                <w:sz w:val="18"/>
+                <w:szCs w:val="18"/>
+              </w:rPr>
+              <w:t>endif</w:t>
+            </w:r>
+            <w:proofErr w:type="spellEnd"/>
+            <w:r>
+              <w:rPr>
+                <w:rFonts w:ascii="Consolas" w:hAnsi="Consolas" w:cs="Arial"/>
+                <w:color w:val="00B050"/>
+                <w:sz w:val="18"/>
+                <w:szCs w:val="18"/>
+              </w:rPr>
+              <w:t xml:space="preserve"> %}</w:t>
             </w:r>
           </w:p>
           <w:p>
             <w:pPr>
-              <w:ind w:left="357"/>
-              <w:rPr>
-                <w:color w:val="00B050"/>
+              <w:rPr>
+                <w:rFonts w:ascii="Consolas" w:hAnsi="Consolas" w:cs="Arial"/>
+                <w:color w:val="00B050"/>
+                <w:sz w:val="18"/>
+                <w:szCs w:val="18"/>
               </w:rPr>
             </w:pPr>
-            <w:proofErr w:type="gramStart"/>
-            <w:r>
-              <w:rPr>
-                <w:rStyle w:val="PlatzhalterZchn"/>
-              </w:rPr>
-              <w:t>{{ G.VERTRETER</w:t>
-            </w:r>
-            <w:proofErr w:type="gramEnd"/>
-            <w:r>
-              <w:rPr>
-                <w:rStyle w:val="PlatzhalterZchn"/>
-              </w:rPr>
-              <w:t>_</w:t>
-            </w:r>
-            <w:proofErr w:type="gramStart"/>
-            <w:r>
-              <w:rPr>
-                <w:rStyle w:val="PlatzhalterZchn"/>
-              </w:rPr>
-              <w:t>NAME }</w:t>
-            </w:r>
-            <w:proofErr w:type="gramEnd"/>
-            <w:r>
-              <w:rPr>
-                <w:rStyle w:val="PlatzhalterZchn"/>
-              </w:rPr>
-              <w:t>}</w:t>
-            </w:r>
-            <w:r>
-              <w:t xml:space="preserve">, </w:t>
-            </w:r>
-            <w:proofErr w:type="gramStart"/>
-            <w:r>
-              <w:rPr>
-                <w:rStyle w:val="PlatzhalterZchn"/>
-              </w:rPr>
-              <w:t>{{ G.VERTRETER</w:t>
-            </w:r>
-            <w:proofErr w:type="gramEnd"/>
-            <w:r>
-              <w:rPr>
-                <w:rStyle w:val="PlatzhalterZchn"/>
-              </w:rPr>
-              <w:t>_</w:t>
-            </w:r>
-            <w:proofErr w:type="gramStart"/>
-            <w:r>
-              <w:rPr>
-                <w:rStyle w:val="PlatzhalterZchn"/>
-              </w:rPr>
-              <w:t>ADRESSE }</w:t>
-            </w:r>
-            <w:proofErr w:type="gramEnd"/>
-            <w:r>
-              <w:rPr>
-                <w:rStyle w:val="PlatzhalterZchn"/>
-              </w:rPr>
-              <w:t>}</w:t>
+            <w:r>
+              <w:rPr>
+                <w:rFonts w:ascii="Consolas" w:hAnsi="Consolas" w:cs="Arial"/>
+                <w:color w:val="00B050"/>
+                <w:sz w:val="18"/>
+                <w:szCs w:val="18"/>
+              </w:rPr>
+              <w:t xml:space="preserve">{%p </w:t>
+            </w:r>
+            <w:proofErr w:type="spellStart"/>
+            <w:r>
+              <w:rPr>
+                <w:rFonts w:ascii="Consolas" w:hAnsi="Consolas" w:cs="Arial"/>
+                <w:color w:val="00B050"/>
+                <w:sz w:val="18"/>
+                <w:szCs w:val="18"/>
+              </w:rPr>
+              <w:t>endif</w:t>
+            </w:r>
+            <w:proofErr w:type="spellEnd"/>
+            <w:r>
+              <w:rPr>
+                <w:rFonts w:ascii="Consolas" w:hAnsi="Consolas" w:cs="Arial"/>
+                <w:color w:val="00B050"/>
+                <w:sz w:val="18"/>
+                <w:szCs w:val="18"/>
+              </w:rPr>
+              <w:t xml:space="preserve"> %}</w:t>
             </w:r>
           </w:p>
           <w:p>
             <w:pPr>
-              <w:ind w:left="357"/>
               <w:rPr>
                 <w:rFonts w:ascii="Consolas" w:hAnsi="Consolas" w:cs="Arial"/>
                 <w:color w:val="00B050"/>
@@ -2170,7 +2469,7 @@
                 <w:sz w:val="18"/>
                 <w:szCs w:val="18"/>
               </w:rPr>
-              <w:t>endif</w:t>
+              <w:t>endfor</w:t>
             </w:r>
             <w:proofErr w:type="spellEnd"/>
             <w:r>
@@ -2186,7 +2485,7 @@
           <w:p>
             <w:pPr>
               <w:rPr>
-                <w:rFonts w:ascii="Consolas" w:hAnsi="Consolas" w:cs="Arial"/>
+                <w:rFonts w:ascii="Consolas" w:hAnsi="Consolas"/>
                 <w:color w:val="00B050"/>
                 <w:sz w:val="18"/>
                 <w:szCs w:val="18"/>
@@ -2199,84 +2498,65 @@
                 <w:sz w:val="18"/>
                 <w:szCs w:val="18"/>
               </w:rPr>
-              <w:t>{%</w:t>
-            </w:r>
-            <w:r>
-              <w:rPr>
-                <w:rFonts w:ascii="Consolas" w:hAnsi="Consolas" w:cs="Arial"/>
-                <w:color w:val="00B050"/>
-                <w:sz w:val="18"/>
-                <w:szCs w:val="18"/>
-              </w:rPr>
-              <w:t>p</w:t>
-            </w:r>
-            <w:r>
-              <w:rPr>
-                <w:rFonts w:ascii="Consolas" w:hAnsi="Consolas" w:cs="Arial"/>
+              <w:t xml:space="preserve">{%p </w:t>
+            </w:r>
+            <w:proofErr w:type="spellStart"/>
+            <w:r>
+              <w:rPr>
+                <w:rFonts w:ascii="Consolas" w:hAnsi="Consolas" w:cs="Arial"/>
+                <w:color w:val="00B050"/>
+                <w:sz w:val="18"/>
+                <w:szCs w:val="18"/>
+              </w:rPr>
+              <w:t>el</w:t>
+            </w:r>
+            <w:r>
+              <w:rPr>
+                <w:rFonts w:ascii="Consolas" w:hAnsi="Consolas"/>
+                <w:color w:val="00B050"/>
+                <w:sz w:val="18"/>
+                <w:szCs w:val="18"/>
+              </w:rPr>
+              <w:t>if</w:t>
+            </w:r>
+            <w:proofErr w:type="spellEnd"/>
+            <w:r>
+              <w:rPr>
+                <w:rFonts w:ascii="Consolas" w:hAnsi="Consolas"/>
                 <w:color w:val="00B050"/>
                 <w:sz w:val="18"/>
                 <w:szCs w:val="18"/>
               </w:rPr>
               <w:t xml:space="preserve"> </w:t>
             </w:r>
-            <w:proofErr w:type="spellStart"/>
-            <w:r>
-              <w:rPr>
-                <w:rFonts w:ascii="Consolas" w:hAnsi="Consolas" w:cs="Arial"/>
-                <w:color w:val="00B050"/>
-                <w:sz w:val="18"/>
-                <w:szCs w:val="18"/>
-              </w:rPr>
-              <w:t>else</w:t>
-            </w:r>
-            <w:proofErr w:type="spellEnd"/>
-            <w:r>
-              <w:rPr>
-                <w:rFonts w:ascii="Consolas" w:hAnsi="Consolas" w:cs="Arial"/>
-                <w:color w:val="00B050"/>
-                <w:sz w:val="18"/>
-                <w:szCs w:val="18"/>
-              </w:rPr>
-              <w:t xml:space="preserve"> %}</w:t>
+            <w:r>
+              <w:rPr>
+                <w:rFonts w:ascii="Consolas" w:hAnsi="Consolas"/>
+                <w:color w:val="00B050"/>
+                <w:sz w:val="18"/>
+                <w:szCs w:val="18"/>
+              </w:rPr>
+              <w:t>GESUCHSTELLER</w:t>
+            </w:r>
+            <w:r>
+              <w:rPr>
+                <w:rFonts w:ascii="Consolas" w:hAnsi="Consolas"/>
+                <w:color w:val="00B050"/>
+                <w:sz w:val="18"/>
+                <w:szCs w:val="18"/>
+              </w:rPr>
+              <w:t>_ANREDE == "Herr" %}</w:t>
             </w:r>
           </w:p>
           <w:p>
-            <w:proofErr w:type="gramStart"/>
-            <w:r>
-              <w:rPr>
-                <w:rStyle w:val="PlatzhalterZchn"/>
-              </w:rPr>
-              <w:t>{{ G.NAME</w:t>
-            </w:r>
-            <w:proofErr w:type="gramEnd"/>
-            <w:r>
-              <w:rPr>
-                <w:rStyle w:val="PlatzhalterZchn"/>
-              </w:rPr>
-              <w:t xml:space="preserve"> }}</w:t>
-            </w:r>
-            <w:r>
-              <w:t xml:space="preserve">, </w:t>
-            </w:r>
-            <w:proofErr w:type="gramStart"/>
-            <w:r>
-              <w:rPr>
-                <w:rStyle w:val="PlatzhalterZchn"/>
-              </w:rPr>
-              <w:t>{{ G.ADRESSE</w:t>
-            </w:r>
-            <w:proofErr w:type="gramEnd"/>
-            <w:r>
-              <w:rPr>
-                <w:rStyle w:val="PlatzhalterZchn"/>
-              </w:rPr>
-              <w:t xml:space="preserve"> }}</w:t>
+            <w:r>
+              <w:t>Gesuchsteller (Bauherrschaft)</w:t>
             </w:r>
           </w:p>
           <w:p>
             <w:pPr>
               <w:rPr>
-                <w:rFonts w:ascii="Consolas" w:hAnsi="Consolas" w:cs="Arial"/>
+                <w:rFonts w:ascii="Consolas" w:hAnsi="Consolas"/>
                 <w:color w:val="00B050"/>
                 <w:sz w:val="18"/>
                 <w:szCs w:val="18"/>
@@ -2284,7 +2564,7 @@
             </w:pPr>
             <w:r>
               <w:rPr>
-                <w:rFonts w:ascii="Consolas" w:hAnsi="Consolas" w:cs="Arial"/>
+                <w:rFonts w:ascii="Consolas" w:hAnsi="Consolas"/>
                 <w:color w:val="00B050"/>
                 <w:sz w:val="18"/>
                 <w:szCs w:val="18"/>
@@ -2294,105 +2574,82 @@
             <w:proofErr w:type="spellStart"/>
             <w:r>
               <w:rPr>
-                <w:rFonts w:ascii="Consolas" w:hAnsi="Consolas" w:cs="Arial"/>
-                <w:color w:val="00B050"/>
-                <w:sz w:val="18"/>
-                <w:szCs w:val="18"/>
-              </w:rPr>
-              <w:t>if</w:t>
+                <w:rFonts w:ascii="Consolas" w:hAnsi="Consolas"/>
+                <w:color w:val="00B050"/>
+                <w:sz w:val="18"/>
+                <w:szCs w:val="18"/>
+              </w:rPr>
+              <w:t>elif</w:t>
             </w:r>
             <w:proofErr w:type="spellEnd"/>
             <w:r>
               <w:rPr>
-                <w:rFonts w:ascii="Consolas" w:hAnsi="Consolas" w:cs="Arial"/>
-                <w:color w:val="00B050"/>
-                <w:sz w:val="18"/>
-                <w:szCs w:val="18"/>
-              </w:rPr>
-              <w:t xml:space="preserve"> G.VERTRETER_NAME %}</w:t>
+                <w:rFonts w:ascii="Consolas" w:hAnsi="Consolas"/>
+                <w:color w:val="00B050"/>
+                <w:sz w:val="18"/>
+                <w:szCs w:val="18"/>
+              </w:rPr>
+              <w:t xml:space="preserve"> GESUCHSTELLER_ANREDE == "Frau" %}</w:t>
+            </w:r>
+          </w:p>
+          <w:p>
+            <w:r>
+              <w:t>Gesuchstellerin (Bauherrschaft)</w:t>
             </w:r>
           </w:p>
           <w:p>
             <w:pPr>
-              <w:ind w:left="37"/>
+              <w:rPr>
+                <w:rFonts w:ascii="Consolas" w:hAnsi="Consolas"/>
+                <w:color w:val="00B050"/>
+                <w:sz w:val="18"/>
+                <w:szCs w:val="18"/>
+              </w:rPr>
             </w:pPr>
             <w:r>
-              <w:t>vertreten durch</w:t>
+              <w:rPr>
+                <w:rFonts w:ascii="Consolas" w:hAnsi="Consolas"/>
+                <w:color w:val="00B050"/>
+                <w:sz w:val="18"/>
+                <w:szCs w:val="18"/>
+              </w:rPr>
+              <w:t xml:space="preserve">{%p </w:t>
+            </w:r>
+            <w:proofErr w:type="spellStart"/>
+            <w:r>
+              <w:rPr>
+                <w:rFonts w:ascii="Consolas" w:hAnsi="Consolas"/>
+                <w:color w:val="00B050"/>
+                <w:sz w:val="18"/>
+                <w:szCs w:val="18"/>
+              </w:rPr>
+              <w:t>else</w:t>
+            </w:r>
+            <w:proofErr w:type="spellEnd"/>
+            <w:r>
+              <w:rPr>
+                <w:rFonts w:ascii="Consolas" w:hAnsi="Consolas"/>
+                <w:color w:val="00B050"/>
+                <w:sz w:val="18"/>
+                <w:szCs w:val="18"/>
+              </w:rPr>
+              <w:t xml:space="preserve"> %}</w:t>
+            </w:r>
+          </w:p>
+          <w:p>
+            <w:r>
+              <w:t>Gesuchsteller/in (Bauherrschaft)</w:t>
             </w:r>
           </w:p>
           <w:p>
             <w:pPr>
-              <w:ind w:left="37"/>
+              <w:rPr>
+                <w:rFonts w:ascii="Consolas" w:hAnsi="Consolas" w:cs="Arial"/>
+                <w:color w:val="00B050"/>
+                <w:sz w:val="18"/>
+                <w:szCs w:val="18"/>
+              </w:rPr>
             </w:pPr>
-            <w:proofErr w:type="gramStart"/>
-            <w:r>
-              <w:rPr>
-                <w:rStyle w:val="PlatzhalterZchn"/>
-              </w:rPr>
-              <w:t>{{ G.VERTRETER</w:t>
-            </w:r>
-            <w:proofErr w:type="gramEnd"/>
-            <w:r>
-              <w:rPr>
-                <w:rStyle w:val="PlatzhalterZchn"/>
-              </w:rPr>
-              <w:t>_</w:t>
-            </w:r>
-            <w:proofErr w:type="gramStart"/>
-            <w:r>
-              <w:rPr>
-                <w:rStyle w:val="PlatzhalterZchn"/>
-              </w:rPr>
-              <w:t>NAME }</w:t>
-            </w:r>
-            <w:proofErr w:type="gramEnd"/>
-            <w:r>
-              <w:rPr>
-                <w:rStyle w:val="PlatzhalterZchn"/>
-              </w:rPr>
-              <w:t>}</w:t>
-            </w:r>
-            <w:r>
-              <w:t xml:space="preserve">, </w:t>
-            </w:r>
-            <w:proofErr w:type="gramStart"/>
-            <w:r>
-              <w:rPr>
-                <w:rStyle w:val="PlatzhalterZchn"/>
-              </w:rPr>
-              <w:t>{{ G.VERTRETER</w:t>
-            </w:r>
-            <w:proofErr w:type="gramEnd"/>
-            <w:r>
-              <w:rPr>
-                <w:rStyle w:val="PlatzhalterZchn"/>
-              </w:rPr>
-              <w:t>_</w:t>
-            </w:r>
-            <w:proofErr w:type="gramStart"/>
-            <w:r>
-              <w:rPr>
-                <w:rStyle w:val="PlatzhalterZchn"/>
-              </w:rPr>
-              <w:t>ADRESSE }</w:t>
-            </w:r>
-            <w:proofErr w:type="gramEnd"/>
-            <w:r>
-              <w:rPr>
-                <w:rStyle w:val="PlatzhalterZchn"/>
-              </w:rPr>
-              <w:t>}</w:t>
-            </w:r>
-          </w:p>
-          <w:p>
-            <w:pPr>
-              <w:rPr>
-                <w:rFonts w:ascii="Consolas" w:hAnsi="Consolas" w:cs="Arial"/>
-                <w:color w:val="00B050"/>
-                <w:sz w:val="18"/>
-                <w:szCs w:val="18"/>
-              </w:rPr>
-            </w:pPr>
             <w:r>
               <w:rPr>
                 <w:rFonts w:ascii="Consolas" w:hAnsi="Consolas" w:cs="Arial"/>
@@ -2422,342 +2679,16 @@
               </w:rPr>
               <w:t xml:space="preserve"> %}</w:t>
             </w:r>
-          </w:p>
-          <w:p>
-            <w:pPr>
-              <w:rPr>
-                <w:rFonts w:ascii="Consolas" w:hAnsi="Consolas" w:cs="Arial"/>
-                <w:color w:val="00B050"/>
-                <w:sz w:val="18"/>
-                <w:szCs w:val="18"/>
-              </w:rPr>
-            </w:pPr>
-            <w:r>
-              <w:rPr>
-                <w:rFonts w:ascii="Consolas" w:hAnsi="Consolas" w:cs="Arial"/>
-                <w:color w:val="00B050"/>
-                <w:sz w:val="18"/>
-                <w:szCs w:val="18"/>
-              </w:rPr>
-              <w:t xml:space="preserve">{%p </w:t>
-            </w:r>
-            <w:proofErr w:type="spellStart"/>
-            <w:r>
-              <w:rPr>
-                <w:rFonts w:ascii="Consolas" w:hAnsi="Consolas" w:cs="Arial"/>
-                <w:color w:val="00B050"/>
-                <w:sz w:val="18"/>
-                <w:szCs w:val="18"/>
-              </w:rPr>
-              <w:t>endif</w:t>
-            </w:r>
-            <w:proofErr w:type="spellEnd"/>
-            <w:r>
-              <w:rPr>
-                <w:rFonts w:ascii="Consolas" w:hAnsi="Consolas" w:cs="Arial"/>
-                <w:color w:val="00B050"/>
-                <w:sz w:val="18"/>
-                <w:szCs w:val="18"/>
-              </w:rPr>
-              <w:t xml:space="preserve"> %}</w:t>
-            </w:r>
-          </w:p>
-          <w:p>
-            <w:pPr>
-              <w:rPr>
-                <w:rFonts w:ascii="Consolas" w:hAnsi="Consolas" w:cs="Arial"/>
-                <w:color w:val="00B050"/>
-                <w:sz w:val="18"/>
-                <w:szCs w:val="18"/>
-              </w:rPr>
-            </w:pPr>
-            <w:r>
-              <w:rPr>
-                <w:rFonts w:ascii="Consolas" w:hAnsi="Consolas" w:cs="Arial"/>
-                <w:color w:val="00B050"/>
-                <w:sz w:val="18"/>
-                <w:szCs w:val="18"/>
-              </w:rPr>
-              <w:t xml:space="preserve">{%p </w:t>
-            </w:r>
-            <w:proofErr w:type="spellStart"/>
-            <w:r>
-              <w:rPr>
-                <w:rFonts w:ascii="Consolas" w:hAnsi="Consolas" w:cs="Arial"/>
-                <w:color w:val="00B050"/>
-                <w:sz w:val="18"/>
-                <w:szCs w:val="18"/>
-              </w:rPr>
-              <w:t>endfor</w:t>
-            </w:r>
-            <w:proofErr w:type="spellEnd"/>
-            <w:r>
-              <w:rPr>
-                <w:rFonts w:ascii="Consolas" w:hAnsi="Consolas" w:cs="Arial"/>
-                <w:color w:val="00B050"/>
-                <w:sz w:val="18"/>
-                <w:szCs w:val="18"/>
-              </w:rPr>
-              <w:t xml:space="preserve"> %}</w:t>
-            </w:r>
-          </w:p>
-          <w:p>
-            <w:pPr>
-              <w:rPr>
-                <w:rFonts w:ascii="Consolas" w:hAnsi="Consolas"/>
-                <w:color w:val="00B050"/>
-                <w:sz w:val="18"/>
-                <w:szCs w:val="18"/>
-              </w:rPr>
-            </w:pPr>
-            <w:r>
-              <w:rPr>
-                <w:rFonts w:ascii="Consolas" w:hAnsi="Consolas" w:cs="Arial"/>
-                <w:color w:val="00B050"/>
-                <w:sz w:val="18"/>
-                <w:szCs w:val="18"/>
-              </w:rPr>
-              <w:t xml:space="preserve">{%p </w:t>
-            </w:r>
-            <w:proofErr w:type="spellStart"/>
-            <w:r>
-              <w:rPr>
-                <w:rFonts w:ascii="Consolas" w:hAnsi="Consolas" w:cs="Arial"/>
-                <w:color w:val="00B050"/>
-                <w:sz w:val="18"/>
-                <w:szCs w:val="18"/>
-              </w:rPr>
-              <w:t>el</w:t>
-            </w:r>
-            <w:r>
-              <w:rPr>
-                <w:rFonts w:ascii="Consolas" w:hAnsi="Consolas"/>
-                <w:color w:val="00B050"/>
-                <w:sz w:val="18"/>
-                <w:szCs w:val="18"/>
-              </w:rPr>
-              <w:t>if</w:t>
-            </w:r>
-            <w:proofErr w:type="spellEnd"/>
-            <w:r>
-              <w:rPr>
-                <w:rFonts w:ascii="Consolas" w:hAnsi="Consolas"/>
-                <w:color w:val="00B050"/>
-                <w:sz w:val="18"/>
-                <w:szCs w:val="18"/>
-              </w:rPr>
-              <w:t xml:space="preserve"> </w:t>
-            </w:r>
-            <w:r>
-              <w:rPr>
-                <w:rFonts w:ascii="Consolas" w:hAnsi="Consolas"/>
-                <w:color w:val="00B050"/>
-                <w:sz w:val="18"/>
-                <w:szCs w:val="18"/>
-              </w:rPr>
-              <w:t>GESUCHSTELLER</w:t>
-            </w:r>
-            <w:r>
-              <w:rPr>
-                <w:rFonts w:ascii="Consolas" w:hAnsi="Consolas"/>
-                <w:color w:val="00B050"/>
-                <w:sz w:val="18"/>
-                <w:szCs w:val="18"/>
-              </w:rPr>
-              <w:t>_ANREDE == "Herr" %}</w:t>
-            </w:r>
-          </w:p>
-          <w:p>
-            <w:r>
-              <w:lastRenderedPageBreak/>
-              <w:t>Gesuchsteller</w:t>
-            </w:r>
-          </w:p>
-          <w:p>
-            <w:pPr>
-              <w:rPr>
-                <w:rFonts w:ascii="Consolas" w:hAnsi="Consolas"/>
-                <w:color w:val="00B050"/>
-                <w:sz w:val="18"/>
-                <w:szCs w:val="18"/>
-              </w:rPr>
-            </w:pPr>
-            <w:r>
-              <w:rPr>
-                <w:rFonts w:ascii="Consolas" w:hAnsi="Consolas"/>
-                <w:color w:val="00B050"/>
-                <w:sz w:val="18"/>
-                <w:szCs w:val="18"/>
-              </w:rPr>
-              <w:t>{%</w:t>
-            </w:r>
-            <w:r>
-              <w:rPr>
-                <w:rFonts w:ascii="Consolas" w:hAnsi="Consolas"/>
-                <w:color w:val="00B050"/>
-                <w:sz w:val="18"/>
-                <w:szCs w:val="18"/>
-              </w:rPr>
-              <w:t>p</w:t>
-            </w:r>
-            <w:r>
-              <w:rPr>
-                <w:rFonts w:ascii="Consolas" w:hAnsi="Consolas"/>
-                <w:color w:val="00B050"/>
-                <w:sz w:val="18"/>
-                <w:szCs w:val="18"/>
-              </w:rPr>
-              <w:t xml:space="preserve"> </w:t>
-            </w:r>
-            <w:proofErr w:type="spellStart"/>
-            <w:r>
-              <w:rPr>
-                <w:rFonts w:ascii="Consolas" w:hAnsi="Consolas"/>
-                <w:color w:val="00B050"/>
-                <w:sz w:val="18"/>
-                <w:szCs w:val="18"/>
-              </w:rPr>
-              <w:t>elif</w:t>
-            </w:r>
-            <w:proofErr w:type="spellEnd"/>
-            <w:r>
-              <w:rPr>
-                <w:rFonts w:ascii="Consolas" w:hAnsi="Consolas"/>
-                <w:color w:val="00B050"/>
-                <w:sz w:val="18"/>
-                <w:szCs w:val="18"/>
-              </w:rPr>
-              <w:t xml:space="preserve"> </w:t>
-            </w:r>
-            <w:r>
-              <w:rPr>
-                <w:rFonts w:ascii="Consolas" w:hAnsi="Consolas"/>
-                <w:color w:val="00B050"/>
-                <w:sz w:val="18"/>
-                <w:szCs w:val="18"/>
-              </w:rPr>
-              <w:t>GESUCHSTELLER</w:t>
-            </w:r>
-            <w:r>
-              <w:rPr>
-                <w:rFonts w:ascii="Consolas" w:hAnsi="Consolas"/>
-                <w:color w:val="00B050"/>
-                <w:sz w:val="18"/>
-                <w:szCs w:val="18"/>
-              </w:rPr>
-              <w:t>_ANREDE == "Frau" %}</w:t>
-            </w:r>
-          </w:p>
-          <w:p>
-            <w:r>
-              <w:t>Gesuchstellerin</w:t>
-            </w:r>
-          </w:p>
-          <w:p>
-            <w:pPr>
-              <w:rPr>
-                <w:rFonts w:ascii="Consolas" w:hAnsi="Consolas"/>
-                <w:color w:val="00B050"/>
-                <w:sz w:val="18"/>
-                <w:szCs w:val="18"/>
-              </w:rPr>
-            </w:pPr>
-            <w:r>
-              <w:rPr>
-                <w:rFonts w:ascii="Consolas" w:hAnsi="Consolas"/>
-                <w:color w:val="00B050"/>
-                <w:sz w:val="18"/>
-                <w:szCs w:val="18"/>
-              </w:rPr>
-              <w:t>{%</w:t>
-            </w:r>
-            <w:r>
-              <w:rPr>
-                <w:rFonts w:ascii="Consolas" w:hAnsi="Consolas"/>
-                <w:color w:val="00B050"/>
-                <w:sz w:val="18"/>
-                <w:szCs w:val="18"/>
-              </w:rPr>
-              <w:t>p</w:t>
-            </w:r>
-            <w:r>
-              <w:rPr>
-                <w:rFonts w:ascii="Consolas" w:hAnsi="Consolas"/>
-                <w:color w:val="00B050"/>
-                <w:sz w:val="18"/>
-                <w:szCs w:val="18"/>
-              </w:rPr>
-              <w:t xml:space="preserve"> </w:t>
-            </w:r>
-            <w:proofErr w:type="spellStart"/>
-            <w:r>
-              <w:rPr>
-                <w:rFonts w:ascii="Consolas" w:hAnsi="Consolas"/>
-                <w:color w:val="00B050"/>
-                <w:sz w:val="18"/>
-                <w:szCs w:val="18"/>
-              </w:rPr>
-              <w:t>else</w:t>
-            </w:r>
-            <w:proofErr w:type="spellEnd"/>
-            <w:r>
-              <w:rPr>
-                <w:rFonts w:ascii="Consolas" w:hAnsi="Consolas"/>
-                <w:color w:val="00B050"/>
-                <w:sz w:val="18"/>
-                <w:szCs w:val="18"/>
-              </w:rPr>
-              <w:t xml:space="preserve"> %}</w:t>
-            </w:r>
-          </w:p>
-          <w:p>
-            <w:r>
-              <w:t>Gesuchsteller/in</w:t>
-            </w:r>
-          </w:p>
-          <w:p>
-            <w:r>
-              <w:rPr>
-                <w:rFonts w:ascii="Consolas" w:hAnsi="Consolas" w:cs="Arial"/>
-                <w:color w:val="00B050"/>
-                <w:sz w:val="18"/>
-                <w:szCs w:val="18"/>
-              </w:rPr>
-              <w:t xml:space="preserve">{%p </w:t>
-            </w:r>
-            <w:proofErr w:type="spellStart"/>
-            <w:r>
-              <w:rPr>
-                <w:rFonts w:ascii="Consolas" w:hAnsi="Consolas" w:cs="Arial"/>
-                <w:color w:val="00B050"/>
-                <w:sz w:val="18"/>
-                <w:szCs w:val="18"/>
-              </w:rPr>
-              <w:t>endif</w:t>
-            </w:r>
-            <w:proofErr w:type="spellEnd"/>
-            <w:r>
-              <w:rPr>
-                <w:rFonts w:ascii="Consolas" w:hAnsi="Consolas" w:cs="Arial"/>
-                <w:color w:val="00B050"/>
-                <w:sz w:val="18"/>
-                <w:szCs w:val="18"/>
-              </w:rPr>
-              <w:t xml:space="preserve"> %}</w:t>
-            </w:r>
-            <w:bookmarkEnd w:id="0"/>
           </w:p>
         </w:tc>
       </w:tr>
       <w:tr>
         <w:tc>
           <w:tcPr>
-            <w:tcW w:w="2834" w:type="dxa"/>
-            <w:shd w:val="clear" w:color="auto" w:fill="auto"/>
+            <w:tcW w:w="2835" w:type="dxa"/>
           </w:tcPr>
           <w:p>
             <w:pPr>
-              <w:ind w:left="57"/>
               <w:rPr>
                 <w:rFonts w:cs="Arial"/>
                 <w:b/>
@@ -2772,15 +2703,13 @@
                 <w:bCs/>
                 <w:szCs w:val="22"/>
               </w:rPr>
-              <w:lastRenderedPageBreak/>
               <w:t>Projektverfasser/in</w:t>
             </w:r>
           </w:p>
         </w:tc>
         <w:tc>
           <w:tcPr>
-            <w:tcW w:w="6511" w:type="dxa"/>
-            <w:shd w:val="clear" w:color="auto" w:fill="auto"/>
+            <w:tcW w:w="6804" w:type="dxa"/>
           </w:tcPr>
           <w:p>
             <w:pPr>
@@ -2916,7 +2845,7 @@
           </w:p>
           <w:p>
             <w:pPr>
-              <w:ind w:left="357" w:hanging="357"/>
+              <w:ind w:hanging="357"/>
               <w:rPr>
                 <w:rFonts w:ascii="Consolas" w:hAnsi="Consolas" w:cs="Arial"/>
                 <w:color w:val="00B050"/>
@@ -3020,8 +2949,7 @@
               <w:spacing w:before="0"/>
               <w:ind w:left="357" w:hanging="357"/>
               <w:rPr>
-                <w:rFonts w:cs="Arial"/>
-                <w:szCs w:val="22"/>
+                <w:rStyle w:val="PlatzhalterZchn"/>
               </w:rPr>
             </w:pPr>
             <w:proofErr w:type="gramStart"/>
@@ -3053,12 +2981,157 @@
               <w:rPr>
                 <w:rStyle w:val="PlatzhalterZchn"/>
               </w:rPr>
-              <w:t xml:space="preserve"> }}</w:t>
+              <w:t xml:space="preserve"> </w:t>
+            </w:r>
+            <w:proofErr w:type="gramStart"/>
+            <w:r>
+              <w:rPr>
+                <w:rStyle w:val="PlatzhalterZchn"/>
+              </w:rPr>
+              <w:t>}}</w:t>
+            </w:r>
+            <w:r>
+              <w:rPr>
+                <w:rFonts w:ascii="Consolas" w:hAnsi="Consolas" w:cs="Arial"/>
+                <w:color w:val="00B050"/>
+                <w:sz w:val="18"/>
+                <w:szCs w:val="18"/>
+              </w:rPr>
+              <w:t>{</w:t>
+            </w:r>
+            <w:proofErr w:type="gramEnd"/>
+            <w:r>
+              <w:rPr>
+                <w:rFonts w:ascii="Consolas" w:hAnsi="Consolas" w:cs="Arial"/>
+                <w:color w:val="00B050"/>
+                <w:sz w:val="18"/>
+                <w:szCs w:val="18"/>
+              </w:rPr>
+              <w:t xml:space="preserve">% </w:t>
+            </w:r>
+            <w:proofErr w:type="spellStart"/>
+            <w:r>
+              <w:rPr>
+                <w:rFonts w:ascii="Consolas" w:hAnsi="Consolas" w:cs="Arial"/>
+                <w:color w:val="00B050"/>
+                <w:sz w:val="18"/>
+                <w:szCs w:val="18"/>
+              </w:rPr>
+              <w:t>if</w:t>
+            </w:r>
+            <w:proofErr w:type="spellEnd"/>
+            <w:r>
+              <w:rPr>
+                <w:rFonts w:ascii="Consolas" w:hAnsi="Consolas" w:cs="Arial"/>
+                <w:color w:val="00B050"/>
+                <w:sz w:val="18"/>
+                <w:szCs w:val="18"/>
+              </w:rPr>
+              <w:t xml:space="preserve"> G.VERTRETER_NAME %}</w:t>
+            </w:r>
+            <w:r>
+              <w:t xml:space="preserve"> </w:t>
+            </w:r>
+            <w:r>
+              <w:t>vertreten durch</w:t>
+            </w:r>
+            <w:r>
+              <w:t xml:space="preserve"> </w:t>
+            </w:r>
+            <w:proofErr w:type="gramStart"/>
+            <w:r>
+              <w:rPr>
+                <w:rStyle w:val="PlatzhalterZchn"/>
+              </w:rPr>
+              <w:t>{{ G.VERTRETER</w:t>
+            </w:r>
+            <w:proofErr w:type="gramEnd"/>
+            <w:r>
+              <w:rPr>
+                <w:rStyle w:val="PlatzhalterZchn"/>
+              </w:rPr>
+              <w:t>_</w:t>
+            </w:r>
+            <w:proofErr w:type="gramStart"/>
+            <w:r>
+              <w:rPr>
+                <w:rStyle w:val="PlatzhalterZchn"/>
+              </w:rPr>
+              <w:t>NAME }</w:t>
+            </w:r>
+            <w:proofErr w:type="gramEnd"/>
+            <w:r>
+              <w:rPr>
+                <w:rStyle w:val="PlatzhalterZchn"/>
+              </w:rPr>
+              <w:t>}</w:t>
+            </w:r>
+            <w:r>
+              <w:t xml:space="preserve">, </w:t>
+            </w:r>
+            <w:proofErr w:type="gramStart"/>
+            <w:r>
+              <w:rPr>
+                <w:rStyle w:val="PlatzhalterZchn"/>
+              </w:rPr>
+              <w:t>{{ G.VERTRETER</w:t>
+            </w:r>
+            <w:proofErr w:type="gramEnd"/>
+            <w:r>
+              <w:rPr>
+                <w:rStyle w:val="PlatzhalterZchn"/>
+              </w:rPr>
+              <w:t>_</w:t>
+            </w:r>
+            <w:proofErr w:type="gramStart"/>
+            <w:r>
+              <w:rPr>
+                <w:rStyle w:val="PlatzhalterZchn"/>
+              </w:rPr>
+              <w:t>ADRESSE }}</w:t>
+            </w:r>
+            <w:r>
+              <w:rPr>
+                <w:rFonts w:ascii="Consolas" w:hAnsi="Consolas" w:cs="Arial"/>
+                <w:color w:val="00B050"/>
+                <w:sz w:val="18"/>
+                <w:szCs w:val="18"/>
+              </w:rPr>
+              <w:t>{</w:t>
+            </w:r>
+            <w:proofErr w:type="gramEnd"/>
+            <w:r>
+              <w:rPr>
+                <w:rFonts w:ascii="Consolas" w:hAnsi="Consolas" w:cs="Arial"/>
+                <w:color w:val="00B050"/>
+                <w:sz w:val="18"/>
+                <w:szCs w:val="18"/>
+              </w:rPr>
+              <w:t xml:space="preserve">% </w:t>
+            </w:r>
+            <w:proofErr w:type="spellStart"/>
+            <w:r>
+              <w:rPr>
+                <w:rFonts w:ascii="Consolas" w:hAnsi="Consolas" w:cs="Arial"/>
+                <w:color w:val="00B050"/>
+                <w:sz w:val="18"/>
+                <w:szCs w:val="18"/>
+              </w:rPr>
+              <w:t>endif</w:t>
+            </w:r>
+            <w:proofErr w:type="spellEnd"/>
+            <w:r>
+              <w:rPr>
+                <w:rFonts w:ascii="Consolas" w:hAnsi="Consolas" w:cs="Arial"/>
+                <w:color w:val="00B050"/>
+                <w:sz w:val="18"/>
+                <w:szCs w:val="18"/>
+              </w:rPr>
+              <w:t xml:space="preserve"> %}</w:t>
             </w:r>
           </w:p>
           <w:p>
             <w:pPr>
-              <w:ind w:left="357"/>
               <w:rPr>
                 <w:rFonts w:ascii="Consolas" w:hAnsi="Consolas" w:cs="Arial"/>
                 <w:color w:val="00B050"/>
@@ -3073,7 +3146,25 @@
                 <w:sz w:val="18"/>
                 <w:szCs w:val="18"/>
               </w:rPr>
-              <w:t xml:space="preserve">{%p </w:t>
+              <w:t>{%</w:t>
+            </w:r>
+            <w:r>
+              <w:rPr>
+                <w:rFonts w:ascii="Consolas" w:hAnsi="Consolas" w:cs="Arial"/>
+                <w:color w:val="00B050"/>
+                <w:sz w:val="18"/>
+                <w:szCs w:val="18"/>
+              </w:rPr>
+              <w:t>p</w:t>
+            </w:r>
+            <w:r>
+              <w:rPr>
+                <w:rFonts w:ascii="Consolas" w:hAnsi="Consolas" w:cs="Arial"/>
+                <w:color w:val="00B050"/>
+                <w:sz w:val="18"/>
+                <w:szCs w:val="18"/>
+              </w:rPr>
+              <w:t xml:space="preserve"> </w:t>
             </w:r>
             <w:proofErr w:type="spellStart"/>
             <w:r>
@@ -3083,7 +3174,7 @@
                 <w:sz w:val="18"/>
                 <w:szCs w:val="18"/>
               </w:rPr>
-              <w:t>if</w:t>
+              <w:t>else</w:t>
             </w:r>
             <w:proofErr w:type="spellEnd"/>
             <w:r>
@@ -3093,21 +3184,114 @@
                 <w:sz w:val="18"/>
                 <w:szCs w:val="18"/>
               </w:rPr>
-              <w:t xml:space="preserve"> G.VERTRETER_NAME %}</w:t>
+              <w:t xml:space="preserve"> %}</w:t>
             </w:r>
           </w:p>
           <w:p>
             <w:pPr>
-              <w:ind w:left="357"/>
+              <w:rPr>
+                <w:rFonts w:ascii="Consolas" w:hAnsi="Consolas" w:cs="Arial"/>
+                <w:color w:val="00B050"/>
+                <w:sz w:val="18"/>
+                <w:szCs w:val="18"/>
+              </w:rPr>
             </w:pPr>
-            <w:r>
-              <w:t>vertreten durch</w:t>
+            <w:proofErr w:type="gramStart"/>
+            <w:r>
+              <w:rPr>
+                <w:rStyle w:val="PlatzhalterZchn"/>
+              </w:rPr>
+              <w:t>{{ G.NAME</w:t>
+            </w:r>
+            <w:proofErr w:type="gramEnd"/>
+            <w:r>
+              <w:rPr>
+                <w:rStyle w:val="PlatzhalterZchn"/>
+              </w:rPr>
+              <w:t xml:space="preserve"> }}</w:t>
+            </w:r>
+            <w:r>
+              <w:t xml:space="preserve">, </w:t>
+            </w:r>
+            <w:proofErr w:type="gramStart"/>
+            <w:r>
+              <w:rPr>
+                <w:rStyle w:val="PlatzhalterZchn"/>
+              </w:rPr>
+              <w:t>{{ G.ADRESSE</w:t>
+            </w:r>
+            <w:proofErr w:type="gramEnd"/>
+            <w:r>
+              <w:rPr>
+                <w:rStyle w:val="PlatzhalterZchn"/>
+              </w:rPr>
+              <w:t xml:space="preserve"> </w:t>
+            </w:r>
+            <w:proofErr w:type="gramStart"/>
+            <w:r>
+              <w:rPr>
+                <w:rStyle w:val="PlatzhalterZchn"/>
+              </w:rPr>
+              <w:t>}}</w:t>
+            </w:r>
+            <w:r>
+              <w:rPr>
+                <w:rFonts w:ascii="Consolas" w:hAnsi="Consolas" w:cs="Arial"/>
+                <w:color w:val="00B050"/>
+                <w:sz w:val="18"/>
+                <w:szCs w:val="18"/>
+              </w:rPr>
+              <w:t>{</w:t>
+            </w:r>
+            <w:proofErr w:type="gramEnd"/>
+            <w:r>
+              <w:rPr>
+                <w:rFonts w:ascii="Consolas" w:hAnsi="Consolas" w:cs="Arial"/>
+                <w:color w:val="00B050"/>
+                <w:sz w:val="18"/>
+                <w:szCs w:val="18"/>
+              </w:rPr>
+              <w:t xml:space="preserve">% </w:t>
+            </w:r>
+            <w:proofErr w:type="spellStart"/>
+            <w:r>
+              <w:rPr>
+                <w:rFonts w:ascii="Consolas" w:hAnsi="Consolas" w:cs="Arial"/>
+                <w:color w:val="00B050"/>
+                <w:sz w:val="18"/>
+                <w:szCs w:val="18"/>
+              </w:rPr>
+              <w:t>if</w:t>
+            </w:r>
+            <w:proofErr w:type="spellEnd"/>
+            <w:r>
+              <w:rPr>
+                <w:rFonts w:ascii="Consolas" w:hAnsi="Consolas" w:cs="Arial"/>
+                <w:color w:val="00B050"/>
+                <w:sz w:val="18"/>
+                <w:szCs w:val="18"/>
+              </w:rPr>
+              <w:t xml:space="preserve"> G.VERTRETER_NAME %}</w:t>
             </w:r>
           </w:p>
           <w:p>
             <w:pPr>
-              <w:ind w:left="357"/>
+              <w:rPr>
+                <w:rFonts w:ascii="Consolas" w:hAnsi="Consolas" w:cs="Arial"/>
+                <w:color w:val="00B050"/>
+                <w:sz w:val="18"/>
+                <w:szCs w:val="18"/>
+              </w:rPr>
             </w:pPr>
+            <w:r>
+              <w:t xml:space="preserve"> </w:t>
+            </w:r>
+            <w:r>
+              <w:t>vertreten durch</w:t>
+            </w:r>
+            <w:r>
+              <w:t xml:space="preserve"> </w:t>
+            </w:r>
             <w:proofErr w:type="gramStart"/>
             <w:r>
               <w:rPr>
@@ -3158,19 +3342,50 @@
               <w:rPr>
                 <w:rStyle w:val="PlatzhalterZchn"/>
               </w:rPr>
-              <w:t>ADRESSE }</w:t>
+              <w:t>ADRESSE }}</w:t>
+            </w:r>
+            <w:r>
+              <w:rPr>
+                <w:rFonts w:ascii="Consolas" w:hAnsi="Consolas" w:cs="Arial"/>
+                <w:color w:val="00B050"/>
+                <w:sz w:val="18"/>
+                <w:szCs w:val="18"/>
+              </w:rPr>
+              <w:t>{</w:t>
             </w:r>
             <w:proofErr w:type="gramEnd"/>
             <w:r>
               <w:rPr>
-                <w:rStyle w:val="PlatzhalterZchn"/>
-              </w:rPr>
-              <w:t>}</w:t>
+                <w:rFonts w:ascii="Consolas" w:hAnsi="Consolas" w:cs="Arial"/>
+                <w:color w:val="00B050"/>
+                <w:sz w:val="18"/>
+                <w:szCs w:val="18"/>
+              </w:rPr>
+              <w:t xml:space="preserve">% </w:t>
+            </w:r>
+            <w:proofErr w:type="spellStart"/>
+            <w:r>
+              <w:rPr>
+                <w:rFonts w:ascii="Consolas" w:hAnsi="Consolas" w:cs="Arial"/>
+                <w:color w:val="00B050"/>
+                <w:sz w:val="18"/>
+                <w:szCs w:val="18"/>
+              </w:rPr>
+              <w:t>endif</w:t>
+            </w:r>
+            <w:proofErr w:type="spellEnd"/>
+            <w:r>
+              <w:rPr>
+                <w:rFonts w:ascii="Consolas" w:hAnsi="Consolas" w:cs="Arial"/>
+                <w:color w:val="00B050"/>
+                <w:sz w:val="18"/>
+                <w:szCs w:val="18"/>
+              </w:rPr>
+              <w:t xml:space="preserve"> %}</w:t>
             </w:r>
           </w:p>
           <w:p>
             <w:pPr>
-              <w:ind w:left="357"/>
               <w:rPr>
                 <w:rFonts w:ascii="Consolas" w:hAnsi="Consolas" w:cs="Arial"/>
                 <w:color w:val="00B050"/>
@@ -3224,25 +3439,7 @@
                 <w:sz w:val="18"/>
                 <w:szCs w:val="18"/>
               </w:rPr>
-              <w:t>{%</w:t>
-            </w:r>
-            <w:r>
-              <w:rPr>
-                <w:rFonts w:ascii="Consolas" w:hAnsi="Consolas" w:cs="Arial"/>
-                <w:color w:val="00B050"/>
-                <w:sz w:val="18"/>
-                <w:szCs w:val="18"/>
-              </w:rPr>
-              <w:t>p</w:t>
-            </w:r>
-            <w:r>
-              <w:rPr>
-                <w:rFonts w:ascii="Consolas" w:hAnsi="Consolas" w:cs="Arial"/>
-                <w:color w:val="00B050"/>
-                <w:sz w:val="18"/>
-                <w:szCs w:val="18"/>
-              </w:rPr>
-              <w:t xml:space="preserve"> </w:t>
+              <w:t xml:space="preserve">{%p </w:t>
             </w:r>
             <w:proofErr w:type="spellStart"/>
             <w:r>
@@ -3252,7 +3449,7 @@
                 <w:sz w:val="18"/>
                 <w:szCs w:val="18"/>
               </w:rPr>
-              <w:t>else</w:t>
+              <w:t>endfor</w:t>
             </w:r>
             <w:proofErr w:type="spellEnd"/>
             <w:r>
@@ -3263,45 +3460,12 @@
                 <w:szCs w:val="18"/>
               </w:rPr>
               <w:t xml:space="preserve"> %}</w:t>
-            </w:r>
-          </w:p>
-          <w:p>
-            <w:proofErr w:type="gramStart"/>
-            <w:r>
-              <w:rPr>
-                <w:rStyle w:val="PlatzhalterZchn"/>
-              </w:rPr>
-              <w:t>{{ G.NAME</w:t>
-            </w:r>
-            <w:proofErr w:type="gramEnd"/>
-            <w:r>
-              <w:rPr>
-                <w:rStyle w:val="PlatzhalterZchn"/>
-              </w:rPr>
-              <w:t xml:space="preserve"> }}</w:t>
-            </w:r>
-            <w:r>
-              <w:t xml:space="preserve">, </w:t>
-            </w:r>
-            <w:proofErr w:type="gramStart"/>
-            <w:r>
-              <w:rPr>
-                <w:rStyle w:val="PlatzhalterZchn"/>
-              </w:rPr>
-              <w:t>{{ G.ADRESSE</w:t>
-            </w:r>
-            <w:proofErr w:type="gramEnd"/>
-            <w:r>
-              <w:rPr>
-                <w:rStyle w:val="PlatzhalterZchn"/>
-              </w:rPr>
-              <w:t xml:space="preserve"> }}</w:t>
             </w:r>
           </w:p>
           <w:p>
             <w:pPr>
               <w:rPr>
-                <w:rFonts w:ascii="Consolas" w:hAnsi="Consolas" w:cs="Arial"/>
+                <w:rFonts w:ascii="Consolas" w:hAnsi="Consolas"/>
                 <w:color w:val="00B050"/>
                 <w:sz w:val="18"/>
                 <w:szCs w:val="18"/>
@@ -3324,419 +3488,137 @@
                 <w:sz w:val="18"/>
                 <w:szCs w:val="18"/>
               </w:rPr>
+              <w:t>el</w:t>
+            </w:r>
+            <w:r>
+              <w:rPr>
+                <w:rFonts w:ascii="Consolas" w:hAnsi="Consolas"/>
+                <w:color w:val="00B050"/>
+                <w:sz w:val="18"/>
+                <w:szCs w:val="18"/>
+              </w:rPr>
               <w:t>if</w:t>
             </w:r>
             <w:proofErr w:type="spellEnd"/>
             <w:r>
               <w:rPr>
-                <w:rFonts w:ascii="Consolas" w:hAnsi="Consolas" w:cs="Arial"/>
-                <w:color w:val="00B050"/>
-                <w:sz w:val="18"/>
-                <w:szCs w:val="18"/>
-              </w:rPr>
-              <w:t xml:space="preserve"> G.VERTRETER_NAME %}</w:t>
+                <w:rFonts w:ascii="Consolas" w:hAnsi="Consolas"/>
+                <w:color w:val="00B050"/>
+                <w:sz w:val="18"/>
+                <w:szCs w:val="18"/>
+              </w:rPr>
+              <w:t xml:space="preserve"> </w:t>
+            </w:r>
+            <w:r>
+              <w:rPr>
+                <w:rFonts w:ascii="Consolas" w:hAnsi="Consolas"/>
+                <w:color w:val="00B050"/>
+                <w:sz w:val="18"/>
+                <w:szCs w:val="18"/>
+              </w:rPr>
+              <w:t>GESUCHSTELLER</w:t>
+            </w:r>
+            <w:r>
+              <w:rPr>
+                <w:rFonts w:ascii="Consolas" w:hAnsi="Consolas"/>
+                <w:color w:val="00B050"/>
+                <w:sz w:val="18"/>
+                <w:szCs w:val="18"/>
+              </w:rPr>
+              <w:t>_ANREDE == "Herr" %}</w:t>
+            </w:r>
+          </w:p>
+          <w:p>
+            <w:r>
+              <w:t>Gesuchsteller (Bauherrschaft)</w:t>
             </w:r>
           </w:p>
           <w:p>
             <w:pPr>
-              <w:ind w:left="37"/>
+              <w:rPr>
+                <w:rFonts w:ascii="Consolas" w:hAnsi="Consolas"/>
+                <w:color w:val="00B050"/>
+                <w:sz w:val="18"/>
+                <w:szCs w:val="18"/>
+              </w:rPr>
             </w:pPr>
             <w:r>
-              <w:t>vertreten durch</w:t>
+              <w:rPr>
+                <w:rFonts w:ascii="Consolas" w:hAnsi="Consolas"/>
+                <w:color w:val="00B050"/>
+                <w:sz w:val="18"/>
+                <w:szCs w:val="18"/>
+              </w:rPr>
+              <w:t xml:space="preserve">{%p </w:t>
+            </w:r>
+            <w:proofErr w:type="spellStart"/>
+            <w:r>
+              <w:rPr>
+                <w:rFonts w:ascii="Consolas" w:hAnsi="Consolas"/>
+                <w:color w:val="00B050"/>
+                <w:sz w:val="18"/>
+                <w:szCs w:val="18"/>
+              </w:rPr>
+              <w:t>elif</w:t>
+            </w:r>
+            <w:proofErr w:type="spellEnd"/>
+            <w:r>
+              <w:rPr>
+                <w:rFonts w:ascii="Consolas" w:hAnsi="Consolas"/>
+                <w:color w:val="00B050"/>
+                <w:sz w:val="18"/>
+                <w:szCs w:val="18"/>
+              </w:rPr>
+              <w:t xml:space="preserve"> GESUCHSTELLER_ANREDE == "Frau" %}</w:t>
+            </w:r>
+          </w:p>
+          <w:p>
+            <w:r>
+              <w:t>Gesuchstellerin (Bauherrschaft)</w:t>
             </w:r>
           </w:p>
           <w:p>
             <w:pPr>
-              <w:ind w:left="37"/>
+              <w:rPr>
+                <w:rFonts w:ascii="Consolas" w:hAnsi="Consolas"/>
+                <w:color w:val="00B050"/>
+                <w:sz w:val="18"/>
+                <w:szCs w:val="18"/>
+              </w:rPr>
             </w:pPr>
-            <w:proofErr w:type="gramStart"/>
-            <w:r>
-              <w:rPr>
-                <w:rStyle w:val="PlatzhalterZchn"/>
-              </w:rPr>
-              <w:t>{{ G.VERTRETER</w:t>
-            </w:r>
-            <w:proofErr w:type="gramEnd"/>
-            <w:r>
-              <w:rPr>
-                <w:rStyle w:val="PlatzhalterZchn"/>
-              </w:rPr>
-              <w:t>_</w:t>
-            </w:r>
-            <w:proofErr w:type="gramStart"/>
-            <w:r>
-              <w:rPr>
-                <w:rStyle w:val="PlatzhalterZchn"/>
-              </w:rPr>
-              <w:t>NAME }</w:t>
-            </w:r>
-            <w:proofErr w:type="gramEnd"/>
-            <w:r>
-              <w:rPr>
-                <w:rStyle w:val="PlatzhalterZchn"/>
-              </w:rPr>
-              <w:t>}</w:t>
-            </w:r>
-            <w:r>
-              <w:t xml:space="preserve">, </w:t>
-            </w:r>
-            <w:proofErr w:type="gramStart"/>
-            <w:r>
-              <w:rPr>
-                <w:rStyle w:val="PlatzhalterZchn"/>
-              </w:rPr>
-              <w:t>{{ G.VERTRETER</w:t>
-            </w:r>
-            <w:proofErr w:type="gramEnd"/>
-            <w:r>
-              <w:rPr>
-                <w:rStyle w:val="PlatzhalterZchn"/>
-              </w:rPr>
-              <w:t>_</w:t>
-            </w:r>
-            <w:proofErr w:type="gramStart"/>
-            <w:r>
-              <w:rPr>
-                <w:rStyle w:val="PlatzhalterZchn"/>
-              </w:rPr>
-              <w:t>ADRESSE }</w:t>
-            </w:r>
-            <w:proofErr w:type="gramEnd"/>
-            <w:r>
-              <w:rPr>
-                <w:rStyle w:val="PlatzhalterZchn"/>
-              </w:rPr>
-              <w:t>}</w:t>
+            <w:r>
+              <w:rPr>
+                <w:rFonts w:ascii="Consolas" w:hAnsi="Consolas"/>
+                <w:color w:val="00B050"/>
+                <w:sz w:val="18"/>
+                <w:szCs w:val="18"/>
+              </w:rPr>
+              <w:t xml:space="preserve">{%p </w:t>
+            </w:r>
+            <w:proofErr w:type="spellStart"/>
+            <w:r>
+              <w:rPr>
+                <w:rFonts w:ascii="Consolas" w:hAnsi="Consolas"/>
+                <w:color w:val="00B050"/>
+                <w:sz w:val="18"/>
+                <w:szCs w:val="18"/>
+              </w:rPr>
+              <w:t>else</w:t>
+            </w:r>
+            <w:proofErr w:type="spellEnd"/>
+            <w:r>
+              <w:rPr>
+                <w:rFonts w:ascii="Consolas" w:hAnsi="Consolas"/>
+                <w:color w:val="00B050"/>
+                <w:sz w:val="18"/>
+                <w:szCs w:val="18"/>
+              </w:rPr>
+              <w:t xml:space="preserve"> %}</w:t>
             </w:r>
           </w:p>
           <w:p>
-            <w:pPr>
-              <w:rPr>
-                <w:rFonts w:ascii="Consolas" w:hAnsi="Consolas" w:cs="Arial"/>
-                <w:color w:val="00B050"/>
-                <w:sz w:val="18"/>
-                <w:szCs w:val="18"/>
-              </w:rPr>
-            </w:pPr>
-            <w:r>
-              <w:rPr>
-                <w:rFonts w:ascii="Consolas" w:hAnsi="Consolas" w:cs="Arial"/>
-                <w:color w:val="00B050"/>
-                <w:sz w:val="18"/>
-                <w:szCs w:val="18"/>
-              </w:rPr>
-              <w:t xml:space="preserve">{%p </w:t>
-            </w:r>
-            <w:proofErr w:type="spellStart"/>
-            <w:r>
-              <w:rPr>
-                <w:rFonts w:ascii="Consolas" w:hAnsi="Consolas" w:cs="Arial"/>
-                <w:color w:val="00B050"/>
-                <w:sz w:val="18"/>
-                <w:szCs w:val="18"/>
-              </w:rPr>
-              <w:t>endif</w:t>
-            </w:r>
-            <w:proofErr w:type="spellEnd"/>
-            <w:r>
-              <w:rPr>
-                <w:rFonts w:ascii="Consolas" w:hAnsi="Consolas" w:cs="Arial"/>
-                <w:color w:val="00B050"/>
-                <w:sz w:val="18"/>
-                <w:szCs w:val="18"/>
-              </w:rPr>
-              <w:t xml:space="preserve"> %}</w:t>
-            </w:r>
-          </w:p>
-          <w:p>
-            <w:pPr>
-              <w:rPr>
-                <w:rFonts w:ascii="Consolas" w:hAnsi="Consolas" w:cs="Arial"/>
-                <w:color w:val="00B050"/>
-                <w:sz w:val="18"/>
-                <w:szCs w:val="18"/>
-              </w:rPr>
-            </w:pPr>
-            <w:r>
-              <w:rPr>
-                <w:rFonts w:ascii="Consolas" w:hAnsi="Consolas" w:cs="Arial"/>
-                <w:color w:val="00B050"/>
-                <w:sz w:val="18"/>
-                <w:szCs w:val="18"/>
-              </w:rPr>
-              <w:t xml:space="preserve">{%p </w:t>
-            </w:r>
-            <w:proofErr w:type="spellStart"/>
-            <w:r>
-              <w:rPr>
-                <w:rFonts w:ascii="Consolas" w:hAnsi="Consolas" w:cs="Arial"/>
-                <w:color w:val="00B050"/>
-                <w:sz w:val="18"/>
-                <w:szCs w:val="18"/>
-              </w:rPr>
-              <w:t>endif</w:t>
-            </w:r>
-            <w:proofErr w:type="spellEnd"/>
-            <w:r>
-              <w:rPr>
-                <w:rFonts w:ascii="Consolas" w:hAnsi="Consolas" w:cs="Arial"/>
-                <w:color w:val="00B050"/>
-                <w:sz w:val="18"/>
-                <w:szCs w:val="18"/>
-              </w:rPr>
-              <w:t xml:space="preserve"> %}</w:t>
-            </w:r>
-          </w:p>
-          <w:p>
-            <w:pPr>
-              <w:rPr>
-                <w:rFonts w:ascii="Consolas" w:hAnsi="Consolas" w:cs="Arial"/>
-                <w:color w:val="00B050"/>
-                <w:sz w:val="18"/>
-                <w:szCs w:val="18"/>
-              </w:rPr>
-            </w:pPr>
-            <w:r>
-              <w:rPr>
-                <w:rFonts w:ascii="Consolas" w:hAnsi="Consolas" w:cs="Arial"/>
-                <w:color w:val="00B050"/>
-                <w:sz w:val="18"/>
-                <w:szCs w:val="18"/>
-              </w:rPr>
-              <w:t xml:space="preserve">{%p </w:t>
-            </w:r>
-            <w:proofErr w:type="spellStart"/>
-            <w:r>
-              <w:rPr>
-                <w:rFonts w:ascii="Consolas" w:hAnsi="Consolas" w:cs="Arial"/>
-                <w:color w:val="00B050"/>
-                <w:sz w:val="18"/>
-                <w:szCs w:val="18"/>
-              </w:rPr>
-              <w:t>endfor</w:t>
-            </w:r>
-            <w:proofErr w:type="spellEnd"/>
-            <w:r>
-              <w:rPr>
-                <w:rFonts w:ascii="Consolas" w:hAnsi="Consolas" w:cs="Arial"/>
-                <w:color w:val="00B050"/>
-                <w:sz w:val="18"/>
-                <w:szCs w:val="18"/>
-              </w:rPr>
-              <w:t xml:space="preserve"> %}</w:t>
-            </w:r>
-          </w:p>
-          <w:p>
-            <w:pPr>
-              <w:rPr>
-                <w:rFonts w:ascii="Consolas" w:hAnsi="Consolas"/>
-                <w:color w:val="00B050"/>
-                <w:sz w:val="18"/>
-                <w:szCs w:val="18"/>
-              </w:rPr>
-            </w:pPr>
-            <w:r>
-              <w:rPr>
-                <w:rFonts w:ascii="Consolas" w:hAnsi="Consolas" w:cs="Arial"/>
-                <w:color w:val="00B050"/>
-                <w:sz w:val="18"/>
-                <w:szCs w:val="18"/>
-              </w:rPr>
-              <w:t xml:space="preserve">{%p </w:t>
-            </w:r>
-            <w:proofErr w:type="spellStart"/>
-            <w:r>
-              <w:rPr>
-                <w:rFonts w:ascii="Consolas" w:hAnsi="Consolas" w:cs="Arial"/>
-                <w:color w:val="00B050"/>
-                <w:sz w:val="18"/>
-                <w:szCs w:val="18"/>
-              </w:rPr>
-              <w:t>el</w:t>
-            </w:r>
-            <w:r>
-              <w:rPr>
-                <w:rFonts w:ascii="Consolas" w:hAnsi="Consolas"/>
-                <w:color w:val="00B050"/>
-                <w:sz w:val="18"/>
-                <w:szCs w:val="18"/>
-              </w:rPr>
-              <w:t>if</w:t>
-            </w:r>
-            <w:proofErr w:type="spellEnd"/>
-            <w:r>
-              <w:rPr>
-                <w:rFonts w:ascii="Consolas" w:hAnsi="Consolas"/>
-                <w:color w:val="00B050"/>
-                <w:sz w:val="18"/>
-                <w:szCs w:val="18"/>
-              </w:rPr>
-              <w:t xml:space="preserve"> </w:t>
-            </w:r>
-            <w:r>
-              <w:rPr>
-                <w:rFonts w:ascii="Consolas" w:hAnsi="Consolas"/>
-                <w:color w:val="00B050"/>
-                <w:sz w:val="18"/>
-                <w:szCs w:val="18"/>
-              </w:rPr>
-              <w:t>GESUCHSTELLER</w:t>
-            </w:r>
-            <w:r>
-              <w:rPr>
-                <w:rFonts w:ascii="Consolas" w:hAnsi="Consolas"/>
-                <w:color w:val="00B050"/>
-                <w:sz w:val="18"/>
-                <w:szCs w:val="18"/>
-              </w:rPr>
-              <w:t>_ANREDE == "Herr" %}</w:t>
-            </w:r>
-          </w:p>
-          <w:p>
-            <w:r>
-              <w:t>Gesuchsteller</w:t>
-            </w:r>
-          </w:p>
-          <w:p>
-            <w:pPr>
-              <w:rPr>
-                <w:rFonts w:ascii="Consolas" w:hAnsi="Consolas"/>
-                <w:color w:val="00B050"/>
-                <w:sz w:val="18"/>
-                <w:szCs w:val="18"/>
-              </w:rPr>
-            </w:pPr>
-            <w:r>
-              <w:rPr>
-                <w:rFonts w:ascii="Consolas" w:hAnsi="Consolas"/>
-                <w:color w:val="00B050"/>
-                <w:sz w:val="18"/>
-                <w:szCs w:val="18"/>
-              </w:rPr>
-              <w:t>{%</w:t>
-            </w:r>
-            <w:r>
-              <w:rPr>
-                <w:rFonts w:ascii="Consolas" w:hAnsi="Consolas"/>
-                <w:color w:val="00B050"/>
-                <w:sz w:val="18"/>
-                <w:szCs w:val="18"/>
-              </w:rPr>
-              <w:t>p</w:t>
-            </w:r>
-            <w:r>
-              <w:rPr>
-                <w:rFonts w:ascii="Consolas" w:hAnsi="Consolas"/>
-                <w:color w:val="00B050"/>
-                <w:sz w:val="18"/>
-                <w:szCs w:val="18"/>
-              </w:rPr>
-              <w:t xml:space="preserve"> </w:t>
-            </w:r>
-            <w:proofErr w:type="spellStart"/>
-            <w:r>
-              <w:rPr>
-                <w:rFonts w:ascii="Consolas" w:hAnsi="Consolas"/>
-                <w:color w:val="00B050"/>
-                <w:sz w:val="18"/>
-                <w:szCs w:val="18"/>
-              </w:rPr>
-              <w:t>elif</w:t>
-            </w:r>
-            <w:proofErr w:type="spellEnd"/>
-            <w:r>
-              <w:rPr>
-                <w:rFonts w:ascii="Consolas" w:hAnsi="Consolas"/>
-                <w:color w:val="00B050"/>
-                <w:sz w:val="18"/>
-                <w:szCs w:val="18"/>
-              </w:rPr>
-              <w:t xml:space="preserve"> </w:t>
-            </w:r>
-            <w:r>
-              <w:rPr>
-                <w:rFonts w:ascii="Consolas" w:hAnsi="Consolas"/>
-                <w:color w:val="00B050"/>
-                <w:sz w:val="18"/>
-                <w:szCs w:val="18"/>
-              </w:rPr>
-              <w:t>GESUCHSTELLER</w:t>
-            </w:r>
-            <w:r>
-              <w:rPr>
-                <w:rFonts w:ascii="Consolas" w:hAnsi="Consolas"/>
-                <w:color w:val="00B050"/>
-                <w:sz w:val="18"/>
-                <w:szCs w:val="18"/>
-              </w:rPr>
-              <w:t>_ANREDE == "Frau" %}</w:t>
-            </w:r>
-          </w:p>
-          <w:p>
-            <w:r>
-              <w:t>Gesuchstellerin</w:t>
-            </w:r>
-          </w:p>
-          <w:p>
-            <w:pPr>
-              <w:rPr>
-                <w:rFonts w:ascii="Consolas" w:hAnsi="Consolas"/>
-                <w:color w:val="00B050"/>
-                <w:sz w:val="18"/>
-                <w:szCs w:val="18"/>
-              </w:rPr>
-            </w:pPr>
-            <w:r>
-              <w:rPr>
-                <w:rFonts w:ascii="Consolas" w:hAnsi="Consolas"/>
-                <w:color w:val="00B050"/>
-                <w:sz w:val="18"/>
-                <w:szCs w:val="18"/>
-              </w:rPr>
-              <w:t>{%</w:t>
-            </w:r>
-            <w:r>
-              <w:rPr>
-                <w:rFonts w:ascii="Consolas" w:hAnsi="Consolas"/>
-                <w:color w:val="00B050"/>
-                <w:sz w:val="18"/>
-                <w:szCs w:val="18"/>
-              </w:rPr>
-              <w:t>p</w:t>
-            </w:r>
-            <w:r>
-              <w:rPr>
-                <w:rFonts w:ascii="Consolas" w:hAnsi="Consolas"/>
-                <w:color w:val="00B050"/>
-                <w:sz w:val="18"/>
-                <w:szCs w:val="18"/>
-              </w:rPr>
-              <w:t xml:space="preserve"> </w:t>
-            </w:r>
-            <w:proofErr w:type="spellStart"/>
-            <w:r>
-              <w:rPr>
-                <w:rFonts w:ascii="Consolas" w:hAnsi="Consolas"/>
-                <w:color w:val="00B050"/>
-                <w:sz w:val="18"/>
-                <w:szCs w:val="18"/>
-              </w:rPr>
-              <w:t>else</w:t>
-            </w:r>
-            <w:proofErr w:type="spellEnd"/>
-            <w:r>
-              <w:rPr>
-                <w:rFonts w:ascii="Consolas" w:hAnsi="Consolas"/>
-                <w:color w:val="00B050"/>
-                <w:sz w:val="18"/>
-                <w:szCs w:val="18"/>
-              </w:rPr>
-              <w:t xml:space="preserve"> %}</w:t>
-            </w:r>
-          </w:p>
-          <w:p>
-            <w:r>
-              <w:t>Gesuchsteller/in</w:t>
+            <w:r>
+              <w:t>Gesuchsteller/in (Bauherrschaft)</w:t>
             </w:r>
           </w:p>
           <w:p>
@@ -3775,12 +3657,10 @@
       <w:tr>
         <w:tc>
           <w:tcPr>
-            <w:tcW w:w="2834" w:type="dxa"/>
-            <w:shd w:val="clear" w:color="auto" w:fill="auto"/>
+            <w:tcW w:w="2835" w:type="dxa"/>
           </w:tcPr>
           <w:p>
             <w:pPr>
-              <w:ind w:left="57"/>
               <w:rPr>
                 <w:rFonts w:cs="Arial"/>
                 <w:b/>
@@ -3797,21 +3677,11 @@
               </w:rPr>
               <w:t>Bauvorhaben</w:t>
             </w:r>
-            <w:r>
-              <w:rPr>
-                <w:rFonts w:cs="Arial"/>
-                <w:b/>
-                <w:bCs/>
-                <w:szCs w:val="22"/>
-              </w:rPr>
-              <w:t>:</w:t>
-            </w:r>
           </w:p>
         </w:tc>
         <w:tc>
           <w:tcPr>
-            <w:tcW w:w="6511" w:type="dxa"/>
-            <w:shd w:val="clear" w:color="auto" w:fill="auto"/>
+            <w:tcW w:w="6804" w:type="dxa"/>
           </w:tcPr>
           <w:p>
             <w:pPr>
@@ -3819,7 +3689,7 @@
             </w:pPr>
             <w:proofErr w:type="gramStart"/>
             <w:r>
-              <w:t>{{ BESCHREIBUNG</w:t>
+              <w:t>{{ KURZBESCHREIBUNG</w:t>
             </w:r>
             <w:proofErr w:type="gramEnd"/>
             <w:r>
@@ -3831,12 +3701,10 @@
       <w:tr>
         <w:tc>
           <w:tcPr>
-            <w:tcW w:w="2834" w:type="dxa"/>
-            <w:shd w:val="clear" w:color="auto" w:fill="auto"/>
+            <w:tcW w:w="2835" w:type="dxa"/>
           </w:tcPr>
           <w:p>
             <w:pPr>
-              <w:ind w:left="57"/>
               <w:rPr>
                 <w:rFonts w:cs="Arial"/>
                 <w:b/>
@@ -3851,14 +3719,14 @@
                 <w:bCs/>
                 <w:szCs w:val="22"/>
               </w:rPr>
-              <w:t>Adresse:</w:t>
+              <w:lastRenderedPageBreak/>
+              <w:t>Adresse</w:t>
             </w:r>
           </w:p>
         </w:tc>
         <w:tc>
           <w:tcPr>
-            <w:tcW w:w="6511" w:type="dxa"/>
-            <w:shd w:val="clear" w:color="auto" w:fill="auto"/>
+            <w:tcW w:w="6804" w:type="dxa"/>
           </w:tcPr>
           <w:p>
             <w:pPr>
@@ -3867,7 +3735,6 @@
                 <w:highlight w:val="green"/>
               </w:rPr>
             </w:pPr>
-            <w:bookmarkStart w:id="1" w:name="_Hlk176878812"/>
             <w:proofErr w:type="gramStart"/>
             <w:r>
               <w:t>{{ ADRESSE</w:t>
@@ -3876,19 +3743,16 @@
             <w:r>
               <w:t xml:space="preserve"> }}</w:t>
             </w:r>
-            <w:bookmarkEnd w:id="1"/>
           </w:p>
         </w:tc>
       </w:tr>
       <w:tr>
         <w:tc>
           <w:tcPr>
-            <w:tcW w:w="2834" w:type="dxa"/>
-            <w:shd w:val="clear" w:color="auto" w:fill="auto"/>
+            <w:tcW w:w="2835" w:type="dxa"/>
           </w:tcPr>
           <w:p>
             <w:pPr>
-              <w:ind w:left="57"/>
               <w:rPr>
                 <w:rFonts w:cs="Arial"/>
                 <w:b/>
@@ -3912,14 +3776,13 @@
                 <w:bCs/>
                 <w:szCs w:val="22"/>
               </w:rPr>
-              <w:t>stücksnummer:</w:t>
+              <w:t>stücksnummer</w:t>
             </w:r>
           </w:p>
         </w:tc>
         <w:tc>
           <w:tcPr>
-            <w:tcW w:w="6511" w:type="dxa"/>
-            <w:shd w:val="clear" w:color="auto" w:fill="auto"/>
+            <w:tcW w:w="6804" w:type="dxa"/>
           </w:tcPr>
           <w:p>
             <w:pPr>
@@ -3942,12 +3805,10 @@
       <w:tr>
         <w:tc>
           <w:tcPr>
-            <w:tcW w:w="2834" w:type="dxa"/>
-            <w:shd w:val="clear" w:color="auto" w:fill="auto"/>
+            <w:tcW w:w="2835" w:type="dxa"/>
           </w:tcPr>
           <w:p>
             <w:pPr>
-              <w:ind w:left="57"/>
               <w:rPr>
                 <w:rFonts w:cs="Arial"/>
                 <w:b/>
@@ -3964,21 +3825,11 @@
               </w:rPr>
               <w:t>Eingereicht am</w:t>
             </w:r>
-            <w:r>
-              <w:rPr>
-                <w:rFonts w:cs="Arial"/>
-                <w:b/>
-                <w:bCs/>
-                <w:szCs w:val="22"/>
-              </w:rPr>
-              <w:t>:</w:t>
-            </w:r>
           </w:p>
         </w:tc>
         <w:tc>
           <w:tcPr>
-            <w:tcW w:w="6511" w:type="dxa"/>
-            <w:shd w:val="clear" w:color="auto" w:fill="auto"/>
+            <w:tcW w:w="6804" w:type="dxa"/>
           </w:tcPr>
           <w:p>
             <w:pPr>
@@ -4713,9 +4564,10 @@
       <w:headerReference w:type="first" r:id="rId10"/>
       <w:footerReference w:type="first" r:id="rId11"/>
       <w:pgSz w:w="11907" w:h="16840"/>
-      <w:pgMar w:top="851" w:right="1134" w:bottom="1021" w:left="1418" w:header="284" w:footer="567" w:gutter="0"/>
+      <w:pgMar w:top="1134" w:right="1134" w:bottom="1134" w:left="1134" w:header="567" w:footer="567" w:gutter="0"/>
       <w:pgNumType w:start="1"/>
       <w:cols w:space="720"/>
+      <w:titlePg/>
       <w:docGrid w:linePitch="299"/>
     </w:sectPr>
   </w:body>
@@ -4743,707 +4595,752 @@
 
 <file path=word/footer1.xml><?xml version="1.0" encoding="utf-8"?>
 <w:ftr xmlns:wpc="http://schemas.microsoft.com/office/word/2010/wordprocessingCanvas" xmlns:cx="http://schemas.microsoft.com/office/drawing/2014/chartex" xmlns:cx1="http://schemas.microsoft.com/office/drawing/2015/9/8/chartex" xmlns:cx2="http://schemas.microsoft.com/office/drawing/2015/10/21/chartex" xmlns:cx3="http://schemas.microsoft.com/office/drawing/2016/5/9/chartex" xmlns:cx4="http://schemas.microsoft.com/office/drawing/2016/5/10/chartex" xmlns:cx5="http://schemas.microsoft.com/office/drawing/2016/5/11/chartex" xmlns:cx6="http://schemas.microsoft.com/office/drawing/2016/5/12/chartex" xmlns:cx7="http://schemas.microsoft.com/office/drawing/2016/5/13/chartex" xmlns:cx8="http://schemas.microsoft.com/office/drawing/2016/5/14/chartex" xmlns:mc="http://schemas.openxmlformats.org/markup-compatibility/2006" xmlns:aink="http://schemas.microsoft.com/office/drawing/2016/ink" xmlns:am3d="http://schemas.microsoft.com/office/drawing/2017/model3d" xmlns:o="urn:schemas-microsoft-com:office:office" xmlns:oel="http://schemas.microsoft.com/office/2019/extlst" xmlns:r="http://schemas.openxmlformats.org/officeDocument/2006/relationships" xmlns:m="http://schemas.openxmlformats.org/officeDocument/2006/math" xmlns:v="urn:schemas-microsoft-com:vml" xmlns:wp14="http://schemas.microsoft.com/office/word/2010/wordprocessingDrawing" xmlns:wp="http://schemas.openxmlformats.org/drawingml/2006/wordprocessingDrawing" xmlns:w10="urn:schemas-microsoft-com:office:word" xmlns:w="http://schemas.openxmlformats.org/wordprocessingml/2006/main" xmlns:w14="http://schemas.microsoft.com/office/word/2010/wordml" xmlns:w15="http://schemas.microsoft.com/office/word/2012/wordml" xmlns:w16cex="http://schemas.microsoft.com/office/word/2018/wordml/cex" xmlns:w16cid="http://schemas.microsoft.com/office/word/2016/wordml/cid" xmlns:w16="http://schemas.microsoft.com/office/word/2018/wordml" xmlns:w16du="http://schemas.microsoft.com/office/word/2023/wordml/word16du" xmlns:w16sdtdh="http://schemas.microsoft.com/office/word/2020/wordml/sdtdatahash" xmlns:w16sdtfl="http://schemas.microsoft.com/office/word/2024/wordml/sdtformatlock" xmlns:w16se="http://schemas.microsoft.com/office/word/2015/wordml/symex" xmlns:wpg="http://schemas.microsoft.com/office/word/2010/wordprocessingGroup" xmlns:wpi="http://schemas.microsoft.com/office/word/2010/wordprocessingInk" xmlns:wne="http://schemas.microsoft.com/office/word/2006/wordml" xmlns:wps="http://schemas.microsoft.com/office/word/2010/wordprocessingShape" mc:Ignorable="w14 w15 w16se w16cid w16 w16cex w16sdtdh w16sdtfl w16du wp14">
+  <w:tbl>
+    <w:tblPr>
+      <w:tblStyle w:val="Tabellenraster"/>
+      <w:tblpPr w:leftFromText="142" w:rightFromText="142" w:vertAnchor="text" w:tblpY="1"/>
+      <w:tblOverlap w:val="never"/>
+      <w:tblW w:w="9639" w:type="dxa"/>
+      <w:tblBorders>
+        <w:top w:val="none" w:sz="0" w:space="0" w:color="auto"/>
+        <w:left w:val="none" w:sz="0" w:space="0" w:color="auto"/>
+        <w:bottom w:val="none" w:sz="0" w:space="0" w:color="auto"/>
+        <w:right w:val="none" w:sz="0" w:space="0" w:color="auto"/>
+        <w:insideH w:val="none" w:sz="0" w:space="0" w:color="auto"/>
+        <w:insideV w:val="none" w:sz="0" w:space="0" w:color="auto"/>
+      </w:tblBorders>
+      <w:tblLayout w:type="fixed"/>
+      <w:tblCellMar>
+        <w:left w:w="0" w:type="dxa"/>
+        <w:right w:w="0" w:type="dxa"/>
+      </w:tblCellMar>
+      <w:tblLook w:val="04A0" w:firstRow="1" w:lastRow="0" w:firstColumn="1" w:lastColumn="0" w:noHBand="0" w:noVBand="1"/>
+    </w:tblPr>
+    <w:tblGrid>
+      <w:gridCol w:w="9078"/>
+      <w:gridCol w:w="561"/>
+    </w:tblGrid>
+    <w:tr>
+      <w:tc>
+        <w:tcPr>
+          <w:tcW w:w="9072" w:type="dxa"/>
+        </w:tcPr>
+        <w:p>
+          <w:pPr>
+            <w:pStyle w:val="Kopfzeile"/>
+            <w:tabs>
+              <w:tab w:val="clear" w:pos="4536"/>
+              <w:tab w:val="clear" w:pos="9072"/>
+            </w:tabs>
+            <w:rPr>
+              <w:rStyle w:val="PlatzhalterZchn"/>
+              <w:sz w:val="18"/>
+              <w:szCs w:val="18"/>
+            </w:rPr>
+          </w:pPr>
+          <w:proofErr w:type="gramStart"/>
+          <w:r>
+            <w:rPr>
+              <w:rStyle w:val="PlatzhalterZchn"/>
+              <w:sz w:val="16"/>
+              <w:szCs w:val="16"/>
+            </w:rPr>
+            <w:t>{{ LEITBEHOERDE</w:t>
+          </w:r>
+          <w:proofErr w:type="gramEnd"/>
+          <w:r>
+            <w:rPr>
+              <w:rStyle w:val="PlatzhalterZchn"/>
+              <w:sz w:val="16"/>
+              <w:szCs w:val="16"/>
+            </w:rPr>
+            <w:t>_</w:t>
+          </w:r>
+          <w:proofErr w:type="gramStart"/>
+          <w:r>
+            <w:rPr>
+              <w:rStyle w:val="PlatzhalterZchn"/>
+              <w:sz w:val="16"/>
+              <w:szCs w:val="16"/>
+            </w:rPr>
+            <w:t>NAME }</w:t>
+          </w:r>
+          <w:proofErr w:type="gramEnd"/>
+          <w:r>
+            <w:rPr>
+              <w:rStyle w:val="PlatzhalterZchn"/>
+              <w:sz w:val="16"/>
+              <w:szCs w:val="16"/>
+            </w:rPr>
+            <w:t>}</w:t>
+          </w:r>
+          <w:r>
+            <w:rPr>
+              <w:sz w:val="16"/>
+              <w:szCs w:val="16"/>
+            </w:rPr>
+            <w:t xml:space="preserve"> | </w:t>
+          </w:r>
+          <w:r>
+            <w:rPr>
+              <w:sz w:val="16"/>
+              <w:szCs w:val="16"/>
+            </w:rPr>
+            <w:t>Baubehörde</w:t>
+          </w:r>
+          <w:r>
+            <w:rPr>
+              <w:sz w:val="16"/>
+              <w:szCs w:val="16"/>
+            </w:rPr>
+            <w:t xml:space="preserve"> | </w:t>
+          </w:r>
+          <w:proofErr w:type="gramStart"/>
+          <w:r>
+            <w:rPr>
+              <w:rStyle w:val="PlatzhalterZchn"/>
+              <w:sz w:val="16"/>
+              <w:szCs w:val="16"/>
+            </w:rPr>
+            <w:t>{{ LEITBEHOERDE</w:t>
+          </w:r>
+          <w:proofErr w:type="gramEnd"/>
+          <w:r>
+            <w:rPr>
+              <w:rStyle w:val="PlatzhalterZchn"/>
+              <w:sz w:val="16"/>
+              <w:szCs w:val="16"/>
+            </w:rPr>
+            <w:t>_ADRESSE_</w:t>
+          </w:r>
+          <w:proofErr w:type="gramStart"/>
+          <w:r>
+            <w:rPr>
+              <w:rStyle w:val="PlatzhalterZchn"/>
+              <w:sz w:val="16"/>
+              <w:szCs w:val="16"/>
+            </w:rPr>
+            <w:t>1 }</w:t>
+          </w:r>
+          <w:proofErr w:type="gramEnd"/>
+          <w:r>
+            <w:rPr>
+              <w:rStyle w:val="PlatzhalterZchn"/>
+              <w:sz w:val="16"/>
+              <w:szCs w:val="16"/>
+            </w:rPr>
+            <w:t>}</w:t>
+          </w:r>
+          <w:r>
+            <w:rPr>
+              <w:sz w:val="16"/>
+              <w:szCs w:val="16"/>
+            </w:rPr>
+            <w:t xml:space="preserve"> | </w:t>
+          </w:r>
+          <w:proofErr w:type="gramStart"/>
+          <w:r>
+            <w:rPr>
+              <w:rStyle w:val="PlatzhalterZchn"/>
+              <w:sz w:val="16"/>
+              <w:szCs w:val="16"/>
+            </w:rPr>
+            <w:t>{{ LEITBEHOERDE</w:t>
+          </w:r>
+          <w:proofErr w:type="gramEnd"/>
+          <w:r>
+            <w:rPr>
+              <w:rStyle w:val="PlatzhalterZchn"/>
+              <w:sz w:val="16"/>
+              <w:szCs w:val="16"/>
+            </w:rPr>
+            <w:t>_ADRESSE_</w:t>
+          </w:r>
+          <w:proofErr w:type="gramStart"/>
+          <w:r>
+            <w:rPr>
+              <w:rStyle w:val="PlatzhalterZchn"/>
+              <w:sz w:val="16"/>
+              <w:szCs w:val="16"/>
+            </w:rPr>
+            <w:t>2 }</w:t>
+          </w:r>
+          <w:proofErr w:type="gramEnd"/>
+          <w:r>
+            <w:rPr>
+              <w:rStyle w:val="PlatzhalterZchn"/>
+              <w:sz w:val="16"/>
+              <w:szCs w:val="16"/>
+            </w:rPr>
+            <w:t>}</w:t>
+          </w:r>
+          <w:r>
+            <w:rPr>
+              <w:sz w:val="16"/>
+              <w:szCs w:val="16"/>
+            </w:rPr>
+            <w:t xml:space="preserve"> | </w:t>
+          </w:r>
+          <w:proofErr w:type="gramStart"/>
+          <w:r>
+            <w:rPr>
+              <w:rStyle w:val="PlatzhalterZchn"/>
+              <w:sz w:val="16"/>
+              <w:szCs w:val="16"/>
+            </w:rPr>
+            <w:t>{{ LEITBEHOERDE</w:t>
+          </w:r>
+          <w:proofErr w:type="gramEnd"/>
+          <w:r>
+            <w:rPr>
+              <w:rStyle w:val="PlatzhalterZchn"/>
+              <w:sz w:val="16"/>
+              <w:szCs w:val="16"/>
+            </w:rPr>
+            <w:t>_</w:t>
+          </w:r>
+          <w:proofErr w:type="gramStart"/>
+          <w:r>
+            <w:rPr>
+              <w:rStyle w:val="PlatzhalterZchn"/>
+              <w:sz w:val="16"/>
+              <w:szCs w:val="16"/>
+            </w:rPr>
+            <w:t>TELEFON }</w:t>
+          </w:r>
+          <w:proofErr w:type="gramEnd"/>
+          <w:r>
+            <w:rPr>
+              <w:rStyle w:val="PlatzhalterZchn"/>
+              <w:sz w:val="16"/>
+              <w:szCs w:val="16"/>
+            </w:rPr>
+            <w:t>}</w:t>
+          </w:r>
+          <w:r>
+            <w:rPr>
+              <w:sz w:val="16"/>
+              <w:szCs w:val="16"/>
+            </w:rPr>
+            <w:t xml:space="preserve"> | </w:t>
+          </w:r>
+          <w:proofErr w:type="gramStart"/>
+          <w:r>
+            <w:rPr>
+              <w:rStyle w:val="PlatzhalterZchn"/>
+              <w:sz w:val="16"/>
+              <w:szCs w:val="16"/>
+            </w:rPr>
+            <w:t>{{ LEITBEHOERDE</w:t>
+          </w:r>
+          <w:proofErr w:type="gramEnd"/>
+          <w:r>
+            <w:rPr>
+              <w:rStyle w:val="PlatzhalterZchn"/>
+              <w:sz w:val="16"/>
+              <w:szCs w:val="16"/>
+            </w:rPr>
+            <w:t>_</w:t>
+          </w:r>
+          <w:proofErr w:type="gramStart"/>
+          <w:r>
+            <w:rPr>
+              <w:rStyle w:val="PlatzhalterZchn"/>
+              <w:sz w:val="16"/>
+              <w:szCs w:val="16"/>
+            </w:rPr>
+            <w:t>EMAIL</w:t>
+          </w:r>
+          <w:proofErr w:type="gramEnd"/>
+          <w:r>
+            <w:rPr>
+              <w:rStyle w:val="PlatzhalterZchn"/>
+              <w:sz w:val="16"/>
+              <w:szCs w:val="16"/>
+            </w:rPr>
+            <w:t xml:space="preserve"> }}</w:t>
+          </w:r>
+        </w:p>
+      </w:tc>
+      <w:tc>
+        <w:tcPr>
+          <w:tcW w:w="561" w:type="dxa"/>
+          <w:vAlign w:val="bottom"/>
+        </w:tcPr>
+        <w:p>
+          <w:pPr>
+            <w:jc w:val="right"/>
+            <w:rPr>
+              <w:rStyle w:val="PlatzhalterZchn"/>
+              <w:sz w:val="16"/>
+              <w:szCs w:val="16"/>
+            </w:rPr>
+          </w:pPr>
+          <w:r>
+            <w:rPr>
+              <w:sz w:val="16"/>
+              <w:szCs w:val="16"/>
+            </w:rPr>
+            <w:fldChar w:fldCharType="begin"/>
+          </w:r>
+          <w:r>
+            <w:rPr>
+              <w:sz w:val="16"/>
+              <w:szCs w:val="16"/>
+            </w:rPr>
+            <w:instrText xml:space="preserve"> PAGE  \* Arabic  \* MERGEFORMAT </w:instrText>
+          </w:r>
+          <w:r>
+            <w:rPr>
+              <w:sz w:val="16"/>
+              <w:szCs w:val="16"/>
+            </w:rPr>
+            <w:fldChar w:fldCharType="separate"/>
+          </w:r>
+          <w:r>
+            <w:rPr>
+              <w:sz w:val="16"/>
+              <w:szCs w:val="16"/>
+            </w:rPr>
+            <w:t>1</w:t>
+          </w:r>
+          <w:r>
+            <w:rPr>
+              <w:sz w:val="16"/>
+              <w:szCs w:val="16"/>
+            </w:rPr>
+            <w:fldChar w:fldCharType="end"/>
+          </w:r>
+          <w:r>
+            <w:rPr>
+              <w:sz w:val="16"/>
+              <w:szCs w:val="16"/>
+            </w:rPr>
+            <w:t>/</w:t>
+          </w:r>
+          <w:r>
+            <w:rPr>
+              <w:sz w:val="16"/>
+              <w:szCs w:val="16"/>
+            </w:rPr>
+            <w:fldChar w:fldCharType="begin"/>
+          </w:r>
+          <w:r>
+            <w:rPr>
+              <w:sz w:val="16"/>
+              <w:szCs w:val="16"/>
+            </w:rPr>
+            <w:instrText xml:space="preserve"> NUMPAGES  \* Arabic  \* MERGEFORMAT </w:instrText>
+          </w:r>
+          <w:r>
+            <w:rPr>
+              <w:sz w:val="16"/>
+              <w:szCs w:val="16"/>
+            </w:rPr>
+            <w:fldChar w:fldCharType="separate"/>
+          </w:r>
+          <w:r>
+            <w:rPr>
+              <w:sz w:val="16"/>
+              <w:szCs w:val="16"/>
+            </w:rPr>
+            <w:t>8</w:t>
+          </w:r>
+          <w:r>
+            <w:rPr>
+              <w:sz w:val="16"/>
+              <w:szCs w:val="16"/>
+            </w:rPr>
+            <w:fldChar w:fldCharType="end"/>
+          </w:r>
+        </w:p>
+      </w:tc>
+    </w:tr>
+  </w:tbl>
   <w:p>
     <w:pPr>
-      <w:tabs>
-        <w:tab w:val="right" w:pos="9355"/>
-      </w:tabs>
-      <w:spacing w:before="240"/>
+      <w:pStyle w:val="Fuzeile"/>
       <w:rPr>
-        <w:rStyle w:val="PlatzhalterZchn"/>
-        <w:sz w:val="16"/>
-        <w:szCs w:val="16"/>
+        <w:sz w:val="2"/>
+        <w:szCs w:val="2"/>
       </w:rPr>
     </w:pPr>
-    <w:proofErr w:type="gramStart"/>
-    <w:r>
-      <w:rPr>
-        <w:rStyle w:val="PlatzhalterZchn"/>
-        <w:sz w:val="16"/>
-        <w:szCs w:val="16"/>
-      </w:rPr>
-      <w:t>{{ LEITBEHOERDE</w:t>
-    </w:r>
-    <w:proofErr w:type="gramEnd"/>
-    <w:r>
-      <w:rPr>
-        <w:rStyle w:val="PlatzhalterZchn"/>
-        <w:sz w:val="16"/>
-        <w:szCs w:val="16"/>
-      </w:rPr>
-      <w:t>_</w:t>
-    </w:r>
-    <w:proofErr w:type="gramStart"/>
-    <w:r>
-      <w:rPr>
-        <w:rStyle w:val="PlatzhalterZchn"/>
-        <w:sz w:val="16"/>
-        <w:szCs w:val="16"/>
-      </w:rPr>
-      <w:t>NAME }</w:t>
-    </w:r>
-    <w:proofErr w:type="gramEnd"/>
-    <w:r>
-      <w:rPr>
-        <w:rStyle w:val="PlatzhalterZchn"/>
-        <w:sz w:val="16"/>
-        <w:szCs w:val="16"/>
-      </w:rPr>
-      <w:t>}</w:t>
-    </w:r>
-    <w:r>
-      <w:rPr>
-        <w:sz w:val="16"/>
-        <w:szCs w:val="16"/>
-      </w:rPr>
-      <w:t xml:space="preserve"> | </w:t>
-    </w:r>
-    <w:sdt>
-      <w:sdtPr>
-        <w:rPr>
-          <w:sz w:val="16"/>
-          <w:szCs w:val="16"/>
-        </w:rPr>
-        <w:id w:val="-548303109"/>
-        <w:placeholder>
-          <w:docPart w:val="F881FAFA89AA4A4CB8F18BBB0DA76F55"/>
-        </w:placeholder>
-        <w:showingPlcHdr/>
-      </w:sdtPr>
-      <w:sdtEndPr/>
-      <w:sdtContent>
-        <w:r>
-          <w:rPr>
-            <w:rStyle w:val="Platzhaltertext"/>
-            <w:rFonts w:eastAsiaTheme="minorHAnsi"/>
-            <w:color w:val="auto"/>
-            <w:sz w:val="16"/>
-            <w:szCs w:val="16"/>
-            <w:shd w:val="clear" w:color="auto" w:fill="FBE4D5" w:themeFill="accent2" w:themeFillTint="33"/>
-          </w:rPr>
-          <w:t>Baubehörde eingeben</w:t>
-        </w:r>
-      </w:sdtContent>
-    </w:sdt>
-    <w:r>
-      <w:rPr>
-        <w:sz w:val="16"/>
-        <w:szCs w:val="16"/>
-      </w:rPr>
-      <w:t xml:space="preserve"> </w:t>
-    </w:r>
-    <w:r>
-      <w:rPr>
-        <w:sz w:val="16"/>
-        <w:szCs w:val="16"/>
-      </w:rPr>
-      <w:t xml:space="preserve">| </w:t>
-    </w:r>
-    <w:proofErr w:type="gramStart"/>
-    <w:r>
-      <w:rPr>
-        <w:rStyle w:val="PlatzhalterZchn"/>
-        <w:sz w:val="16"/>
-        <w:szCs w:val="16"/>
-      </w:rPr>
-      <w:t>{{ LEITBEHOERDE</w:t>
-    </w:r>
-    <w:proofErr w:type="gramEnd"/>
-    <w:r>
-      <w:rPr>
-        <w:rStyle w:val="PlatzhalterZchn"/>
-        <w:sz w:val="16"/>
-        <w:szCs w:val="16"/>
-      </w:rPr>
-      <w:t>_ADRESSE_</w:t>
-    </w:r>
-    <w:proofErr w:type="gramStart"/>
-    <w:r>
-      <w:rPr>
-        <w:rStyle w:val="PlatzhalterZchn"/>
-        <w:sz w:val="16"/>
-        <w:szCs w:val="16"/>
-      </w:rPr>
-      <w:t>1 }</w:t>
-    </w:r>
-    <w:proofErr w:type="gramEnd"/>
-    <w:r>
-      <w:rPr>
-        <w:rStyle w:val="PlatzhalterZchn"/>
-        <w:sz w:val="16"/>
-        <w:szCs w:val="16"/>
-      </w:rPr>
-      <w:t>}</w:t>
-    </w:r>
-    <w:r>
-      <w:rPr>
-        <w:sz w:val="16"/>
-        <w:szCs w:val="16"/>
-      </w:rPr>
-      <w:t xml:space="preserve"> | </w:t>
-    </w:r>
-    <w:proofErr w:type="gramStart"/>
-    <w:r>
-      <w:rPr>
-        <w:rStyle w:val="PlatzhalterZchn"/>
-        <w:sz w:val="16"/>
-        <w:szCs w:val="16"/>
-      </w:rPr>
-      <w:t>{{ LEITBEHOERDE</w:t>
-    </w:r>
-    <w:proofErr w:type="gramEnd"/>
-    <w:r>
-      <w:rPr>
-        <w:rStyle w:val="PlatzhalterZchn"/>
-        <w:sz w:val="16"/>
-        <w:szCs w:val="16"/>
-      </w:rPr>
-      <w:t>_ADRESSE_</w:t>
-    </w:r>
-    <w:proofErr w:type="gramStart"/>
-    <w:r>
-      <w:rPr>
-        <w:rStyle w:val="PlatzhalterZchn"/>
-        <w:sz w:val="16"/>
-        <w:szCs w:val="16"/>
-      </w:rPr>
-      <w:t>2 }</w:t>
-    </w:r>
-    <w:proofErr w:type="gramEnd"/>
-    <w:r>
-      <w:rPr>
-        <w:rStyle w:val="PlatzhalterZchn"/>
-        <w:sz w:val="16"/>
-        <w:szCs w:val="16"/>
-      </w:rPr>
-      <w:t>}</w:t>
-    </w:r>
-    <w:r>
-      <w:rPr>
-        <w:sz w:val="16"/>
-        <w:szCs w:val="16"/>
-      </w:rPr>
-      <w:t xml:space="preserve"> | </w:t>
-    </w:r>
-    <w:proofErr w:type="gramStart"/>
-    <w:r>
-      <w:rPr>
-        <w:rStyle w:val="PlatzhalterZchn"/>
-        <w:sz w:val="16"/>
-        <w:szCs w:val="16"/>
-      </w:rPr>
-      <w:t>{{ LEITBEHOERDE</w:t>
-    </w:r>
-    <w:proofErr w:type="gramEnd"/>
-    <w:r>
-      <w:rPr>
-        <w:rStyle w:val="PlatzhalterZchn"/>
-        <w:sz w:val="16"/>
-        <w:szCs w:val="16"/>
-      </w:rPr>
-      <w:t>_</w:t>
-    </w:r>
-    <w:proofErr w:type="gramStart"/>
-    <w:r>
-      <w:rPr>
-        <w:rStyle w:val="PlatzhalterZchn"/>
-        <w:sz w:val="16"/>
-        <w:szCs w:val="16"/>
-      </w:rPr>
-      <w:t>TELEFON }</w:t>
-    </w:r>
-    <w:proofErr w:type="gramEnd"/>
-    <w:r>
-      <w:rPr>
-        <w:rStyle w:val="PlatzhalterZchn"/>
-        <w:sz w:val="16"/>
-        <w:szCs w:val="16"/>
-      </w:rPr>
-      <w:t>}</w:t>
-    </w:r>
-    <w:r>
-      <w:rPr>
-        <w:sz w:val="16"/>
-        <w:szCs w:val="16"/>
-      </w:rPr>
-      <w:t xml:space="preserve"> | </w:t>
-    </w:r>
-    <w:proofErr w:type="gramStart"/>
-    <w:r>
-      <w:rPr>
-        <w:rStyle w:val="PlatzhalterZchn"/>
-        <w:sz w:val="16"/>
-        <w:szCs w:val="16"/>
-      </w:rPr>
-      <w:t>{{ LEITBEHOERDE</w:t>
-    </w:r>
-    <w:proofErr w:type="gramEnd"/>
-    <w:r>
-      <w:rPr>
-        <w:rStyle w:val="PlatzhalterZchn"/>
-        <w:sz w:val="16"/>
-        <w:szCs w:val="16"/>
-      </w:rPr>
-      <w:t>_</w:t>
-    </w:r>
-    <w:proofErr w:type="gramStart"/>
-    <w:r>
-      <w:rPr>
-        <w:rStyle w:val="PlatzhalterZchn"/>
-        <w:sz w:val="16"/>
-        <w:szCs w:val="16"/>
-      </w:rPr>
-      <w:t>EMAIL }</w:t>
-    </w:r>
-    <w:proofErr w:type="gramEnd"/>
-    <w:r>
-      <w:rPr>
-        <w:rStyle w:val="PlatzhalterZchn"/>
-        <w:sz w:val="16"/>
-        <w:szCs w:val="16"/>
-      </w:rPr>
-      <w:t>}</w:t>
-    </w:r>
-  </w:p>
-  <w:p>
-    <w:pPr>
-      <w:tabs>
-        <w:tab w:val="right" w:pos="9355"/>
-      </w:tabs>
-      <w:spacing w:before="120"/>
-      <w:rPr>
-        <w:sz w:val="16"/>
-      </w:rPr>
-    </w:pPr>
-    <w:r>
-      <w:rPr>
-        <w:sz w:val="16"/>
-      </w:rPr>
-      <w:tab/>
-    </w:r>
-    <w:r>
-      <w:rPr>
-        <w:sz w:val="16"/>
-      </w:rPr>
-      <w:fldChar w:fldCharType="begin"/>
-    </w:r>
-    <w:r>
-      <w:rPr>
-        <w:sz w:val="16"/>
-      </w:rPr>
-      <w:instrText xml:space="preserve"> </w:instrText>
-    </w:r>
-    <w:r>
-      <w:rPr>
-        <w:sz w:val="16"/>
-      </w:rPr>
-      <w:instrText>PAGE</w:instrText>
-    </w:r>
-    <w:r>
-      <w:rPr>
-        <w:sz w:val="16"/>
-      </w:rPr>
-      <w:instrText xml:space="preserve">  \* Arabic  \* MERGEFORMAT </w:instrText>
-    </w:r>
-    <w:r>
-      <w:rPr>
-        <w:sz w:val="16"/>
-      </w:rPr>
-      <w:fldChar w:fldCharType="separate"/>
-    </w:r>
-    <w:r>
-      <w:rPr>
-        <w:sz w:val="16"/>
-      </w:rPr>
-      <w:t>2</w:t>
-    </w:r>
-    <w:r>
-      <w:rPr>
-        <w:sz w:val="16"/>
-      </w:rPr>
-      <w:fldChar w:fldCharType="end"/>
-    </w:r>
-    <w:r>
-      <w:rPr>
-        <w:sz w:val="16"/>
-      </w:rPr>
-      <w:t>/</w:t>
-    </w:r>
-    <w:r>
-      <w:rPr>
-        <w:sz w:val="16"/>
-      </w:rPr>
-      <w:fldChar w:fldCharType="begin"/>
-    </w:r>
-    <w:r>
-      <w:rPr>
-        <w:sz w:val="16"/>
-      </w:rPr>
-      <w:instrText xml:space="preserve"> </w:instrText>
-    </w:r>
-    <w:r>
-      <w:rPr>
-        <w:sz w:val="16"/>
-      </w:rPr>
-      <w:instrText>NUMPAGES</w:instrText>
-    </w:r>
-    <w:r>
-      <w:rPr>
-        <w:sz w:val="16"/>
-      </w:rPr>
-      <w:instrText xml:space="preserve">  \* Arabic  \* MERGEFORMAT </w:instrText>
-    </w:r>
-    <w:r>
-      <w:rPr>
-        <w:sz w:val="16"/>
-      </w:rPr>
-      <w:fldChar w:fldCharType="separate"/>
-    </w:r>
-    <w:r>
-      <w:rPr>
-        <w:sz w:val="16"/>
-      </w:rPr>
-      <w:t>3</w:t>
-    </w:r>
-    <w:r>
-      <w:rPr>
-        <w:sz w:val="16"/>
-      </w:rPr>
-      <w:fldChar w:fldCharType="end"/>
-    </w:r>
   </w:p>
 </w:ftr>
 </file>
 
 <file path=word/footer2.xml><?xml version="1.0" encoding="utf-8"?>
 <w:ftr xmlns:wpc="http://schemas.microsoft.com/office/word/2010/wordprocessingCanvas" xmlns:cx="http://schemas.microsoft.com/office/drawing/2014/chartex" xmlns:cx1="http://schemas.microsoft.com/office/drawing/2015/9/8/chartex" xmlns:cx2="http://schemas.microsoft.com/office/drawing/2015/10/21/chartex" xmlns:cx3="http://schemas.microsoft.com/office/drawing/2016/5/9/chartex" xmlns:cx4="http://schemas.microsoft.com/office/drawing/2016/5/10/chartex" xmlns:cx5="http://schemas.microsoft.com/office/drawing/2016/5/11/chartex" xmlns:cx6="http://schemas.microsoft.com/office/drawing/2016/5/12/chartex" xmlns:cx7="http://schemas.microsoft.com/office/drawing/2016/5/13/chartex" xmlns:cx8="http://schemas.microsoft.com/office/drawing/2016/5/14/chartex" xmlns:mc="http://schemas.openxmlformats.org/markup-compatibility/2006" xmlns:aink="http://schemas.microsoft.com/office/drawing/2016/ink" xmlns:am3d="http://schemas.microsoft.com/office/drawing/2017/model3d" xmlns:o="urn:schemas-microsoft-com:office:office" xmlns:oel="http://schemas.microsoft.com/office/2019/extlst" xmlns:r="http://schemas.openxmlformats.org/officeDocument/2006/relationships" xmlns:m="http://schemas.openxmlformats.org/officeDocument/2006/math" xmlns:v="urn:schemas-microsoft-com:vml" xmlns:wp14="http://schemas.microsoft.com/office/word/2010/wordprocessingDrawing" xmlns:wp="http://schemas.openxmlformats.org/drawingml/2006/wordprocessingDrawing" xmlns:w10="urn:schemas-microsoft-com:office:word" xmlns:w="http://schemas.openxmlformats.org/wordprocessingml/2006/main" xmlns:w14="http://schemas.microsoft.com/office/word/2010/wordml" xmlns:w15="http://schemas.microsoft.com/office/word/2012/wordml" xmlns:w16cex="http://schemas.microsoft.com/office/word/2018/wordml/cex" xmlns:w16cid="http://schemas.microsoft.com/office/word/2016/wordml/cid" xmlns:w16="http://schemas.microsoft.com/office/word/2018/wordml" xmlns:w16du="http://schemas.microsoft.com/office/word/2023/wordml/word16du" xmlns:w16sdtdh="http://schemas.microsoft.com/office/word/2020/wordml/sdtdatahash" xmlns:w16sdtfl="http://schemas.microsoft.com/office/word/2024/wordml/sdtformatlock" xmlns:w16se="http://schemas.microsoft.com/office/word/2015/wordml/symex" xmlns:wpg="http://schemas.microsoft.com/office/word/2010/wordprocessingGroup" xmlns:wpi="http://schemas.microsoft.com/office/word/2010/wordprocessingInk" xmlns:wne="http://schemas.microsoft.com/office/word/2006/wordml" xmlns:wps="http://schemas.microsoft.com/office/word/2010/wordprocessingShape" mc:Ignorable="w14 w15 w16se w16cid w16 w16cex w16sdtdh w16sdtfl w16du wp14">
+  <w:tbl>
+    <w:tblPr>
+      <w:tblStyle w:val="Tabellenraster"/>
+      <w:tblpPr w:leftFromText="142" w:rightFromText="142" w:vertAnchor="text" w:tblpY="1"/>
+      <w:tblOverlap w:val="never"/>
+      <w:tblW w:w="9639" w:type="dxa"/>
+      <w:tblBorders>
+        <w:top w:val="none" w:sz="0" w:space="0" w:color="auto"/>
+        <w:left w:val="none" w:sz="0" w:space="0" w:color="auto"/>
+        <w:bottom w:val="none" w:sz="0" w:space="0" w:color="auto"/>
+        <w:right w:val="none" w:sz="0" w:space="0" w:color="auto"/>
+        <w:insideH w:val="none" w:sz="0" w:space="0" w:color="auto"/>
+        <w:insideV w:val="none" w:sz="0" w:space="0" w:color="auto"/>
+      </w:tblBorders>
+      <w:tblLayout w:type="fixed"/>
+      <w:tblCellMar>
+        <w:left w:w="0" w:type="dxa"/>
+        <w:right w:w="0" w:type="dxa"/>
+      </w:tblCellMar>
+      <w:tblLook w:val="04A0" w:firstRow="1" w:lastRow="0" w:firstColumn="1" w:lastColumn="0" w:noHBand="0" w:noVBand="1"/>
+    </w:tblPr>
+    <w:tblGrid>
+      <w:gridCol w:w="9078"/>
+      <w:gridCol w:w="561"/>
+    </w:tblGrid>
+    <w:tr>
+      <w:tc>
+        <w:tcPr>
+          <w:tcW w:w="9072" w:type="dxa"/>
+        </w:tcPr>
+        <w:p>
+          <w:pPr>
+            <w:pStyle w:val="Kopfzeile"/>
+            <w:tabs>
+              <w:tab w:val="clear" w:pos="4536"/>
+              <w:tab w:val="clear" w:pos="9072"/>
+            </w:tabs>
+            <w:rPr>
+              <w:rStyle w:val="PlatzhalterZchn"/>
+              <w:sz w:val="18"/>
+              <w:szCs w:val="18"/>
+            </w:rPr>
+          </w:pPr>
+          <w:proofErr w:type="gramStart"/>
+          <w:r>
+            <w:rPr>
+              <w:rStyle w:val="PlatzhalterZchn"/>
+              <w:sz w:val="16"/>
+              <w:szCs w:val="16"/>
+            </w:rPr>
+            <w:t>{{ LEITBEHOERDE</w:t>
+          </w:r>
+          <w:proofErr w:type="gramEnd"/>
+          <w:r>
+            <w:rPr>
+              <w:rStyle w:val="PlatzhalterZchn"/>
+              <w:sz w:val="16"/>
+              <w:szCs w:val="16"/>
+            </w:rPr>
+            <w:t>_</w:t>
+          </w:r>
+          <w:proofErr w:type="gramStart"/>
+          <w:r>
+            <w:rPr>
+              <w:rStyle w:val="PlatzhalterZchn"/>
+              <w:sz w:val="16"/>
+              <w:szCs w:val="16"/>
+            </w:rPr>
+            <w:t>NAME }</w:t>
+          </w:r>
+          <w:proofErr w:type="gramEnd"/>
+          <w:r>
+            <w:rPr>
+              <w:rStyle w:val="PlatzhalterZchn"/>
+              <w:sz w:val="16"/>
+              <w:szCs w:val="16"/>
+            </w:rPr>
+            <w:t>}</w:t>
+          </w:r>
+          <w:r>
+            <w:rPr>
+              <w:sz w:val="16"/>
+              <w:szCs w:val="16"/>
+            </w:rPr>
+            <w:t xml:space="preserve"> | </w:t>
+          </w:r>
+          <w:r>
+            <w:rPr>
+              <w:sz w:val="16"/>
+              <w:szCs w:val="16"/>
+            </w:rPr>
+            <w:t>Baubehörde</w:t>
+          </w:r>
+          <w:r>
+            <w:rPr>
+              <w:sz w:val="16"/>
+              <w:szCs w:val="16"/>
+            </w:rPr>
+            <w:t xml:space="preserve"> | </w:t>
+          </w:r>
+          <w:proofErr w:type="gramStart"/>
+          <w:r>
+            <w:rPr>
+              <w:rStyle w:val="PlatzhalterZchn"/>
+              <w:sz w:val="16"/>
+              <w:szCs w:val="16"/>
+            </w:rPr>
+            <w:t>{{ LEITBEHOERDE</w:t>
+          </w:r>
+          <w:proofErr w:type="gramEnd"/>
+          <w:r>
+            <w:rPr>
+              <w:rStyle w:val="PlatzhalterZchn"/>
+              <w:sz w:val="16"/>
+              <w:szCs w:val="16"/>
+            </w:rPr>
+            <w:t>_ADRESSE_</w:t>
+          </w:r>
+          <w:proofErr w:type="gramStart"/>
+          <w:r>
+            <w:rPr>
+              <w:rStyle w:val="PlatzhalterZchn"/>
+              <w:sz w:val="16"/>
+              <w:szCs w:val="16"/>
+            </w:rPr>
+            <w:t>1 }</w:t>
+          </w:r>
+          <w:proofErr w:type="gramEnd"/>
+          <w:r>
+            <w:rPr>
+              <w:rStyle w:val="PlatzhalterZchn"/>
+              <w:sz w:val="16"/>
+              <w:szCs w:val="16"/>
+            </w:rPr>
+            <w:t>}</w:t>
+          </w:r>
+          <w:r>
+            <w:rPr>
+              <w:sz w:val="16"/>
+              <w:szCs w:val="16"/>
+            </w:rPr>
+            <w:t xml:space="preserve"> | </w:t>
+          </w:r>
+          <w:proofErr w:type="gramStart"/>
+          <w:r>
+            <w:rPr>
+              <w:rStyle w:val="PlatzhalterZchn"/>
+              <w:sz w:val="16"/>
+              <w:szCs w:val="16"/>
+            </w:rPr>
+            <w:t>{{ LEITBEHOERDE</w:t>
+          </w:r>
+          <w:proofErr w:type="gramEnd"/>
+          <w:r>
+            <w:rPr>
+              <w:rStyle w:val="PlatzhalterZchn"/>
+              <w:sz w:val="16"/>
+              <w:szCs w:val="16"/>
+            </w:rPr>
+            <w:t>_ADRESSE_</w:t>
+          </w:r>
+          <w:proofErr w:type="gramStart"/>
+          <w:r>
+            <w:rPr>
+              <w:rStyle w:val="PlatzhalterZchn"/>
+              <w:sz w:val="16"/>
+              <w:szCs w:val="16"/>
+            </w:rPr>
+            <w:t>2 }</w:t>
+          </w:r>
+          <w:proofErr w:type="gramEnd"/>
+          <w:r>
+            <w:rPr>
+              <w:rStyle w:val="PlatzhalterZchn"/>
+              <w:sz w:val="16"/>
+              <w:szCs w:val="16"/>
+            </w:rPr>
+            <w:t>}</w:t>
+          </w:r>
+          <w:r>
+            <w:rPr>
+              <w:sz w:val="16"/>
+              <w:szCs w:val="16"/>
+            </w:rPr>
+            <w:t xml:space="preserve"> | </w:t>
+          </w:r>
+          <w:proofErr w:type="gramStart"/>
+          <w:r>
+            <w:rPr>
+              <w:rStyle w:val="PlatzhalterZchn"/>
+              <w:sz w:val="16"/>
+              <w:szCs w:val="16"/>
+            </w:rPr>
+            <w:t>{{ LEITBEHOERDE</w:t>
+          </w:r>
+          <w:proofErr w:type="gramEnd"/>
+          <w:r>
+            <w:rPr>
+              <w:rStyle w:val="PlatzhalterZchn"/>
+              <w:sz w:val="16"/>
+              <w:szCs w:val="16"/>
+            </w:rPr>
+            <w:t>_</w:t>
+          </w:r>
+          <w:proofErr w:type="gramStart"/>
+          <w:r>
+            <w:rPr>
+              <w:rStyle w:val="PlatzhalterZchn"/>
+              <w:sz w:val="16"/>
+              <w:szCs w:val="16"/>
+            </w:rPr>
+            <w:t>TELEFON }</w:t>
+          </w:r>
+          <w:proofErr w:type="gramEnd"/>
+          <w:r>
+            <w:rPr>
+              <w:rStyle w:val="PlatzhalterZchn"/>
+              <w:sz w:val="16"/>
+              <w:szCs w:val="16"/>
+            </w:rPr>
+            <w:t>}</w:t>
+          </w:r>
+          <w:r>
+            <w:rPr>
+              <w:sz w:val="16"/>
+              <w:szCs w:val="16"/>
+            </w:rPr>
+            <w:t xml:space="preserve"> | </w:t>
+          </w:r>
+          <w:proofErr w:type="gramStart"/>
+          <w:r>
+            <w:rPr>
+              <w:rStyle w:val="PlatzhalterZchn"/>
+              <w:sz w:val="16"/>
+              <w:szCs w:val="16"/>
+            </w:rPr>
+            <w:t>{{ LEITBEHOERDE</w:t>
+          </w:r>
+          <w:proofErr w:type="gramEnd"/>
+          <w:r>
+            <w:rPr>
+              <w:rStyle w:val="PlatzhalterZchn"/>
+              <w:sz w:val="16"/>
+              <w:szCs w:val="16"/>
+            </w:rPr>
+            <w:t>_</w:t>
+          </w:r>
+          <w:proofErr w:type="gramStart"/>
+          <w:r>
+            <w:rPr>
+              <w:rStyle w:val="PlatzhalterZchn"/>
+              <w:sz w:val="16"/>
+              <w:szCs w:val="16"/>
+            </w:rPr>
+            <w:t>EMAIL</w:t>
+          </w:r>
+          <w:proofErr w:type="gramEnd"/>
+          <w:r>
+            <w:rPr>
+              <w:rStyle w:val="PlatzhalterZchn"/>
+              <w:sz w:val="16"/>
+              <w:szCs w:val="16"/>
+            </w:rPr>
+            <w:t xml:space="preserve"> }}</w:t>
+          </w:r>
+        </w:p>
+      </w:tc>
+      <w:tc>
+        <w:tcPr>
+          <w:tcW w:w="561" w:type="dxa"/>
+          <w:vAlign w:val="bottom"/>
+        </w:tcPr>
+        <w:p>
+          <w:pPr>
+            <w:jc w:val="right"/>
+            <w:rPr>
+              <w:rStyle w:val="PlatzhalterZchn"/>
+              <w:sz w:val="16"/>
+              <w:szCs w:val="16"/>
+            </w:rPr>
+          </w:pPr>
+          <w:r>
+            <w:rPr>
+              <w:sz w:val="16"/>
+              <w:szCs w:val="16"/>
+            </w:rPr>
+            <w:fldChar w:fldCharType="begin"/>
+          </w:r>
+          <w:r>
+            <w:rPr>
+              <w:sz w:val="16"/>
+              <w:szCs w:val="16"/>
+            </w:rPr>
+            <w:instrText xml:space="preserve"> PAGE  \* Arabic  \* MERGEFORMAT </w:instrText>
+          </w:r>
+          <w:r>
+            <w:rPr>
+              <w:sz w:val="16"/>
+              <w:szCs w:val="16"/>
+            </w:rPr>
+            <w:fldChar w:fldCharType="separate"/>
+          </w:r>
+          <w:r>
+            <w:rPr>
+              <w:sz w:val="16"/>
+              <w:szCs w:val="16"/>
+            </w:rPr>
+            <w:t>1</w:t>
+          </w:r>
+          <w:r>
+            <w:rPr>
+              <w:sz w:val="16"/>
+              <w:szCs w:val="16"/>
+            </w:rPr>
+            <w:fldChar w:fldCharType="end"/>
+          </w:r>
+          <w:r>
+            <w:rPr>
+              <w:sz w:val="16"/>
+              <w:szCs w:val="16"/>
+            </w:rPr>
+            <w:t>/</w:t>
+          </w:r>
+          <w:r>
+            <w:rPr>
+              <w:sz w:val="16"/>
+              <w:szCs w:val="16"/>
+            </w:rPr>
+            <w:fldChar w:fldCharType="begin"/>
+          </w:r>
+          <w:r>
+            <w:rPr>
+              <w:sz w:val="16"/>
+              <w:szCs w:val="16"/>
+            </w:rPr>
+            <w:instrText xml:space="preserve"> NUMPAGES  \* Arabic  \* MERGEFORMAT </w:instrText>
+          </w:r>
+          <w:r>
+            <w:rPr>
+              <w:sz w:val="16"/>
+              <w:szCs w:val="16"/>
+            </w:rPr>
+            <w:fldChar w:fldCharType="separate"/>
+          </w:r>
+          <w:r>
+            <w:rPr>
+              <w:sz w:val="16"/>
+              <w:szCs w:val="16"/>
+            </w:rPr>
+            <w:t>8</w:t>
+          </w:r>
+          <w:r>
+            <w:rPr>
+              <w:sz w:val="16"/>
+              <w:szCs w:val="16"/>
+            </w:rPr>
+            <w:fldChar w:fldCharType="end"/>
+          </w:r>
+        </w:p>
+      </w:tc>
+    </w:tr>
+  </w:tbl>
   <w:p>
     <w:pPr>
-      <w:tabs>
-        <w:tab w:val="right" w:pos="9355"/>
-      </w:tabs>
-      <w:spacing w:before="240"/>
+      <w:pStyle w:val="Fuzeile"/>
       <w:rPr>
-        <w:sz w:val="16"/>
-        <w:szCs w:val="16"/>
+        <w:sz w:val="2"/>
+        <w:szCs w:val="2"/>
       </w:rPr>
     </w:pPr>
-    <w:proofErr w:type="gramStart"/>
-    <w:r>
-      <w:rPr>
-        <w:rStyle w:val="PlatzhalterZchn"/>
-        <w:sz w:val="16"/>
-        <w:szCs w:val="16"/>
-      </w:rPr>
-      <w:t>{{ LEITBEHOERDE</w:t>
-    </w:r>
-    <w:proofErr w:type="gramEnd"/>
-    <w:r>
-      <w:rPr>
-        <w:rStyle w:val="PlatzhalterZchn"/>
-        <w:sz w:val="16"/>
-        <w:szCs w:val="16"/>
-      </w:rPr>
-      <w:t>_</w:t>
-    </w:r>
-    <w:proofErr w:type="gramStart"/>
-    <w:r>
-      <w:rPr>
-        <w:rStyle w:val="PlatzhalterZchn"/>
-        <w:sz w:val="16"/>
-        <w:szCs w:val="16"/>
-      </w:rPr>
-      <w:t>NAME }</w:t>
-    </w:r>
-    <w:proofErr w:type="gramEnd"/>
-    <w:r>
-      <w:rPr>
-        <w:rStyle w:val="PlatzhalterZchn"/>
-        <w:sz w:val="16"/>
-        <w:szCs w:val="16"/>
-      </w:rPr>
-      <w:t>}</w:t>
-    </w:r>
-    <w:r>
-      <w:rPr>
-        <w:sz w:val="16"/>
-        <w:szCs w:val="16"/>
-      </w:rPr>
-      <w:t xml:space="preserve"> | Direktion Bau | </w:t>
-    </w:r>
-    <w:proofErr w:type="gramStart"/>
-    <w:r>
-      <w:rPr>
-        <w:rStyle w:val="PlatzhalterZchn"/>
-        <w:sz w:val="16"/>
-        <w:szCs w:val="16"/>
-      </w:rPr>
-      <w:t>{{ LEITBEHOERDE</w:t>
-    </w:r>
-    <w:proofErr w:type="gramEnd"/>
-    <w:r>
-      <w:rPr>
-        <w:rStyle w:val="PlatzhalterZchn"/>
-        <w:sz w:val="16"/>
-        <w:szCs w:val="16"/>
-      </w:rPr>
-      <w:t>_ADRESSE_</w:t>
-    </w:r>
-    <w:proofErr w:type="gramStart"/>
-    <w:r>
-      <w:rPr>
-        <w:rStyle w:val="PlatzhalterZchn"/>
-        <w:sz w:val="16"/>
-        <w:szCs w:val="16"/>
-      </w:rPr>
-      <w:t>1 }</w:t>
-    </w:r>
-    <w:proofErr w:type="gramEnd"/>
-    <w:r>
-      <w:rPr>
-        <w:rStyle w:val="PlatzhalterZchn"/>
-        <w:sz w:val="16"/>
-        <w:szCs w:val="16"/>
-      </w:rPr>
-      <w:t>}</w:t>
-    </w:r>
-    <w:r>
-      <w:rPr>
-        <w:sz w:val="16"/>
-        <w:szCs w:val="16"/>
-      </w:rPr>
-      <w:t xml:space="preserve"> | </w:t>
-    </w:r>
-    <w:proofErr w:type="gramStart"/>
-    <w:r>
-      <w:rPr>
-        <w:rStyle w:val="PlatzhalterZchn"/>
-        <w:sz w:val="16"/>
-        <w:szCs w:val="16"/>
-      </w:rPr>
-      <w:t>{{ LEITBEHOERDE</w:t>
-    </w:r>
-    <w:proofErr w:type="gramEnd"/>
-    <w:r>
-      <w:rPr>
-        <w:rStyle w:val="PlatzhalterZchn"/>
-        <w:sz w:val="16"/>
-        <w:szCs w:val="16"/>
-      </w:rPr>
-      <w:t>_ADRESSE_</w:t>
-    </w:r>
-    <w:proofErr w:type="gramStart"/>
-    <w:r>
-      <w:rPr>
-        <w:rStyle w:val="PlatzhalterZchn"/>
-        <w:sz w:val="16"/>
-        <w:szCs w:val="16"/>
-      </w:rPr>
-      <w:t>2 }</w:t>
-    </w:r>
-    <w:proofErr w:type="gramEnd"/>
-    <w:r>
-      <w:rPr>
-        <w:rStyle w:val="PlatzhalterZchn"/>
-        <w:sz w:val="16"/>
-        <w:szCs w:val="16"/>
-      </w:rPr>
-      <w:t>}</w:t>
-    </w:r>
-    <w:r>
-      <w:rPr>
-        <w:sz w:val="16"/>
-        <w:szCs w:val="16"/>
-      </w:rPr>
-      <w:t xml:space="preserve"> | </w:t>
-    </w:r>
-    <w:proofErr w:type="gramStart"/>
-    <w:r>
-      <w:rPr>
-        <w:rStyle w:val="PlatzhalterZchn"/>
-        <w:sz w:val="16"/>
-        <w:szCs w:val="16"/>
-      </w:rPr>
-      <w:t>{{ LEITBEHOERDE</w:t>
-    </w:r>
-    <w:proofErr w:type="gramEnd"/>
-    <w:r>
-      <w:rPr>
-        <w:rStyle w:val="PlatzhalterZchn"/>
-        <w:sz w:val="16"/>
-        <w:szCs w:val="16"/>
-      </w:rPr>
-      <w:t>_</w:t>
-    </w:r>
-    <w:proofErr w:type="gramStart"/>
-    <w:r>
-      <w:rPr>
-        <w:rStyle w:val="PlatzhalterZchn"/>
-        <w:sz w:val="16"/>
-        <w:szCs w:val="16"/>
-      </w:rPr>
-      <w:t>TELEFON }</w:t>
-    </w:r>
-    <w:proofErr w:type="gramEnd"/>
-    <w:r>
-      <w:rPr>
-        <w:rStyle w:val="PlatzhalterZchn"/>
-        <w:sz w:val="16"/>
-        <w:szCs w:val="16"/>
-      </w:rPr>
-      <w:t>}</w:t>
-    </w:r>
-    <w:r>
-      <w:rPr>
-        <w:sz w:val="16"/>
-        <w:szCs w:val="16"/>
-      </w:rPr>
-      <w:t xml:space="preserve"> | </w:t>
-    </w:r>
-    <w:proofErr w:type="gramStart"/>
-    <w:r>
-      <w:rPr>
-        <w:rStyle w:val="PlatzhalterZchn"/>
-        <w:sz w:val="16"/>
-        <w:szCs w:val="16"/>
-      </w:rPr>
-      <w:t>{{ LEITBEHOERDE</w:t>
-    </w:r>
-    <w:proofErr w:type="gramEnd"/>
-    <w:r>
-      <w:rPr>
-        <w:rStyle w:val="PlatzhalterZchn"/>
-        <w:sz w:val="16"/>
-        <w:szCs w:val="16"/>
-      </w:rPr>
-      <w:t>_</w:t>
-    </w:r>
-    <w:proofErr w:type="gramStart"/>
-    <w:r>
-      <w:rPr>
-        <w:rStyle w:val="PlatzhalterZchn"/>
-        <w:sz w:val="16"/>
-        <w:szCs w:val="16"/>
-      </w:rPr>
-      <w:t>EMAIL }</w:t>
-    </w:r>
-    <w:proofErr w:type="gramEnd"/>
-    <w:r>
-      <w:rPr>
-        <w:rStyle w:val="PlatzhalterZchn"/>
-        <w:sz w:val="16"/>
-        <w:szCs w:val="16"/>
-      </w:rPr>
-      <w:t>}</w:t>
-    </w:r>
-  </w:p>
-  <w:p>
-    <w:pPr>
-      <w:tabs>
-        <w:tab w:val="right" w:pos="9355"/>
-      </w:tabs>
-      <w:spacing w:before="120"/>
-      <w:rPr>
-        <w:sz w:val="16"/>
-      </w:rPr>
-    </w:pPr>
-    <w:r>
-      <w:rPr>
-        <w:sz w:val="16"/>
-        <w:szCs w:val="16"/>
-      </w:rPr>
-      <w:tab/>
-    </w:r>
-    <w:r>
-      <w:rPr>
-        <w:sz w:val="16"/>
-      </w:rPr>
-      <w:fldChar w:fldCharType="begin"/>
-    </w:r>
-    <w:r>
-      <w:rPr>
-        <w:sz w:val="16"/>
-      </w:rPr>
-      <w:instrText xml:space="preserve"> </w:instrText>
-    </w:r>
-    <w:r>
-      <w:rPr>
-        <w:sz w:val="16"/>
-      </w:rPr>
-      <w:instrText>PAGE</w:instrText>
-    </w:r>
-    <w:r>
-      <w:rPr>
-        <w:sz w:val="16"/>
-      </w:rPr>
-      <w:instrText xml:space="preserve">  \* Arabic  \* MERGEFORMAT </w:instrText>
-    </w:r>
-    <w:r>
-      <w:rPr>
-        <w:sz w:val="16"/>
-      </w:rPr>
-      <w:fldChar w:fldCharType="separate"/>
-    </w:r>
-    <w:r>
-      <w:rPr>
-        <w:sz w:val="16"/>
-      </w:rPr>
-      <w:t>3</w:t>
-    </w:r>
-    <w:r>
-      <w:rPr>
-        <w:sz w:val="16"/>
-      </w:rPr>
-      <w:fldChar w:fldCharType="end"/>
-    </w:r>
-    <w:r>
-      <w:rPr>
-        <w:sz w:val="16"/>
-      </w:rPr>
-      <w:t>/</w:t>
-    </w:r>
-    <w:r>
-      <w:rPr>
-        <w:sz w:val="16"/>
-      </w:rPr>
-      <w:fldChar w:fldCharType="begin"/>
-    </w:r>
-    <w:r>
-      <w:rPr>
-        <w:sz w:val="16"/>
-      </w:rPr>
-      <w:instrText xml:space="preserve"> </w:instrText>
-    </w:r>
-    <w:r>
-      <w:rPr>
-        <w:sz w:val="16"/>
-      </w:rPr>
-      <w:instrText>NUMPAGES</w:instrText>
-    </w:r>
-    <w:r>
-      <w:rPr>
-        <w:sz w:val="16"/>
-      </w:rPr>
-      <w:instrText xml:space="preserve">  \* Arabic  \* MERGEFORMAT </w:instrText>
-    </w:r>
-    <w:r>
-      <w:rPr>
-        <w:sz w:val="16"/>
-      </w:rPr>
-      <w:fldChar w:fldCharType="separate"/>
-    </w:r>
-    <w:r>
-      <w:rPr>
-        <w:sz w:val="16"/>
-      </w:rPr>
-      <w:t>7</w:t>
-    </w:r>
-    <w:r>
-      <w:rPr>
-        <w:sz w:val="16"/>
-      </w:rPr>
-      <w:fldChar w:fldCharType="end"/>
-    </w:r>
   </w:p>
 </w:ftr>
 </file>
@@ -5471,83 +5368,213 @@
 <w:hdr xmlns:wpc="http://schemas.microsoft.com/office/word/2010/wordprocessingCanvas" xmlns:cx="http://schemas.microsoft.com/office/drawing/2014/chartex" xmlns:cx1="http://schemas.microsoft.com/office/drawing/2015/9/8/chartex" xmlns:cx2="http://schemas.microsoft.com/office/drawing/2015/10/21/chartex" xmlns:cx3="http://schemas.microsoft.com/office/drawing/2016/5/9/chartex" xmlns:cx4="http://schemas.microsoft.com/office/drawing/2016/5/10/chartex" xmlns:cx5="http://schemas.microsoft.com/office/drawing/2016/5/11/chartex" xmlns:cx6="http://schemas.microsoft.com/office/drawing/2016/5/12/chartex" xmlns:cx7="http://schemas.microsoft.com/office/drawing/2016/5/13/chartex" xmlns:cx8="http://schemas.microsoft.com/office/drawing/2016/5/14/chartex" xmlns:mc="http://schemas.openxmlformats.org/markup-compatibility/2006" xmlns:aink="http://schemas.microsoft.com/office/drawing/2016/ink" xmlns:am3d="http://schemas.microsoft.com/office/drawing/2017/model3d" xmlns:o="urn:schemas-microsoft-com:office:office" xmlns:oel="http://schemas.microsoft.com/office/2019/extlst" xmlns:r="http://schemas.openxmlformats.org/officeDocument/2006/relationships" xmlns:m="http://schemas.openxmlformats.org/officeDocument/2006/math" xmlns:v="urn:schemas-microsoft-com:vml" xmlns:wp14="http://schemas.microsoft.com/office/word/2010/wordprocessingDrawing" xmlns:wp="http://schemas.openxmlformats.org/drawingml/2006/wordprocessingDrawing" xmlns:w10="urn:schemas-microsoft-com:office:word" xmlns:w="http://schemas.openxmlformats.org/wordprocessingml/2006/main" xmlns:w14="http://schemas.microsoft.com/office/word/2010/wordml" xmlns:w15="http://schemas.microsoft.com/office/word/2012/wordml" xmlns:w16cex="http://schemas.microsoft.com/office/word/2018/wordml/cex" xmlns:w16cid="http://schemas.microsoft.com/office/word/2016/wordml/cid" xmlns:w16="http://schemas.microsoft.com/office/word/2018/wordml" xmlns:w16du="http://schemas.microsoft.com/office/word/2023/wordml/word16du" xmlns:w16sdtdh="http://schemas.microsoft.com/office/word/2020/wordml/sdtdatahash" xmlns:w16sdtfl="http://schemas.microsoft.com/office/word/2024/wordml/sdtformatlock" xmlns:w16se="http://schemas.microsoft.com/office/word/2015/wordml/symex" xmlns:wpg="http://schemas.microsoft.com/office/word/2010/wordprocessingGroup" xmlns:wpi="http://schemas.microsoft.com/office/word/2010/wordprocessingInk" xmlns:wne="http://schemas.microsoft.com/office/word/2006/wordml" xmlns:wps="http://schemas.microsoft.com/office/word/2010/wordprocessingShape" mc:Ignorable="w14 w15 w16se w16cid w16 w16cex w16sdtdh w16sdtfl w16du wp14">
   <w:p>
     <w:pPr>
-      <w:pStyle w:val="Platzhalter"/>
-      <w:spacing w:before="360" w:after="120"/>
+      <w:pStyle w:val="Kopfzeile"/>
+      <w:tabs>
+        <w:tab w:val="clear" w:pos="4536"/>
+        <w:tab w:val="clear" w:pos="9072"/>
+      </w:tabs>
       <w:jc w:val="right"/>
     </w:pPr>
-    <w:proofErr w:type="gramStart"/>
-    <w:r>
-      <w:t>{{ "</w:t>
-    </w:r>
-    <w:proofErr w:type="gramEnd"/>
-    <w:r>
-      <w:t>GEMEINDE_WAPPEN" |</w:t>
-    </w:r>
-    <w:proofErr w:type="spellStart"/>
-    <w:proofErr w:type="gramStart"/>
-    <w:r>
-      <w:t>image</w:t>
-    </w:r>
-    <w:proofErr w:type="spellEnd"/>
-    <w:r>
-      <w:t>(</w:t>
-    </w:r>
-    <w:proofErr w:type="gramEnd"/>
-    <w:r>
-      <w:t>55, 25, True</w:t>
-    </w:r>
-    <w:proofErr w:type="gramStart"/>
-    <w:r>
-      <w:t>) }</w:t>
-    </w:r>
-    <w:proofErr w:type="gramEnd"/>
-    <w:r>
-      <w:t>}</w:t>
-    </w:r>
   </w:p>
 </w:hdr>
 </file>
 
 <file path=word/header2.xml><?xml version="1.0" encoding="utf-8"?>
 <w:hdr xmlns:wpc="http://schemas.microsoft.com/office/word/2010/wordprocessingCanvas" xmlns:cx="http://schemas.microsoft.com/office/drawing/2014/chartex" xmlns:cx1="http://schemas.microsoft.com/office/drawing/2015/9/8/chartex" xmlns:cx2="http://schemas.microsoft.com/office/drawing/2015/10/21/chartex" xmlns:cx3="http://schemas.microsoft.com/office/drawing/2016/5/9/chartex" xmlns:cx4="http://schemas.microsoft.com/office/drawing/2016/5/10/chartex" xmlns:cx5="http://schemas.microsoft.com/office/drawing/2016/5/11/chartex" xmlns:cx6="http://schemas.microsoft.com/office/drawing/2016/5/12/chartex" xmlns:cx7="http://schemas.microsoft.com/office/drawing/2016/5/13/chartex" xmlns:cx8="http://schemas.microsoft.com/office/drawing/2016/5/14/chartex" xmlns:mc="http://schemas.openxmlformats.org/markup-compatibility/2006" xmlns:aink="http://schemas.microsoft.com/office/drawing/2016/ink" xmlns:am3d="http://schemas.microsoft.com/office/drawing/2017/model3d" xmlns:o="urn:schemas-microsoft-com:office:office" xmlns:oel="http://schemas.microsoft.com/office/2019/extlst" xmlns:r="http://schemas.openxmlformats.org/officeDocument/2006/relationships" xmlns:m="http://schemas.openxmlformats.org/officeDocument/2006/math" xmlns:v="urn:schemas-microsoft-com:vml" xmlns:wp14="http://schemas.microsoft.com/office/word/2010/wordprocessingDrawing" xmlns:wp="http://schemas.openxmlformats.org/drawingml/2006/wordprocessingDrawing" xmlns:w10="urn:schemas-microsoft-com:office:word" xmlns:w="http://schemas.openxmlformats.org/wordprocessingml/2006/main" xmlns:w14="http://schemas.microsoft.com/office/word/2010/wordml" xmlns:w15="http://schemas.microsoft.com/office/word/2012/wordml" xmlns:w16cex="http://schemas.microsoft.com/office/word/2018/wordml/cex" xmlns:w16cid="http://schemas.microsoft.com/office/word/2016/wordml/cid" xmlns:w16="http://schemas.microsoft.com/office/word/2018/wordml" xmlns:w16du="http://schemas.microsoft.com/office/word/2023/wordml/word16du" xmlns:w16sdtdh="http://schemas.microsoft.com/office/word/2020/wordml/sdtdatahash" xmlns:w16sdtfl="http://schemas.microsoft.com/office/word/2024/wordml/sdtformatlock" xmlns:w16se="http://schemas.microsoft.com/office/word/2015/wordml/symex" xmlns:wpg="http://schemas.microsoft.com/office/word/2010/wordprocessingGroup" xmlns:wpi="http://schemas.microsoft.com/office/word/2010/wordprocessingInk" xmlns:wne="http://schemas.microsoft.com/office/word/2006/wordml" xmlns:wps="http://schemas.microsoft.com/office/word/2010/wordprocessingShape" mc:Ignorable="w14 w15 w16se w16cid w16 w16cex w16sdtdh w16sdtfl w16du wp14">
+  <w:tbl>
+    <w:tblPr>
+      <w:tblStyle w:val="Tabellenraster"/>
+      <w:tblW w:w="9639" w:type="dxa"/>
+      <w:tblBorders>
+        <w:top w:val="none" w:sz="0" w:space="0" w:color="auto"/>
+        <w:left w:val="none" w:sz="0" w:space="0" w:color="auto"/>
+        <w:bottom w:val="none" w:sz="0" w:space="0" w:color="auto"/>
+        <w:right w:val="none" w:sz="0" w:space="0" w:color="auto"/>
+        <w:insideH w:val="none" w:sz="0" w:space="0" w:color="auto"/>
+        <w:insideV w:val="none" w:sz="0" w:space="0" w:color="auto"/>
+      </w:tblBorders>
+      <w:tblCellMar>
+        <w:left w:w="0" w:type="dxa"/>
+        <w:right w:w="0" w:type="dxa"/>
+      </w:tblCellMar>
+      <w:tblLook w:val="04A0" w:firstRow="1" w:lastRow="0" w:firstColumn="1" w:lastColumn="0" w:noHBand="0" w:noVBand="1"/>
+    </w:tblPr>
+    <w:tblGrid>
+      <w:gridCol w:w="5840"/>
+      <w:gridCol w:w="3799"/>
+    </w:tblGrid>
+    <w:tr>
+      <w:trPr>
+        <w:trHeight w:hRule="exact" w:val="1474"/>
+      </w:trPr>
+      <w:tc>
+        <w:tcPr>
+          <w:tcW w:w="5840" w:type="dxa"/>
+        </w:tcPr>
+        <w:p>
+          <w:pPr>
+            <w:pStyle w:val="Platzhalter"/>
+            <w:rPr>
+              <w:b/>
+              <w:bCs/>
+            </w:rPr>
+          </w:pPr>
+          <w:proofErr w:type="gramStart"/>
+          <w:r>
+            <w:rPr>
+              <w:b/>
+              <w:bCs/>
+            </w:rPr>
+            <w:t>{{ LEITBEHOERDE</w:t>
+          </w:r>
+          <w:proofErr w:type="gramEnd"/>
+          <w:r>
+            <w:rPr>
+              <w:b/>
+              <w:bCs/>
+            </w:rPr>
+            <w:t>_</w:t>
+          </w:r>
+          <w:proofErr w:type="gramStart"/>
+          <w:r>
+            <w:rPr>
+              <w:b/>
+              <w:bCs/>
+            </w:rPr>
+            <w:t>NAME }</w:t>
+          </w:r>
+          <w:proofErr w:type="gramEnd"/>
+          <w:r>
+            <w:rPr>
+              <w:b/>
+              <w:bCs/>
+            </w:rPr>
+            <w:t>}</w:t>
+          </w:r>
+        </w:p>
+        <w:p>
+          <w:pPr>
+            <w:rPr>
+              <w:sz w:val="18"/>
+              <w:szCs w:val="18"/>
+            </w:rPr>
+          </w:pPr>
+          <w:r>
+            <w:rPr>
+              <w:sz w:val="18"/>
+              <w:szCs w:val="18"/>
+            </w:rPr>
+            <w:t>Baubehörde</w:t>
+          </w:r>
+        </w:p>
+        <w:p>
+          <w:pPr>
+            <w:pStyle w:val="Platzhalter"/>
+            <w:rPr>
+              <w:sz w:val="18"/>
+              <w:szCs w:val="18"/>
+            </w:rPr>
+          </w:pPr>
+          <w:proofErr w:type="gramStart"/>
+          <w:r>
+            <w:rPr>
+              <w:sz w:val="18"/>
+              <w:szCs w:val="18"/>
+            </w:rPr>
+            <w:t>{{ LEITBEHOERDE</w:t>
+          </w:r>
+          <w:proofErr w:type="gramEnd"/>
+          <w:r>
+            <w:rPr>
+              <w:sz w:val="18"/>
+              <w:szCs w:val="18"/>
+            </w:rPr>
+            <w:t>_ADRESSE_</w:t>
+          </w:r>
+          <w:proofErr w:type="gramStart"/>
+          <w:r>
+            <w:rPr>
+              <w:sz w:val="18"/>
+              <w:szCs w:val="18"/>
+            </w:rPr>
+            <w:t>1 }</w:t>
+          </w:r>
+          <w:proofErr w:type="gramEnd"/>
+          <w:r>
+            <w:rPr>
+              <w:sz w:val="18"/>
+              <w:szCs w:val="18"/>
+            </w:rPr>
+            <w:t>}</w:t>
+          </w:r>
+        </w:p>
+        <w:p>
+          <w:pPr>
+            <w:pStyle w:val="Platzhalter"/>
+          </w:pPr>
+          <w:proofErr w:type="gramStart"/>
+          <w:r>
+            <w:rPr>
+              <w:sz w:val="18"/>
+              <w:szCs w:val="18"/>
+            </w:rPr>
+            <w:t>{{ LEITBEHOERDE</w:t>
+          </w:r>
+          <w:proofErr w:type="gramEnd"/>
+          <w:r>
+            <w:rPr>
+              <w:sz w:val="18"/>
+              <w:szCs w:val="18"/>
+            </w:rPr>
+            <w:t>_ADRESSE_2 }}</w:t>
+          </w:r>
+        </w:p>
+      </w:tc>
+      <w:tc>
+        <w:tcPr>
+          <w:tcW w:w="3799" w:type="dxa"/>
+        </w:tcPr>
+        <w:p>
+          <w:pPr>
+            <w:pStyle w:val="Platzhalter"/>
+            <w:jc w:val="right"/>
+          </w:pPr>
+          <w:proofErr w:type="gramStart"/>
+          <w:r>
+            <w:t>{{ "</w:t>
+          </w:r>
+          <w:proofErr w:type="gramEnd"/>
+          <w:r>
+            <w:t>GEMEINDE_WAPPEN" |</w:t>
+          </w:r>
+          <w:proofErr w:type="spellStart"/>
+          <w:proofErr w:type="gramStart"/>
+          <w:r>
+            <w:t>image</w:t>
+          </w:r>
+          <w:proofErr w:type="spellEnd"/>
+          <w:r>
+            <w:t>(</w:t>
+          </w:r>
+          <w:proofErr w:type="gramEnd"/>
+          <w:r>
+            <w:t>55, 25, True) }}</w:t>
+          </w:r>
+        </w:p>
+      </w:tc>
+    </w:tr>
+  </w:tbl>
   <w:p>
     <w:pPr>
       <w:pStyle w:val="Platzhalter"/>
-      <w:spacing w:before="360" w:after="120"/>
-      <w:jc w:val="right"/>
+      <w:tabs>
+        <w:tab w:val="left" w:pos="1223"/>
+      </w:tabs>
+      <w:rPr>
+        <w:sz w:val="2"/>
+        <w:szCs w:val="2"/>
+      </w:rPr>
     </w:pPr>
-    <w:proofErr w:type="gramStart"/>
-    <w:r>
-      <w:t>{{ "</w:t>
-    </w:r>
-    <w:proofErr w:type="gramEnd"/>
-    <w:r>
-      <w:t>GEMEINDE_WAPPEN" |</w:t>
-    </w:r>
-    <w:proofErr w:type="spellStart"/>
-    <w:proofErr w:type="gramStart"/>
-    <w:r>
-      <w:t>image</w:t>
-    </w:r>
-    <w:proofErr w:type="spellEnd"/>
-    <w:r>
-      <w:t>(</w:t>
-    </w:r>
-    <w:proofErr w:type="gramEnd"/>
-    <w:r>
-      <w:t xml:space="preserve">None, </w:t>
-    </w:r>
-    <w:r>
-      <w:t>7</w:t>
-    </w:r>
-    <w:proofErr w:type="gramStart"/>
-    <w:r>
-      <w:t>) }</w:t>
-    </w:r>
-    <w:proofErr w:type="gramEnd"/>
-    <w:r>
-      <w:t>}</w:t>
-    </w:r>
   </w:p>
 </w:hdr>
 </file>
@@ -9019,72 +9046,6 @@
   <w:docParts>
     <w:docPart>
       <w:docPartPr>
-        <w:name w:val="F881FAFA89AA4A4CB8F18BBB0DA76F55"/>
-        <w:category>
-          <w:name w:val="Allgemein"/>
-          <w:gallery w:val="placeholder"/>
-        </w:category>
-        <w:types>
-          <w:type w:val="bbPlcHdr"/>
-        </w:types>
-        <w:behaviors>
-          <w:behavior w:val="content"/>
-        </w:behaviors>
-        <w:guid w:val="{84CC1A71-685C-4703-A637-2DE7366B300A}"/>
-      </w:docPartPr>
-      <w:docPartBody>
-        <w:p>
-          <w:pPr>
-            <w:pStyle w:val="F881FAFA89AA4A4CB8F18BBB0DA76F55"/>
-          </w:pPr>
-          <w:r>
-            <w:rPr>
-              <w:rStyle w:val="Platzhaltertext"/>
-              <w:rFonts w:eastAsiaTheme="minorHAnsi"/>
-              <w:sz w:val="16"/>
-              <w:szCs w:val="16"/>
-              <w:shd w:val="clear" w:color="auto" w:fill="FAE2D5" w:themeFill="accent2" w:themeFillTint="33"/>
-            </w:rPr>
-            <w:t>Baubehörde eingeben</w:t>
-          </w:r>
-        </w:p>
-      </w:docPartBody>
-    </w:docPart>
-    <w:docPart>
-      <w:docPartPr>
-        <w:name w:val="450042231DB045B6B81A84A546D3040D"/>
-        <w:category>
-          <w:name w:val="Allgemein"/>
-          <w:gallery w:val="placeholder"/>
-        </w:category>
-        <w:types>
-          <w:type w:val="bbPlcHdr"/>
-        </w:types>
-        <w:behaviors>
-          <w:behavior w:val="content"/>
-        </w:behaviors>
-        <w:guid w:val="{4D934DE8-B30C-4E8D-B2CE-8A36F17C58A1}"/>
-      </w:docPartPr>
-      <w:docPartBody>
-        <w:p>
-          <w:pPr>
-            <w:pStyle w:val="450042231DB045B6B81A84A546D3040D"/>
-          </w:pPr>
-          <w:r>
-            <w:rPr>
-              <w:rStyle w:val="Platzhaltertext"/>
-              <w:rFonts w:eastAsiaTheme="minorHAnsi"/>
-              <w:sz w:val="18"/>
-              <w:szCs w:val="18"/>
-              <w:shd w:val="clear" w:color="auto" w:fill="FAE2D5" w:themeFill="accent2" w:themeFillTint="33"/>
-            </w:rPr>
-            <w:t>Baubehörde eingeben</w:t>
-          </w:r>
-        </w:p>
-      </w:docPartBody>
-    </w:docPart>
-    <w:docPart>
-      <w:docPartPr>
         <w:name w:val="464B0A5A5B1947B1A8D29A7DF5782E7E"/>
         <w:category>
           <w:name w:val="Allgemein"/>
@@ -9223,6 +9184,7 @@
     <w:rsidRoot w:val="00C3244B"/>
     <w:rsid w:val="000512CE"/>
     <w:rsid w:val="000F12E2"/>
+    <w:rsid w:val="00165F5A"/>
     <w:rsid w:val="001D25E1"/>
     <w:rsid w:val="00234149"/>
     <w:rsid w:val="002B1E5F"/>
@@ -9233,12 +9195,17 @@
     <w:rsid w:val="00554B56"/>
     <w:rsid w:val="00597F52"/>
     <w:rsid w:val="005A39AE"/>
+    <w:rsid w:val="005B5C24"/>
     <w:rsid w:val="005D6B30"/>
     <w:rsid w:val="00603AED"/>
     <w:rsid w:val="0061129B"/>
     <w:rsid w:val="0065395C"/>
     <w:rsid w:val="006C7C58"/>
+    <w:rsid w:val="006D5908"/>
+    <w:rsid w:val="00716D90"/>
     <w:rsid w:val="00762E7F"/>
+    <w:rsid w:val="007E620C"/>
+    <w:rsid w:val="00884A86"/>
     <w:rsid w:val="008D029F"/>
     <w:rsid w:val="00942C36"/>
     <w:rsid w:val="009E7C9E"/>
@@ -9249,11 +9216,13 @@
     <w:rsid w:val="00B729D0"/>
     <w:rsid w:val="00BA1277"/>
     <w:rsid w:val="00BE2C32"/>
+    <w:rsid w:val="00C14223"/>
     <w:rsid w:val="00C3244B"/>
     <w:rsid w:val="00D929A2"/>
     <w:rsid w:val="00DD3AD4"/>
     <w:rsid w:val="00DF1FA0"/>
     <w:rsid w:val="00E26943"/>
+    <w:rsid w:val="00E96509"/>
     <w:rsid w:val="00EF0D8F"/>
     <w:rsid w:val="00F22F0C"/>
     <w:rsid w:val="00F73624"/>
@@ -9718,48 +9687,8 @@
       <w:color w:val="666666"/>
     </w:rPr>
   </w:style>
-  <w:style w:type="paragraph" w:customStyle="1" w:styleId="450042231DB045B6B81A84A546D3040D">
-    <w:name w:val="450042231DB045B6B81A84A546D3040D"/>
-    <w:rsid w:val="002F0A05"/>
-    <w:pPr>
-      <w:overflowPunct w:val="0"/>
-      <w:autoSpaceDE w:val="0"/>
-      <w:autoSpaceDN w:val="0"/>
-      <w:adjustRightInd w:val="0"/>
-      <w:spacing w:after="0" w:line="259" w:lineRule="auto"/>
-      <w:textAlignment w:val="baseline"/>
-    </w:pPr>
-    <w:rPr>
-      <w:rFonts w:ascii="Arial" w:eastAsia="Times New Roman" w:hAnsi="Arial" w:cs="Times New Roman"/>
-      <w:kern w:val="0"/>
-      <w:sz w:val="22"/>
-      <w:szCs w:val="20"/>
-      <w:lang w:eastAsia="de-DE"/>
-      <w14:ligatures w14:val="none"/>
-    </w:rPr>
-  </w:style>
   <w:style w:type="paragraph" w:customStyle="1" w:styleId="464B0A5A5B1947B1A8D29A7DF5782E7E1">
     <w:name w:val="464B0A5A5B1947B1A8D29A7DF5782E7E1"/>
-    <w:rsid w:val="002F0A05"/>
-    <w:pPr>
-      <w:overflowPunct w:val="0"/>
-      <w:autoSpaceDE w:val="0"/>
-      <w:autoSpaceDN w:val="0"/>
-      <w:adjustRightInd w:val="0"/>
-      <w:spacing w:after="0" w:line="259" w:lineRule="auto"/>
-      <w:textAlignment w:val="baseline"/>
-    </w:pPr>
-    <w:rPr>
-      <w:rFonts w:ascii="Arial" w:eastAsia="Times New Roman" w:hAnsi="Arial" w:cs="Times New Roman"/>
-      <w:kern w:val="0"/>
-      <w:sz w:val="22"/>
-      <w:szCs w:val="20"/>
-      <w:lang w:eastAsia="de-DE"/>
-      <w14:ligatures w14:val="none"/>
-    </w:rPr>
-  </w:style>
-  <w:style w:type="paragraph" w:customStyle="1" w:styleId="F881FAFA89AA4A4CB8F18BBB0DA76F55">
-    <w:name w:val="F881FAFA89AA4A4CB8F18BBB0DA76F55"/>
     <w:rsid w:val="002F0A05"/>
     <w:pPr>
       <w:overflowPunct w:val="0"/>
